--- a/Kim11-1-1-Enerji-Degisimi.docx
+++ b/Kim11-1-1-Enerji-Degisimi.docx
@@ -1022,7 +1022,7 @@
           <w:noProof/>
         </w:rPr>
         <w:drawing>
-          <wp:inline distT="0" distB="0" distL="0" distR="0" wp14:anchorId="5CCDC5E3" wp14:editId="55550E76">
+          <wp:inline distT="0" distB="0" distL="0" distR="0" wp14:anchorId="5CCDC5E3" wp14:editId="5AECF36D">
             <wp:extent cx="5943600" cy="4109085"/>
             <wp:effectExtent l="0" t="0" r="0" b="5715"/>
             <wp:docPr id="1283111962" name="Picture 7" descr="Petrol​ rafinerisi​​ Petrol​ ve​gaz​​ ​ ​ ​ ​ ​ ​endüstriyel"/>
@@ -1661,7 +1661,7 @@
           <w:noProof/>
         </w:rPr>
         <w:drawing>
-          <wp:inline distT="0" distB="0" distL="0" distR="0" wp14:anchorId="0D1C3A2B" wp14:editId="0E7E4083">
+          <wp:inline distT="0" distB="0" distL="0" distR="0" wp14:anchorId="0D1C3A2B" wp14:editId="03687F6C">
             <wp:extent cx="2064419" cy="1513907"/>
             <wp:effectExtent l="0" t="0" r="5715" b="0"/>
             <wp:docPr id="1935132248" name="Picture 8" descr="Blue background of glass of metal-plastic window with water droplets condensation indoors room. High humidity. Moisture condensation problems, hot water vapor condensed on window in cold season"/>
@@ -2157,6 +2157,69 @@
           <w:rFonts w:ascii="Times New Roman" w:hAnsi="Times New Roman" w:cs="Times New Roman"/>
           <w:lang w:val="tr-TR"/>
         </w:rPr>
+        <w:t xml:space="preserve"> (Görsel B)</w:t>
+      </w:r>
+      <w:r>
+        <w:rPr>
+          <w:rFonts w:ascii="Times New Roman" w:hAnsi="Times New Roman" w:cs="Times New Roman"/>
+          <w:lang w:val="tr-TR"/>
+        </w:rPr>
+        <w:t xml:space="preserve"> eklenen buzun bir süre sonra </w:t>
+      </w:r>
+      <w:r>
+        <w:rPr>
+          <w:rFonts w:ascii="Times New Roman" w:hAnsi="Times New Roman" w:cs="Times New Roman"/>
+          <w:lang w:val="tr-TR"/>
+        </w:rPr>
+        <w:t>erimesi</w:t>
+      </w:r>
+      <w:r>
+        <w:rPr>
+          <w:rFonts w:ascii="Times New Roman" w:hAnsi="Times New Roman" w:cs="Times New Roman"/>
+          <w:lang w:val="tr-TR"/>
+        </w:rPr>
+        <w:t>; ilk bakışta sıradan gibi görünen bu durumların her biri, dikkatle incelendiğinde bazı ortak yönler barındırı</w:t>
+      </w:r>
+      <w:r>
+        <w:rPr>
+          <w:rFonts w:ascii="Times New Roman" w:hAnsi="Times New Roman" w:cs="Times New Roman"/>
+          <w:lang w:val="tr-TR"/>
+        </w:rPr>
+        <w:t>r</w:t>
+      </w:r>
+      <w:r>
+        <w:rPr>
+          <w:rFonts w:ascii="Times New Roman" w:hAnsi="Times New Roman" w:cs="Times New Roman"/>
+          <w:lang w:val="tr-TR"/>
+        </w:rPr>
+        <w:t>. Peki, ocağın yanması sırasında ortaya çıkan ısı</w:t>
+      </w:r>
+      <w:r>
+        <w:rPr>
+          <w:rFonts w:ascii="Times New Roman" w:hAnsi="Times New Roman" w:cs="Times New Roman"/>
+          <w:lang w:val="tr-TR"/>
+        </w:rPr>
+        <w:t>nın</w:t>
+      </w:r>
+      <w:r>
+        <w:rPr>
+          <w:rFonts w:ascii="Times New Roman" w:hAnsi="Times New Roman" w:cs="Times New Roman"/>
+          <w:lang w:val="tr-TR"/>
+        </w:rPr>
+        <w:t xml:space="preserve"> ve ışı</w:t>
+      </w:r>
+      <w:r>
+        <w:rPr>
+          <w:rFonts w:ascii="Times New Roman" w:hAnsi="Times New Roman" w:cs="Times New Roman"/>
+          <w:lang w:val="tr-TR"/>
+        </w:rPr>
+        <w:t>ğın</w:t>
+      </w:r>
+      <w:r>
+        <w:rPr>
+          <w:rFonts w:ascii="Times New Roman" w:hAnsi="Times New Roman" w:cs="Times New Roman"/>
+          <w:lang w:val="tr-TR"/>
+        </w:rPr>
         <w:t xml:space="preserve"> </w:t>
       </w:r>
       <w:r>
@@ -2164,77 +2227,28 @@
           <w:rFonts w:ascii="Times New Roman" w:hAnsi="Times New Roman" w:cs="Times New Roman"/>
           <w:lang w:val="tr-TR"/>
         </w:rPr>
-        <w:t xml:space="preserve">(Görsel </w:t>
-      </w:r>
-      <w:r>
-        <w:rPr>
-          <w:rFonts w:ascii="Times New Roman" w:hAnsi="Times New Roman" w:cs="Times New Roman"/>
-          <w:lang w:val="tr-TR"/>
-        </w:rPr>
-        <w:t>B</w:t>
-      </w:r>
-      <w:r>
-        <w:rPr>
-          <w:rFonts w:ascii="Times New Roman" w:hAnsi="Times New Roman" w:cs="Times New Roman"/>
-          <w:lang w:val="tr-TR"/>
-        </w:rPr>
-        <w:t>)</w:t>
-      </w:r>
-      <w:r>
-        <w:rPr>
-          <w:rFonts w:ascii="Times New Roman" w:hAnsi="Times New Roman" w:cs="Times New Roman"/>
-          <w:lang w:val="tr-TR"/>
-        </w:rPr>
-        <w:t xml:space="preserve"> eklenen buzun bir süre sonra </w:t>
-      </w:r>
-      <w:r>
-        <w:rPr>
-          <w:rFonts w:ascii="Times New Roman" w:hAnsi="Times New Roman" w:cs="Times New Roman"/>
-          <w:lang w:val="tr-TR"/>
-        </w:rPr>
-        <w:t>erimesi</w:t>
-      </w:r>
-      <w:r>
-        <w:rPr>
-          <w:rFonts w:ascii="Times New Roman" w:hAnsi="Times New Roman" w:cs="Times New Roman"/>
-          <w:lang w:val="tr-TR"/>
-        </w:rPr>
-        <w:t>; ilk bakışta sıradan gibi görünen bu durumların her biri, dikkatle incelendiğinde bazı ortak yönler barındırı</w:t>
-      </w:r>
-      <w:r>
-        <w:rPr>
-          <w:rFonts w:ascii="Times New Roman" w:hAnsi="Times New Roman" w:cs="Times New Roman"/>
-          <w:lang w:val="tr-TR"/>
-        </w:rPr>
-        <w:t>r</w:t>
-      </w:r>
-      <w:r>
-        <w:rPr>
-          <w:rFonts w:ascii="Times New Roman" w:hAnsi="Times New Roman" w:cs="Times New Roman"/>
-          <w:lang w:val="tr-TR"/>
-        </w:rPr>
-        <w:t>. Peki, ocağın yanması sırasında ortaya çıkan ısı</w:t>
-      </w:r>
-      <w:r>
-        <w:rPr>
-          <w:rFonts w:ascii="Times New Roman" w:hAnsi="Times New Roman" w:cs="Times New Roman"/>
-          <w:lang w:val="tr-TR"/>
-        </w:rPr>
-        <w:t>nın</w:t>
-      </w:r>
-      <w:r>
-        <w:rPr>
-          <w:rFonts w:ascii="Times New Roman" w:hAnsi="Times New Roman" w:cs="Times New Roman"/>
-          <w:lang w:val="tr-TR"/>
-        </w:rPr>
-        <w:t xml:space="preserve"> ve ışı</w:t>
-      </w:r>
-      <w:r>
-        <w:rPr>
-          <w:rFonts w:ascii="Times New Roman" w:hAnsi="Times New Roman" w:cs="Times New Roman"/>
-          <w:lang w:val="tr-TR"/>
-        </w:rPr>
-        <w:t>ğın</w:t>
+        <w:t>sebebi nedir</w:t>
+      </w:r>
+      <w:r>
+        <w:rPr>
+          <w:rFonts w:ascii="Times New Roman" w:hAnsi="Times New Roman" w:cs="Times New Roman"/>
+          <w:lang w:val="tr-TR"/>
+        </w:rPr>
+        <w:t>? Sıcak içeceğin yavaş yavaş soğuması</w:t>
+      </w:r>
+      <w:r>
+        <w:rPr>
+          <w:rFonts w:ascii="Times New Roman" w:hAnsi="Times New Roman" w:cs="Times New Roman"/>
+          <w:lang w:val="tr-TR"/>
+        </w:rPr>
+        <w:t xml:space="preserve"> sırasında nasıl ısı değişimi gerçekleşir</w:t>
+      </w:r>
+      <w:r>
+        <w:rPr>
+          <w:rFonts w:ascii="Times New Roman" w:hAnsi="Times New Roman" w:cs="Times New Roman"/>
+          <w:lang w:val="tr-TR"/>
+        </w:rPr>
+        <w:t>? Buzun erimesi sırasında nasıl bir enerji değişimi yaşanmaktadır?</w:t>
       </w:r>
       <w:r>
         <w:rPr>
@@ -2248,28 +2262,7 @@
           <w:rFonts w:ascii="Times New Roman" w:hAnsi="Times New Roman" w:cs="Times New Roman"/>
           <w:lang w:val="tr-TR"/>
         </w:rPr>
-        <w:t>sebebi nedir</w:t>
-      </w:r>
-      <w:r>
-        <w:rPr>
-          <w:rFonts w:ascii="Times New Roman" w:hAnsi="Times New Roman" w:cs="Times New Roman"/>
-          <w:lang w:val="tr-TR"/>
-        </w:rPr>
-        <w:t>? Sıcak içeceğin yavaş yavaş soğuması</w:t>
-      </w:r>
-      <w:r>
-        <w:rPr>
-          <w:rFonts w:ascii="Times New Roman" w:hAnsi="Times New Roman" w:cs="Times New Roman"/>
-          <w:lang w:val="tr-TR"/>
-        </w:rPr>
-        <w:t xml:space="preserve"> sırasında nasıl ısı değişimi gerçekleşir</w:t>
-      </w:r>
-      <w:r>
-        <w:rPr>
-          <w:rFonts w:ascii="Times New Roman" w:hAnsi="Times New Roman" w:cs="Times New Roman"/>
-          <w:lang w:val="tr-TR"/>
-        </w:rPr>
-        <w:t>? Buzun erimesi sırasında nasıl bir enerji değişimi yaşanmaktadır?</w:t>
+        <w:t>Bu soruların yanıtını arkadaşlarınızla saygı çerçevesinde tartışınız. Tartışma</w:t>
       </w:r>
       <w:r>
         <w:rPr>
@@ -2283,20 +2276,6 @@
           <w:rFonts w:ascii="Times New Roman" w:hAnsi="Times New Roman" w:cs="Times New Roman"/>
           <w:lang w:val="tr-TR"/>
         </w:rPr>
-        <w:t>Bu soruların yanıtını arkadaşlarınızla saygı çerçevesinde tartışınız. Tartışma</w:t>
-      </w:r>
-      <w:r>
-        <w:rPr>
-          <w:rFonts w:ascii="Times New Roman" w:hAnsi="Times New Roman" w:cs="Times New Roman"/>
-          <w:lang w:val="tr-TR"/>
-        </w:rPr>
-        <w:t xml:space="preserve"> </w:t>
-      </w:r>
-      <w:r>
-        <w:rPr>
-          <w:rFonts w:ascii="Times New Roman" w:hAnsi="Times New Roman" w:cs="Times New Roman"/>
-          <w:lang w:val="tr-TR"/>
-        </w:rPr>
         <w:t>sırasında olaylar ve durumlar karşısında farklı bakış açıları olabileceğini</w:t>
       </w:r>
       <w:r>
@@ -2311,14 +2290,7 @@
           <w:rFonts w:ascii="Times New Roman" w:hAnsi="Times New Roman" w:cs="Times New Roman"/>
           <w:lang w:val="tr-TR"/>
         </w:rPr>
-        <w:t>düşüncelerinizi</w:t>
-      </w:r>
-      <w:r>
-        <w:rPr>
-          <w:rFonts w:ascii="Times New Roman" w:hAnsi="Times New Roman" w:cs="Times New Roman"/>
-          <w:lang w:val="tr-TR"/>
-        </w:rPr>
-        <w:t xml:space="preserve"> açıkça ifade ederek iletişim becerilerinizi geliştiriniz.</w:t>
+        <w:t>düşüncelerinizi açıkça ifade ederek iletişim becerilerinizi geliştiriniz.</w:t>
       </w:r>
     </w:p>
     <w:p>
@@ -2490,48 +2462,32 @@
           <w:highlight w:val="yellow"/>
           <w:lang w:val="tr-TR"/>
         </w:rPr>
-        <w:t xml:space="preserve"> id: </w:t>
-      </w:r>
+        <w:t xml:space="preserve"> id: 2182100631</w:t>
+      </w:r>
+      <w:r>
+        <w:rPr>
+          <w:rFonts w:ascii="Times New Roman" w:hAnsi="Times New Roman" w:cs="Times New Roman"/>
+          <w:lang w:val="tr-TR"/>
+        </w:rPr>
+        <w:t xml:space="preserve">                                         </w:t>
+      </w:r>
+      <w:proofErr w:type="spellStart"/>
       <w:r>
         <w:rPr>
           <w:rFonts w:ascii="Times New Roman" w:hAnsi="Times New Roman" w:cs="Times New Roman"/>
           <w:highlight w:val="yellow"/>
           <w:lang w:val="tr-TR"/>
         </w:rPr>
-        <w:t>2182100631</w:t>
-      </w:r>
-      <w:r>
-        <w:rPr>
-          <w:rFonts w:ascii="Times New Roman" w:hAnsi="Times New Roman" w:cs="Times New Roman"/>
-          <w:lang w:val="tr-TR"/>
-        </w:rPr>
-        <w:t xml:space="preserve">                                         </w:t>
-      </w:r>
-      <w:proofErr w:type="spellStart"/>
+        <w:t>shutter</w:t>
+      </w:r>
+      <w:proofErr w:type="spellEnd"/>
       <w:r>
         <w:rPr>
           <w:rFonts w:ascii="Times New Roman" w:hAnsi="Times New Roman" w:cs="Times New Roman"/>
           <w:highlight w:val="yellow"/>
           <w:lang w:val="tr-TR"/>
         </w:rPr>
-        <w:t>shutter</w:t>
-      </w:r>
-      <w:proofErr w:type="spellEnd"/>
-      <w:r>
-        <w:rPr>
-          <w:rFonts w:ascii="Times New Roman" w:hAnsi="Times New Roman" w:cs="Times New Roman"/>
-          <w:highlight w:val="yellow"/>
-          <w:lang w:val="tr-TR"/>
-        </w:rPr>
-        <w:t xml:space="preserve"> id: </w:t>
-      </w:r>
-      <w:r>
-        <w:rPr>
-          <w:rFonts w:ascii="Times New Roman" w:hAnsi="Times New Roman" w:cs="Times New Roman"/>
-          <w:highlight w:val="yellow"/>
-          <w:lang w:val="tr-TR"/>
-        </w:rPr>
-        <w:t>2700868721</w:t>
+        <w:t xml:space="preserve"> id: 2700868721</w:t>
       </w:r>
     </w:p>
     <w:p>
@@ -2590,14 +2546,7 @@
           <w:rFonts w:ascii="Times New Roman" w:hAnsi="Times New Roman" w:cs="Times New Roman"/>
           <w:lang w:val="tr-TR"/>
         </w:rPr>
-        <w:t xml:space="preserve"> </w:t>
-      </w:r>
-      <w:r>
-        <w:rPr>
-          <w:rFonts w:ascii="Times New Roman" w:hAnsi="Times New Roman" w:cs="Times New Roman"/>
-          <w:lang w:val="tr-TR"/>
-        </w:rPr>
-        <w:t>Buzlu limonata</w:t>
+        <w:t xml:space="preserve"> Buzlu limonata</w:t>
       </w:r>
     </w:p>
     <w:p>
@@ -7357,21 +7306,7 @@
           <w:rFonts w:ascii="Times New Roman" w:hAnsi="Times New Roman" w:cs="Times New Roman"/>
           <w:lang w:val="tr-TR"/>
         </w:rPr>
-        <w:t xml:space="preserve">olayların enerji değişimini gözlemleyebilecekleri deney </w:t>
-      </w:r>
-      <w:r>
-        <w:rPr>
-          <w:rFonts w:ascii="Times New Roman" w:hAnsi="Times New Roman" w:cs="Times New Roman"/>
-          <w:lang w:val="tr-TR"/>
-        </w:rPr>
-        <w:t>düzeneklerini</w:t>
-      </w:r>
-      <w:r>
-        <w:rPr>
-          <w:rFonts w:ascii="Times New Roman" w:hAnsi="Times New Roman" w:cs="Times New Roman"/>
-          <w:lang w:val="tr-TR"/>
-        </w:rPr>
-        <w:t xml:space="preserve"> tasarlayarak deneylerini</w:t>
+        <w:t>olayların enerji değişimini gözlemleyebilecekleri deney düzeneklerini tasarlayarak deneylerini</w:t>
       </w:r>
       <w:r>
         <w:rPr>
@@ -7438,21 +7373,7 @@
           <w:rFonts w:ascii="Times New Roman" w:hAnsi="Times New Roman" w:cs="Times New Roman"/>
           <w:lang w:val="tr-TR"/>
         </w:rPr>
-        <w:t xml:space="preserve">ve </w:t>
-      </w:r>
-      <w:r>
-        <w:rPr>
-          <w:rFonts w:ascii="Times New Roman" w:hAnsi="Times New Roman" w:cs="Times New Roman"/>
-          <w:lang w:val="tr-TR"/>
-        </w:rPr>
-        <w:t>mütevazılık</w:t>
-      </w:r>
-      <w:r>
-        <w:rPr>
-          <w:rFonts w:ascii="Times New Roman" w:hAnsi="Times New Roman" w:cs="Times New Roman"/>
-          <w:lang w:val="tr-TR"/>
-        </w:rPr>
-        <w:t xml:space="preserve"> değerlerini kazanmaları desteklenir (D3.2, D10.3). </w:t>
+        <w:t xml:space="preserve">ve mütevazılık değerlerini kazanmaları desteklenir (D3.2, D10.3). </w:t>
       </w:r>
     </w:p>
     <w:p>

--- a/Kim11-1-1-Enerji-Degisimi.docx
+++ b/Kim11-1-1-Enerji-Degisimi.docx
@@ -1022,7 +1022,7 @@
           <w:noProof/>
         </w:rPr>
         <w:drawing>
-          <wp:inline distT="0" distB="0" distL="0" distR="0" wp14:anchorId="5CCDC5E3" wp14:editId="5AECF36D">
+          <wp:inline distT="0" distB="0" distL="0" distR="0" wp14:anchorId="5CCDC5E3" wp14:editId="2334275A">
             <wp:extent cx="5943600" cy="4109085"/>
             <wp:effectExtent l="0" t="0" r="0" b="5715"/>
             <wp:docPr id="1283111962" name="Picture 7" descr="Petrol​ rafinerisi​​ Petrol​ ve​gaz​​ ​ ​ ​ ​ ​ ​endüstriyel"/>
@@ -2036,24 +2036,6 @@
     <w:p>
       <w:pPr>
         <w:pStyle w:val="ListParagraph"/>
-        <w:rPr>
-          <w:rFonts w:ascii="Times New Roman" w:hAnsi="Times New Roman" w:cs="Times New Roman"/>
-          <w:lang w:val="tr-TR"/>
-        </w:rPr>
-      </w:pPr>
-    </w:p>
-    <w:p>
-      <w:pPr>
-        <w:pStyle w:val="ListParagraph"/>
-        <w:rPr>
-          <w:rFonts w:ascii="Times New Roman" w:hAnsi="Times New Roman" w:cs="Times New Roman"/>
-          <w:lang w:val="tr-TR"/>
-        </w:rPr>
-      </w:pPr>
-    </w:p>
-    <w:p>
-      <w:pPr>
-        <w:pStyle w:val="ListParagraph"/>
         <w:numPr>
           <w:ilvl w:val="2"/>
           <w:numId w:val="24"/>
@@ -2071,6 +2053,7 @@
           <w:bCs/>
           <w:lang w:val="tr-TR"/>
         </w:rPr>
+        <w:lastRenderedPageBreak/>
         <w:t>Tepkimelerde Meydana Gelen Enerji Değişimi</w:t>
       </w:r>
       <w:r>
@@ -2566,50 +2549,6 @@
           <w:lang w:val="tr-TR"/>
         </w:rPr>
       </w:pPr>
-      <w:r>
-        <w:rPr>
-          <w:rFonts w:ascii="Times New Roman" w:hAnsi="Times New Roman" w:cs="Times New Roman"/>
-          <w:lang w:val="tr-TR"/>
-        </w:rPr>
-        <w:t>Öğrenciler, gruplara ayrılarak farklı fiziksel ve kimyasal</w:t>
-      </w:r>
-      <w:r>
-        <w:rPr>
-          <w:rFonts w:ascii="Times New Roman" w:hAnsi="Times New Roman" w:cs="Times New Roman"/>
-          <w:lang w:val="tr-TR"/>
-        </w:rPr>
-        <w:t xml:space="preserve"> </w:t>
-      </w:r>
-      <w:r>
-        <w:rPr>
-          <w:rFonts w:ascii="Times New Roman" w:hAnsi="Times New Roman" w:cs="Times New Roman"/>
-          <w:lang w:val="tr-TR"/>
-        </w:rPr>
-        <w:t>olayların enerji değişimini gözlemleyebilecekleri deney düzeneklerini tasarlayarak deneylerini</w:t>
-      </w:r>
-      <w:r>
-        <w:rPr>
-          <w:rFonts w:ascii="Times New Roman" w:hAnsi="Times New Roman" w:cs="Times New Roman"/>
-          <w:lang w:val="tr-TR"/>
-        </w:rPr>
-        <w:t xml:space="preserve"> </w:t>
-      </w:r>
-      <w:r>
-        <w:rPr>
-          <w:rFonts w:ascii="Times New Roman" w:hAnsi="Times New Roman" w:cs="Times New Roman"/>
-          <w:lang w:val="tr-TR"/>
-        </w:rPr>
-        <w:t>gerçekleştirir (KB2.2, OB7).</w:t>
-      </w:r>
-    </w:p>
-    <w:p>
-      <w:pPr>
-        <w:jc w:val="both"/>
-        <w:rPr>
-          <w:rFonts w:ascii="Times New Roman" w:hAnsi="Times New Roman" w:cs="Times New Roman"/>
-          <w:lang w:val="tr-TR"/>
-        </w:rPr>
-      </w:pPr>
     </w:p>
     <w:p>
       <w:pPr>
@@ -2740,7 +2679,6 @@
           <w:highlight w:val="yellow"/>
           <w:lang w:val="tr-TR"/>
         </w:rPr>
-        <w:lastRenderedPageBreak/>
         <w:t>(NOT: Güvenlik uyarıları Kimya9</w:t>
       </w:r>
       <w:r>
@@ -2799,23 +2737,29 @@
     </w:p>
     <w:p>
       <w:pPr>
-        <w:jc w:val="both"/>
-        <w:rPr>
-          <w:rFonts w:ascii="Times New Roman" w:hAnsi="Times New Roman" w:cs="Times New Roman"/>
-          <w:b/>
-          <w:bCs/>
-          <w:lang w:val="tr-TR"/>
-        </w:rPr>
-      </w:pPr>
-      <w:r>
-        <w:rPr>
-          <w:rFonts w:ascii="Times New Roman" w:hAnsi="Times New Roman" w:cs="Times New Roman"/>
-          <w:b/>
-          <w:bCs/>
-          <w:lang w:val="tr-TR"/>
-        </w:rPr>
-        <w:t>1.Aşama:</w:t>
-      </w:r>
+        <w:pStyle w:val="ListParagraph"/>
+        <w:ind w:left="928"/>
+        <w:jc w:val="both"/>
+        <w:rPr>
+          <w:rFonts w:ascii="Times New Roman" w:hAnsi="Times New Roman" w:cs="Times New Roman"/>
+          <w:b/>
+          <w:bCs/>
+          <w:lang w:val="tr-TR"/>
+        </w:rPr>
+      </w:pPr>
+    </w:p>
+    <w:p>
+      <w:pPr>
+        <w:pStyle w:val="ListParagraph"/>
+        <w:ind w:left="928"/>
+        <w:jc w:val="both"/>
+        <w:rPr>
+          <w:rFonts w:ascii="Times New Roman" w:hAnsi="Times New Roman" w:cs="Times New Roman"/>
+          <w:b/>
+          <w:bCs/>
+          <w:lang w:val="tr-TR"/>
+        </w:rPr>
+      </w:pPr>
     </w:p>
     <w:p>
       <w:pPr>
@@ -2835,6 +2779,7 @@
           <w:rFonts w:ascii="Times New Roman" w:hAnsi="Times New Roman" w:cs="Times New Roman"/>
           <w:lang w:val="tr-TR"/>
         </w:rPr>
+        <w:lastRenderedPageBreak/>
         <w:t>Sınıfınızda gruplara ayrılınız. Grup arkadaşlarınızla birlikte farklı fiziksel ve kimyasal olayların enerji değişimini gözlemleyebileceğiniz deney düzenekleri tasarlayarak deneylerinizi gerçekleştiriniz. Grup çalışması sürecinde uyumlu davranınız ve arkadaşlarınızla etkili iletişim kurunuz. Deney sürecinde planlı hareket ederek aşamaları belirleyiniz, zamanı etkili kullanmaya özen gösteriniz ve elde ettiğiniz gözlemleri dikkatle kaydediniz. Deney yapmak araştırmacı ve sorgulayıcı olmanın bir parçasıdır ve bu süreç çalışkanlık ve mütevazılık değerlerinizi geliştirmenize katkı sağlayacaktır.</w:t>
       </w:r>
       <w:r>
@@ -2844,105 +2789,6 @@
         </w:rPr>
         <w:t xml:space="preserve"> </w:t>
       </w:r>
-    </w:p>
-    <w:p>
-      <w:pPr>
-        <w:pStyle w:val="ListParagraph"/>
-        <w:jc w:val="both"/>
-        <w:rPr>
-          <w:rFonts w:ascii="Times New Roman" w:hAnsi="Times New Roman" w:cs="Times New Roman"/>
-          <w:lang w:val="tr-TR"/>
-        </w:rPr>
-      </w:pPr>
-    </w:p>
-    <w:p>
-      <w:pPr>
-        <w:pStyle w:val="ListParagraph"/>
-        <w:jc w:val="both"/>
-        <w:rPr>
-          <w:rFonts w:ascii="Times New Roman" w:hAnsi="Times New Roman" w:cs="Times New Roman"/>
-          <w:lang w:val="tr-TR"/>
-        </w:rPr>
-      </w:pPr>
-      <w:r>
-        <w:rPr>
-          <w:rFonts w:ascii="Times New Roman" w:hAnsi="Times New Roman" w:cs="Times New Roman"/>
-          <w:lang w:val="tr-TR"/>
-        </w:rPr>
-        <w:t>Deneyinizde gümüş nitrat (AgNO</w:t>
-      </w:r>
-      <w:r>
-        <w:rPr>
-          <w:rFonts w:ascii="Times New Roman" w:hAnsi="Times New Roman" w:cs="Times New Roman"/>
-          <w:vertAlign w:val="subscript"/>
-          <w:lang w:val="tr-TR"/>
-        </w:rPr>
-        <w:t>3</w:t>
-      </w:r>
-      <w:r>
-        <w:rPr>
-          <w:rFonts w:ascii="Times New Roman" w:hAnsi="Times New Roman" w:cs="Times New Roman"/>
-          <w:lang w:val="tr-TR"/>
-        </w:rPr>
-        <w:t>) sulu çözeltisi, potasyum kromat (K</w:t>
-      </w:r>
-      <w:r>
-        <w:rPr>
-          <w:rFonts w:ascii="Times New Roman" w:hAnsi="Times New Roman" w:cs="Times New Roman"/>
-          <w:vertAlign w:val="subscript"/>
-          <w:lang w:val="tr-TR"/>
-        </w:rPr>
-        <w:t>2</w:t>
-      </w:r>
-      <w:r>
-        <w:rPr>
-          <w:rFonts w:ascii="Times New Roman" w:hAnsi="Times New Roman" w:cs="Times New Roman"/>
-          <w:lang w:val="tr-TR"/>
-        </w:rPr>
-        <w:t>CrO</w:t>
-      </w:r>
-      <w:r>
-        <w:rPr>
-          <w:rFonts w:ascii="Times New Roman" w:hAnsi="Times New Roman" w:cs="Times New Roman"/>
-          <w:vertAlign w:val="subscript"/>
-          <w:lang w:val="tr-TR"/>
-        </w:rPr>
-        <w:t>4</w:t>
-      </w:r>
-      <w:r>
-        <w:rPr>
-          <w:rFonts w:ascii="Times New Roman" w:hAnsi="Times New Roman" w:cs="Times New Roman"/>
-          <w:lang w:val="tr-TR"/>
-        </w:rPr>
-        <w:t>) sulu çözeltisi, pipet, hassas terazi, saf su, beher ve deney tüpü kullanabilirsiniz. Deneyinizi gerçekleştirmek için farklı malzemeler de tercih edebilirsiniz. Deneyinizi gerçekleştirirken uymanız gereken güvenlik uyarılarını belirleyiniz.</w:t>
-      </w:r>
-    </w:p>
-    <w:p>
-      <w:pPr>
-        <w:pStyle w:val="ListParagraph"/>
-        <w:jc w:val="both"/>
-        <w:rPr>
-          <w:rFonts w:ascii="Times New Roman" w:hAnsi="Times New Roman" w:cs="Times New Roman"/>
-          <w:lang w:val="tr-TR"/>
-        </w:rPr>
-      </w:pPr>
-    </w:p>
-    <w:p>
-      <w:pPr>
-        <w:pStyle w:val="ListParagraph"/>
-        <w:jc w:val="both"/>
-        <w:rPr>
-          <w:rFonts w:ascii="Times New Roman" w:hAnsi="Times New Roman" w:cs="Times New Roman"/>
-          <w:lang w:val="tr-TR"/>
-        </w:rPr>
-      </w:pPr>
-      <w:r>
-        <w:rPr>
-          <w:rFonts w:ascii="Times New Roman" w:hAnsi="Times New Roman" w:cs="Times New Roman"/>
-          <w:lang w:val="tr-TR"/>
-        </w:rPr>
-        <w:t>Aşağıda verilen her bir aşama için seçtiğiniz malzemeleri ve deneyin yapılışını</w:t>
-      </w:r>
       <w:r>
         <w:rPr>
           <w:rFonts w:ascii="Times New Roman" w:hAnsi="Times New Roman" w:cs="Times New Roman"/>
@@ -2955,7 +2801,7 @@
           <w:rFonts w:ascii="Times New Roman" w:hAnsi="Times New Roman" w:cs="Times New Roman"/>
           <w:lang w:val="tr-TR"/>
         </w:rPr>
-        <w:t>yazınız. Deneyi gerçekleştirdikten sonra elde etiğiniz verileri gözlem tablolarına kaydediniz.</w:t>
+        <w:t>Aşağıda verilen her bir aşama için seçtiğiniz malzemeleri ve deneyin yapılışını yazınız. Deneyi gerçekleştirdikten sonra elde etiğiniz verileri gözlem tablolarına kaydediniz.</w:t>
       </w:r>
     </w:p>
     <w:p>
@@ -3512,6 +3358,704 @@
           <w:rFonts w:ascii="Times New Roman" w:hAnsi="Times New Roman" w:cs="Times New Roman"/>
           <w:lang w:val="tr-TR"/>
         </w:rPr>
+        <w:lastRenderedPageBreak/>
+        <w:t>Deney sırasında gözlemlediğiniz değişimler nelerdir?</w:t>
+      </w:r>
+      <w:r>
+        <w:rPr>
+          <w:rFonts w:ascii="Times New Roman" w:hAnsi="Times New Roman" w:cs="Times New Roman"/>
+          <w:lang w:val="tr-TR"/>
+        </w:rPr>
+        <w:t xml:space="preserve"> </w:t>
+      </w:r>
+      <w:r>
+        <w:rPr>
+          <w:rFonts w:ascii="Times New Roman" w:hAnsi="Times New Roman" w:cs="Times New Roman"/>
+          <w:lang w:val="tr-TR"/>
+        </w:rPr>
+        <w:t>Bu değişimler çevreyle nasıl bir etkileşim sonucu gerçekleşmiş olabilir?</w:t>
+      </w:r>
+      <w:r>
+        <w:rPr>
+          <w:rFonts w:ascii="Times New Roman" w:hAnsi="Times New Roman" w:cs="Times New Roman"/>
+          <w:lang w:val="tr-TR"/>
+        </w:rPr>
+        <w:t xml:space="preserve"> Açıklayınız.</w:t>
+      </w:r>
+    </w:p>
+    <w:p>
+      <w:pPr>
+        <w:pStyle w:val="ListParagraph"/>
+        <w:ind w:left="1440"/>
+        <w:jc w:val="both"/>
+        <w:rPr>
+          <w:rFonts w:ascii="Times New Roman" w:hAnsi="Times New Roman" w:cs="Times New Roman"/>
+          <w:lang w:val="tr-TR"/>
+        </w:rPr>
+      </w:pPr>
+    </w:p>
+    <w:p>
+      <w:pPr>
+        <w:pStyle w:val="ListParagraph"/>
+        <w:ind w:left="1440"/>
+        <w:jc w:val="both"/>
+        <w:rPr>
+          <w:rFonts w:ascii="Times New Roman" w:hAnsi="Times New Roman" w:cs="Times New Roman"/>
+          <w:lang w:val="tr-TR"/>
+        </w:rPr>
+      </w:pPr>
+      <w:r>
+        <w:rPr>
+          <w:rFonts w:ascii="Times New Roman" w:hAnsi="Times New Roman" w:cs="Times New Roman"/>
+          <w:lang w:val="tr-TR"/>
+        </w:rPr>
+        <w:t>………………………………………………………………………………………………………………………………………………………………………………………………………………………………………………………………………</w:t>
+      </w:r>
+    </w:p>
+    <w:p>
+      <w:pPr>
+        <w:pStyle w:val="ListParagraph"/>
+        <w:ind w:left="1440"/>
+        <w:jc w:val="both"/>
+        <w:rPr>
+          <w:rFonts w:ascii="Times New Roman" w:hAnsi="Times New Roman" w:cs="Times New Roman"/>
+          <w:lang w:val="tr-TR"/>
+        </w:rPr>
+      </w:pPr>
+      <w:r>
+        <w:rPr>
+          <w:rFonts w:ascii="Times New Roman" w:hAnsi="Times New Roman" w:cs="Times New Roman"/>
+          <w:lang w:val="tr-TR"/>
+        </w:rPr>
+        <w:t>………………………………………………………………………………………</w:t>
+      </w:r>
+    </w:p>
+    <w:p>
+      <w:pPr>
+        <w:jc w:val="both"/>
+        <w:rPr>
+          <w:rFonts w:ascii="Times New Roman" w:hAnsi="Times New Roman" w:cs="Times New Roman"/>
+          <w:lang w:val="tr-TR"/>
+        </w:rPr>
+      </w:pPr>
+    </w:p>
+    <w:p>
+      <w:pPr>
+        <w:pStyle w:val="ListParagraph"/>
+        <w:ind w:left="928"/>
+        <w:jc w:val="both"/>
+        <w:rPr>
+          <w:rFonts w:ascii="Times New Roman" w:hAnsi="Times New Roman" w:cs="Times New Roman"/>
+          <w:lang w:val="tr-TR"/>
+        </w:rPr>
+      </w:pPr>
+      <w:r>
+        <w:rPr>
+          <w:rFonts w:ascii="Times New Roman" w:hAnsi="Times New Roman" w:cs="Times New Roman"/>
+          <w:b/>
+          <w:bCs/>
+          <w:lang w:val="tr-TR"/>
+        </w:rPr>
+        <w:t>Deneyin Adı:</w:t>
+      </w:r>
+      <w:r>
+        <w:rPr>
+          <w:rFonts w:ascii="Times New Roman" w:hAnsi="Times New Roman" w:cs="Times New Roman"/>
+          <w:lang w:val="tr-TR"/>
+        </w:rPr>
+        <w:t xml:space="preserve"> </w:t>
+      </w:r>
+      <w:r>
+        <w:rPr>
+          <w:rFonts w:ascii="Times New Roman" w:hAnsi="Times New Roman" w:cs="Times New Roman"/>
+          <w:lang w:val="tr-TR"/>
+        </w:rPr>
+        <w:t>Kimyasal</w:t>
+      </w:r>
+      <w:r>
+        <w:rPr>
+          <w:rFonts w:ascii="Times New Roman" w:hAnsi="Times New Roman" w:cs="Times New Roman"/>
+          <w:lang w:val="tr-TR"/>
+        </w:rPr>
+        <w:t xml:space="preserve"> Olaylardaki Enerji Değişimi</w:t>
+      </w:r>
+    </w:p>
+    <w:p>
+      <w:pPr>
+        <w:pStyle w:val="ListParagraph"/>
+        <w:jc w:val="both"/>
+        <w:rPr>
+          <w:rFonts w:ascii="Times New Roman" w:hAnsi="Times New Roman" w:cs="Times New Roman"/>
+          <w:lang w:val="tr-TR"/>
+        </w:rPr>
+      </w:pPr>
+    </w:p>
+    <w:p>
+      <w:pPr>
+        <w:pStyle w:val="ListParagraph"/>
+        <w:ind w:left="1080"/>
+        <w:jc w:val="both"/>
+        <w:rPr>
+          <w:rFonts w:ascii="Times New Roman" w:hAnsi="Times New Roman" w:cs="Times New Roman"/>
+          <w:b/>
+          <w:bCs/>
+          <w:lang w:val="tr-TR"/>
+        </w:rPr>
+      </w:pPr>
+      <w:r>
+        <w:rPr>
+          <w:rFonts w:ascii="Times New Roman" w:hAnsi="Times New Roman" w:cs="Times New Roman"/>
+          <w:b/>
+          <w:bCs/>
+          <w:lang w:val="tr-TR"/>
+        </w:rPr>
+        <w:t>Deneyin Amacı</w:t>
+      </w:r>
+      <w:r>
+        <w:rPr>
+          <w:rFonts w:ascii="Times New Roman" w:hAnsi="Times New Roman" w:cs="Times New Roman"/>
+          <w:b/>
+          <w:bCs/>
+          <w:lang w:val="tr-TR"/>
+        </w:rPr>
+        <w:t>:</w:t>
+      </w:r>
+      <w:r>
+        <w:rPr>
+          <w:rFonts w:ascii="Times New Roman" w:hAnsi="Times New Roman" w:cs="Times New Roman"/>
+          <w:b/>
+          <w:bCs/>
+          <w:lang w:val="tr-TR"/>
+        </w:rPr>
+        <w:t xml:space="preserve"> </w:t>
+      </w:r>
+    </w:p>
+    <w:p>
+      <w:pPr>
+        <w:pStyle w:val="ListParagraph"/>
+        <w:ind w:left="1080"/>
+        <w:jc w:val="both"/>
+        <w:rPr>
+          <w:rFonts w:ascii="Times New Roman" w:hAnsi="Times New Roman" w:cs="Times New Roman"/>
+          <w:lang w:val="tr-TR"/>
+        </w:rPr>
+      </w:pPr>
+      <w:r>
+        <w:rPr>
+          <w:rFonts w:ascii="Times New Roman" w:hAnsi="Times New Roman" w:cs="Times New Roman"/>
+          <w:lang w:val="tr-TR"/>
+        </w:rPr>
+        <w:t>………………………………………………………………………………………</w:t>
+      </w:r>
+    </w:p>
+    <w:p>
+      <w:pPr>
+        <w:pStyle w:val="ListParagraph"/>
+        <w:ind w:left="1080"/>
+        <w:jc w:val="both"/>
+        <w:rPr>
+          <w:rFonts w:ascii="Times New Roman" w:hAnsi="Times New Roman" w:cs="Times New Roman"/>
+          <w:lang w:val="tr-TR"/>
+        </w:rPr>
+      </w:pPr>
+      <w:r>
+        <w:rPr>
+          <w:rFonts w:ascii="Times New Roman" w:hAnsi="Times New Roman" w:cs="Times New Roman"/>
+          <w:lang w:val="tr-TR"/>
+        </w:rPr>
+        <w:t>………………………………………………………………………………………</w:t>
+      </w:r>
+    </w:p>
+    <w:p>
+      <w:pPr>
+        <w:pStyle w:val="ListParagraph"/>
+        <w:ind w:left="1080"/>
+        <w:jc w:val="both"/>
+        <w:rPr>
+          <w:rFonts w:ascii="Times New Roman" w:hAnsi="Times New Roman" w:cs="Times New Roman"/>
+          <w:lang w:val="tr-TR"/>
+        </w:rPr>
+      </w:pPr>
+      <w:r>
+        <w:rPr>
+          <w:rFonts w:ascii="Times New Roman" w:hAnsi="Times New Roman" w:cs="Times New Roman"/>
+          <w:lang w:val="tr-TR"/>
+        </w:rPr>
+        <w:t>………………………………………………………………………………………</w:t>
+      </w:r>
+    </w:p>
+    <w:p>
+      <w:pPr>
+        <w:pStyle w:val="ListParagraph"/>
+        <w:ind w:left="1080"/>
+        <w:jc w:val="both"/>
+        <w:rPr>
+          <w:rFonts w:ascii="Times New Roman" w:hAnsi="Times New Roman" w:cs="Times New Roman"/>
+          <w:b/>
+          <w:bCs/>
+          <w:lang w:val="tr-TR"/>
+        </w:rPr>
+      </w:pPr>
+    </w:p>
+    <w:p>
+      <w:pPr>
+        <w:pStyle w:val="ListParagraph"/>
+        <w:ind w:left="1080"/>
+        <w:jc w:val="both"/>
+        <w:rPr>
+          <w:rFonts w:ascii="Times New Roman" w:hAnsi="Times New Roman" w:cs="Times New Roman"/>
+          <w:b/>
+          <w:bCs/>
+          <w:lang w:val="tr-TR"/>
+        </w:rPr>
+      </w:pPr>
+      <w:r>
+        <w:rPr>
+          <w:rFonts w:ascii="Times New Roman" w:hAnsi="Times New Roman" w:cs="Times New Roman"/>
+          <w:b/>
+          <w:bCs/>
+          <w:lang w:val="tr-TR"/>
+        </w:rPr>
+        <w:t>Gerekli Malzemeler:</w:t>
+      </w:r>
+      <w:r>
+        <w:rPr>
+          <w:rFonts w:ascii="Times New Roman" w:hAnsi="Times New Roman" w:cs="Times New Roman"/>
+          <w:b/>
+          <w:bCs/>
+          <w:lang w:val="tr-TR"/>
+        </w:rPr>
+        <w:t xml:space="preserve"> </w:t>
+      </w:r>
+    </w:p>
+    <w:p>
+      <w:pPr>
+        <w:pStyle w:val="ListParagraph"/>
+        <w:ind w:left="1080"/>
+        <w:jc w:val="both"/>
+        <w:rPr>
+          <w:rFonts w:ascii="Times New Roman" w:hAnsi="Times New Roman" w:cs="Times New Roman"/>
+          <w:lang w:val="tr-TR"/>
+        </w:rPr>
+      </w:pPr>
+      <w:r>
+        <w:rPr>
+          <w:rFonts w:ascii="Times New Roman" w:hAnsi="Times New Roman" w:cs="Times New Roman"/>
+          <w:lang w:val="tr-TR"/>
+        </w:rPr>
+        <w:t>………………………………………………………………………………………</w:t>
+      </w:r>
+    </w:p>
+    <w:p>
+      <w:pPr>
+        <w:pStyle w:val="ListParagraph"/>
+        <w:ind w:left="1080"/>
+        <w:jc w:val="both"/>
+        <w:rPr>
+          <w:rFonts w:ascii="Times New Roman" w:hAnsi="Times New Roman" w:cs="Times New Roman"/>
+          <w:lang w:val="tr-TR"/>
+        </w:rPr>
+      </w:pPr>
+      <w:r>
+        <w:rPr>
+          <w:rFonts w:ascii="Times New Roman" w:hAnsi="Times New Roman" w:cs="Times New Roman"/>
+          <w:lang w:val="tr-TR"/>
+        </w:rPr>
+        <w:t>………………………………………………………………………………………</w:t>
+      </w:r>
+    </w:p>
+    <w:p>
+      <w:pPr>
+        <w:pStyle w:val="ListParagraph"/>
+        <w:ind w:left="1080"/>
+        <w:jc w:val="both"/>
+        <w:rPr>
+          <w:rFonts w:ascii="Times New Roman" w:hAnsi="Times New Roman" w:cs="Times New Roman"/>
+          <w:lang w:val="tr-TR"/>
+        </w:rPr>
+      </w:pPr>
+      <w:r>
+        <w:rPr>
+          <w:rFonts w:ascii="Times New Roman" w:hAnsi="Times New Roman" w:cs="Times New Roman"/>
+          <w:lang w:val="tr-TR"/>
+        </w:rPr>
+        <w:t>………………………………………………………………………………………</w:t>
+      </w:r>
+    </w:p>
+    <w:p>
+      <w:pPr>
+        <w:pStyle w:val="ListParagraph"/>
+        <w:ind w:left="1080"/>
+        <w:jc w:val="both"/>
+        <w:rPr>
+          <w:rFonts w:ascii="Times New Roman" w:hAnsi="Times New Roman" w:cs="Times New Roman"/>
+          <w:lang w:val="tr-TR"/>
+        </w:rPr>
+      </w:pPr>
+    </w:p>
+    <w:p>
+      <w:pPr>
+        <w:pStyle w:val="ListParagraph"/>
+        <w:ind w:left="1080"/>
+        <w:jc w:val="both"/>
+        <w:rPr>
+          <w:rFonts w:ascii="Times New Roman" w:hAnsi="Times New Roman" w:cs="Times New Roman"/>
+          <w:b/>
+          <w:bCs/>
+          <w:lang w:val="tr-TR"/>
+        </w:rPr>
+      </w:pPr>
+      <w:r>
+        <w:rPr>
+          <w:rFonts w:ascii="Times New Roman" w:hAnsi="Times New Roman" w:cs="Times New Roman"/>
+          <w:b/>
+          <w:bCs/>
+          <w:lang w:val="tr-TR"/>
+        </w:rPr>
+        <w:t>Deneyin Yapılışı</w:t>
+      </w:r>
+      <w:r>
+        <w:rPr>
+          <w:rFonts w:ascii="Times New Roman" w:hAnsi="Times New Roman" w:cs="Times New Roman"/>
+          <w:b/>
+          <w:bCs/>
+          <w:lang w:val="tr-TR"/>
+        </w:rPr>
+        <w:t>:</w:t>
+      </w:r>
+      <w:r>
+        <w:rPr>
+          <w:rFonts w:ascii="Times New Roman" w:hAnsi="Times New Roman" w:cs="Times New Roman"/>
+          <w:b/>
+          <w:bCs/>
+          <w:lang w:val="tr-TR"/>
+        </w:rPr>
+        <w:t xml:space="preserve"> </w:t>
+      </w:r>
+    </w:p>
+    <w:p>
+      <w:pPr>
+        <w:pStyle w:val="ListParagraph"/>
+        <w:ind w:left="1080"/>
+        <w:jc w:val="both"/>
+        <w:rPr>
+          <w:rFonts w:ascii="Times New Roman" w:hAnsi="Times New Roman" w:cs="Times New Roman"/>
+          <w:lang w:val="tr-TR"/>
+        </w:rPr>
+      </w:pPr>
+      <w:r>
+        <w:rPr>
+          <w:rFonts w:ascii="Times New Roman" w:hAnsi="Times New Roman" w:cs="Times New Roman"/>
+          <w:lang w:val="tr-TR"/>
+        </w:rPr>
+        <w:t>………………………………………………………………………………………</w:t>
+      </w:r>
+    </w:p>
+    <w:p>
+      <w:pPr>
+        <w:pStyle w:val="ListParagraph"/>
+        <w:ind w:left="1080"/>
+        <w:jc w:val="both"/>
+        <w:rPr>
+          <w:rFonts w:ascii="Times New Roman" w:hAnsi="Times New Roman" w:cs="Times New Roman"/>
+          <w:lang w:val="tr-TR"/>
+        </w:rPr>
+      </w:pPr>
+      <w:r>
+        <w:rPr>
+          <w:rFonts w:ascii="Times New Roman" w:hAnsi="Times New Roman" w:cs="Times New Roman"/>
+          <w:lang w:val="tr-TR"/>
+        </w:rPr>
+        <w:t>………………………………………………………………………………………</w:t>
+      </w:r>
+    </w:p>
+    <w:p>
+      <w:pPr>
+        <w:pStyle w:val="ListParagraph"/>
+        <w:ind w:left="1080"/>
+        <w:jc w:val="both"/>
+        <w:rPr>
+          <w:rFonts w:ascii="Times New Roman" w:hAnsi="Times New Roman" w:cs="Times New Roman"/>
+          <w:lang w:val="tr-TR"/>
+        </w:rPr>
+      </w:pPr>
+      <w:r>
+        <w:rPr>
+          <w:rFonts w:ascii="Times New Roman" w:hAnsi="Times New Roman" w:cs="Times New Roman"/>
+          <w:lang w:val="tr-TR"/>
+        </w:rPr>
+        <w:t>………………………………………………………………………………………</w:t>
+      </w:r>
+    </w:p>
+    <w:p>
+      <w:pPr>
+        <w:pStyle w:val="ListParagraph"/>
+        <w:ind w:left="1080"/>
+        <w:jc w:val="both"/>
+        <w:rPr>
+          <w:rFonts w:ascii="Times New Roman" w:hAnsi="Times New Roman" w:cs="Times New Roman"/>
+          <w:lang w:val="tr-TR"/>
+        </w:rPr>
+      </w:pPr>
+      <w:r>
+        <w:rPr>
+          <w:rFonts w:ascii="Times New Roman" w:hAnsi="Times New Roman" w:cs="Times New Roman"/>
+          <w:lang w:val="tr-TR"/>
+        </w:rPr>
+        <w:t>………………………………………………………………………………………</w:t>
+      </w:r>
+    </w:p>
+    <w:p>
+      <w:pPr>
+        <w:pStyle w:val="ListParagraph"/>
+        <w:ind w:left="1080"/>
+        <w:jc w:val="both"/>
+        <w:rPr>
+          <w:rFonts w:ascii="Times New Roman" w:hAnsi="Times New Roman" w:cs="Times New Roman"/>
+          <w:lang w:val="tr-TR"/>
+        </w:rPr>
+      </w:pPr>
+      <w:r>
+        <w:rPr>
+          <w:rFonts w:ascii="Times New Roman" w:hAnsi="Times New Roman" w:cs="Times New Roman"/>
+          <w:lang w:val="tr-TR"/>
+        </w:rPr>
+        <w:t>………………………………………………………………………………………</w:t>
+      </w:r>
+    </w:p>
+    <w:p>
+      <w:pPr>
+        <w:pStyle w:val="ListParagraph"/>
+        <w:ind w:left="1080"/>
+        <w:jc w:val="both"/>
+        <w:rPr>
+          <w:rFonts w:ascii="Times New Roman" w:hAnsi="Times New Roman" w:cs="Times New Roman"/>
+          <w:lang w:val="tr-TR"/>
+        </w:rPr>
+      </w:pPr>
+    </w:p>
+    <w:p>
+      <w:pPr>
+        <w:pStyle w:val="ListParagraph"/>
+        <w:ind w:left="1080"/>
+        <w:jc w:val="both"/>
+        <w:rPr>
+          <w:rFonts w:ascii="Times New Roman" w:hAnsi="Times New Roman" w:cs="Times New Roman"/>
+          <w:lang w:val="tr-TR"/>
+        </w:rPr>
+      </w:pPr>
+      <w:r>
+        <w:rPr>
+          <w:rFonts w:ascii="Times New Roman" w:hAnsi="Times New Roman" w:cs="Times New Roman"/>
+          <w:lang w:val="tr-TR"/>
+        </w:rPr>
+        <w:t xml:space="preserve">Deneyi gerçekleştirdikten </w:t>
+      </w:r>
+      <w:r>
+        <w:rPr>
+          <w:rFonts w:ascii="Times New Roman" w:hAnsi="Times New Roman" w:cs="Times New Roman"/>
+          <w:lang w:val="tr-TR"/>
+        </w:rPr>
+        <w:t>sonr</w:t>
+      </w:r>
+      <w:r>
+        <w:rPr>
+          <w:rFonts w:ascii="Times New Roman" w:hAnsi="Times New Roman" w:cs="Times New Roman"/>
+          <w:lang w:val="tr-TR"/>
+        </w:rPr>
+        <w:t xml:space="preserve">a </w:t>
+      </w:r>
+      <w:r>
+        <w:rPr>
+          <w:rFonts w:ascii="Times New Roman" w:hAnsi="Times New Roman" w:cs="Times New Roman"/>
+          <w:lang w:val="tr-TR"/>
+        </w:rPr>
+        <w:t xml:space="preserve">meydana gelen değişimleri gözlemleyerek veri toplayınız ve topladığınız verileri yazınız. </w:t>
+      </w:r>
+    </w:p>
+    <w:p>
+      <w:pPr>
+        <w:pStyle w:val="ListParagraph"/>
+        <w:ind w:left="1440"/>
+        <w:jc w:val="both"/>
+        <w:rPr>
+          <w:rFonts w:ascii="Times New Roman" w:hAnsi="Times New Roman" w:cs="Times New Roman"/>
+          <w:lang w:val="tr-TR"/>
+        </w:rPr>
+      </w:pPr>
+    </w:p>
+    <w:p>
+      <w:pPr>
+        <w:pStyle w:val="ListParagraph"/>
+        <w:ind w:left="1080"/>
+        <w:jc w:val="both"/>
+        <w:rPr>
+          <w:rFonts w:ascii="Times New Roman" w:hAnsi="Times New Roman" w:cs="Times New Roman"/>
+          <w:lang w:val="tr-TR"/>
+        </w:rPr>
+      </w:pPr>
+      <w:r>
+        <w:rPr>
+          <w:rFonts w:ascii="Times New Roman" w:hAnsi="Times New Roman" w:cs="Times New Roman"/>
+          <w:lang w:val="tr-TR"/>
+        </w:rPr>
+        <w:t>……………………………………………………………………………………………………………………………………………………………………………………………………………………………………………………………………………</w:t>
+      </w:r>
+      <w:r>
+        <w:rPr>
+          <w:rFonts w:ascii="Times New Roman" w:hAnsi="Times New Roman" w:cs="Times New Roman"/>
+          <w:lang w:val="tr-TR"/>
+        </w:rPr>
+        <w:t>…</w:t>
+      </w:r>
+    </w:p>
+    <w:p>
+      <w:pPr>
+        <w:pStyle w:val="ListParagraph"/>
+        <w:ind w:left="1080"/>
+        <w:jc w:val="both"/>
+        <w:rPr>
+          <w:rFonts w:ascii="Times New Roman" w:hAnsi="Times New Roman" w:cs="Times New Roman"/>
+          <w:lang w:val="tr-TR"/>
+        </w:rPr>
+      </w:pPr>
+    </w:p>
+    <w:p>
+      <w:pPr>
+        <w:pStyle w:val="ListParagraph"/>
+        <w:ind w:left="1080"/>
+        <w:jc w:val="both"/>
+        <w:rPr>
+          <w:rFonts w:ascii="Times New Roman" w:hAnsi="Times New Roman" w:cs="Times New Roman"/>
+          <w:lang w:val="tr-TR"/>
+        </w:rPr>
+      </w:pPr>
+      <w:r>
+        <w:rPr>
+          <w:rFonts w:ascii="Times New Roman" w:hAnsi="Times New Roman" w:cs="Times New Roman"/>
+          <w:b/>
+          <w:bCs/>
+          <w:lang w:val="tr-TR"/>
+        </w:rPr>
+        <w:t>Sonuç</w:t>
+      </w:r>
+      <w:r>
+        <w:rPr>
+          <w:rFonts w:ascii="Times New Roman" w:hAnsi="Times New Roman" w:cs="Times New Roman"/>
+          <w:b/>
+          <w:bCs/>
+          <w:lang w:val="tr-TR"/>
+        </w:rPr>
+        <w:t>:</w:t>
+      </w:r>
+    </w:p>
+    <w:p>
+      <w:pPr>
+        <w:pStyle w:val="ListParagraph"/>
+        <w:ind w:left="1080"/>
+        <w:jc w:val="both"/>
+        <w:rPr>
+          <w:rFonts w:ascii="Times New Roman" w:hAnsi="Times New Roman" w:cs="Times New Roman"/>
+          <w:lang w:val="tr-TR"/>
+        </w:rPr>
+      </w:pPr>
+    </w:p>
+    <w:p>
+      <w:pPr>
+        <w:pStyle w:val="ListParagraph"/>
+        <w:numPr>
+          <w:ilvl w:val="0"/>
+          <w:numId w:val="35"/>
+        </w:numPr>
+        <w:jc w:val="both"/>
+        <w:rPr>
+          <w:rFonts w:ascii="Times New Roman" w:hAnsi="Times New Roman" w:cs="Times New Roman"/>
+          <w:lang w:val="tr-TR"/>
+        </w:rPr>
+      </w:pPr>
+      <w:r>
+        <w:rPr>
+          <w:rFonts w:ascii="Times New Roman" w:hAnsi="Times New Roman" w:cs="Times New Roman"/>
+          <w:lang w:val="tr-TR"/>
+        </w:rPr>
+        <w:t>Deney sırasında gözlemlediğiniz değişimler nelerdir? Bu değişimler çevreyle nasıl bir etkileşim sonucu gerçekleşmiş olabilir? Açıklayınız.</w:t>
+      </w:r>
+    </w:p>
+    <w:p>
+      <w:pPr>
+        <w:pStyle w:val="ListParagraph"/>
+        <w:ind w:left="1440"/>
+        <w:jc w:val="both"/>
+        <w:rPr>
+          <w:rFonts w:ascii="Times New Roman" w:hAnsi="Times New Roman" w:cs="Times New Roman"/>
+          <w:lang w:val="tr-TR"/>
+        </w:rPr>
+      </w:pPr>
+    </w:p>
+    <w:p>
+      <w:pPr>
+        <w:pStyle w:val="ListParagraph"/>
+        <w:ind w:left="1440"/>
+        <w:jc w:val="both"/>
+        <w:rPr>
+          <w:rFonts w:ascii="Times New Roman" w:hAnsi="Times New Roman" w:cs="Times New Roman"/>
+          <w:lang w:val="tr-TR"/>
+        </w:rPr>
+      </w:pPr>
+      <w:r>
+        <w:rPr>
+          <w:rFonts w:ascii="Times New Roman" w:hAnsi="Times New Roman" w:cs="Times New Roman"/>
+          <w:lang w:val="tr-TR"/>
+        </w:rPr>
+        <w:lastRenderedPageBreak/>
+        <w:t>………………………………………………………………………………………………………………………………………………………………………………………………………………………………………………………………………</w:t>
+      </w:r>
+    </w:p>
+    <w:p>
+      <w:pPr>
+        <w:pStyle w:val="ListParagraph"/>
+        <w:ind w:left="1440"/>
+        <w:jc w:val="both"/>
+        <w:rPr>
+          <w:rFonts w:ascii="Times New Roman" w:hAnsi="Times New Roman" w:cs="Times New Roman"/>
+          <w:lang w:val="tr-TR"/>
+        </w:rPr>
+      </w:pPr>
+      <w:r>
+        <w:rPr>
+          <w:rFonts w:ascii="Times New Roman" w:hAnsi="Times New Roman" w:cs="Times New Roman"/>
+          <w:lang w:val="tr-TR"/>
+        </w:rPr>
+        <w:t>………………………………………………………………………………………</w:t>
+      </w:r>
+    </w:p>
+    <w:p>
+      <w:pPr>
+        <w:jc w:val="both"/>
+        <w:rPr>
+          <w:rFonts w:ascii="Times New Roman" w:hAnsi="Times New Roman" w:cs="Times New Roman"/>
+          <w:lang w:val="tr-TR"/>
+        </w:rPr>
+      </w:pPr>
+    </w:p>
+    <w:p>
+      <w:pPr>
+        <w:pStyle w:val="ListParagraph"/>
+        <w:numPr>
+          <w:ilvl w:val="0"/>
+          <w:numId w:val="34"/>
+        </w:numPr>
+        <w:jc w:val="both"/>
+        <w:rPr>
+          <w:rFonts w:ascii="Times New Roman" w:hAnsi="Times New Roman" w:cs="Times New Roman"/>
+          <w:lang w:val="tr-TR"/>
+        </w:rPr>
+      </w:pPr>
+      <w:r>
+        <w:rPr>
+          <w:rFonts w:ascii="Times New Roman" w:hAnsi="Times New Roman" w:cs="Times New Roman"/>
+          <w:lang w:val="tr-TR"/>
+        </w:rPr>
         <w:t>G</w:t>
       </w:r>
       <w:r>
@@ -3519,21 +4063,7 @@
           <w:rFonts w:ascii="Times New Roman" w:hAnsi="Times New Roman" w:cs="Times New Roman"/>
           <w:lang w:val="tr-TR"/>
         </w:rPr>
-        <w:t xml:space="preserve">özlem verilerine dayanarak </w:t>
-      </w:r>
-      <w:r>
-        <w:rPr>
-          <w:rFonts w:ascii="Times New Roman" w:hAnsi="Times New Roman" w:cs="Times New Roman"/>
-          <w:lang w:val="tr-TR"/>
-        </w:rPr>
-        <w:t>tepkimenin</w:t>
-      </w:r>
-      <w:r>
-        <w:rPr>
-          <w:rFonts w:ascii="Times New Roman" w:hAnsi="Times New Roman" w:cs="Times New Roman"/>
-          <w:lang w:val="tr-TR"/>
-        </w:rPr>
-        <w:t xml:space="preserve"> oluşum</w:t>
+        <w:t>rup çalışması</w:t>
       </w:r>
       <w:r>
         <w:rPr>
@@ -3547,21 +4077,42 @@
           <w:rFonts w:ascii="Times New Roman" w:hAnsi="Times New Roman" w:cs="Times New Roman"/>
           <w:lang w:val="tr-TR"/>
         </w:rPr>
-        <w:t>s</w:t>
-      </w:r>
-      <w:r>
-        <w:rPr>
-          <w:rFonts w:ascii="Times New Roman" w:hAnsi="Times New Roman" w:cs="Times New Roman"/>
-          <w:lang w:val="tr-TR"/>
-        </w:rPr>
-        <w:t>ü</w:t>
-      </w:r>
-      <w:r>
-        <w:rPr>
-          <w:rFonts w:ascii="Times New Roman" w:hAnsi="Times New Roman" w:cs="Times New Roman"/>
-          <w:lang w:val="tr-TR"/>
-        </w:rPr>
-        <w:t>recini alt mikro seviyede tanecik davranışları ve etkileşimlerini dikkate</w:t>
+        <w:t xml:space="preserve">ve deney </w:t>
+      </w:r>
+      <w:r>
+        <w:rPr>
+          <w:rFonts w:ascii="Times New Roman" w:hAnsi="Times New Roman" w:cs="Times New Roman"/>
+          <w:lang w:val="tr-TR"/>
+        </w:rPr>
+        <w:t>sürecinde</w:t>
+      </w:r>
+      <w:r>
+        <w:rPr>
+          <w:rFonts w:ascii="Times New Roman" w:hAnsi="Times New Roman" w:cs="Times New Roman"/>
+          <w:lang w:val="tr-TR"/>
+        </w:rPr>
+        <w:t xml:space="preserve"> hangi bilgileri nasıl öğrendi</w:t>
+      </w:r>
+      <w:r>
+        <w:rPr>
+          <w:rFonts w:ascii="Times New Roman" w:hAnsi="Times New Roman" w:cs="Times New Roman"/>
+          <w:lang w:val="tr-TR"/>
+        </w:rPr>
+        <w:t>ğinizi</w:t>
+      </w:r>
+      <w:r>
+        <w:rPr>
+          <w:rFonts w:ascii="Times New Roman" w:hAnsi="Times New Roman" w:cs="Times New Roman"/>
+          <w:lang w:val="tr-TR"/>
+        </w:rPr>
+        <w:t>, hangi duyguları yaşadı</w:t>
+      </w:r>
+      <w:r>
+        <w:rPr>
+          <w:rFonts w:ascii="Times New Roman" w:hAnsi="Times New Roman" w:cs="Times New Roman"/>
+          <w:lang w:val="tr-TR"/>
+        </w:rPr>
+        <w:t>ğınızı</w:t>
       </w:r>
       <w:r>
         <w:rPr>
@@ -3575,15 +4126,39 @@
           <w:rFonts w:ascii="Times New Roman" w:hAnsi="Times New Roman" w:cs="Times New Roman"/>
           <w:lang w:val="tr-TR"/>
         </w:rPr>
-        <w:t>alarak detaylı bir şekilde açıkla</w:t>
-      </w:r>
-      <w:r>
-        <w:rPr>
-          <w:rFonts w:ascii="Times New Roman" w:hAnsi="Times New Roman" w:cs="Times New Roman"/>
-          <w:lang w:val="tr-TR"/>
-        </w:rPr>
-        <w:t>yınız.</w:t>
-      </w:r>
+        <w:t>ve istenmeyen durumlarda nasıl tepki verdi</w:t>
+      </w:r>
+      <w:r>
+        <w:rPr>
+          <w:rFonts w:ascii="Times New Roman" w:hAnsi="Times New Roman" w:cs="Times New Roman"/>
+          <w:lang w:val="tr-TR"/>
+        </w:rPr>
+        <w:t>ğinizi</w:t>
+      </w:r>
+      <w:r>
+        <w:rPr>
+          <w:rFonts w:ascii="Times New Roman" w:hAnsi="Times New Roman" w:cs="Times New Roman"/>
+          <w:lang w:val="tr-TR"/>
+        </w:rPr>
+        <w:t xml:space="preserve"> sınıf içinde tartış</w:t>
+      </w:r>
+      <w:r>
+        <w:rPr>
+          <w:rFonts w:ascii="Times New Roman" w:hAnsi="Times New Roman" w:cs="Times New Roman"/>
+          <w:lang w:val="tr-TR"/>
+        </w:rPr>
+        <w:t>ınız.</w:t>
+      </w:r>
+    </w:p>
+    <w:p>
+      <w:pPr>
+        <w:pStyle w:val="ListParagraph"/>
+        <w:jc w:val="both"/>
+        <w:rPr>
+          <w:rFonts w:ascii="Times New Roman" w:hAnsi="Times New Roman" w:cs="Times New Roman"/>
+          <w:lang w:val="tr-TR"/>
+        </w:rPr>
+      </w:pPr>
     </w:p>
     <w:p>
       <w:pPr>
@@ -3595,6 +4170,13 @@
           <w:lang w:val="tr-TR"/>
         </w:rPr>
       </w:pPr>
+      <w:r>
+        <w:rPr>
+          <w:rFonts w:ascii="Times New Roman" w:hAnsi="Times New Roman" w:cs="Times New Roman"/>
+          <w:lang w:val="tr-TR"/>
+        </w:rPr>
+        <w:t>………………………………………………………………………………………………………………………………………………………………………………………………………………………………………………………………………</w:t>
+      </w:r>
     </w:p>
     <w:p>
       <w:pPr>
@@ -3606,29 +4188,59 @@
           <w:lang w:val="tr-TR"/>
         </w:rPr>
       </w:pPr>
-      <w:r>
-        <w:rPr>
-          <w:rFonts w:ascii="Times New Roman" w:hAnsi="Times New Roman" w:cs="Times New Roman"/>
-          <w:lang w:val="tr-TR"/>
-        </w:rPr>
-        <w:t>………………………………………………………………………………………………………………………………………………………………………………………………………………………………………………………………………</w:t>
-      </w:r>
-    </w:p>
-    <w:p>
-      <w:pPr>
-        <w:pStyle w:val="ListParagraph"/>
-        <w:ind w:left="1440"/>
-        <w:jc w:val="both"/>
-        <w:rPr>
-          <w:rFonts w:ascii="Times New Roman" w:hAnsi="Times New Roman" w:cs="Times New Roman"/>
-          <w:lang w:val="tr-TR"/>
-        </w:rPr>
-      </w:pPr>
-    </w:p>
-    <w:p>
-      <w:pPr>
-        <w:pStyle w:val="ListParagraph"/>
-        <w:ind w:left="1440"/>
+    </w:p>
+    <w:p>
+      <w:pPr>
+        <w:pStyle w:val="ListParagraph"/>
+        <w:numPr>
+          <w:ilvl w:val="0"/>
+          <w:numId w:val="32"/>
+        </w:numPr>
+        <w:jc w:val="both"/>
+        <w:rPr>
+          <w:rFonts w:ascii="Times New Roman" w:hAnsi="Times New Roman" w:cs="Times New Roman"/>
+          <w:lang w:val="tr-TR"/>
+        </w:rPr>
+      </w:pPr>
+      <w:r>
+        <w:rPr>
+          <w:rFonts w:ascii="Times New Roman" w:hAnsi="Times New Roman" w:cs="Times New Roman"/>
+          <w:lang w:val="tr-TR"/>
+        </w:rPr>
+        <w:t>G</w:t>
+      </w:r>
+      <w:r>
+        <w:rPr>
+          <w:rFonts w:ascii="Times New Roman" w:hAnsi="Times New Roman" w:cs="Times New Roman"/>
+          <w:lang w:val="tr-TR"/>
+        </w:rPr>
+        <w:t xml:space="preserve">rup </w:t>
+      </w:r>
+      <w:r>
+        <w:rPr>
+          <w:rFonts w:ascii="Times New Roman" w:hAnsi="Times New Roman" w:cs="Times New Roman"/>
+          <w:lang w:val="tr-TR"/>
+        </w:rPr>
+        <w:t xml:space="preserve">arkadaşlarınızın grup </w:t>
+      </w:r>
+      <w:r>
+        <w:rPr>
+          <w:rFonts w:ascii="Times New Roman" w:hAnsi="Times New Roman" w:cs="Times New Roman"/>
+          <w:lang w:val="tr-TR"/>
+        </w:rPr>
+        <w:t>çalışmalarına katkıları akran değerlendirme formu ile değerlendiri</w:t>
+      </w:r>
+      <w:r>
+        <w:rPr>
+          <w:rFonts w:ascii="Times New Roman" w:hAnsi="Times New Roman" w:cs="Times New Roman"/>
+          <w:lang w:val="tr-TR"/>
+        </w:rPr>
+        <w:t>niz.</w:t>
+      </w:r>
+    </w:p>
+    <w:p>
+      <w:pPr>
+        <w:pStyle w:val="ListParagraph"/>
         <w:jc w:val="both"/>
         <w:rPr>
           <w:rFonts w:ascii="Times New Roman" w:hAnsi="Times New Roman" w:cs="Times New Roman"/>
@@ -3643,18 +4255,18 @@
         <mc:AlternateContent>
           <mc:Choice Requires="wps">
             <w:drawing>
-              <wp:anchor distT="0" distB="0" distL="114300" distR="114300" simplePos="0" relativeHeight="251853824" behindDoc="0" locked="0" layoutInCell="1" allowOverlap="1" wp14:anchorId="3A36A4F0" wp14:editId="5D624F85">
+              <wp:anchor distT="0" distB="0" distL="114300" distR="114300" simplePos="0" relativeHeight="251857920" behindDoc="0" locked="0" layoutInCell="1" allowOverlap="1" wp14:anchorId="1FC1E583" wp14:editId="51CBF74E">
                 <wp:simplePos x="0" y="0"/>
                 <wp:positionH relativeFrom="column">
-                  <wp:posOffset>4311650</wp:posOffset>
+                  <wp:posOffset>3663446</wp:posOffset>
                 </wp:positionH>
                 <wp:positionV relativeFrom="paragraph">
-                  <wp:posOffset>139065</wp:posOffset>
+                  <wp:posOffset>56885</wp:posOffset>
                 </wp:positionV>
                 <wp:extent cx="1955800" cy="615950"/>
                 <wp:effectExtent l="0" t="0" r="12700" b="19050"/>
                 <wp:wrapNone/>
-                <wp:docPr id="2062213303" name="Rectangle 7"/>
+                <wp:docPr id="1444730375" name="Rectangle 7"/>
                 <wp:cNvGraphicFramePr/>
                 <a:graphic xmlns:a="http://schemas.openxmlformats.org/drawingml/2006/main">
                   <a:graphicData uri="http://schemas.microsoft.com/office/word/2010/wordprocessingShape">
@@ -3696,7 +4308,13 @@
                               <w:rPr>
                                 <w:lang w:val="tr-TR"/>
                               </w:rPr>
-                              <w:t>Karekod alanı: Çökelme Tepkimesi Animasyon</w:t>
+                              <w:t xml:space="preserve">Karekod alanı: </w:t>
+                            </w:r>
+                            <w:r>
+                              <w:rPr>
+                                <w:lang w:val="tr-TR"/>
+                              </w:rPr>
+                              <w:t>Akran Değerlendirme Formu</w:t>
                             </w:r>
                           </w:p>
                         </w:txbxContent>
@@ -3721,7 +4339,7 @@
           </mc:Choice>
           <mc:Fallback>
             <w:pict>
-              <v:rect w14:anchorId="3A36A4F0" id="Rectangle 7" o:spid="_x0000_s1026" style="position:absolute;left:0;text-align:left;margin-left:339.5pt;margin-top:10.95pt;width:154pt;height:48.5pt;z-index:251853824;visibility:visible;mso-wrap-style:square;mso-width-percent:0;mso-height-percent:0;mso-wrap-distance-left:9pt;mso-wrap-distance-top:0;mso-wrap-distance-right:9pt;mso-wrap-distance-bottom:0;mso-position-horizontal:absolute;mso-position-horizontal-relative:text;mso-position-vertical:absolute;mso-position-vertical-relative:text;mso-width-percent:0;mso-height-percent:0;mso-width-relative:margin;mso-height-relative:margin;v-text-anchor:middle" o:gfxdata="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" fillcolor="white [3201]" strokecolor="#4ea72e [3209]" strokeweight="1pt">
+              <v:rect w14:anchorId="1FC1E583" id="Rectangle 7" o:spid="_x0000_s1026" style="position:absolute;left:0;text-align:left;margin-left:288.45pt;margin-top:4.5pt;width:154pt;height:48.5pt;z-index:251857920;visibility:visible;mso-wrap-style:square;mso-width-percent:0;mso-height-percent:0;mso-wrap-distance-left:9pt;mso-wrap-distance-top:0;mso-wrap-distance-right:9pt;mso-wrap-distance-bottom:0;mso-position-horizontal:absolute;mso-position-horizontal-relative:text;mso-position-vertical:absolute;mso-position-vertical-relative:text;mso-width-percent:0;mso-height-percent:0;mso-width-relative:margin;mso-height-relative:margin;v-text-anchor:middle" o:gfxdata="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" fillcolor="white [3201]" strokecolor="#4ea72e [3209]" strokeweight="1pt">
                 <v:textbox>
                   <w:txbxContent>
                     <w:p>
@@ -3735,7 +4353,13 @@
                         <w:rPr>
                           <w:lang w:val="tr-TR"/>
                         </w:rPr>
-                        <w:t>Karekod alanı: Çökelme Tepkimesi Animasyon</w:t>
+                        <w:t xml:space="preserve">Karekod alanı: </w:t>
+                      </w:r>
+                      <w:r>
+                        <w:rPr>
+                          <w:lang w:val="tr-TR"/>
+                        </w:rPr>
+                        <w:t>Akran Değerlendirme Formu</w:t>
                       </w:r>
                     </w:p>
                   </w:txbxContent>
@@ -3749,205 +4373,36 @@
     <w:p>
       <w:pPr>
         <w:pStyle w:val="ListParagraph"/>
-        <w:ind w:left="1440"/>
-        <w:jc w:val="both"/>
-        <w:rPr>
-          <w:rFonts w:ascii="Times New Roman" w:hAnsi="Times New Roman" w:cs="Times New Roman"/>
-          <w:lang w:val="tr-TR"/>
-        </w:rPr>
-      </w:pPr>
-    </w:p>
-    <w:p>
-      <w:pPr>
-        <w:jc w:val="both"/>
-        <w:rPr>
-          <w:rFonts w:ascii="Times New Roman" w:hAnsi="Times New Roman" w:cs="Times New Roman"/>
-          <w:lang w:val="tr-TR"/>
-        </w:rPr>
-      </w:pPr>
-    </w:p>
-    <w:p>
-      <w:pPr>
-        <w:jc w:val="both"/>
-        <w:rPr>
-          <w:rFonts w:ascii="Times New Roman" w:hAnsi="Times New Roman" w:cs="Times New Roman"/>
-          <w:lang w:val="tr-TR"/>
-        </w:rPr>
-      </w:pPr>
-    </w:p>
-    <w:p>
-      <w:pPr>
-        <w:pStyle w:val="ListParagraph"/>
-        <w:numPr>
-          <w:ilvl w:val="0"/>
-          <w:numId w:val="27"/>
-        </w:numPr>
-        <w:jc w:val="both"/>
-        <w:rPr>
-          <w:rFonts w:ascii="Times New Roman" w:hAnsi="Times New Roman" w:cs="Times New Roman"/>
-          <w:lang w:val="tr-TR"/>
-        </w:rPr>
-      </w:pPr>
-      <w:r>
-        <w:rPr>
-          <w:rFonts w:ascii="Times New Roman" w:hAnsi="Times New Roman" w:cs="Times New Roman"/>
-          <w:lang w:val="tr-TR"/>
-        </w:rPr>
-        <w:t xml:space="preserve">Karekodu akıllı cihazlarınıza okutarak </w:t>
-      </w:r>
-      <w:r>
-        <w:rPr>
-          <w:rFonts w:ascii="Times New Roman" w:hAnsi="Times New Roman" w:cs="Times New Roman"/>
-          <w:lang w:val="tr-TR"/>
-        </w:rPr>
-        <w:t>verilen tepkimeye ait animasyonu izleyiniz.</w:t>
-      </w:r>
-      <w:r>
-        <w:rPr>
-          <w:rFonts w:ascii="Times New Roman" w:hAnsi="Times New Roman" w:cs="Times New Roman"/>
-          <w:lang w:val="tr-TR"/>
-        </w:rPr>
-        <w:t xml:space="preserve"> Daha </w:t>
-      </w:r>
-      <w:r>
-        <w:rPr>
-          <w:rFonts w:ascii="Times New Roman" w:hAnsi="Times New Roman" w:cs="Times New Roman"/>
-          <w:lang w:val="tr-TR"/>
-        </w:rPr>
-        <w:t>s</w:t>
-      </w:r>
-      <w:r>
-        <w:rPr>
-          <w:rFonts w:ascii="Times New Roman" w:hAnsi="Times New Roman" w:cs="Times New Roman"/>
-          <w:lang w:val="tr-TR"/>
-        </w:rPr>
-        <w:t>onra</w:t>
-      </w:r>
-      <w:r>
-        <w:rPr>
-          <w:rFonts w:ascii="Times New Roman" w:hAnsi="Times New Roman" w:cs="Times New Roman"/>
-          <w:lang w:val="tr-TR"/>
-        </w:rPr>
-        <w:t xml:space="preserve"> </w:t>
-      </w:r>
-      <w:r>
-        <w:rPr>
-          <w:rFonts w:ascii="Times New Roman" w:hAnsi="Times New Roman" w:cs="Times New Roman"/>
-          <w:lang w:val="tr-TR"/>
-        </w:rPr>
-        <w:t>kendi açıklamalarını</w:t>
-      </w:r>
-      <w:r>
-        <w:rPr>
-          <w:rFonts w:ascii="Times New Roman" w:hAnsi="Times New Roman" w:cs="Times New Roman"/>
-          <w:lang w:val="tr-TR"/>
-        </w:rPr>
-        <w:t xml:space="preserve">zı </w:t>
-      </w:r>
-      <w:r>
-        <w:rPr>
-          <w:rFonts w:ascii="Times New Roman" w:hAnsi="Times New Roman" w:cs="Times New Roman"/>
-          <w:lang w:val="tr-TR"/>
-        </w:rPr>
-        <w:t>animasyon üzerinden yaptı</w:t>
-      </w:r>
-      <w:r>
-        <w:rPr>
-          <w:rFonts w:ascii="Times New Roman" w:hAnsi="Times New Roman" w:cs="Times New Roman"/>
-          <w:lang w:val="tr-TR"/>
-        </w:rPr>
-        <w:t>ğınız</w:t>
-      </w:r>
-      <w:r>
-        <w:rPr>
-          <w:rFonts w:ascii="Times New Roman" w:hAnsi="Times New Roman" w:cs="Times New Roman"/>
-          <w:lang w:val="tr-TR"/>
-        </w:rPr>
-        <w:t xml:space="preserve"> gözlemlerle karşılaştır</w:t>
-      </w:r>
-      <w:r>
-        <w:rPr>
-          <w:rFonts w:ascii="Times New Roman" w:hAnsi="Times New Roman" w:cs="Times New Roman"/>
-          <w:lang w:val="tr-TR"/>
-        </w:rPr>
-        <w:t>ınız.</w:t>
-      </w:r>
-    </w:p>
-    <w:p>
-      <w:pPr>
-        <w:pStyle w:val="ListParagraph"/>
-        <w:ind w:left="1440"/>
-        <w:jc w:val="both"/>
-        <w:rPr>
-          <w:rFonts w:ascii="Times New Roman" w:hAnsi="Times New Roman" w:cs="Times New Roman"/>
-          <w:lang w:val="tr-TR"/>
-        </w:rPr>
-      </w:pPr>
-    </w:p>
-    <w:p>
-      <w:pPr>
-        <w:pStyle w:val="ListParagraph"/>
-        <w:ind w:left="1440"/>
-        <w:jc w:val="both"/>
-        <w:rPr>
-          <w:rFonts w:ascii="Times New Roman" w:hAnsi="Times New Roman" w:cs="Times New Roman"/>
-          <w:lang w:val="tr-TR"/>
-        </w:rPr>
-      </w:pPr>
-      <w:r>
-        <w:rPr>
-          <w:rFonts w:ascii="Times New Roman" w:hAnsi="Times New Roman" w:cs="Times New Roman"/>
-          <w:lang w:val="tr-TR"/>
-        </w:rPr>
-        <w:t>………………………………………………………………………………………………………………………………………………………………………………………………………………………………………………………………………</w:t>
-      </w:r>
-    </w:p>
-    <w:p>
-      <w:pPr>
-        <w:pStyle w:val="ListParagraph"/>
-        <w:ind w:left="1080"/>
-        <w:jc w:val="both"/>
-        <w:rPr>
-          <w:rFonts w:ascii="Times New Roman" w:hAnsi="Times New Roman" w:cs="Times New Roman"/>
-          <w:lang w:val="tr-TR"/>
-        </w:rPr>
-      </w:pPr>
-    </w:p>
-    <w:p>
-      <w:pPr>
-        <w:jc w:val="both"/>
-        <w:rPr>
-          <w:rFonts w:ascii="Times New Roman" w:hAnsi="Times New Roman" w:cs="Times New Roman"/>
-          <w:lang w:val="tr-TR"/>
-        </w:rPr>
-      </w:pPr>
-    </w:p>
-    <w:p>
-      <w:pPr>
-        <w:pStyle w:val="ListParagraph"/>
-        <w:ind w:left="928"/>
-        <w:jc w:val="both"/>
-        <w:rPr>
-          <w:rFonts w:ascii="Times New Roman" w:hAnsi="Times New Roman" w:cs="Times New Roman"/>
-          <w:lang w:val="tr-TR"/>
-        </w:rPr>
-      </w:pPr>
-    </w:p>
-    <w:p>
-      <w:pPr>
-        <w:pStyle w:val="ListParagraph"/>
-        <w:ind w:left="928"/>
-        <w:jc w:val="both"/>
-        <w:rPr>
-          <w:rFonts w:ascii="Times New Roman" w:hAnsi="Times New Roman" w:cs="Times New Roman"/>
-          <w:lang w:val="tr-TR"/>
-        </w:rPr>
-      </w:pPr>
-    </w:p>
-    <w:p>
-      <w:pPr>
-        <w:pStyle w:val="ListParagraph"/>
-        <w:ind w:left="1080"/>
+        <w:jc w:val="both"/>
+        <w:rPr>
+          <w:rFonts w:ascii="Times New Roman" w:hAnsi="Times New Roman" w:cs="Times New Roman"/>
+          <w:lang w:val="tr-TR"/>
+        </w:rPr>
+      </w:pPr>
+    </w:p>
+    <w:p>
+      <w:pPr>
+        <w:pStyle w:val="ListParagraph"/>
+        <w:jc w:val="both"/>
+        <w:rPr>
+          <w:rFonts w:ascii="Times New Roman" w:hAnsi="Times New Roman" w:cs="Times New Roman"/>
+          <w:lang w:val="tr-TR"/>
+        </w:rPr>
+      </w:pPr>
+    </w:p>
+    <w:p>
+      <w:pPr>
+        <w:pStyle w:val="ListParagraph"/>
+        <w:jc w:val="both"/>
+        <w:rPr>
+          <w:rFonts w:ascii="Times New Roman" w:hAnsi="Times New Roman" w:cs="Times New Roman"/>
+          <w:lang w:val="tr-TR"/>
+        </w:rPr>
+      </w:pPr>
+    </w:p>
+    <w:p>
+      <w:pPr>
+        <w:pStyle w:val="ListParagraph"/>
         <w:jc w:val="both"/>
         <w:rPr>
           <w:rFonts w:ascii="Times New Roman" w:hAnsi="Times New Roman" w:cs="Times New Roman"/>
@@ -3970,19 +4425,730 @@
       </w:pPr>
       <w:r>
         <w:rPr>
+          <w:rFonts w:ascii="Times New Roman" w:hAnsi="Times New Roman" w:cs="Times New Roman"/>
+          <w:lang w:val="tr-TR"/>
+        </w:rPr>
+        <w:t>D</w:t>
+      </w:r>
+      <w:r>
+        <w:rPr>
+          <w:rFonts w:ascii="Times New Roman" w:hAnsi="Times New Roman" w:cs="Times New Roman"/>
+          <w:lang w:val="tr-TR"/>
+        </w:rPr>
+        <w:t>eney sonuçların</w:t>
+      </w:r>
+      <w:r>
+        <w:rPr>
+          <w:rFonts w:ascii="Times New Roman" w:hAnsi="Times New Roman" w:cs="Times New Roman"/>
+          <w:lang w:val="tr-TR"/>
+        </w:rPr>
+        <w:t>ıza</w:t>
+      </w:r>
+      <w:r>
+        <w:rPr>
+          <w:rFonts w:ascii="Times New Roman" w:hAnsi="Times New Roman" w:cs="Times New Roman"/>
+          <w:lang w:val="tr-TR"/>
+        </w:rPr>
+        <w:t xml:space="preserve"> göre fiziksel ve kimyasal değişimleri ısıveren (ekzotermik)</w:t>
+      </w:r>
+      <w:r>
+        <w:rPr>
+          <w:rFonts w:ascii="Times New Roman" w:hAnsi="Times New Roman" w:cs="Times New Roman"/>
+          <w:lang w:val="tr-TR"/>
+        </w:rPr>
+        <w:t xml:space="preserve"> </w:t>
+      </w:r>
+      <w:r>
+        <w:rPr>
+          <w:rFonts w:ascii="Times New Roman" w:hAnsi="Times New Roman" w:cs="Times New Roman"/>
+          <w:lang w:val="tr-TR"/>
+        </w:rPr>
+        <w:t>ve ısıalan (endotermik) değişimler olarak belirl</w:t>
+      </w:r>
+      <w:r>
+        <w:rPr>
+          <w:rFonts w:ascii="Times New Roman" w:hAnsi="Times New Roman" w:cs="Times New Roman"/>
+          <w:lang w:val="tr-TR"/>
+        </w:rPr>
+        <w:t>eyiniz.</w:t>
+      </w:r>
+    </w:p>
+    <w:p>
+      <w:pPr>
+        <w:pStyle w:val="ListParagraph"/>
+        <w:jc w:val="both"/>
+        <w:rPr>
+          <w:rFonts w:ascii="Times New Roman" w:hAnsi="Times New Roman" w:cs="Times New Roman"/>
+          <w:lang w:val="tr-TR"/>
+        </w:rPr>
+      </w:pPr>
+    </w:p>
+    <w:p>
+      <w:pPr>
+        <w:pStyle w:val="ListParagraph"/>
+        <w:ind w:left="1440"/>
+        <w:jc w:val="both"/>
+        <w:rPr>
+          <w:rFonts w:ascii="Times New Roman" w:hAnsi="Times New Roman" w:cs="Times New Roman"/>
+          <w:lang w:val="tr-TR"/>
+        </w:rPr>
+      </w:pPr>
+      <w:r>
+        <w:rPr>
+          <w:rFonts w:ascii="Times New Roman" w:hAnsi="Times New Roman" w:cs="Times New Roman"/>
+          <w:lang w:val="tr-TR"/>
+        </w:rPr>
+        <w:t>………………………………………………………………………………………………………………………………………………………………………………………………………………………………………………………………………</w:t>
+      </w:r>
+    </w:p>
+    <w:p>
+      <w:pPr>
+        <w:pStyle w:val="ListParagraph"/>
+        <w:jc w:val="both"/>
+        <w:rPr>
+          <w:rFonts w:ascii="Times New Roman" w:hAnsi="Times New Roman" w:cs="Times New Roman"/>
+          <w:lang w:val="tr-TR"/>
+        </w:rPr>
+      </w:pPr>
+    </w:p>
+    <w:p>
+      <w:pPr>
+        <w:pStyle w:val="ListParagraph"/>
+        <w:numPr>
+          <w:ilvl w:val="0"/>
+          <w:numId w:val="32"/>
+        </w:numPr>
+        <w:jc w:val="both"/>
+        <w:rPr>
+          <w:rFonts w:ascii="Times New Roman" w:hAnsi="Times New Roman" w:cs="Times New Roman"/>
+          <w:lang w:val="tr-TR"/>
+        </w:rPr>
+      </w:pPr>
+      <w:r>
+        <w:rPr>
+          <w:rFonts w:ascii="Times New Roman" w:hAnsi="Times New Roman" w:cs="Times New Roman"/>
+          <w:lang w:val="tr-TR"/>
+        </w:rPr>
+        <w:t>Deneyden elde etti</w:t>
+      </w:r>
+      <w:r>
+        <w:rPr>
+          <w:rFonts w:ascii="Times New Roman" w:hAnsi="Times New Roman" w:cs="Times New Roman"/>
+          <w:lang w:val="tr-TR"/>
+        </w:rPr>
+        <w:t>ğiniz</w:t>
+      </w:r>
+      <w:r>
+        <w:rPr>
+          <w:rFonts w:ascii="Times New Roman" w:hAnsi="Times New Roman" w:cs="Times New Roman"/>
+          <w:lang w:val="tr-TR"/>
+        </w:rPr>
+        <w:t xml:space="preserve"> sonuçları </w:t>
+      </w:r>
+      <w:r>
+        <w:rPr>
+          <w:rFonts w:ascii="Times New Roman" w:hAnsi="Times New Roman" w:cs="Times New Roman"/>
+          <w:lang w:val="tr-TR"/>
+        </w:rPr>
+        <w:t>günlük</w:t>
+      </w:r>
+      <w:r>
+        <w:rPr>
+          <w:rFonts w:ascii="Times New Roman" w:hAnsi="Times New Roman" w:cs="Times New Roman"/>
+          <w:lang w:val="tr-TR"/>
+        </w:rPr>
+        <w:t xml:space="preserve"> </w:t>
+      </w:r>
+      <w:r>
+        <w:rPr>
+          <w:rFonts w:ascii="Times New Roman" w:hAnsi="Times New Roman" w:cs="Times New Roman"/>
+          <w:lang w:val="tr-TR"/>
+        </w:rPr>
+        <w:t>hayatta sık karşılaşılan olaylardaki enerji değişimini açıklamak için kullan</w:t>
+      </w:r>
+      <w:r>
+        <w:rPr>
+          <w:rFonts w:ascii="Times New Roman" w:hAnsi="Times New Roman" w:cs="Times New Roman"/>
+          <w:lang w:val="tr-TR"/>
+        </w:rPr>
+        <w:t>ınız.</w:t>
+      </w:r>
+    </w:p>
+    <w:p>
+      <w:pPr>
+        <w:pStyle w:val="ListParagraph"/>
+        <w:jc w:val="both"/>
+        <w:rPr>
+          <w:rFonts w:ascii="Times New Roman" w:hAnsi="Times New Roman" w:cs="Times New Roman"/>
+          <w:lang w:val="tr-TR"/>
+        </w:rPr>
+      </w:pPr>
+    </w:p>
+    <w:p>
+      <w:pPr>
+        <w:pStyle w:val="ListParagraph"/>
+        <w:ind w:left="1440"/>
+        <w:jc w:val="both"/>
+        <w:rPr>
+          <w:rFonts w:ascii="Times New Roman" w:hAnsi="Times New Roman" w:cs="Times New Roman"/>
+          <w:lang w:val="tr-TR"/>
+        </w:rPr>
+      </w:pPr>
+      <w:r>
+        <w:rPr>
+          <w:rFonts w:ascii="Times New Roman" w:hAnsi="Times New Roman" w:cs="Times New Roman"/>
+          <w:lang w:val="tr-TR"/>
+        </w:rPr>
+        <w:t>………………………………………………………………………………………………………………………………………………………………………………………………………………………………………………………………………</w:t>
+      </w:r>
+    </w:p>
+    <w:p>
+      <w:pPr>
+        <w:pStyle w:val="ListParagraph"/>
+        <w:ind w:left="1440"/>
+        <w:jc w:val="both"/>
+        <w:rPr>
+          <w:rFonts w:ascii="Times New Roman" w:hAnsi="Times New Roman" w:cs="Times New Roman"/>
+          <w:lang w:val="tr-TR"/>
+        </w:rPr>
+      </w:pPr>
+    </w:p>
+    <w:p>
+      <w:pPr>
+        <w:jc w:val="both"/>
+        <w:rPr>
+          <w:rFonts w:ascii="Times New Roman" w:hAnsi="Times New Roman" w:cs="Times New Roman"/>
+          <w:lang w:val="tr-TR"/>
+        </w:rPr>
+      </w:pPr>
+    </w:p>
+    <w:p>
+      <w:pPr>
+        <w:jc w:val="both"/>
+        <w:rPr>
+          <w:rFonts w:ascii="Times New Roman" w:hAnsi="Times New Roman" w:cs="Times New Roman"/>
+          <w:lang w:val="tr-TR"/>
+        </w:rPr>
+      </w:pPr>
+    </w:p>
+    <w:p>
+      <w:pPr>
+        <w:jc w:val="both"/>
+        <w:rPr>
+          <w:rFonts w:ascii="Times New Roman" w:hAnsi="Times New Roman" w:cs="Times New Roman"/>
+          <w:lang w:val="tr-TR"/>
+        </w:rPr>
+      </w:pPr>
+    </w:p>
+    <w:p>
+      <w:pPr>
+        <w:jc w:val="both"/>
+        <w:rPr>
+          <w:rFonts w:ascii="Times New Roman" w:hAnsi="Times New Roman" w:cs="Times New Roman"/>
+          <w:lang w:val="tr-TR"/>
+        </w:rPr>
+      </w:pPr>
+    </w:p>
+    <w:p>
+      <w:pPr>
+        <w:pStyle w:val="ListParagraph"/>
+        <w:jc w:val="both"/>
+        <w:rPr>
+          <w:rFonts w:ascii="Times New Roman" w:hAnsi="Times New Roman" w:cs="Times New Roman"/>
+          <w:b/>
+          <w:bCs/>
+          <w:lang w:val="tr-TR"/>
+        </w:rPr>
+      </w:pPr>
+      <w:r>
+        <w:rPr>
+          <w:rFonts w:ascii="Times New Roman" w:hAnsi="Times New Roman" w:cs="Times New Roman"/>
+          <w:b/>
+          <w:bCs/>
+          <w:lang w:val="tr-TR"/>
+        </w:rPr>
+        <w:lastRenderedPageBreak/>
+        <w:t xml:space="preserve">NOT </w:t>
+      </w:r>
+      <w:proofErr w:type="gramStart"/>
+      <w:r>
+        <w:rPr>
+          <w:rFonts w:ascii="Times New Roman" w:hAnsi="Times New Roman" w:cs="Times New Roman"/>
+          <w:b/>
+          <w:bCs/>
+          <w:lang w:val="tr-TR"/>
+        </w:rPr>
+        <w:t>Kağıdı</w:t>
+      </w:r>
+      <w:proofErr w:type="gramEnd"/>
+      <w:r>
+        <w:rPr>
+          <w:rFonts w:ascii="Times New Roman" w:hAnsi="Times New Roman" w:cs="Times New Roman"/>
+          <w:b/>
+          <w:bCs/>
+          <w:lang w:val="tr-TR"/>
+        </w:rPr>
+        <w:t>: Kimya</w:t>
+      </w:r>
+      <w:r>
+        <w:rPr>
+          <w:rFonts w:ascii="Times New Roman" w:hAnsi="Times New Roman" w:cs="Times New Roman"/>
+          <w:b/>
+          <w:bCs/>
+          <w:lang w:val="tr-TR"/>
+        </w:rPr>
+        <w:t>10</w:t>
+      </w:r>
+      <w:r>
+        <w:rPr>
+          <w:rFonts w:ascii="Times New Roman" w:hAnsi="Times New Roman" w:cs="Times New Roman"/>
+          <w:b/>
+          <w:bCs/>
+          <w:lang w:val="tr-TR"/>
+        </w:rPr>
+        <w:t xml:space="preserve"> sayfa </w:t>
+      </w:r>
+      <w:r>
+        <w:rPr>
+          <w:rFonts w:ascii="Times New Roman" w:hAnsi="Times New Roman" w:cs="Times New Roman"/>
+          <w:b/>
+          <w:bCs/>
+          <w:lang w:val="tr-TR"/>
+        </w:rPr>
+        <w:t>36’da</w:t>
+      </w:r>
+      <w:r>
+        <w:rPr>
+          <w:rFonts w:ascii="Times New Roman" w:hAnsi="Times New Roman" w:cs="Times New Roman"/>
+          <w:b/>
+          <w:bCs/>
+          <w:lang w:val="tr-TR"/>
+        </w:rPr>
+        <w:t xml:space="preserve"> etkinlik içinde kullandığımız post-it kalıbı</w:t>
+      </w:r>
+    </w:p>
+    <w:p>
+      <w:pPr>
+        <w:pStyle w:val="ListParagraph"/>
+        <w:jc w:val="both"/>
+        <w:rPr>
+          <w:rFonts w:ascii="Times New Roman" w:hAnsi="Times New Roman" w:cs="Times New Roman"/>
+          <w:b/>
+          <w:bCs/>
+          <w:lang w:val="tr-TR"/>
+        </w:rPr>
+      </w:pPr>
+      <w:r>
+        <w:rPr>
+          <w:rFonts w:ascii="Times New Roman" w:hAnsi="Times New Roman" w:cs="Times New Roman"/>
+          <w:b/>
+          <w:bCs/>
           <w:noProof/>
           <w:lang w:val="tr-TR"/>
         </w:rPr>
         <mc:AlternateContent>
           <mc:Choice Requires="wps">
             <w:drawing>
-              <wp:anchor distT="0" distB="0" distL="114300" distR="114300" simplePos="0" relativeHeight="251849728" behindDoc="0" locked="0" layoutInCell="1" allowOverlap="1" wp14:anchorId="0B94AEF6" wp14:editId="6208CABD">
+              <wp:anchor distT="0" distB="0" distL="114300" distR="114300" simplePos="0" relativeHeight="251859968" behindDoc="0" locked="0" layoutInCell="1" allowOverlap="1" wp14:anchorId="12E533F6" wp14:editId="7E0716A4">
                 <wp:simplePos x="0" y="0"/>
                 <wp:positionH relativeFrom="column">
-                  <wp:posOffset>2762250</wp:posOffset>
+                  <wp:posOffset>419100</wp:posOffset>
                 </wp:positionH>
                 <wp:positionV relativeFrom="paragraph">
-                  <wp:posOffset>292100</wp:posOffset>
+                  <wp:posOffset>5080</wp:posOffset>
+                </wp:positionV>
+                <wp:extent cx="5029200" cy="1390650"/>
+                <wp:effectExtent l="0" t="0" r="12700" b="19050"/>
+                <wp:wrapNone/>
+                <wp:docPr id="2117005645" name="Rectangle 6"/>
+                <wp:cNvGraphicFramePr/>
+                <a:graphic xmlns:a="http://schemas.openxmlformats.org/drawingml/2006/main">
+                  <a:graphicData uri="http://schemas.microsoft.com/office/word/2010/wordprocessingShape">
+                    <wps:wsp>
+                      <wps:cNvSpPr/>
+                      <wps:spPr>
+                        <a:xfrm>
+                          <a:off x="0" y="0"/>
+                          <a:ext cx="5029200" cy="1390650"/>
+                        </a:xfrm>
+                        <a:prstGeom prst="rect">
+                          <a:avLst/>
+                        </a:prstGeom>
+                        <a:solidFill>
+                          <a:srgbClr val="FFFF00"/>
+                        </a:solidFill>
+                      </wps:spPr>
+                      <wps:style>
+                        <a:lnRef idx="2">
+                          <a:schemeClr val="accent1">
+                            <a:shade val="15000"/>
+                          </a:schemeClr>
+                        </a:lnRef>
+                        <a:fillRef idx="1">
+                          <a:schemeClr val="accent1"/>
+                        </a:fillRef>
+                        <a:effectRef idx="0">
+                          <a:schemeClr val="accent1"/>
+                        </a:effectRef>
+                        <a:fontRef idx="minor">
+                          <a:schemeClr val="lt1"/>
+                        </a:fontRef>
+                      </wps:style>
+                      <wps:txbx>
+                        <w:txbxContent>
+                          <w:p>
+                            <w:pPr>
+                              <w:jc w:val="center"/>
+                            </w:pPr>
+                            <w:r>
+                              <w:rPr>
+                                <w:rFonts w:ascii="Times New Roman" w:hAnsi="Times New Roman" w:cs="Times New Roman"/>
+                                <w:color w:val="000000" w:themeColor="text1"/>
+                                <w:lang w:val="tr-TR"/>
+                              </w:rPr>
+                              <w:t>Çevreye ısı veren fiziksel ve kimyasal değişimlere ekzotermik</w:t>
+                            </w:r>
+                            <w:r>
+                              <w:rPr>
+                                <w:rFonts w:ascii="Times New Roman" w:hAnsi="Times New Roman" w:cs="Times New Roman"/>
+                                <w:color w:val="000000" w:themeColor="text1"/>
+                                <w:lang w:val="tr-TR"/>
+                              </w:rPr>
+                              <w:t xml:space="preserve"> (ısıveren)</w:t>
+                            </w:r>
+                            <w:r>
+                              <w:rPr>
+                                <w:rFonts w:ascii="Times New Roman" w:hAnsi="Times New Roman" w:cs="Times New Roman"/>
+                                <w:color w:val="000000" w:themeColor="text1"/>
+                                <w:lang w:val="tr-TR"/>
+                              </w:rPr>
+                              <w:t xml:space="preserve"> değişim denir. Çevreden ısı alan fiziksel ve kimyasal değişimlere endotermik</w:t>
+                            </w:r>
+                            <w:r>
+                              <w:rPr>
+                                <w:rFonts w:ascii="Times New Roman" w:hAnsi="Times New Roman" w:cs="Times New Roman"/>
+                                <w:color w:val="000000" w:themeColor="text1"/>
+                                <w:lang w:val="tr-TR"/>
+                              </w:rPr>
+                              <w:t xml:space="preserve"> (ısıalan)</w:t>
+                            </w:r>
+                            <w:r>
+                              <w:rPr>
+                                <w:rFonts w:ascii="Times New Roman" w:hAnsi="Times New Roman" w:cs="Times New Roman"/>
+                                <w:color w:val="000000" w:themeColor="text1"/>
+                                <w:lang w:val="tr-TR"/>
+                              </w:rPr>
+                              <w:t xml:space="preserve"> değişim denir.</w:t>
+                            </w:r>
+                          </w:p>
+                        </w:txbxContent>
+                      </wps:txbx>
+                      <wps:bodyPr rot="0" spcFirstLastPara="0" vertOverflow="overflow" horzOverflow="overflow" vert="horz" wrap="square" lIns="91440" tIns="45720" rIns="91440" bIns="45720" numCol="1" spcCol="0" rtlCol="0" fromWordArt="0" anchor="ctr" anchorCtr="0" forceAA="0" compatLnSpc="1">
+                        <a:prstTxWarp prst="textNoShape">
+                          <a:avLst/>
+                        </a:prstTxWarp>
+                        <a:noAutofit/>
+                      </wps:bodyPr>
+                    </wps:wsp>
+                  </a:graphicData>
+                </a:graphic>
+                <wp14:sizeRelH relativeFrom="margin">
+                  <wp14:pctWidth>0</wp14:pctWidth>
+                </wp14:sizeRelH>
+                <wp14:sizeRelV relativeFrom="margin">
+                  <wp14:pctHeight>0</wp14:pctHeight>
+                </wp14:sizeRelV>
+              </wp:anchor>
+            </w:drawing>
+          </mc:Choice>
+          <mc:Fallback>
+            <w:pict>
+              <v:rect w14:anchorId="12E533F6" id="Rectangle 6" o:spid="_x0000_s1027" style="position:absolute;left:0;text-align:left;margin-left:33pt;margin-top:.4pt;width:396pt;height:109.5pt;z-index:251859968;visibility:visible;mso-wrap-style:square;mso-width-percent:0;mso-height-percent:0;mso-wrap-distance-left:9pt;mso-wrap-distance-top:0;mso-wrap-distance-right:9pt;mso-wrap-distance-bottom:0;mso-position-horizontal:absolute;mso-position-horizontal-relative:text;mso-position-vertical:absolute;mso-position-vertical-relative:text;mso-width-percent:0;mso-height-percent:0;mso-width-relative:margin;mso-height-relative:margin;v-text-anchor:middle" o:gfxdata="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" fillcolor="yellow" strokecolor="#030e13 [484]" strokeweight="1pt">
+                <v:textbox>
+                  <w:txbxContent>
+                    <w:p>
+                      <w:pPr>
+                        <w:jc w:val="center"/>
+                      </w:pPr>
+                      <w:r>
+                        <w:rPr>
+                          <w:rFonts w:ascii="Times New Roman" w:hAnsi="Times New Roman" w:cs="Times New Roman"/>
+                          <w:color w:val="000000" w:themeColor="text1"/>
+                          <w:lang w:val="tr-TR"/>
+                        </w:rPr>
+                        <w:t>Çevreye ısı veren fiziksel ve kimyasal değişimlere ekzotermik</w:t>
+                      </w:r>
+                      <w:r>
+                        <w:rPr>
+                          <w:rFonts w:ascii="Times New Roman" w:hAnsi="Times New Roman" w:cs="Times New Roman"/>
+                          <w:color w:val="000000" w:themeColor="text1"/>
+                          <w:lang w:val="tr-TR"/>
+                        </w:rPr>
+                        <w:t xml:space="preserve"> (ısıveren)</w:t>
+                      </w:r>
+                      <w:r>
+                        <w:rPr>
+                          <w:rFonts w:ascii="Times New Roman" w:hAnsi="Times New Roman" w:cs="Times New Roman"/>
+                          <w:color w:val="000000" w:themeColor="text1"/>
+                          <w:lang w:val="tr-TR"/>
+                        </w:rPr>
+                        <w:t xml:space="preserve"> değişim denir. Çevreden ısı alan fiziksel ve kimyasal değişimlere endotermik</w:t>
+                      </w:r>
+                      <w:r>
+                        <w:rPr>
+                          <w:rFonts w:ascii="Times New Roman" w:hAnsi="Times New Roman" w:cs="Times New Roman"/>
+                          <w:color w:val="000000" w:themeColor="text1"/>
+                          <w:lang w:val="tr-TR"/>
+                        </w:rPr>
+                        <w:t xml:space="preserve"> (ısıalan)</w:t>
+                      </w:r>
+                      <w:r>
+                        <w:rPr>
+                          <w:rFonts w:ascii="Times New Roman" w:hAnsi="Times New Roman" w:cs="Times New Roman"/>
+                          <w:color w:val="000000" w:themeColor="text1"/>
+                          <w:lang w:val="tr-TR"/>
+                        </w:rPr>
+                        <w:t xml:space="preserve"> değişim denir.</w:t>
+                      </w:r>
+                    </w:p>
+                  </w:txbxContent>
+                </v:textbox>
+              </v:rect>
+            </w:pict>
+          </mc:Fallback>
+        </mc:AlternateContent>
+      </w:r>
+    </w:p>
+    <w:p>
+      <w:pPr>
+        <w:jc w:val="both"/>
+        <w:rPr>
+          <w:rFonts w:ascii="Times New Roman" w:hAnsi="Times New Roman" w:cs="Times New Roman"/>
+          <w:lang w:val="tr-TR"/>
+        </w:rPr>
+      </w:pPr>
+    </w:p>
+    <w:p>
+      <w:pPr>
+        <w:jc w:val="both"/>
+        <w:rPr>
+          <w:rFonts w:ascii="Times New Roman" w:hAnsi="Times New Roman" w:cs="Times New Roman"/>
+          <w:lang w:val="tr-TR"/>
+        </w:rPr>
+      </w:pPr>
+    </w:p>
+    <w:p>
+      <w:pPr>
+        <w:pStyle w:val="ListParagraph"/>
+        <w:ind w:left="928"/>
+        <w:jc w:val="both"/>
+        <w:rPr>
+          <w:rFonts w:ascii="Times New Roman" w:hAnsi="Times New Roman" w:cs="Times New Roman"/>
+          <w:lang w:val="tr-TR"/>
+        </w:rPr>
+      </w:pPr>
+    </w:p>
+    <w:p>
+      <w:pPr>
+        <w:pStyle w:val="ListParagraph"/>
+        <w:ind w:left="1080"/>
+        <w:jc w:val="both"/>
+        <w:rPr>
+          <w:rFonts w:ascii="Times New Roman" w:hAnsi="Times New Roman" w:cs="Times New Roman"/>
+          <w:lang w:val="tr-TR"/>
+        </w:rPr>
+      </w:pPr>
+    </w:p>
+    <w:p>
+      <w:pPr>
+        <w:pStyle w:val="ListParagraph"/>
+        <w:ind w:left="1440"/>
+        <w:jc w:val="both"/>
+        <w:rPr>
+          <w:rFonts w:ascii="Times New Roman" w:hAnsi="Times New Roman" w:cs="Times New Roman"/>
+          <w:lang w:val="tr-TR"/>
+        </w:rPr>
+      </w:pPr>
+    </w:p>
+    <w:p>
+      <w:pPr>
+        <w:pStyle w:val="ListParagraph"/>
+        <w:numPr>
+          <w:ilvl w:val="0"/>
+          <w:numId w:val="32"/>
+        </w:numPr>
+        <w:jc w:val="both"/>
+        <w:rPr>
+          <w:rFonts w:ascii="Times New Roman" w:hAnsi="Times New Roman" w:cs="Times New Roman"/>
+          <w:lang w:val="tr-TR"/>
+        </w:rPr>
+      </w:pPr>
+      <w:r>
+        <w:rPr>
+          <w:rFonts w:ascii="Times New Roman" w:hAnsi="Times New Roman" w:cs="Times New Roman"/>
+          <w:lang w:val="tr-TR"/>
+        </w:rPr>
+        <w:t>D</w:t>
+      </w:r>
+      <w:r>
+        <w:rPr>
+          <w:rFonts w:ascii="Times New Roman" w:hAnsi="Times New Roman" w:cs="Times New Roman"/>
+          <w:lang w:val="tr-TR"/>
+        </w:rPr>
+        <w:t>eneyden elde etti</w:t>
+      </w:r>
+      <w:r>
+        <w:rPr>
+          <w:rFonts w:ascii="Times New Roman" w:hAnsi="Times New Roman" w:cs="Times New Roman"/>
+          <w:lang w:val="tr-TR"/>
+        </w:rPr>
+        <w:t>ğiniz</w:t>
+      </w:r>
+      <w:r>
+        <w:rPr>
+          <w:rFonts w:ascii="Times New Roman" w:hAnsi="Times New Roman" w:cs="Times New Roman"/>
+          <w:lang w:val="tr-TR"/>
+        </w:rPr>
+        <w:t xml:space="preserve"> çıktıları </w:t>
+      </w:r>
+      <w:r>
+        <w:rPr>
+          <w:rFonts w:ascii="Times New Roman" w:hAnsi="Times New Roman" w:cs="Times New Roman"/>
+          <w:lang w:val="tr-TR"/>
+        </w:rPr>
+        <w:t>B</w:t>
+      </w:r>
+      <w:r>
+        <w:rPr>
+          <w:rFonts w:ascii="Times New Roman" w:hAnsi="Times New Roman" w:cs="Times New Roman"/>
+          <w:lang w:val="tr-TR"/>
+        </w:rPr>
+        <w:t xml:space="preserve">ilgi </w:t>
+      </w:r>
+      <w:r>
+        <w:rPr>
+          <w:rFonts w:ascii="Times New Roman" w:hAnsi="Times New Roman" w:cs="Times New Roman"/>
+          <w:lang w:val="tr-TR"/>
+        </w:rPr>
+        <w:t>K</w:t>
+      </w:r>
+      <w:r>
+        <w:rPr>
+          <w:rFonts w:ascii="Times New Roman" w:hAnsi="Times New Roman" w:cs="Times New Roman"/>
+          <w:lang w:val="tr-TR"/>
+        </w:rPr>
+        <w:t xml:space="preserve">utusunda verilen </w:t>
+      </w:r>
+      <w:r>
+        <w:rPr>
+          <w:rFonts w:ascii="Times New Roman" w:hAnsi="Times New Roman" w:cs="Times New Roman"/>
+          <w:lang w:val="tr-TR"/>
+        </w:rPr>
+        <w:t>bilimsel bilgilerle karşılaştır</w:t>
+      </w:r>
+      <w:r>
+        <w:rPr>
+          <w:rFonts w:ascii="Times New Roman" w:hAnsi="Times New Roman" w:cs="Times New Roman"/>
+          <w:lang w:val="tr-TR"/>
+        </w:rPr>
+        <w:t>ınız.</w:t>
+      </w:r>
+    </w:p>
+    <w:p>
+      <w:pPr>
+        <w:pStyle w:val="ListParagraph"/>
+        <w:jc w:val="both"/>
+        <w:rPr>
+          <w:rFonts w:ascii="Times New Roman" w:hAnsi="Times New Roman" w:cs="Times New Roman"/>
+          <w:lang w:val="tr-TR"/>
+        </w:rPr>
+      </w:pPr>
+    </w:p>
+    <w:p>
+      <w:pPr>
+        <w:pStyle w:val="ListParagraph"/>
+        <w:ind w:left="1440"/>
+        <w:jc w:val="both"/>
+        <w:rPr>
+          <w:rFonts w:ascii="Times New Roman" w:hAnsi="Times New Roman" w:cs="Times New Roman"/>
+          <w:lang w:val="tr-TR"/>
+        </w:rPr>
+      </w:pPr>
+      <w:r>
+        <w:rPr>
+          <w:rFonts w:ascii="Times New Roman" w:hAnsi="Times New Roman" w:cs="Times New Roman"/>
+          <w:lang w:val="tr-TR"/>
+        </w:rPr>
+        <w:t>………………………………………………………………………………………………………………………………………………………………………………………………………………………………………………………………………</w:t>
+      </w:r>
+    </w:p>
+    <w:p>
+      <w:pPr>
+        <w:pStyle w:val="ListParagraph"/>
+        <w:jc w:val="both"/>
+        <w:rPr>
+          <w:rFonts w:ascii="Times New Roman" w:hAnsi="Times New Roman" w:cs="Times New Roman"/>
+          <w:lang w:val="tr-TR"/>
+        </w:rPr>
+      </w:pPr>
+    </w:p>
+    <w:p>
+      <w:pPr>
+        <w:pStyle w:val="ListParagraph"/>
+        <w:ind w:left="1440"/>
+        <w:jc w:val="both"/>
+        <w:rPr>
+          <w:rFonts w:ascii="Times New Roman" w:hAnsi="Times New Roman" w:cs="Times New Roman"/>
+          <w:lang w:val="tr-TR"/>
+        </w:rPr>
+      </w:pPr>
+    </w:p>
+    <w:p>
+      <w:pPr>
+        <w:pStyle w:val="ListParagraph"/>
+        <w:numPr>
+          <w:ilvl w:val="0"/>
+          <w:numId w:val="32"/>
+        </w:numPr>
+        <w:jc w:val="both"/>
+        <w:rPr>
+          <w:rFonts w:ascii="Times New Roman" w:hAnsi="Times New Roman" w:cs="Times New Roman"/>
+          <w:lang w:val="tr-TR"/>
+        </w:rPr>
+      </w:pPr>
+      <w:r>
+        <w:rPr>
+          <w:rFonts w:ascii="Times New Roman" w:hAnsi="Times New Roman" w:cs="Times New Roman"/>
+          <w:lang w:val="tr-TR"/>
+        </w:rPr>
+        <w:t>Etkinliğiniz, karekodda yer alan “Dereceli Puanlama Anahtarı” ile öğretmeniniz tarafından değerlendirilecektir.</w:t>
+      </w:r>
+    </w:p>
+    <w:p>
+      <w:pPr>
+        <w:pStyle w:val="ListParagraph"/>
+        <w:ind w:left="1080"/>
+        <w:jc w:val="both"/>
+        <w:rPr>
+          <w:rFonts w:ascii="Times New Roman" w:hAnsi="Times New Roman" w:cs="Times New Roman"/>
+          <w:lang w:val="tr-TR"/>
+        </w:rPr>
+      </w:pPr>
+      <w:r>
+        <w:rPr>
+          <w:noProof/>
+          <w:lang w:val="tr-TR"/>
+        </w:rPr>
+        <mc:AlternateContent>
+          <mc:Choice Requires="wps">
+            <w:drawing>
+              <wp:anchor distT="0" distB="0" distL="114300" distR="114300" simplePos="0" relativeHeight="251849728" behindDoc="0" locked="0" layoutInCell="1" allowOverlap="1" wp14:anchorId="0B94AEF6" wp14:editId="04808896">
+                <wp:simplePos x="0" y="0"/>
+                <wp:positionH relativeFrom="column">
+                  <wp:posOffset>3631998</wp:posOffset>
+                </wp:positionH>
+                <wp:positionV relativeFrom="paragraph">
+                  <wp:posOffset>39042</wp:posOffset>
                 </wp:positionV>
                 <wp:extent cx="1955800" cy="615950"/>
                 <wp:effectExtent l="0" t="0" r="12700" b="19050"/>
@@ -4054,7 +5220,7 @@
           </mc:Choice>
           <mc:Fallback>
             <w:pict>
-              <v:rect w14:anchorId="0B94AEF6" id="_x0000_s1027" style="position:absolute;left:0;text-align:left;margin-left:217.5pt;margin-top:23pt;width:154pt;height:48.5pt;z-index:251849728;visibility:visible;mso-wrap-style:square;mso-width-percent:0;mso-height-percent:0;mso-wrap-distance-left:9pt;mso-wrap-distance-top:0;mso-wrap-distance-right:9pt;mso-wrap-distance-bottom:0;mso-position-horizontal:absolute;mso-position-horizontal-relative:text;mso-position-vertical:absolute;mso-position-vertical-relative:text;mso-width-percent:0;mso-height-percent:0;mso-width-relative:margin;mso-height-relative:margin;v-text-anchor:middle" o:gfxdata="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" fillcolor="white [3201]" strokecolor="#4ea72e [3209]" strokeweight="1pt">
+              <v:rect w14:anchorId="0B94AEF6" id="_x0000_s1028" style="position:absolute;left:0;text-align:left;margin-left:286pt;margin-top:3.05pt;width:154pt;height:48.5pt;z-index:251849728;visibility:visible;mso-wrap-style:square;mso-width-percent:0;mso-height-percent:0;mso-wrap-distance-left:9pt;mso-wrap-distance-top:0;mso-wrap-distance-right:9pt;mso-wrap-distance-bottom:0;mso-position-horizontal:absolute;mso-position-horizontal-relative:text;mso-position-vertical:absolute;mso-position-vertical-relative:text;mso-width-percent:0;mso-height-percent:0;mso-width-relative:margin;mso-height-relative:margin;v-text-anchor:middle" o:gfxdata="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" fillcolor="white [3201]" strokecolor="#4ea72e [3209]" strokeweight="1pt">
                 <v:textbox>
                   <w:txbxContent>
                     <w:p>
@@ -4078,24 +5244,6 @@
           </mc:Fallback>
         </mc:AlternateContent>
       </w:r>
-      <w:r>
-        <w:rPr>
-          <w:rFonts w:ascii="Times New Roman" w:hAnsi="Times New Roman" w:cs="Times New Roman"/>
-          <w:lang w:val="tr-TR"/>
-        </w:rPr>
-        <w:t>Etkinliğiniz, karekodda yer alan “Dereceli Puanlama Anahtarı” ile öğretmeniniz tarafından değerlendirilecektir.</w:t>
-      </w:r>
-    </w:p>
-    <w:p>
-      <w:pPr>
-        <w:pStyle w:val="ListParagraph"/>
-        <w:ind w:left="1080"/>
-        <w:jc w:val="both"/>
-        <w:rPr>
-          <w:rFonts w:ascii="Times New Roman" w:hAnsi="Times New Roman" w:cs="Times New Roman"/>
-          <w:lang w:val="tr-TR"/>
-        </w:rPr>
-      </w:pPr>
     </w:p>
     <w:p>
       <w:pPr>
@@ -4156,13 +5304,13 @@
         <mc:AlternateContent>
           <mc:Choice Requires="wps">
             <w:drawing>
-              <wp:anchor distT="0" distB="0" distL="114300" distR="114300" simplePos="0" relativeHeight="251850752" behindDoc="0" locked="0" layoutInCell="1" allowOverlap="1" wp14:anchorId="0656976B" wp14:editId="42FBA6C8">
+              <wp:anchor distT="0" distB="0" distL="114300" distR="114300" simplePos="0" relativeHeight="251850752" behindDoc="0" locked="0" layoutInCell="1" allowOverlap="1" wp14:anchorId="0656976B" wp14:editId="62EA19AB">
                 <wp:simplePos x="0" y="0"/>
                 <wp:positionH relativeFrom="column">
-                  <wp:posOffset>4000500</wp:posOffset>
+                  <wp:posOffset>3628844</wp:posOffset>
                 </wp:positionH>
                 <wp:positionV relativeFrom="paragraph">
-                  <wp:posOffset>36195</wp:posOffset>
+                  <wp:posOffset>151252</wp:posOffset>
                 </wp:positionV>
                 <wp:extent cx="1955800" cy="730250"/>
                 <wp:effectExtent l="0" t="0" r="12700" b="19050"/>
@@ -4234,7 +5382,7 @@
           </mc:Choice>
           <mc:Fallback>
             <w:pict>
-              <v:rect w14:anchorId="0656976B" id="_x0000_s1028" style="position:absolute;left:0;text-align:left;margin-left:315pt;margin-top:2.85pt;width:154pt;height:57.5pt;z-index:251850752;visibility:visible;mso-wrap-style:square;mso-width-percent:0;mso-height-percent:0;mso-wrap-distance-left:9pt;mso-wrap-distance-top:0;mso-wrap-distance-right:9pt;mso-wrap-distance-bottom:0;mso-position-horizontal:absolute;mso-position-horizontal-relative:text;mso-position-vertical:absolute;mso-position-vertical-relative:text;mso-width-percent:0;mso-height-percent:0;mso-width-relative:margin;mso-height-relative:margin;v-text-anchor:middle" o:gfxdata="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" fillcolor="white [3201]" strokecolor="#4ea72e [3209]" strokeweight="1pt">
+              <v:rect w14:anchorId="0656976B" id="_x0000_s1029" style="position:absolute;left:0;text-align:left;margin-left:285.75pt;margin-top:11.9pt;width:154pt;height:57.5pt;z-index:251850752;visibility:visible;mso-wrap-style:square;mso-width-percent:0;mso-height-percent:0;mso-wrap-distance-left:9pt;mso-wrap-distance-top:0;mso-wrap-distance-right:9pt;mso-wrap-distance-bottom:0;mso-position-horizontal:absolute;mso-position-horizontal-relative:text;mso-position-vertical:absolute;mso-position-vertical-relative:text;mso-width-percent:0;mso-height-percent:0;mso-width-relative:margin;mso-height-relative:margin;v-text-anchor:middle" o:gfxdata="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" fillcolor="white [3201]" strokecolor="#4ea72e [3209]" strokeweight="1pt">
                 <v:textbox>
                   <w:txbxContent>
                     <w:p>
@@ -4396,25 +5544,78 @@
     </w:p>
     <w:p>
       <w:pPr>
-        <w:pStyle w:val="ListParagraph"/>
-        <w:rPr>
-          <w:rFonts w:ascii="Times New Roman" w:hAnsi="Times New Roman" w:cs="Times New Roman"/>
-          <w:lang w:val="tr-TR"/>
-        </w:rPr>
-      </w:pPr>
-    </w:p>
-    <w:p>
-      <w:pPr>
-        <w:pStyle w:val="ListParagraph"/>
-        <w:rPr>
-          <w:rFonts w:ascii="Times New Roman" w:hAnsi="Times New Roman" w:cs="Times New Roman"/>
-          <w:lang w:val="tr-TR"/>
-        </w:rPr>
-      </w:pPr>
-    </w:p>
-    <w:p>
-      <w:pPr>
-        <w:pStyle w:val="ListParagraph"/>
+        <w:jc w:val="both"/>
+        <w:rPr>
+          <w:rFonts w:ascii="Times New Roman" w:hAnsi="Times New Roman" w:cs="Times New Roman"/>
+          <w:lang w:val="tr-TR"/>
+        </w:rPr>
+      </w:pPr>
+    </w:p>
+    <w:p>
+      <w:pPr>
+        <w:pStyle w:val="ListParagraph"/>
+        <w:rPr>
+          <w:rFonts w:ascii="Times New Roman" w:hAnsi="Times New Roman" w:cs="Times New Roman"/>
+          <w:lang w:val="tr-TR"/>
+        </w:rPr>
+      </w:pPr>
+    </w:p>
+    <w:p>
+      <w:pPr>
+        <w:pStyle w:val="ListParagraph"/>
+        <w:rPr>
+          <w:rFonts w:ascii="Times New Roman" w:hAnsi="Times New Roman" w:cs="Times New Roman"/>
+          <w:lang w:val="tr-TR"/>
+        </w:rPr>
+      </w:pPr>
+    </w:p>
+    <w:p>
+      <w:pPr>
+        <w:pStyle w:val="ListParagraph"/>
+        <w:rPr>
+          <w:rFonts w:ascii="Times New Roman" w:hAnsi="Times New Roman" w:cs="Times New Roman"/>
+          <w:lang w:val="tr-TR"/>
+        </w:rPr>
+      </w:pPr>
+    </w:p>
+    <w:p>
+      <w:pPr>
+        <w:pStyle w:val="ListParagraph"/>
+        <w:rPr>
+          <w:rFonts w:ascii="Times New Roman" w:hAnsi="Times New Roman" w:cs="Times New Roman"/>
+          <w:lang w:val="tr-TR"/>
+        </w:rPr>
+      </w:pPr>
+    </w:p>
+    <w:p>
+      <w:pPr>
+        <w:pStyle w:val="ListParagraph"/>
+        <w:rPr>
+          <w:rFonts w:ascii="Times New Roman" w:hAnsi="Times New Roman" w:cs="Times New Roman"/>
+          <w:lang w:val="tr-TR"/>
+        </w:rPr>
+      </w:pPr>
+    </w:p>
+    <w:p>
+      <w:pPr>
+        <w:pStyle w:val="ListParagraph"/>
+        <w:rPr>
+          <w:rFonts w:ascii="Times New Roman" w:hAnsi="Times New Roman" w:cs="Times New Roman"/>
+          <w:lang w:val="tr-TR"/>
+        </w:rPr>
+      </w:pPr>
+    </w:p>
+    <w:p>
+      <w:pPr>
+        <w:pStyle w:val="ListParagraph"/>
+        <w:rPr>
+          <w:rFonts w:ascii="Times New Roman" w:hAnsi="Times New Roman" w:cs="Times New Roman"/>
+          <w:lang w:val="tr-TR"/>
+        </w:rPr>
+      </w:pPr>
+    </w:p>
+    <w:p>
+      <w:pPr>
         <w:shd w:val="clear" w:color="auto" w:fill="00B0F0"/>
         <w:rPr>
           <w:rFonts w:ascii="Times New Roman" w:hAnsi="Times New Roman" w:cs="Times New Roman"/>
@@ -4430,382 +5631,7 @@
           <w:bCs/>
           <w:lang w:val="tr-TR"/>
         </w:rPr>
-        <w:t>Köprü Kurma Atölyesi</w:t>
-      </w:r>
-      <w:r>
-        <w:rPr>
-          <w:rFonts w:ascii="Times New Roman" w:hAnsi="Times New Roman" w:cs="Times New Roman"/>
-          <w:b/>
-          <w:bCs/>
-          <w:lang w:val="tr-TR"/>
-        </w:rPr>
-        <w:t xml:space="preserve"> 1.1.</w:t>
-      </w:r>
-    </w:p>
-    <w:p>
-      <w:pPr>
-        <w:pStyle w:val="ListParagraph"/>
-        <w:rPr>
-          <w:rFonts w:ascii="Times New Roman" w:hAnsi="Times New Roman" w:cs="Times New Roman"/>
-          <w:lang w:val="tr-TR"/>
-        </w:rPr>
-      </w:pPr>
-    </w:p>
-    <w:p>
-      <w:pPr>
-        <w:pStyle w:val="ListParagraph"/>
-        <w:numPr>
-          <w:ilvl w:val="0"/>
-          <w:numId w:val="3"/>
-        </w:numPr>
-        <w:rPr>
-          <w:rFonts w:ascii="Times New Roman" w:hAnsi="Times New Roman" w:cs="Times New Roman"/>
-          <w:lang w:val="tr-TR"/>
-        </w:rPr>
-      </w:pPr>
-      <w:r>
-        <w:rPr>
-          <w:rFonts w:ascii="Times New Roman" w:hAnsi="Times New Roman" w:cs="Times New Roman"/>
-          <w:lang w:val="tr-TR"/>
-        </w:rPr>
-        <w:t>Bir değişimin kimyasal olup olmadığını nasıl anlarsınız?</w:t>
-      </w:r>
-    </w:p>
-    <w:p>
-      <w:pPr>
-        <w:pStyle w:val="ListParagraph"/>
-        <w:ind w:left="1080"/>
-        <w:rPr>
-          <w:rFonts w:ascii="Times New Roman" w:hAnsi="Times New Roman" w:cs="Times New Roman"/>
-          <w:lang w:val="tr-TR"/>
-        </w:rPr>
-      </w:pPr>
-    </w:p>
-    <w:p>
-      <w:pPr>
-        <w:pStyle w:val="ListParagraph"/>
-        <w:ind w:left="1080"/>
-        <w:rPr>
-          <w:rFonts w:ascii="Times New Roman" w:hAnsi="Times New Roman" w:cs="Times New Roman"/>
-          <w:lang w:val="tr-TR"/>
-        </w:rPr>
-      </w:pPr>
-      <w:r>
-        <w:rPr>
-          <w:rFonts w:ascii="Times New Roman" w:hAnsi="Times New Roman" w:cs="Times New Roman"/>
-          <w:lang w:val="tr-TR"/>
-        </w:rPr>
-        <w:t>……………………………………………………………………………………………………………………………………………………………………………………………………………………………………………………………………………</w:t>
-      </w:r>
-      <w:r>
-        <w:rPr>
-          <w:rFonts w:ascii="Times New Roman" w:hAnsi="Times New Roman" w:cs="Times New Roman"/>
-          <w:lang w:val="tr-TR"/>
-        </w:rPr>
-        <w:t>…</w:t>
-      </w:r>
-    </w:p>
-    <w:p>
-      <w:pPr>
-        <w:pStyle w:val="ListParagraph"/>
-        <w:ind w:left="1080"/>
-        <w:rPr>
-          <w:rFonts w:ascii="Times New Roman" w:hAnsi="Times New Roman" w:cs="Times New Roman"/>
-          <w:lang w:val="tr-TR"/>
-        </w:rPr>
-      </w:pPr>
-    </w:p>
-    <w:p>
-      <w:pPr>
-        <w:pStyle w:val="ListParagraph"/>
-        <w:ind w:left="1080"/>
-        <w:rPr>
-          <w:rFonts w:ascii="Times New Roman" w:hAnsi="Times New Roman" w:cs="Times New Roman"/>
-          <w:lang w:val="tr-TR"/>
-        </w:rPr>
-      </w:pPr>
-      <w:r>
-        <w:rPr>
-          <w:rFonts w:ascii="Times New Roman" w:hAnsi="Times New Roman" w:cs="Times New Roman"/>
-          <w:lang w:val="tr-TR"/>
-        </w:rPr>
-        <w:t>……………………………………………………………………………………………………………………………………………………………………………………………………………………………………………………………………………</w:t>
-      </w:r>
-      <w:r>
-        <w:rPr>
-          <w:rFonts w:ascii="Times New Roman" w:hAnsi="Times New Roman" w:cs="Times New Roman"/>
-          <w:lang w:val="tr-TR"/>
-        </w:rPr>
-        <w:t>…</w:t>
-      </w:r>
-    </w:p>
-    <w:p>
-      <w:pPr>
-        <w:pStyle w:val="ListParagraph"/>
-        <w:ind w:left="1080"/>
-        <w:rPr>
-          <w:rFonts w:ascii="Times New Roman" w:hAnsi="Times New Roman" w:cs="Times New Roman"/>
-          <w:lang w:val="tr-TR"/>
-        </w:rPr>
-      </w:pPr>
-    </w:p>
-    <w:p>
-      <w:pPr>
-        <w:pStyle w:val="ListParagraph"/>
-        <w:rPr>
-          <w:rFonts w:ascii="Times New Roman" w:hAnsi="Times New Roman" w:cs="Times New Roman"/>
-          <w:lang w:val="tr-TR"/>
-        </w:rPr>
-      </w:pPr>
-      <w:r>
-        <w:rPr>
-          <w:rFonts w:ascii="Times New Roman" w:hAnsi="Times New Roman" w:cs="Times New Roman"/>
-          <w:noProof/>
-          <w:lang w:val="tr-TR"/>
-        </w:rPr>
-        <mc:AlternateContent>
-          <mc:Choice Requires="wps">
-            <w:drawing>
-              <wp:anchor distT="0" distB="0" distL="114300" distR="114300" simplePos="0" relativeHeight="251851776" behindDoc="0" locked="0" layoutInCell="1" allowOverlap="1" wp14:anchorId="4518421C" wp14:editId="4EACFB5F">
-                <wp:simplePos x="0" y="0"/>
-                <wp:positionH relativeFrom="column">
-                  <wp:posOffset>482600</wp:posOffset>
-                </wp:positionH>
-                <wp:positionV relativeFrom="paragraph">
-                  <wp:posOffset>18415</wp:posOffset>
-                </wp:positionV>
-                <wp:extent cx="5943600" cy="0"/>
-                <wp:effectExtent l="0" t="12700" r="12700" b="12700"/>
-                <wp:wrapNone/>
-                <wp:docPr id="1764490650" name="Straight Connector 5"/>
-                <wp:cNvGraphicFramePr/>
-                <a:graphic xmlns:a="http://schemas.openxmlformats.org/drawingml/2006/main">
-                  <a:graphicData uri="http://schemas.microsoft.com/office/word/2010/wordprocessingShape">
-                    <wps:wsp>
-                      <wps:cNvCnPr/>
-                      <wps:spPr>
-                        <a:xfrm flipV="1">
-                          <a:off x="0" y="0"/>
-                          <a:ext cx="5943600" cy="0"/>
-                        </a:xfrm>
-                        <a:prstGeom prst="line">
-                          <a:avLst/>
-                        </a:prstGeom>
-                        <a:ln w="19050">
-                          <a:solidFill>
-                            <a:srgbClr val="00B0F0"/>
-                          </a:solidFill>
-                        </a:ln>
-                      </wps:spPr>
-                      <wps:style>
-                        <a:lnRef idx="1">
-                          <a:schemeClr val="accent1"/>
-                        </a:lnRef>
-                        <a:fillRef idx="0">
-                          <a:schemeClr val="accent1"/>
-                        </a:fillRef>
-                        <a:effectRef idx="0">
-                          <a:schemeClr val="accent1"/>
-                        </a:effectRef>
-                        <a:fontRef idx="minor">
-                          <a:schemeClr val="tx1"/>
-                        </a:fontRef>
-                      </wps:style>
-                      <wps:bodyPr/>
-                    </wps:wsp>
-                  </a:graphicData>
-                </a:graphic>
-                <wp14:sizeRelH relativeFrom="margin">
-                  <wp14:pctWidth>0</wp14:pctWidth>
-                </wp14:sizeRelH>
-                <wp14:sizeRelV relativeFrom="margin">
-                  <wp14:pctHeight>0</wp14:pctHeight>
-                </wp14:sizeRelV>
-              </wp:anchor>
-            </w:drawing>
-          </mc:Choice>
-          <mc:Fallback>
-            <w:pict>
-              <v:line w14:anchorId="360F66F0" id="Straight Connector 5" o:spid="_x0000_s1026" style="position:absolute;flip:y;z-index:251851776;visibility:visible;mso-wrap-style:square;mso-width-percent:0;mso-height-percent:0;mso-wrap-distance-left:9pt;mso-wrap-distance-top:0;mso-wrap-distance-right:9pt;mso-wrap-distance-bottom:0;mso-position-horizontal:absolute;mso-position-horizontal-relative:text;mso-position-vertical:absolute;mso-position-vertical-relative:text;mso-width-percent:0;mso-height-percent:0;mso-width-relative:margin;mso-height-relative:margin" from="38pt,1.45pt" to="506pt,1.45pt" o:gfxdata="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" strokecolor="#00b0f0" strokeweight="1.5pt">
-                <v:stroke joinstyle="miter"/>
-              </v:line>
-            </w:pict>
-          </mc:Fallback>
-        </mc:AlternateContent>
-      </w:r>
-    </w:p>
-    <w:p>
-      <w:pPr>
-        <w:jc w:val="both"/>
-        <w:rPr>
-          <w:rFonts w:ascii="Times New Roman" w:hAnsi="Times New Roman" w:cs="Times New Roman"/>
-          <w:lang w:val="tr-TR"/>
-        </w:rPr>
-      </w:pPr>
-    </w:p>
-    <w:p>
-      <w:pPr>
-        <w:jc w:val="both"/>
-        <w:rPr>
-          <w:rFonts w:ascii="Times New Roman" w:hAnsi="Times New Roman" w:cs="Times New Roman"/>
-          <w:lang w:val="tr-TR"/>
-        </w:rPr>
-      </w:pPr>
-    </w:p>
-    <w:p>
-      <w:pPr>
-        <w:jc w:val="both"/>
-        <w:rPr>
-          <w:rFonts w:ascii="Times New Roman" w:hAnsi="Times New Roman" w:cs="Times New Roman"/>
-          <w:lang w:val="tr-TR"/>
-        </w:rPr>
-      </w:pPr>
-    </w:p>
-    <w:p>
-      <w:pPr>
-        <w:jc w:val="both"/>
-        <w:rPr>
-          <w:rFonts w:ascii="Times New Roman" w:hAnsi="Times New Roman" w:cs="Times New Roman"/>
-          <w:lang w:val="tr-TR"/>
-        </w:rPr>
-      </w:pPr>
-    </w:p>
-    <w:p>
-      <w:pPr>
-        <w:jc w:val="both"/>
-        <w:rPr>
-          <w:rFonts w:ascii="Times New Roman" w:hAnsi="Times New Roman" w:cs="Times New Roman"/>
-          <w:lang w:val="tr-TR"/>
-        </w:rPr>
-      </w:pPr>
-    </w:p>
-    <w:p>
-      <w:pPr>
-        <w:jc w:val="both"/>
-        <w:rPr>
-          <w:rFonts w:ascii="Times New Roman" w:hAnsi="Times New Roman" w:cs="Times New Roman"/>
-          <w:lang w:val="tr-TR"/>
-        </w:rPr>
-      </w:pPr>
-    </w:p>
-    <w:p>
-      <w:pPr>
-        <w:jc w:val="both"/>
-        <w:rPr>
-          <w:rFonts w:ascii="Times New Roman" w:hAnsi="Times New Roman" w:cs="Times New Roman"/>
-          <w:lang w:val="tr-TR"/>
-        </w:rPr>
-      </w:pPr>
-    </w:p>
-    <w:p>
-      <w:pPr>
-        <w:jc w:val="both"/>
-        <w:rPr>
-          <w:rFonts w:ascii="Times New Roman" w:hAnsi="Times New Roman" w:cs="Times New Roman"/>
-          <w:lang w:val="tr-TR"/>
-        </w:rPr>
-      </w:pPr>
-    </w:p>
-    <w:p>
-      <w:pPr>
-        <w:jc w:val="both"/>
-        <w:rPr>
-          <w:rFonts w:ascii="Times New Roman" w:hAnsi="Times New Roman" w:cs="Times New Roman"/>
-          <w:lang w:val="tr-TR"/>
-        </w:rPr>
-      </w:pPr>
-    </w:p>
-    <w:p>
-      <w:pPr>
-        <w:jc w:val="both"/>
-        <w:rPr>
-          <w:rFonts w:ascii="Times New Roman" w:hAnsi="Times New Roman" w:cs="Times New Roman"/>
-          <w:lang w:val="tr-TR"/>
-        </w:rPr>
-      </w:pPr>
-    </w:p>
-    <w:p>
-      <w:pPr>
-        <w:pStyle w:val="ListParagraph"/>
-        <w:jc w:val="both"/>
-        <w:rPr>
-          <w:rFonts w:ascii="Times New Roman" w:hAnsi="Times New Roman" w:cs="Times New Roman"/>
-          <w:lang w:val="tr-TR"/>
-        </w:rPr>
-      </w:pPr>
-    </w:p>
-    <w:p>
-      <w:pPr>
-        <w:pStyle w:val="ListParagraph"/>
-        <w:jc w:val="both"/>
-        <w:rPr>
-          <w:rFonts w:ascii="Times New Roman" w:hAnsi="Times New Roman" w:cs="Times New Roman"/>
-          <w:lang w:val="tr-TR"/>
-        </w:rPr>
-      </w:pPr>
-    </w:p>
-    <w:p>
-      <w:pPr>
-        <w:pStyle w:val="ListParagraph"/>
-        <w:rPr>
-          <w:rFonts w:ascii="Times New Roman" w:hAnsi="Times New Roman" w:cs="Times New Roman"/>
-          <w:lang w:val="tr-TR"/>
-        </w:rPr>
-      </w:pPr>
-    </w:p>
-    <w:p>
-      <w:pPr>
-        <w:pStyle w:val="ListParagraph"/>
-        <w:rPr>
-          <w:rFonts w:ascii="Times New Roman" w:hAnsi="Times New Roman" w:cs="Times New Roman"/>
-          <w:lang w:val="tr-TR"/>
-        </w:rPr>
-      </w:pPr>
-    </w:p>
-    <w:p>
-      <w:pPr>
-        <w:pStyle w:val="ListParagraph"/>
-        <w:rPr>
-          <w:rFonts w:ascii="Times New Roman" w:hAnsi="Times New Roman" w:cs="Times New Roman"/>
-          <w:lang w:val="tr-TR"/>
-        </w:rPr>
-      </w:pPr>
-    </w:p>
-    <w:p>
-      <w:pPr>
-        <w:pStyle w:val="ListParagraph"/>
-        <w:rPr>
-          <w:rFonts w:ascii="Times New Roman" w:hAnsi="Times New Roman" w:cs="Times New Roman"/>
-          <w:lang w:val="tr-TR"/>
-        </w:rPr>
-      </w:pPr>
-    </w:p>
-    <w:p>
-      <w:pPr>
-        <w:pStyle w:val="ListParagraph"/>
-        <w:rPr>
-          <w:rFonts w:ascii="Times New Roman" w:hAnsi="Times New Roman" w:cs="Times New Roman"/>
-          <w:lang w:val="tr-TR"/>
-        </w:rPr>
-      </w:pPr>
-    </w:p>
-    <w:p>
-      <w:pPr>
-        <w:shd w:val="clear" w:color="auto" w:fill="00B0F0"/>
-        <w:rPr>
-          <w:rFonts w:ascii="Times New Roman" w:hAnsi="Times New Roman" w:cs="Times New Roman"/>
-          <w:b/>
-          <w:bCs/>
-          <w:lang w:val="tr-TR"/>
-        </w:rPr>
-      </w:pPr>
-      <w:r>
-        <w:rPr>
-          <w:rFonts w:ascii="Times New Roman" w:hAnsi="Times New Roman" w:cs="Times New Roman"/>
-          <w:b/>
-          <w:bCs/>
-          <w:lang w:val="tr-TR"/>
-        </w:rPr>
+        <w:lastRenderedPageBreak/>
         <w:t>Köprü Kurma Atölyesi 1.1.</w:t>
       </w:r>
     </w:p>
@@ -5331,7 +6157,6 @@
         </w:rPr>
       </w:pPr>
       <w:r>
-        <w:lastRenderedPageBreak/>
         <w:fldChar w:fldCharType="begin"/>
       </w:r>
       <w:r>
@@ -5757,6 +6582,7 @@
           <w:rFonts w:ascii="Times New Roman" w:hAnsi="Times New Roman" w:cs="Times New Roman"/>
           <w:lang w:val="tr-TR"/>
         </w:rPr>
+        <w:lastRenderedPageBreak/>
         <w:t>Sınıflandırma gerekçelerinizi açıklayınız.</w:t>
       </w:r>
       <w:r>
@@ -6799,7 +7625,6 @@
         </w:rPr>
       </w:pPr>
       <w:r>
-        <w:lastRenderedPageBreak/>
         <w:fldChar w:fldCharType="begin"/>
       </w:r>
       <w:r>
@@ -7096,14 +7921,136 @@
       </w:pPr>
       <w:r>
         <w:rPr>
-          <w:rFonts w:ascii="Times New Roman" w:hAnsi="Times New Roman" w:cs="Times New Roman"/>
           <w:noProof/>
           <w:lang w:val="tr-TR"/>
         </w:rPr>
         <mc:AlternateContent>
           <mc:Choice Requires="wps">
             <w:drawing>
-              <wp:anchor distT="0" distB="0" distL="114300" distR="114300" simplePos="0" relativeHeight="251837440" behindDoc="0" locked="0" layoutInCell="1" allowOverlap="1" wp14:anchorId="4012B194" wp14:editId="283343F9">
+              <wp:anchor distT="0" distB="0" distL="114300" distR="114300" simplePos="0" relativeHeight="251855872" behindDoc="0" locked="0" layoutInCell="1" allowOverlap="1" wp14:anchorId="4F91D19F" wp14:editId="14682608">
+                <wp:simplePos x="0" y="0"/>
+                <wp:positionH relativeFrom="column">
+                  <wp:posOffset>3715532</wp:posOffset>
+                </wp:positionH>
+                <wp:positionV relativeFrom="paragraph">
+                  <wp:posOffset>134608</wp:posOffset>
+                </wp:positionV>
+                <wp:extent cx="1955800" cy="615950"/>
+                <wp:effectExtent l="0" t="0" r="12700" b="19050"/>
+                <wp:wrapNone/>
+                <wp:docPr id="35680073" name="Rectangle 7"/>
+                <wp:cNvGraphicFramePr/>
+                <a:graphic xmlns:a="http://schemas.openxmlformats.org/drawingml/2006/main">
+                  <a:graphicData uri="http://schemas.microsoft.com/office/word/2010/wordprocessingShape">
+                    <wps:wsp>
+                      <wps:cNvSpPr/>
+                      <wps:spPr>
+                        <a:xfrm>
+                          <a:off x="0" y="0"/>
+                          <a:ext cx="1955800" cy="615950"/>
+                        </a:xfrm>
+                        <a:prstGeom prst="rect">
+                          <a:avLst/>
+                        </a:prstGeom>
+                      </wps:spPr>
+                      <wps:style>
+                        <a:lnRef idx="2">
+                          <a:schemeClr val="accent6"/>
+                        </a:lnRef>
+                        <a:fillRef idx="1">
+                          <a:schemeClr val="lt1"/>
+                        </a:fillRef>
+                        <a:effectRef idx="0">
+                          <a:schemeClr val="accent6"/>
+                        </a:effectRef>
+                        <a:fontRef idx="minor">
+                          <a:schemeClr val="dk1"/>
+                        </a:fontRef>
+                      </wps:style>
+                      <wps:txbx>
+                        <w:txbxContent>
+                          <w:p>
+                            <w:pPr>
+                              <w:jc w:val="center"/>
+                              <w:rPr>
+                                <w:lang w:val="tr-TR"/>
+                              </w:rPr>
+                            </w:pPr>
+                            <w:r>
+                              <w:rPr>
+                                <w:lang w:val="tr-TR"/>
+                              </w:rPr>
+                              <w:t xml:space="preserve">Karekod alanı: </w:t>
+                            </w:r>
+                            <w:r>
+                              <w:rPr>
+                                <w:lang w:val="tr-TR"/>
+                              </w:rPr>
+                              <w:t>Etkileşimli içerik (Kim11.1.1)</w:t>
+                            </w:r>
+                          </w:p>
+                        </w:txbxContent>
+                      </wps:txbx>
+                      <wps:bodyPr rot="0" spcFirstLastPara="0" vertOverflow="overflow" horzOverflow="overflow" vert="horz" wrap="square" lIns="91440" tIns="45720" rIns="91440" bIns="45720" numCol="1" spcCol="0" rtlCol="0" fromWordArt="0" anchor="ctr" anchorCtr="0" forceAA="0" compatLnSpc="1">
+                        <a:prstTxWarp prst="textNoShape">
+                          <a:avLst/>
+                        </a:prstTxWarp>
+                        <a:noAutofit/>
+                      </wps:bodyPr>
+                    </wps:wsp>
+                  </a:graphicData>
+                </a:graphic>
+                <wp14:sizeRelH relativeFrom="margin">
+                  <wp14:pctWidth>0</wp14:pctWidth>
+                </wp14:sizeRelH>
+                <wp14:sizeRelV relativeFrom="margin">
+                  <wp14:pctHeight>0</wp14:pctHeight>
+                </wp14:sizeRelV>
+              </wp:anchor>
+            </w:drawing>
+          </mc:Choice>
+          <mc:Fallback>
+            <w:pict>
+              <v:rect w14:anchorId="4F91D19F" id="_x0000_s1030" style="position:absolute;left:0;text-align:left;margin-left:292.55pt;margin-top:10.6pt;width:154pt;height:48.5pt;z-index:251855872;visibility:visible;mso-wrap-style:square;mso-width-percent:0;mso-height-percent:0;mso-wrap-distance-left:9pt;mso-wrap-distance-top:0;mso-wrap-distance-right:9pt;mso-wrap-distance-bottom:0;mso-position-horizontal:absolute;mso-position-horizontal-relative:text;mso-position-vertical:absolute;mso-position-vertical-relative:text;mso-width-percent:0;mso-height-percent:0;mso-width-relative:margin;mso-height-relative:margin;v-text-anchor:middle" o:gfxdata="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" fillcolor="white [3201]" strokecolor="#4ea72e [3209]" strokeweight="1pt">
+                <v:textbox>
+                  <w:txbxContent>
+                    <w:p>
+                      <w:pPr>
+                        <w:jc w:val="center"/>
+                        <w:rPr>
+                          <w:lang w:val="tr-TR"/>
+                        </w:rPr>
+                      </w:pPr>
+                      <w:r>
+                        <w:rPr>
+                          <w:lang w:val="tr-TR"/>
+                        </w:rPr>
+                        <w:t xml:space="preserve">Karekod alanı: </w:t>
+                      </w:r>
+                      <w:r>
+                        <w:rPr>
+                          <w:lang w:val="tr-TR"/>
+                        </w:rPr>
+                        <w:t>Etkileşimli içerik (Kim11.1.1)</w:t>
+                      </w:r>
+                    </w:p>
+                  </w:txbxContent>
+                </v:textbox>
+              </v:rect>
+            </w:pict>
+          </mc:Fallback>
+        </mc:AlternateContent>
+      </w:r>
+      <w:r>
+        <w:rPr>
+          <w:rFonts w:ascii="Times New Roman" w:hAnsi="Times New Roman" w:cs="Times New Roman"/>
+          <w:noProof/>
+          <w:lang w:val="tr-TR"/>
+        </w:rPr>
+        <mc:AlternateContent>
+          <mc:Choice Requires="wps">
+            <w:drawing>
+              <wp:anchor distT="0" distB="0" distL="114300" distR="114300" simplePos="0" relativeHeight="251837440" behindDoc="0" locked="0" layoutInCell="1" allowOverlap="1" wp14:anchorId="4012B194" wp14:editId="42ADF138">
                 <wp:simplePos x="0" y="0"/>
                 <wp:positionH relativeFrom="column">
                   <wp:posOffset>482600</wp:posOffset>
@@ -7163,7 +8110,7 @@
           </mc:Choice>
           <mc:Fallback>
             <w:pict>
-              <v:line w14:anchorId="741FEDC8" id="Straight Connector 5" o:spid="_x0000_s1026" style="position:absolute;flip:y;z-index:251837440;visibility:visible;mso-wrap-style:square;mso-width-percent:0;mso-height-percent:0;mso-wrap-distance-left:9pt;mso-wrap-distance-top:0;mso-wrap-distance-right:9pt;mso-wrap-distance-bottom:0;mso-position-horizontal:absolute;mso-position-horizontal-relative:text;mso-position-vertical:absolute;mso-position-vertical-relative:text;mso-width-percent:0;mso-height-percent:0;mso-width-relative:margin;mso-height-relative:margin" from="38pt,1pt" to="506pt,1pt" o:gfxdata="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" strokecolor="#ffc000" strokeweight="1.5pt">
+              <v:line w14:anchorId="195E456B" id="Straight Connector 5" o:spid="_x0000_s1026" style="position:absolute;flip:y;z-index:251837440;visibility:visible;mso-wrap-style:square;mso-width-percent:0;mso-height-percent:0;mso-wrap-distance-left:9pt;mso-wrap-distance-top:0;mso-wrap-distance-right:9pt;mso-wrap-distance-bottom:0;mso-position-horizontal:absolute;mso-position-horizontal-relative:text;mso-position-vertical:absolute;mso-position-vertical-relative:text;mso-width-percent:0;mso-height-percent:0;mso-width-relative:margin;mso-height-relative:margin" from="38pt,1pt" to="506pt,1pt" o:gfxdata="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" strokecolor="#ffc000" strokeweight="1.5pt">
                 <v:stroke joinstyle="miter"/>
               </v:line>
             </w:pict>
@@ -7186,564 +8133,15 @@
           <w:lang w:val="tr-TR"/>
         </w:rPr>
       </w:pPr>
-      <w:r>
-        <w:rPr>
-          <w:rFonts w:ascii="Times New Roman" w:hAnsi="Times New Roman" w:cs="Times New Roman"/>
-          <w:lang w:val="tr-TR"/>
-        </w:rPr>
-        <w:t>/*</w:t>
-      </w:r>
-    </w:p>
-    <w:p>
-      <w:pPr>
-        <w:jc w:val="both"/>
-        <w:rPr>
-          <w:rFonts w:ascii="Times New Roman" w:hAnsi="Times New Roman" w:cs="Times New Roman"/>
-          <w:b/>
-          <w:bCs/>
-          <w:lang w:val="tr-TR"/>
-        </w:rPr>
-      </w:pPr>
-      <w:proofErr w:type="spellStart"/>
-      <w:r>
-        <w:rPr>
-          <w:rFonts w:ascii="Times New Roman" w:hAnsi="Times New Roman" w:cs="Times New Roman"/>
-          <w:lang w:val="tr-TR"/>
-        </w:rPr>
-        <w:t>G</w:t>
-      </w:r>
-      <w:r>
-        <w:rPr>
-          <w:rFonts w:ascii="Times New Roman" w:hAnsi="Times New Roman" w:cs="Times New Roman"/>
-          <w:lang w:val="tr-TR"/>
-        </w:rPr>
-        <w:t>ünlük</w:t>
-      </w:r>
-      <w:proofErr w:type="spellEnd"/>
-      <w:r>
-        <w:rPr>
-          <w:rFonts w:ascii="Times New Roman" w:hAnsi="Times New Roman" w:cs="Times New Roman"/>
-          <w:lang w:val="tr-TR"/>
-        </w:rPr>
-        <w:t xml:space="preserve"> hayatta karşılaşılan fiziksel ve kimyasal olaylardaki enerji değişimine ilişkin örnekler</w:t>
-      </w:r>
-      <w:r>
-        <w:rPr>
-          <w:rFonts w:ascii="Times New Roman" w:hAnsi="Times New Roman" w:cs="Times New Roman"/>
-          <w:lang w:val="tr-TR"/>
-        </w:rPr>
-        <w:t xml:space="preserve"> </w:t>
-      </w:r>
-      <w:r>
-        <w:rPr>
-          <w:rFonts w:ascii="Times New Roman" w:hAnsi="Times New Roman" w:cs="Times New Roman"/>
-          <w:lang w:val="tr-TR"/>
-        </w:rPr>
-        <w:t>sunularak tartışma ortamı oluşturulabilir. Böylece öğrencilerin etkili iletişim becerilerini</w:t>
-      </w:r>
-      <w:r>
-        <w:rPr>
-          <w:rFonts w:ascii="Times New Roman" w:hAnsi="Times New Roman" w:cs="Times New Roman"/>
-          <w:lang w:val="tr-TR"/>
-        </w:rPr>
-        <w:t xml:space="preserve"> </w:t>
-      </w:r>
-      <w:r>
-        <w:rPr>
-          <w:rFonts w:ascii="Times New Roman" w:hAnsi="Times New Roman" w:cs="Times New Roman"/>
-          <w:lang w:val="tr-TR"/>
-        </w:rPr>
-        <w:t>kullanmaları, olaylar ve durumlar karşısında farklı bakış açıları olabileceğini kabul</w:t>
-      </w:r>
-      <w:r>
-        <w:rPr>
-          <w:rFonts w:ascii="Times New Roman" w:hAnsi="Times New Roman" w:cs="Times New Roman"/>
-          <w:lang w:val="tr-TR"/>
-        </w:rPr>
-        <w:t xml:space="preserve"> </w:t>
-      </w:r>
-      <w:r>
-        <w:rPr>
-          <w:rFonts w:ascii="Times New Roman" w:hAnsi="Times New Roman" w:cs="Times New Roman"/>
-          <w:lang w:val="tr-TR"/>
-        </w:rPr>
-        <w:t xml:space="preserve">etmeleri sağlanabilir (D14.1, E2.1). </w:t>
-      </w:r>
-      <w:r>
-        <w:rPr>
-          <w:rFonts w:ascii="Times New Roman" w:hAnsi="Times New Roman" w:cs="Times New Roman"/>
-          <w:b/>
-          <w:bCs/>
-          <w:lang w:val="tr-TR"/>
-        </w:rPr>
-        <w:t>OK</w:t>
-      </w:r>
-    </w:p>
-    <w:p>
-      <w:pPr>
-        <w:jc w:val="both"/>
-        <w:rPr>
-          <w:rFonts w:ascii="Times New Roman" w:hAnsi="Times New Roman" w:cs="Times New Roman"/>
-          <w:lang w:val="tr-TR"/>
-        </w:rPr>
-      </w:pPr>
-      <w:r>
-        <w:rPr>
-          <w:rFonts w:ascii="Times New Roman" w:hAnsi="Times New Roman" w:cs="Times New Roman"/>
-          <w:lang w:val="tr-TR"/>
-        </w:rPr>
-        <w:t>Öğrenciler, gruplara ayrılarak farklı fiziksel ve kimyasal</w:t>
-      </w:r>
-      <w:r>
-        <w:rPr>
-          <w:rFonts w:ascii="Times New Roman" w:hAnsi="Times New Roman" w:cs="Times New Roman"/>
-          <w:lang w:val="tr-TR"/>
-        </w:rPr>
-        <w:t xml:space="preserve"> </w:t>
-      </w:r>
-      <w:r>
-        <w:rPr>
-          <w:rFonts w:ascii="Times New Roman" w:hAnsi="Times New Roman" w:cs="Times New Roman"/>
-          <w:lang w:val="tr-TR"/>
-        </w:rPr>
-        <w:t>olayların enerji değişimini gözlemleyebilecekleri deney düzeneklerini tasarlayarak deneylerini</w:t>
-      </w:r>
-      <w:r>
-        <w:rPr>
-          <w:rFonts w:ascii="Times New Roman" w:hAnsi="Times New Roman" w:cs="Times New Roman"/>
-          <w:lang w:val="tr-TR"/>
-        </w:rPr>
-        <w:t xml:space="preserve"> </w:t>
-      </w:r>
-      <w:r>
-        <w:rPr>
-          <w:rFonts w:ascii="Times New Roman" w:hAnsi="Times New Roman" w:cs="Times New Roman"/>
-          <w:lang w:val="tr-TR"/>
-        </w:rPr>
-        <w:t xml:space="preserve">gerçekleştirir (KB2.2, OB7). </w:t>
-      </w:r>
-      <w:r>
-        <w:rPr>
-          <w:rFonts w:ascii="Times New Roman" w:hAnsi="Times New Roman" w:cs="Times New Roman"/>
-          <w:b/>
-          <w:bCs/>
-          <w:lang w:val="tr-TR"/>
-        </w:rPr>
-        <w:t>OK</w:t>
-      </w:r>
-    </w:p>
-    <w:p>
-      <w:pPr>
-        <w:jc w:val="both"/>
-        <w:rPr>
-          <w:rFonts w:ascii="Times New Roman" w:hAnsi="Times New Roman" w:cs="Times New Roman"/>
-          <w:lang w:val="tr-TR"/>
-        </w:rPr>
-      </w:pPr>
-      <w:r>
-        <w:rPr>
-          <w:rFonts w:ascii="Times New Roman" w:hAnsi="Times New Roman" w:cs="Times New Roman"/>
-          <w:lang w:val="tr-TR"/>
-        </w:rPr>
-        <w:t>Öğrencilerden planlı olmaları, zamanı etkili bir şekilde</w:t>
-      </w:r>
-      <w:r>
-        <w:rPr>
-          <w:rFonts w:ascii="Times New Roman" w:hAnsi="Times New Roman" w:cs="Times New Roman"/>
-          <w:lang w:val="tr-TR"/>
-        </w:rPr>
-        <w:t xml:space="preserve"> </w:t>
-      </w:r>
-      <w:r>
-        <w:rPr>
-          <w:rFonts w:ascii="Times New Roman" w:hAnsi="Times New Roman" w:cs="Times New Roman"/>
-          <w:lang w:val="tr-TR"/>
-        </w:rPr>
-        <w:t>yönetmeleri ve grup çalışmalarında uyumlu davranmaları beklenir. Bu şekilde çalışkanlık</w:t>
-      </w:r>
-      <w:r>
-        <w:rPr>
-          <w:rFonts w:ascii="Times New Roman" w:hAnsi="Times New Roman" w:cs="Times New Roman"/>
-          <w:lang w:val="tr-TR"/>
-        </w:rPr>
-        <w:t xml:space="preserve"> </w:t>
-      </w:r>
-      <w:r>
-        <w:rPr>
-          <w:rFonts w:ascii="Times New Roman" w:hAnsi="Times New Roman" w:cs="Times New Roman"/>
-          <w:lang w:val="tr-TR"/>
-        </w:rPr>
-        <w:t xml:space="preserve">ve mütevazılık değerlerini kazanmaları desteklenir (D3.2, D10.3). </w:t>
-      </w:r>
-    </w:p>
-    <w:p>
-      <w:pPr>
-        <w:jc w:val="both"/>
-        <w:rPr>
-          <w:rFonts w:ascii="Times New Roman" w:hAnsi="Times New Roman" w:cs="Times New Roman"/>
-          <w:lang w:val="tr-TR"/>
-        </w:rPr>
-      </w:pPr>
-    </w:p>
-    <w:p>
-      <w:pPr>
-        <w:jc w:val="both"/>
-        <w:rPr>
-          <w:rFonts w:ascii="Times New Roman" w:hAnsi="Times New Roman" w:cs="Times New Roman"/>
-          <w:lang w:val="tr-TR"/>
-        </w:rPr>
-      </w:pPr>
-      <w:r>
-        <w:rPr>
-          <w:rFonts w:ascii="Times New Roman" w:hAnsi="Times New Roman" w:cs="Times New Roman"/>
-          <w:lang w:val="tr-TR"/>
-        </w:rPr>
-        <w:t>Öğrenciler, grup çalışması</w:t>
-      </w:r>
-      <w:r>
-        <w:rPr>
-          <w:rFonts w:ascii="Times New Roman" w:hAnsi="Times New Roman" w:cs="Times New Roman"/>
-          <w:lang w:val="tr-TR"/>
-        </w:rPr>
-        <w:t xml:space="preserve"> </w:t>
-      </w:r>
-      <w:r>
-        <w:rPr>
-          <w:rFonts w:ascii="Times New Roman" w:hAnsi="Times New Roman" w:cs="Times New Roman"/>
-          <w:lang w:val="tr-TR"/>
-        </w:rPr>
-        <w:t xml:space="preserve">ve deney </w:t>
-      </w:r>
-      <w:proofErr w:type="spellStart"/>
-      <w:r>
-        <w:rPr>
-          <w:rFonts w:ascii="Times New Roman" w:hAnsi="Times New Roman" w:cs="Times New Roman"/>
-          <w:lang w:val="tr-TR"/>
-        </w:rPr>
-        <w:t>sürecinde</w:t>
-      </w:r>
-      <w:proofErr w:type="spellEnd"/>
-      <w:r>
-        <w:rPr>
-          <w:rFonts w:ascii="Times New Roman" w:hAnsi="Times New Roman" w:cs="Times New Roman"/>
-          <w:lang w:val="tr-TR"/>
-        </w:rPr>
-        <w:t xml:space="preserve"> hangi bilgileri nasıl öğrendiklerini, hangi duyguları yaşadıklarını</w:t>
-      </w:r>
-      <w:r>
-        <w:rPr>
-          <w:rFonts w:ascii="Times New Roman" w:hAnsi="Times New Roman" w:cs="Times New Roman"/>
-          <w:lang w:val="tr-TR"/>
-        </w:rPr>
-        <w:t xml:space="preserve"> </w:t>
-      </w:r>
-      <w:r>
-        <w:rPr>
-          <w:rFonts w:ascii="Times New Roman" w:hAnsi="Times New Roman" w:cs="Times New Roman"/>
-          <w:lang w:val="tr-TR"/>
-        </w:rPr>
-        <w:t>ve istenmeyen durumlarda nasıl tepki verdiklerini sınıf içinde tartışır (SDB1.1, SDB2.2).</w:t>
-      </w:r>
-    </w:p>
-    <w:p>
-      <w:pPr>
-        <w:jc w:val="both"/>
-        <w:rPr>
-          <w:rFonts w:ascii="Times New Roman" w:hAnsi="Times New Roman" w:cs="Times New Roman"/>
-          <w:lang w:val="tr-TR"/>
-        </w:rPr>
-      </w:pPr>
-      <w:r>
-        <w:rPr>
-          <w:rFonts w:ascii="Times New Roman" w:hAnsi="Times New Roman" w:cs="Times New Roman"/>
-          <w:lang w:val="tr-TR"/>
-        </w:rPr>
-        <w:t>Öğrencilerin grup çalışmalarına katkıları akran değerlendirme formu ile değerlendirilebilir.</w:t>
-      </w:r>
-    </w:p>
-    <w:p>
-      <w:pPr>
-        <w:jc w:val="both"/>
-        <w:rPr>
-          <w:rFonts w:ascii="Times New Roman" w:hAnsi="Times New Roman" w:cs="Times New Roman"/>
-          <w:lang w:val="tr-TR"/>
-        </w:rPr>
-      </w:pPr>
-      <w:r>
-        <w:rPr>
-          <w:rFonts w:ascii="Times New Roman" w:hAnsi="Times New Roman" w:cs="Times New Roman"/>
-          <w:lang w:val="tr-TR"/>
-        </w:rPr>
-        <w:t>Öğrenciler, deney sonuçlarına göre fiziksel ve kimyasal değişimleri ısıveren (ekzotermik)</w:t>
-      </w:r>
-      <w:r>
-        <w:rPr>
-          <w:rFonts w:ascii="Times New Roman" w:hAnsi="Times New Roman" w:cs="Times New Roman"/>
-          <w:lang w:val="tr-TR"/>
-        </w:rPr>
-        <w:t xml:space="preserve"> </w:t>
-      </w:r>
-      <w:r>
-        <w:rPr>
-          <w:rFonts w:ascii="Times New Roman" w:hAnsi="Times New Roman" w:cs="Times New Roman"/>
-          <w:lang w:val="tr-TR"/>
-        </w:rPr>
-        <w:t xml:space="preserve">ve ısıalan (endotermik) değişimler olarak belirler. </w:t>
-      </w:r>
-    </w:p>
-    <w:p>
-      <w:pPr>
-        <w:jc w:val="both"/>
-        <w:rPr>
-          <w:rFonts w:ascii="Times New Roman" w:hAnsi="Times New Roman" w:cs="Times New Roman"/>
-          <w:lang w:val="tr-TR"/>
-        </w:rPr>
-      </w:pPr>
-      <w:r>
-        <w:rPr>
-          <w:rFonts w:ascii="Times New Roman" w:hAnsi="Times New Roman" w:cs="Times New Roman"/>
-          <w:lang w:val="tr-TR"/>
-        </w:rPr>
-        <w:lastRenderedPageBreak/>
-        <w:t xml:space="preserve">Deneyden elde ettikleri sonuçları </w:t>
-      </w:r>
-      <w:proofErr w:type="spellStart"/>
-      <w:r>
-        <w:rPr>
-          <w:rFonts w:ascii="Times New Roman" w:hAnsi="Times New Roman" w:cs="Times New Roman"/>
-          <w:lang w:val="tr-TR"/>
-        </w:rPr>
-        <w:t>günlük</w:t>
-      </w:r>
-      <w:proofErr w:type="spellEnd"/>
-      <w:r>
-        <w:rPr>
-          <w:rFonts w:ascii="Times New Roman" w:hAnsi="Times New Roman" w:cs="Times New Roman"/>
-          <w:lang w:val="tr-TR"/>
-        </w:rPr>
-        <w:t xml:space="preserve"> </w:t>
-      </w:r>
-      <w:r>
-        <w:rPr>
-          <w:rFonts w:ascii="Times New Roman" w:hAnsi="Times New Roman" w:cs="Times New Roman"/>
-          <w:lang w:val="tr-TR"/>
-        </w:rPr>
-        <w:t>hayatta sık karşılaşılan olaylardaki enerji değişimini açıklamak için kullanır (KB2.14, OB7).</w:t>
-      </w:r>
-    </w:p>
-    <w:p>
-      <w:pPr>
-        <w:jc w:val="both"/>
-        <w:rPr>
-          <w:rFonts w:ascii="Times New Roman" w:hAnsi="Times New Roman" w:cs="Times New Roman"/>
-          <w:lang w:val="tr-TR"/>
-        </w:rPr>
-      </w:pPr>
-      <w:r>
-        <w:rPr>
-          <w:rFonts w:ascii="Times New Roman" w:hAnsi="Times New Roman" w:cs="Times New Roman"/>
-          <w:lang w:val="tr-TR"/>
-        </w:rPr>
-        <w:t>Öğrenciler, fiziksel ve kimyasal olaylardaki enerji değişimine ilişkin yaptıkları deneyi raporlayabilir.</w:t>
-      </w:r>
-      <w:r>
-        <w:rPr>
-          <w:rFonts w:ascii="Times New Roman" w:hAnsi="Times New Roman" w:cs="Times New Roman"/>
-          <w:lang w:val="tr-TR"/>
-        </w:rPr>
-        <w:t xml:space="preserve"> </w:t>
-      </w:r>
-    </w:p>
-    <w:p>
-      <w:pPr>
-        <w:jc w:val="both"/>
-        <w:rPr>
-          <w:rFonts w:ascii="Times New Roman" w:hAnsi="Times New Roman" w:cs="Times New Roman"/>
-          <w:lang w:val="tr-TR"/>
-        </w:rPr>
-      </w:pPr>
-      <w:proofErr w:type="spellStart"/>
-      <w:r>
-        <w:rPr>
-          <w:rFonts w:ascii="Times New Roman" w:hAnsi="Times New Roman" w:cs="Times New Roman"/>
-          <w:lang w:val="tr-TR"/>
-        </w:rPr>
-        <w:t>Sürecin</w:t>
-      </w:r>
-      <w:proofErr w:type="spellEnd"/>
-      <w:r>
-        <w:rPr>
-          <w:rFonts w:ascii="Times New Roman" w:hAnsi="Times New Roman" w:cs="Times New Roman"/>
-          <w:lang w:val="tr-TR"/>
-        </w:rPr>
-        <w:t xml:space="preserve"> </w:t>
-      </w:r>
-      <w:proofErr w:type="spellStart"/>
-      <w:r>
-        <w:rPr>
-          <w:rFonts w:ascii="Times New Roman" w:hAnsi="Times New Roman" w:cs="Times New Roman"/>
-          <w:lang w:val="tr-TR"/>
-        </w:rPr>
-        <w:t>bütünu</w:t>
-      </w:r>
-      <w:proofErr w:type="spellEnd"/>
-      <w:r>
-        <w:rPr>
-          <w:rFonts w:ascii="Times New Roman" w:hAnsi="Times New Roman" w:cs="Times New Roman"/>
-          <w:lang w:val="tr-TR"/>
-        </w:rPr>
-        <w:t>̈ “öğrencilerin deney adımlarını takip ederek fiziksel ve kimyasal</w:t>
-      </w:r>
-      <w:r>
-        <w:rPr>
-          <w:rFonts w:ascii="Times New Roman" w:hAnsi="Times New Roman" w:cs="Times New Roman"/>
-          <w:lang w:val="tr-TR"/>
-        </w:rPr>
-        <w:t xml:space="preserve"> </w:t>
-      </w:r>
-      <w:r>
-        <w:rPr>
-          <w:rFonts w:ascii="Times New Roman" w:hAnsi="Times New Roman" w:cs="Times New Roman"/>
-          <w:lang w:val="tr-TR"/>
-        </w:rPr>
-        <w:t>değişimleri ekzotermik ve endotermik değişimler olarak belirlemeleri, deneyden elde ettikleri</w:t>
-      </w:r>
-      <w:r>
-        <w:rPr>
-          <w:rFonts w:ascii="Times New Roman" w:hAnsi="Times New Roman" w:cs="Times New Roman"/>
-          <w:lang w:val="tr-TR"/>
-        </w:rPr>
-        <w:t xml:space="preserve"> </w:t>
-      </w:r>
-      <w:r>
-        <w:rPr>
-          <w:rFonts w:ascii="Times New Roman" w:hAnsi="Times New Roman" w:cs="Times New Roman"/>
-          <w:lang w:val="tr-TR"/>
-        </w:rPr>
-        <w:t xml:space="preserve">çıktıları bilimsel bilgilerle karşılaştırabilmeleri ve </w:t>
-      </w:r>
-      <w:proofErr w:type="spellStart"/>
-      <w:r>
-        <w:rPr>
-          <w:rFonts w:ascii="Times New Roman" w:hAnsi="Times New Roman" w:cs="Times New Roman"/>
-          <w:lang w:val="tr-TR"/>
-        </w:rPr>
-        <w:t>günlük</w:t>
-      </w:r>
-      <w:proofErr w:type="spellEnd"/>
-      <w:r>
-        <w:rPr>
-          <w:rFonts w:ascii="Times New Roman" w:hAnsi="Times New Roman" w:cs="Times New Roman"/>
-          <w:lang w:val="tr-TR"/>
-        </w:rPr>
-        <w:t xml:space="preserve"> hayattaki olayları açıklamak</w:t>
-      </w:r>
-      <w:r>
-        <w:rPr>
-          <w:rFonts w:ascii="Times New Roman" w:hAnsi="Times New Roman" w:cs="Times New Roman"/>
-          <w:lang w:val="tr-TR"/>
-        </w:rPr>
-        <w:t xml:space="preserve"> </w:t>
-      </w:r>
-      <w:r>
-        <w:rPr>
-          <w:rFonts w:ascii="Times New Roman" w:hAnsi="Times New Roman" w:cs="Times New Roman"/>
-          <w:lang w:val="tr-TR"/>
-        </w:rPr>
-        <w:t xml:space="preserve">için kullanabilmeleri” </w:t>
-      </w:r>
-      <w:proofErr w:type="spellStart"/>
-      <w:r>
-        <w:rPr>
-          <w:rFonts w:ascii="Times New Roman" w:hAnsi="Times New Roman" w:cs="Times New Roman"/>
-          <w:lang w:val="tr-TR"/>
-        </w:rPr>
-        <w:t>ölçütlerini</w:t>
-      </w:r>
-      <w:proofErr w:type="spellEnd"/>
-      <w:r>
-        <w:rPr>
-          <w:rFonts w:ascii="Times New Roman" w:hAnsi="Times New Roman" w:cs="Times New Roman"/>
-          <w:lang w:val="tr-TR"/>
-        </w:rPr>
-        <w:t xml:space="preserve"> içeren dereceli puanlama anahtarı ile öğretmen ve öğrenci</w:t>
-      </w:r>
-      <w:r>
-        <w:rPr>
-          <w:rFonts w:ascii="Times New Roman" w:hAnsi="Times New Roman" w:cs="Times New Roman"/>
-          <w:lang w:val="tr-TR"/>
-        </w:rPr>
-        <w:t xml:space="preserve"> </w:t>
-      </w:r>
-      <w:r>
-        <w:rPr>
-          <w:rFonts w:ascii="Times New Roman" w:hAnsi="Times New Roman" w:cs="Times New Roman"/>
-          <w:lang w:val="tr-TR"/>
-        </w:rPr>
-        <w:t xml:space="preserve">tarafından değerlendirilebilir. Ayrıca öğrencilerden </w:t>
-      </w:r>
-      <w:proofErr w:type="spellStart"/>
-      <w:r>
-        <w:rPr>
-          <w:rFonts w:ascii="Times New Roman" w:hAnsi="Times New Roman" w:cs="Times New Roman"/>
-          <w:lang w:val="tr-TR"/>
-        </w:rPr>
-        <w:t>süreci</w:t>
-      </w:r>
-      <w:proofErr w:type="spellEnd"/>
-      <w:r>
-        <w:rPr>
-          <w:rFonts w:ascii="Times New Roman" w:hAnsi="Times New Roman" w:cs="Times New Roman"/>
-          <w:lang w:val="tr-TR"/>
-        </w:rPr>
-        <w:t xml:space="preserve"> geliştirmek için neler yapabilecekleri</w:t>
-      </w:r>
-      <w:r>
-        <w:rPr>
-          <w:rFonts w:ascii="Times New Roman" w:hAnsi="Times New Roman" w:cs="Times New Roman"/>
-          <w:lang w:val="tr-TR"/>
-        </w:rPr>
-        <w:t xml:space="preserve"> </w:t>
-      </w:r>
-      <w:r>
-        <w:rPr>
-          <w:rFonts w:ascii="Times New Roman" w:hAnsi="Times New Roman" w:cs="Times New Roman"/>
-          <w:lang w:val="tr-TR"/>
-        </w:rPr>
-        <w:t>konusunda da kendilerini değerlendirmeleri istenebilir (SDB1.2, SDB1.3, E3.10).</w:t>
-      </w:r>
-      <w:r>
-        <w:rPr>
-          <w:rFonts w:ascii="Times New Roman" w:hAnsi="Times New Roman" w:cs="Times New Roman"/>
-          <w:lang w:val="tr-TR"/>
-        </w:rPr>
-        <w:t xml:space="preserve"> DPA ve ÖDF</w:t>
-      </w:r>
-    </w:p>
-    <w:p>
-      <w:pPr>
-        <w:jc w:val="both"/>
-        <w:rPr>
-          <w:rFonts w:ascii="Times New Roman" w:hAnsi="Times New Roman" w:cs="Times New Roman"/>
-          <w:lang w:val="tr-TR"/>
-        </w:rPr>
-      </w:pPr>
-    </w:p>
-    <w:p>
-      <w:pPr>
-        <w:jc w:val="both"/>
-        <w:rPr>
-          <w:rFonts w:ascii="Times New Roman" w:hAnsi="Times New Roman" w:cs="Times New Roman"/>
-          <w:lang w:val="tr-TR"/>
-        </w:rPr>
-      </w:pPr>
-      <w:r>
-        <w:rPr>
-          <w:rFonts w:ascii="Times New Roman" w:hAnsi="Times New Roman" w:cs="Times New Roman"/>
-          <w:lang w:val="tr-TR"/>
-        </w:rPr>
-        <w:t>*/</w:t>
-      </w:r>
+    </w:p>
+    <w:p>
+      <w:pPr>
+        <w:jc w:val="both"/>
+        <w:rPr>
+          <w:rFonts w:ascii="Times New Roman" w:hAnsi="Times New Roman" w:cs="Times New Roman"/>
+          <w:lang w:val="tr-TR"/>
+        </w:rPr>
+      </w:pPr>
     </w:p>
     <w:sectPr>
       <w:footerReference w:type="even" r:id="rId24"/>
@@ -11212,6 +11610,95 @@
         <w:rFonts w:hint="default"/>
         <w:b w:val="0"/>
         <w:bCs w:val="0"/>
+      </w:rPr>
+    </w:lvl>
+    <w:lvl w:ilvl="1" w:tplc="04090019" w:tentative="1">
+      <w:start w:val="1"/>
+      <w:numFmt w:val="lowerLetter"/>
+      <w:lvlText w:val="%2."/>
+      <w:lvlJc w:val="left"/>
+      <w:pPr>
+        <w:ind w:left="2160" w:hanging="360"/>
+      </w:pPr>
+    </w:lvl>
+    <w:lvl w:ilvl="2" w:tplc="0409001B" w:tentative="1">
+      <w:start w:val="1"/>
+      <w:numFmt w:val="lowerRoman"/>
+      <w:lvlText w:val="%3."/>
+      <w:lvlJc w:val="right"/>
+      <w:pPr>
+        <w:ind w:left="2880" w:hanging="180"/>
+      </w:pPr>
+    </w:lvl>
+    <w:lvl w:ilvl="3" w:tplc="0409000F" w:tentative="1">
+      <w:start w:val="1"/>
+      <w:numFmt w:val="decimal"/>
+      <w:lvlText w:val="%4."/>
+      <w:lvlJc w:val="left"/>
+      <w:pPr>
+        <w:ind w:left="3600" w:hanging="360"/>
+      </w:pPr>
+    </w:lvl>
+    <w:lvl w:ilvl="4" w:tplc="04090019" w:tentative="1">
+      <w:start w:val="1"/>
+      <w:numFmt w:val="lowerLetter"/>
+      <w:lvlText w:val="%5."/>
+      <w:lvlJc w:val="left"/>
+      <w:pPr>
+        <w:ind w:left="4320" w:hanging="360"/>
+      </w:pPr>
+    </w:lvl>
+    <w:lvl w:ilvl="5" w:tplc="0409001B" w:tentative="1">
+      <w:start w:val="1"/>
+      <w:numFmt w:val="lowerRoman"/>
+      <w:lvlText w:val="%6."/>
+      <w:lvlJc w:val="right"/>
+      <w:pPr>
+        <w:ind w:left="5040" w:hanging="180"/>
+      </w:pPr>
+    </w:lvl>
+    <w:lvl w:ilvl="6" w:tplc="0409000F" w:tentative="1">
+      <w:start w:val="1"/>
+      <w:numFmt w:val="decimal"/>
+      <w:lvlText w:val="%7."/>
+      <w:lvlJc w:val="left"/>
+      <w:pPr>
+        <w:ind w:left="5760" w:hanging="360"/>
+      </w:pPr>
+    </w:lvl>
+    <w:lvl w:ilvl="7" w:tplc="04090019" w:tentative="1">
+      <w:start w:val="1"/>
+      <w:numFmt w:val="lowerLetter"/>
+      <w:lvlText w:val="%8."/>
+      <w:lvlJc w:val="left"/>
+      <w:pPr>
+        <w:ind w:left="6480" w:hanging="360"/>
+      </w:pPr>
+    </w:lvl>
+    <w:lvl w:ilvl="8" w:tplc="0409001B" w:tentative="1">
+      <w:start w:val="1"/>
+      <w:numFmt w:val="lowerRoman"/>
+      <w:lvlText w:val="%9."/>
+      <w:lvlJc w:val="right"/>
+      <w:pPr>
+        <w:ind w:left="7200" w:hanging="180"/>
+      </w:pPr>
+    </w:lvl>
+  </w:abstractNum>
+  <w:abstractNum w:abstractNumId="34" w15:restartNumberingAfterBreak="0">
+    <w:nsid w:val="7E530C94"/>
+    <w:multiLevelType w:val="hybridMultilevel"/>
+    <w:tmpl w:val="9EE8A536"/>
+    <w:lvl w:ilvl="0" w:tplc="EB48DB16">
+      <w:start w:val="1"/>
+      <w:numFmt w:val="decimal"/>
+      <w:lvlText w:val="%1."/>
+      <w:lvlJc w:val="left"/>
+      <w:pPr>
+        <w:ind w:left="1440" w:hanging="360"/>
+      </w:pPr>
+      <w:rPr>
+        <w:rFonts w:hint="default"/>
       </w:rPr>
     </w:lvl>
     <w:lvl w:ilvl="1" w:tplc="04090019" w:tentative="1">
@@ -11388,6 +11875,9 @@
   </w:num>
   <w:num w:numId="34" w16cid:durableId="577590590">
     <w:abstractNumId w:val="30"/>
+  </w:num>
+  <w:num w:numId="35" w16cid:durableId="651522381">
+    <w:abstractNumId w:val="34"/>
   </w:num>
 </w:numbering>
 </file>

--- a/Kim11-1-1-Enerji-Degisimi.docx
+++ b/Kim11-1-1-Enerji-Degisimi.docx
@@ -1022,7 +1022,7 @@
           <w:noProof/>
         </w:rPr>
         <w:drawing>
-          <wp:inline distT="0" distB="0" distL="0" distR="0" wp14:anchorId="5CCDC5E3" wp14:editId="2334275A">
+          <wp:inline distT="0" distB="0" distL="0" distR="0" wp14:anchorId="5CCDC5E3" wp14:editId="7252FB2A">
             <wp:extent cx="5943600" cy="4109085"/>
             <wp:effectExtent l="0" t="0" r="0" b="5715"/>
             <wp:docPr id="1283111962" name="Picture 7" descr="Petrol​ rafinerisi​​ Petrol​ ve​gaz​​ ​ ​ ​ ​ ​ ​endüstriyel"/>
@@ -3470,14 +3470,7 @@
           <w:rFonts w:ascii="Times New Roman" w:hAnsi="Times New Roman" w:cs="Times New Roman"/>
           <w:lang w:val="tr-TR"/>
         </w:rPr>
-        <w:t>Kimyasal</w:t>
-      </w:r>
-      <w:r>
-        <w:rPr>
-          <w:rFonts w:ascii="Times New Roman" w:hAnsi="Times New Roman" w:cs="Times New Roman"/>
-          <w:lang w:val="tr-TR"/>
-        </w:rPr>
-        <w:t xml:space="preserve"> Olaylardaki Enerji Değişimi</w:t>
+        <w:t>Kimyasal Olaylardaki Enerji Değişimi</w:t>
       </w:r>
     </w:p>
     <w:p>
@@ -4077,21 +4070,7 @@
           <w:rFonts w:ascii="Times New Roman" w:hAnsi="Times New Roman" w:cs="Times New Roman"/>
           <w:lang w:val="tr-TR"/>
         </w:rPr>
-        <w:t xml:space="preserve">ve deney </w:t>
-      </w:r>
-      <w:r>
-        <w:rPr>
-          <w:rFonts w:ascii="Times New Roman" w:hAnsi="Times New Roman" w:cs="Times New Roman"/>
-          <w:lang w:val="tr-TR"/>
-        </w:rPr>
-        <w:t>sürecinde</w:t>
-      </w:r>
-      <w:r>
-        <w:rPr>
-          <w:rFonts w:ascii="Times New Roman" w:hAnsi="Times New Roman" w:cs="Times New Roman"/>
-          <w:lang w:val="tr-TR"/>
-        </w:rPr>
-        <w:t xml:space="preserve"> hangi bilgileri nasıl öğrendi</w:t>
+        <w:t>ve deney sürecinde hangi bilgileri nasıl öğrendi</w:t>
       </w:r>
       <w:r>
         <w:rPr>
@@ -4112,14 +4091,7 @@
           <w:rFonts w:ascii="Times New Roman" w:hAnsi="Times New Roman" w:cs="Times New Roman"/>
           <w:lang w:val="tr-TR"/>
         </w:rPr>
-        <w:t>ğınızı</w:t>
-      </w:r>
-      <w:r>
-        <w:rPr>
-          <w:rFonts w:ascii="Times New Roman" w:hAnsi="Times New Roman" w:cs="Times New Roman"/>
-          <w:lang w:val="tr-TR"/>
-        </w:rPr>
-        <w:t xml:space="preserve"> </w:t>
+        <w:t xml:space="preserve">ğınızı </w:t>
       </w:r>
       <w:r>
         <w:rPr>
@@ -4308,13 +4280,7 @@
                               <w:rPr>
                                 <w:lang w:val="tr-TR"/>
                               </w:rPr>
-                              <w:t xml:space="preserve">Karekod alanı: </w:t>
-                            </w:r>
-                            <w:r>
-                              <w:rPr>
-                                <w:lang w:val="tr-TR"/>
-                              </w:rPr>
-                              <w:t>Akran Değerlendirme Formu</w:t>
+                              <w:t>Karekod alanı: Akran Değerlendirme Formu</w:t>
                             </w:r>
                           </w:p>
                         </w:txbxContent>
@@ -4543,14 +4509,7 @@
           <w:rFonts w:ascii="Times New Roman" w:hAnsi="Times New Roman" w:cs="Times New Roman"/>
           <w:lang w:val="tr-TR"/>
         </w:rPr>
-        <w:t xml:space="preserve"> sonuçları </w:t>
-      </w:r>
-      <w:r>
-        <w:rPr>
-          <w:rFonts w:ascii="Times New Roman" w:hAnsi="Times New Roman" w:cs="Times New Roman"/>
-          <w:lang w:val="tr-TR"/>
-        </w:rPr>
-        <w:t>günlük</w:t>
+        <w:t xml:space="preserve"> sonuçları günlük</w:t>
       </w:r>
       <w:r>
         <w:rPr>
@@ -4616,811 +4575,6 @@
     <w:p>
       <w:pPr>
         <w:jc w:val="both"/>
-        <w:rPr>
-          <w:rFonts w:ascii="Times New Roman" w:hAnsi="Times New Roman" w:cs="Times New Roman"/>
-          <w:lang w:val="tr-TR"/>
-        </w:rPr>
-      </w:pPr>
-    </w:p>
-    <w:p>
-      <w:pPr>
-        <w:jc w:val="both"/>
-        <w:rPr>
-          <w:rFonts w:ascii="Times New Roman" w:hAnsi="Times New Roman" w:cs="Times New Roman"/>
-          <w:lang w:val="tr-TR"/>
-        </w:rPr>
-      </w:pPr>
-    </w:p>
-    <w:p>
-      <w:pPr>
-        <w:jc w:val="both"/>
-        <w:rPr>
-          <w:rFonts w:ascii="Times New Roman" w:hAnsi="Times New Roman" w:cs="Times New Roman"/>
-          <w:lang w:val="tr-TR"/>
-        </w:rPr>
-      </w:pPr>
-    </w:p>
-    <w:p>
-      <w:pPr>
-        <w:jc w:val="both"/>
-        <w:rPr>
-          <w:rFonts w:ascii="Times New Roman" w:hAnsi="Times New Roman" w:cs="Times New Roman"/>
-          <w:lang w:val="tr-TR"/>
-        </w:rPr>
-      </w:pPr>
-    </w:p>
-    <w:p>
-      <w:pPr>
-        <w:pStyle w:val="ListParagraph"/>
-        <w:jc w:val="both"/>
-        <w:rPr>
-          <w:rFonts w:ascii="Times New Roman" w:hAnsi="Times New Roman" w:cs="Times New Roman"/>
-          <w:b/>
-          <w:bCs/>
-          <w:lang w:val="tr-TR"/>
-        </w:rPr>
-      </w:pPr>
-      <w:r>
-        <w:rPr>
-          <w:rFonts w:ascii="Times New Roman" w:hAnsi="Times New Roman" w:cs="Times New Roman"/>
-          <w:b/>
-          <w:bCs/>
-          <w:lang w:val="tr-TR"/>
-        </w:rPr>
-        <w:lastRenderedPageBreak/>
-        <w:t xml:space="preserve">NOT </w:t>
-      </w:r>
-      <w:proofErr w:type="gramStart"/>
-      <w:r>
-        <w:rPr>
-          <w:rFonts w:ascii="Times New Roman" w:hAnsi="Times New Roman" w:cs="Times New Roman"/>
-          <w:b/>
-          <w:bCs/>
-          <w:lang w:val="tr-TR"/>
-        </w:rPr>
-        <w:t>Kağıdı</w:t>
-      </w:r>
-      <w:proofErr w:type="gramEnd"/>
-      <w:r>
-        <w:rPr>
-          <w:rFonts w:ascii="Times New Roman" w:hAnsi="Times New Roman" w:cs="Times New Roman"/>
-          <w:b/>
-          <w:bCs/>
-          <w:lang w:val="tr-TR"/>
-        </w:rPr>
-        <w:t>: Kimya</w:t>
-      </w:r>
-      <w:r>
-        <w:rPr>
-          <w:rFonts w:ascii="Times New Roman" w:hAnsi="Times New Roman" w:cs="Times New Roman"/>
-          <w:b/>
-          <w:bCs/>
-          <w:lang w:val="tr-TR"/>
-        </w:rPr>
-        <w:t>10</w:t>
-      </w:r>
-      <w:r>
-        <w:rPr>
-          <w:rFonts w:ascii="Times New Roman" w:hAnsi="Times New Roman" w:cs="Times New Roman"/>
-          <w:b/>
-          <w:bCs/>
-          <w:lang w:val="tr-TR"/>
-        </w:rPr>
-        <w:t xml:space="preserve"> sayfa </w:t>
-      </w:r>
-      <w:r>
-        <w:rPr>
-          <w:rFonts w:ascii="Times New Roman" w:hAnsi="Times New Roman" w:cs="Times New Roman"/>
-          <w:b/>
-          <w:bCs/>
-          <w:lang w:val="tr-TR"/>
-        </w:rPr>
-        <w:t>36’da</w:t>
-      </w:r>
-      <w:r>
-        <w:rPr>
-          <w:rFonts w:ascii="Times New Roman" w:hAnsi="Times New Roman" w:cs="Times New Roman"/>
-          <w:b/>
-          <w:bCs/>
-          <w:lang w:val="tr-TR"/>
-        </w:rPr>
-        <w:t xml:space="preserve"> etkinlik içinde kullandığımız post-it kalıbı</w:t>
-      </w:r>
-    </w:p>
-    <w:p>
-      <w:pPr>
-        <w:pStyle w:val="ListParagraph"/>
-        <w:jc w:val="both"/>
-        <w:rPr>
-          <w:rFonts w:ascii="Times New Roman" w:hAnsi="Times New Roman" w:cs="Times New Roman"/>
-          <w:b/>
-          <w:bCs/>
-          <w:lang w:val="tr-TR"/>
-        </w:rPr>
-      </w:pPr>
-      <w:r>
-        <w:rPr>
-          <w:rFonts w:ascii="Times New Roman" w:hAnsi="Times New Roman" w:cs="Times New Roman"/>
-          <w:b/>
-          <w:bCs/>
-          <w:noProof/>
-          <w:lang w:val="tr-TR"/>
-        </w:rPr>
-        <mc:AlternateContent>
-          <mc:Choice Requires="wps">
-            <w:drawing>
-              <wp:anchor distT="0" distB="0" distL="114300" distR="114300" simplePos="0" relativeHeight="251859968" behindDoc="0" locked="0" layoutInCell="1" allowOverlap="1" wp14:anchorId="12E533F6" wp14:editId="7E0716A4">
-                <wp:simplePos x="0" y="0"/>
-                <wp:positionH relativeFrom="column">
-                  <wp:posOffset>419100</wp:posOffset>
-                </wp:positionH>
-                <wp:positionV relativeFrom="paragraph">
-                  <wp:posOffset>5080</wp:posOffset>
-                </wp:positionV>
-                <wp:extent cx="5029200" cy="1390650"/>
-                <wp:effectExtent l="0" t="0" r="12700" b="19050"/>
-                <wp:wrapNone/>
-                <wp:docPr id="2117005645" name="Rectangle 6"/>
-                <wp:cNvGraphicFramePr/>
-                <a:graphic xmlns:a="http://schemas.openxmlformats.org/drawingml/2006/main">
-                  <a:graphicData uri="http://schemas.microsoft.com/office/word/2010/wordprocessingShape">
-                    <wps:wsp>
-                      <wps:cNvSpPr/>
-                      <wps:spPr>
-                        <a:xfrm>
-                          <a:off x="0" y="0"/>
-                          <a:ext cx="5029200" cy="1390650"/>
-                        </a:xfrm>
-                        <a:prstGeom prst="rect">
-                          <a:avLst/>
-                        </a:prstGeom>
-                        <a:solidFill>
-                          <a:srgbClr val="FFFF00"/>
-                        </a:solidFill>
-                      </wps:spPr>
-                      <wps:style>
-                        <a:lnRef idx="2">
-                          <a:schemeClr val="accent1">
-                            <a:shade val="15000"/>
-                          </a:schemeClr>
-                        </a:lnRef>
-                        <a:fillRef idx="1">
-                          <a:schemeClr val="accent1"/>
-                        </a:fillRef>
-                        <a:effectRef idx="0">
-                          <a:schemeClr val="accent1"/>
-                        </a:effectRef>
-                        <a:fontRef idx="minor">
-                          <a:schemeClr val="lt1"/>
-                        </a:fontRef>
-                      </wps:style>
-                      <wps:txbx>
-                        <w:txbxContent>
-                          <w:p>
-                            <w:pPr>
-                              <w:jc w:val="center"/>
-                            </w:pPr>
-                            <w:r>
-                              <w:rPr>
-                                <w:rFonts w:ascii="Times New Roman" w:hAnsi="Times New Roman" w:cs="Times New Roman"/>
-                                <w:color w:val="000000" w:themeColor="text1"/>
-                                <w:lang w:val="tr-TR"/>
-                              </w:rPr>
-                              <w:t>Çevreye ısı veren fiziksel ve kimyasal değişimlere ekzotermik</w:t>
-                            </w:r>
-                            <w:r>
-                              <w:rPr>
-                                <w:rFonts w:ascii="Times New Roman" w:hAnsi="Times New Roman" w:cs="Times New Roman"/>
-                                <w:color w:val="000000" w:themeColor="text1"/>
-                                <w:lang w:val="tr-TR"/>
-                              </w:rPr>
-                              <w:t xml:space="preserve"> (ısıveren)</w:t>
-                            </w:r>
-                            <w:r>
-                              <w:rPr>
-                                <w:rFonts w:ascii="Times New Roman" w:hAnsi="Times New Roman" w:cs="Times New Roman"/>
-                                <w:color w:val="000000" w:themeColor="text1"/>
-                                <w:lang w:val="tr-TR"/>
-                              </w:rPr>
-                              <w:t xml:space="preserve"> değişim denir. Çevreden ısı alan fiziksel ve kimyasal değişimlere endotermik</w:t>
-                            </w:r>
-                            <w:r>
-                              <w:rPr>
-                                <w:rFonts w:ascii="Times New Roman" w:hAnsi="Times New Roman" w:cs="Times New Roman"/>
-                                <w:color w:val="000000" w:themeColor="text1"/>
-                                <w:lang w:val="tr-TR"/>
-                              </w:rPr>
-                              <w:t xml:space="preserve"> (ısıalan)</w:t>
-                            </w:r>
-                            <w:r>
-                              <w:rPr>
-                                <w:rFonts w:ascii="Times New Roman" w:hAnsi="Times New Roman" w:cs="Times New Roman"/>
-                                <w:color w:val="000000" w:themeColor="text1"/>
-                                <w:lang w:val="tr-TR"/>
-                              </w:rPr>
-                              <w:t xml:space="preserve"> değişim denir.</w:t>
-                            </w:r>
-                          </w:p>
-                        </w:txbxContent>
-                      </wps:txbx>
-                      <wps:bodyPr rot="0" spcFirstLastPara="0" vertOverflow="overflow" horzOverflow="overflow" vert="horz" wrap="square" lIns="91440" tIns="45720" rIns="91440" bIns="45720" numCol="1" spcCol="0" rtlCol="0" fromWordArt="0" anchor="ctr" anchorCtr="0" forceAA="0" compatLnSpc="1">
-                        <a:prstTxWarp prst="textNoShape">
-                          <a:avLst/>
-                        </a:prstTxWarp>
-                        <a:noAutofit/>
-                      </wps:bodyPr>
-                    </wps:wsp>
-                  </a:graphicData>
-                </a:graphic>
-                <wp14:sizeRelH relativeFrom="margin">
-                  <wp14:pctWidth>0</wp14:pctWidth>
-                </wp14:sizeRelH>
-                <wp14:sizeRelV relativeFrom="margin">
-                  <wp14:pctHeight>0</wp14:pctHeight>
-                </wp14:sizeRelV>
-              </wp:anchor>
-            </w:drawing>
-          </mc:Choice>
-          <mc:Fallback>
-            <w:pict>
-              <v:rect w14:anchorId="12E533F6" id="Rectangle 6" o:spid="_x0000_s1027" style="position:absolute;left:0;text-align:left;margin-left:33pt;margin-top:.4pt;width:396pt;height:109.5pt;z-index:251859968;visibility:visible;mso-wrap-style:square;mso-width-percent:0;mso-height-percent:0;mso-wrap-distance-left:9pt;mso-wrap-distance-top:0;mso-wrap-distance-right:9pt;mso-wrap-distance-bottom:0;mso-position-horizontal:absolute;mso-position-horizontal-relative:text;mso-position-vertical:absolute;mso-position-vertical-relative:text;mso-width-percent:0;mso-height-percent:0;mso-width-relative:margin;mso-height-relative:margin;v-text-anchor:middle" o:gfxdata="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" fillcolor="yellow" strokecolor="#030e13 [484]" strokeweight="1pt">
-                <v:textbox>
-                  <w:txbxContent>
-                    <w:p>
-                      <w:pPr>
-                        <w:jc w:val="center"/>
-                      </w:pPr>
-                      <w:r>
-                        <w:rPr>
-                          <w:rFonts w:ascii="Times New Roman" w:hAnsi="Times New Roman" w:cs="Times New Roman"/>
-                          <w:color w:val="000000" w:themeColor="text1"/>
-                          <w:lang w:val="tr-TR"/>
-                        </w:rPr>
-                        <w:t>Çevreye ısı veren fiziksel ve kimyasal değişimlere ekzotermik</w:t>
-                      </w:r>
-                      <w:r>
-                        <w:rPr>
-                          <w:rFonts w:ascii="Times New Roman" w:hAnsi="Times New Roman" w:cs="Times New Roman"/>
-                          <w:color w:val="000000" w:themeColor="text1"/>
-                          <w:lang w:val="tr-TR"/>
-                        </w:rPr>
-                        <w:t xml:space="preserve"> (ısıveren)</w:t>
-                      </w:r>
-                      <w:r>
-                        <w:rPr>
-                          <w:rFonts w:ascii="Times New Roman" w:hAnsi="Times New Roman" w:cs="Times New Roman"/>
-                          <w:color w:val="000000" w:themeColor="text1"/>
-                          <w:lang w:val="tr-TR"/>
-                        </w:rPr>
-                        <w:t xml:space="preserve"> değişim denir. Çevreden ısı alan fiziksel ve kimyasal değişimlere endotermik</w:t>
-                      </w:r>
-                      <w:r>
-                        <w:rPr>
-                          <w:rFonts w:ascii="Times New Roman" w:hAnsi="Times New Roman" w:cs="Times New Roman"/>
-                          <w:color w:val="000000" w:themeColor="text1"/>
-                          <w:lang w:val="tr-TR"/>
-                        </w:rPr>
-                        <w:t xml:space="preserve"> (ısıalan)</w:t>
-                      </w:r>
-                      <w:r>
-                        <w:rPr>
-                          <w:rFonts w:ascii="Times New Roman" w:hAnsi="Times New Roman" w:cs="Times New Roman"/>
-                          <w:color w:val="000000" w:themeColor="text1"/>
-                          <w:lang w:val="tr-TR"/>
-                        </w:rPr>
-                        <w:t xml:space="preserve"> değişim denir.</w:t>
-                      </w:r>
-                    </w:p>
-                  </w:txbxContent>
-                </v:textbox>
-              </v:rect>
-            </w:pict>
-          </mc:Fallback>
-        </mc:AlternateContent>
-      </w:r>
-    </w:p>
-    <w:p>
-      <w:pPr>
-        <w:jc w:val="both"/>
-        <w:rPr>
-          <w:rFonts w:ascii="Times New Roman" w:hAnsi="Times New Roman" w:cs="Times New Roman"/>
-          <w:lang w:val="tr-TR"/>
-        </w:rPr>
-      </w:pPr>
-    </w:p>
-    <w:p>
-      <w:pPr>
-        <w:jc w:val="both"/>
-        <w:rPr>
-          <w:rFonts w:ascii="Times New Roman" w:hAnsi="Times New Roman" w:cs="Times New Roman"/>
-          <w:lang w:val="tr-TR"/>
-        </w:rPr>
-      </w:pPr>
-    </w:p>
-    <w:p>
-      <w:pPr>
-        <w:pStyle w:val="ListParagraph"/>
-        <w:ind w:left="928"/>
-        <w:jc w:val="both"/>
-        <w:rPr>
-          <w:rFonts w:ascii="Times New Roman" w:hAnsi="Times New Roman" w:cs="Times New Roman"/>
-          <w:lang w:val="tr-TR"/>
-        </w:rPr>
-      </w:pPr>
-    </w:p>
-    <w:p>
-      <w:pPr>
-        <w:pStyle w:val="ListParagraph"/>
-        <w:ind w:left="1080"/>
-        <w:jc w:val="both"/>
-        <w:rPr>
-          <w:rFonts w:ascii="Times New Roman" w:hAnsi="Times New Roman" w:cs="Times New Roman"/>
-          <w:lang w:val="tr-TR"/>
-        </w:rPr>
-      </w:pPr>
-    </w:p>
-    <w:p>
-      <w:pPr>
-        <w:pStyle w:val="ListParagraph"/>
-        <w:ind w:left="1440"/>
-        <w:jc w:val="both"/>
-        <w:rPr>
-          <w:rFonts w:ascii="Times New Roman" w:hAnsi="Times New Roman" w:cs="Times New Roman"/>
-          <w:lang w:val="tr-TR"/>
-        </w:rPr>
-      </w:pPr>
-    </w:p>
-    <w:p>
-      <w:pPr>
-        <w:pStyle w:val="ListParagraph"/>
-        <w:numPr>
-          <w:ilvl w:val="0"/>
-          <w:numId w:val="32"/>
-        </w:numPr>
-        <w:jc w:val="both"/>
-        <w:rPr>
-          <w:rFonts w:ascii="Times New Roman" w:hAnsi="Times New Roman" w:cs="Times New Roman"/>
-          <w:lang w:val="tr-TR"/>
-        </w:rPr>
-      </w:pPr>
-      <w:r>
-        <w:rPr>
-          <w:rFonts w:ascii="Times New Roman" w:hAnsi="Times New Roman" w:cs="Times New Roman"/>
-          <w:lang w:val="tr-TR"/>
-        </w:rPr>
-        <w:t>D</w:t>
-      </w:r>
-      <w:r>
-        <w:rPr>
-          <w:rFonts w:ascii="Times New Roman" w:hAnsi="Times New Roman" w:cs="Times New Roman"/>
-          <w:lang w:val="tr-TR"/>
-        </w:rPr>
-        <w:t>eneyden elde etti</w:t>
-      </w:r>
-      <w:r>
-        <w:rPr>
-          <w:rFonts w:ascii="Times New Roman" w:hAnsi="Times New Roman" w:cs="Times New Roman"/>
-          <w:lang w:val="tr-TR"/>
-        </w:rPr>
-        <w:t>ğiniz</w:t>
-      </w:r>
-      <w:r>
-        <w:rPr>
-          <w:rFonts w:ascii="Times New Roman" w:hAnsi="Times New Roman" w:cs="Times New Roman"/>
-          <w:lang w:val="tr-TR"/>
-        </w:rPr>
-        <w:t xml:space="preserve"> çıktıları </w:t>
-      </w:r>
-      <w:r>
-        <w:rPr>
-          <w:rFonts w:ascii="Times New Roman" w:hAnsi="Times New Roman" w:cs="Times New Roman"/>
-          <w:lang w:val="tr-TR"/>
-        </w:rPr>
-        <w:t>B</w:t>
-      </w:r>
-      <w:r>
-        <w:rPr>
-          <w:rFonts w:ascii="Times New Roman" w:hAnsi="Times New Roman" w:cs="Times New Roman"/>
-          <w:lang w:val="tr-TR"/>
-        </w:rPr>
-        <w:t xml:space="preserve">ilgi </w:t>
-      </w:r>
-      <w:r>
-        <w:rPr>
-          <w:rFonts w:ascii="Times New Roman" w:hAnsi="Times New Roman" w:cs="Times New Roman"/>
-          <w:lang w:val="tr-TR"/>
-        </w:rPr>
-        <w:t>K</w:t>
-      </w:r>
-      <w:r>
-        <w:rPr>
-          <w:rFonts w:ascii="Times New Roman" w:hAnsi="Times New Roman" w:cs="Times New Roman"/>
-          <w:lang w:val="tr-TR"/>
-        </w:rPr>
-        <w:t xml:space="preserve">utusunda verilen </w:t>
-      </w:r>
-      <w:r>
-        <w:rPr>
-          <w:rFonts w:ascii="Times New Roman" w:hAnsi="Times New Roman" w:cs="Times New Roman"/>
-          <w:lang w:val="tr-TR"/>
-        </w:rPr>
-        <w:t>bilimsel bilgilerle karşılaştır</w:t>
-      </w:r>
-      <w:r>
-        <w:rPr>
-          <w:rFonts w:ascii="Times New Roman" w:hAnsi="Times New Roman" w:cs="Times New Roman"/>
-          <w:lang w:val="tr-TR"/>
-        </w:rPr>
-        <w:t>ınız.</w:t>
-      </w:r>
-    </w:p>
-    <w:p>
-      <w:pPr>
-        <w:pStyle w:val="ListParagraph"/>
-        <w:jc w:val="both"/>
-        <w:rPr>
-          <w:rFonts w:ascii="Times New Roman" w:hAnsi="Times New Roman" w:cs="Times New Roman"/>
-          <w:lang w:val="tr-TR"/>
-        </w:rPr>
-      </w:pPr>
-    </w:p>
-    <w:p>
-      <w:pPr>
-        <w:pStyle w:val="ListParagraph"/>
-        <w:ind w:left="1440"/>
-        <w:jc w:val="both"/>
-        <w:rPr>
-          <w:rFonts w:ascii="Times New Roman" w:hAnsi="Times New Roman" w:cs="Times New Roman"/>
-          <w:lang w:val="tr-TR"/>
-        </w:rPr>
-      </w:pPr>
-      <w:r>
-        <w:rPr>
-          <w:rFonts w:ascii="Times New Roman" w:hAnsi="Times New Roman" w:cs="Times New Roman"/>
-          <w:lang w:val="tr-TR"/>
-        </w:rPr>
-        <w:t>………………………………………………………………………………………………………………………………………………………………………………………………………………………………………………………………………</w:t>
-      </w:r>
-    </w:p>
-    <w:p>
-      <w:pPr>
-        <w:pStyle w:val="ListParagraph"/>
-        <w:jc w:val="both"/>
-        <w:rPr>
-          <w:rFonts w:ascii="Times New Roman" w:hAnsi="Times New Roman" w:cs="Times New Roman"/>
-          <w:lang w:val="tr-TR"/>
-        </w:rPr>
-      </w:pPr>
-    </w:p>
-    <w:p>
-      <w:pPr>
-        <w:pStyle w:val="ListParagraph"/>
-        <w:ind w:left="1440"/>
-        <w:jc w:val="both"/>
-        <w:rPr>
-          <w:rFonts w:ascii="Times New Roman" w:hAnsi="Times New Roman" w:cs="Times New Roman"/>
-          <w:lang w:val="tr-TR"/>
-        </w:rPr>
-      </w:pPr>
-    </w:p>
-    <w:p>
-      <w:pPr>
-        <w:pStyle w:val="ListParagraph"/>
-        <w:numPr>
-          <w:ilvl w:val="0"/>
-          <w:numId w:val="32"/>
-        </w:numPr>
-        <w:jc w:val="both"/>
-        <w:rPr>
-          <w:rFonts w:ascii="Times New Roman" w:hAnsi="Times New Roman" w:cs="Times New Roman"/>
-          <w:lang w:val="tr-TR"/>
-        </w:rPr>
-      </w:pPr>
-      <w:r>
-        <w:rPr>
-          <w:rFonts w:ascii="Times New Roman" w:hAnsi="Times New Roman" w:cs="Times New Roman"/>
-          <w:lang w:val="tr-TR"/>
-        </w:rPr>
-        <w:t>Etkinliğiniz, karekodda yer alan “Dereceli Puanlama Anahtarı” ile öğretmeniniz tarafından değerlendirilecektir.</w:t>
-      </w:r>
-    </w:p>
-    <w:p>
-      <w:pPr>
-        <w:pStyle w:val="ListParagraph"/>
-        <w:ind w:left="1080"/>
-        <w:jc w:val="both"/>
-        <w:rPr>
-          <w:rFonts w:ascii="Times New Roman" w:hAnsi="Times New Roman" w:cs="Times New Roman"/>
-          <w:lang w:val="tr-TR"/>
-        </w:rPr>
-      </w:pPr>
-      <w:r>
-        <w:rPr>
-          <w:noProof/>
-          <w:lang w:val="tr-TR"/>
-        </w:rPr>
-        <mc:AlternateContent>
-          <mc:Choice Requires="wps">
-            <w:drawing>
-              <wp:anchor distT="0" distB="0" distL="114300" distR="114300" simplePos="0" relativeHeight="251849728" behindDoc="0" locked="0" layoutInCell="1" allowOverlap="1" wp14:anchorId="0B94AEF6" wp14:editId="04808896">
-                <wp:simplePos x="0" y="0"/>
-                <wp:positionH relativeFrom="column">
-                  <wp:posOffset>3631998</wp:posOffset>
-                </wp:positionH>
-                <wp:positionV relativeFrom="paragraph">
-                  <wp:posOffset>39042</wp:posOffset>
-                </wp:positionV>
-                <wp:extent cx="1955800" cy="615950"/>
-                <wp:effectExtent l="0" t="0" r="12700" b="19050"/>
-                <wp:wrapNone/>
-                <wp:docPr id="1757319848" name="Rectangle 7"/>
-                <wp:cNvGraphicFramePr/>
-                <a:graphic xmlns:a="http://schemas.openxmlformats.org/drawingml/2006/main">
-                  <a:graphicData uri="http://schemas.microsoft.com/office/word/2010/wordprocessingShape">
-                    <wps:wsp>
-                      <wps:cNvSpPr/>
-                      <wps:spPr>
-                        <a:xfrm>
-                          <a:off x="0" y="0"/>
-                          <a:ext cx="1955800" cy="615950"/>
-                        </a:xfrm>
-                        <a:prstGeom prst="rect">
-                          <a:avLst/>
-                        </a:prstGeom>
-                      </wps:spPr>
-                      <wps:style>
-                        <a:lnRef idx="2">
-                          <a:schemeClr val="accent6"/>
-                        </a:lnRef>
-                        <a:fillRef idx="1">
-                          <a:schemeClr val="lt1"/>
-                        </a:fillRef>
-                        <a:effectRef idx="0">
-                          <a:schemeClr val="accent6"/>
-                        </a:effectRef>
-                        <a:fontRef idx="minor">
-                          <a:schemeClr val="dk1"/>
-                        </a:fontRef>
-                      </wps:style>
-                      <wps:txbx>
-                        <w:txbxContent>
-                          <w:p>
-                            <w:pPr>
-                              <w:jc w:val="center"/>
-                              <w:rPr>
-                                <w:lang w:val="tr-TR"/>
-                              </w:rPr>
-                            </w:pPr>
-                            <w:r>
-                              <w:rPr>
-                                <w:lang w:val="tr-TR"/>
-                              </w:rPr>
-                              <w:t>Karekod alanı: Dereceli Puanlama Anahtarı</w:t>
-                            </w:r>
-                          </w:p>
-                        </w:txbxContent>
-                      </wps:txbx>
-                      <wps:bodyPr rot="0" spcFirstLastPara="0" vertOverflow="overflow" horzOverflow="overflow" vert="horz" wrap="square" lIns="91440" tIns="45720" rIns="91440" bIns="45720" numCol="1" spcCol="0" rtlCol="0" fromWordArt="0" anchor="ctr" anchorCtr="0" forceAA="0" compatLnSpc="1">
-                        <a:prstTxWarp prst="textNoShape">
-                          <a:avLst/>
-                        </a:prstTxWarp>
-                        <a:noAutofit/>
-                      </wps:bodyPr>
-                    </wps:wsp>
-                  </a:graphicData>
-                </a:graphic>
-                <wp14:sizeRelH relativeFrom="margin">
-                  <wp14:pctWidth>0</wp14:pctWidth>
-                </wp14:sizeRelH>
-                <wp14:sizeRelV relativeFrom="margin">
-                  <wp14:pctHeight>0</wp14:pctHeight>
-                </wp14:sizeRelV>
-              </wp:anchor>
-            </w:drawing>
-          </mc:Choice>
-          <mc:Fallback>
-            <w:pict>
-              <v:rect w14:anchorId="0B94AEF6" id="_x0000_s1028" style="position:absolute;left:0;text-align:left;margin-left:286pt;margin-top:3.05pt;width:154pt;height:48.5pt;z-index:251849728;visibility:visible;mso-wrap-style:square;mso-width-percent:0;mso-height-percent:0;mso-wrap-distance-left:9pt;mso-wrap-distance-top:0;mso-wrap-distance-right:9pt;mso-wrap-distance-bottom:0;mso-position-horizontal:absolute;mso-position-horizontal-relative:text;mso-position-vertical:absolute;mso-position-vertical-relative:text;mso-width-percent:0;mso-height-percent:0;mso-width-relative:margin;mso-height-relative:margin;v-text-anchor:middle" o:gfxdata="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" fillcolor="white [3201]" strokecolor="#4ea72e [3209]" strokeweight="1pt">
-                <v:textbox>
-                  <w:txbxContent>
-                    <w:p>
-                      <w:pPr>
-                        <w:jc w:val="center"/>
-                        <w:rPr>
-                          <w:lang w:val="tr-TR"/>
-                        </w:rPr>
-                      </w:pPr>
-                      <w:r>
-                        <w:rPr>
-                          <w:lang w:val="tr-TR"/>
-                        </w:rPr>
-                        <w:t>Karekod alanı: Dereceli Puanlama Anahtarı</w:t>
-                      </w:r>
-                    </w:p>
-                  </w:txbxContent>
-                </v:textbox>
-              </v:rect>
-            </w:pict>
-          </mc:Fallback>
-        </mc:AlternateContent>
-      </w:r>
-    </w:p>
-    <w:p>
-      <w:pPr>
-        <w:pStyle w:val="ListParagraph"/>
-        <w:ind w:left="1080"/>
-        <w:jc w:val="both"/>
-        <w:rPr>
-          <w:rFonts w:ascii="Times New Roman" w:hAnsi="Times New Roman" w:cs="Times New Roman"/>
-          <w:lang w:val="tr-TR"/>
-        </w:rPr>
-      </w:pPr>
-    </w:p>
-    <w:p>
-      <w:pPr>
-        <w:jc w:val="both"/>
-        <w:rPr>
-          <w:rFonts w:ascii="Times New Roman" w:hAnsi="Times New Roman" w:cs="Times New Roman"/>
-          <w:lang w:val="tr-TR"/>
-        </w:rPr>
-      </w:pPr>
-    </w:p>
-    <w:p>
-      <w:pPr>
-        <w:pStyle w:val="ListParagraph"/>
-        <w:numPr>
-          <w:ilvl w:val="0"/>
-          <w:numId w:val="32"/>
-        </w:numPr>
-        <w:jc w:val="both"/>
-        <w:rPr>
-          <w:rFonts w:ascii="Times New Roman" w:hAnsi="Times New Roman" w:cs="Times New Roman"/>
-          <w:lang w:val="tr-TR"/>
-        </w:rPr>
-      </w:pPr>
-      <w:r>
-        <w:rPr>
-          <w:rFonts w:ascii="Times New Roman" w:hAnsi="Times New Roman" w:cs="Times New Roman"/>
-          <w:lang w:val="tr-TR"/>
-        </w:rPr>
-        <w:t>Karekodda verilen “Öz Değerlendirme Formu” ile kendinizi değerlendirebilirsiniz.</w:t>
-      </w:r>
-    </w:p>
-    <w:p>
-      <w:pPr>
-        <w:pStyle w:val="ListParagraph"/>
-        <w:ind w:left="1080"/>
-        <w:jc w:val="both"/>
-        <w:rPr>
-          <w:rFonts w:ascii="Times New Roman" w:hAnsi="Times New Roman" w:cs="Times New Roman"/>
-          <w:lang w:val="tr-TR"/>
-        </w:rPr>
-      </w:pPr>
-      <w:r>
-        <w:rPr>
-          <w:noProof/>
-          <w:lang w:val="tr-TR"/>
-        </w:rPr>
-        <mc:AlternateContent>
-          <mc:Choice Requires="wps">
-            <w:drawing>
-              <wp:anchor distT="0" distB="0" distL="114300" distR="114300" simplePos="0" relativeHeight="251850752" behindDoc="0" locked="0" layoutInCell="1" allowOverlap="1" wp14:anchorId="0656976B" wp14:editId="62EA19AB">
-                <wp:simplePos x="0" y="0"/>
-                <wp:positionH relativeFrom="column">
-                  <wp:posOffset>3628844</wp:posOffset>
-                </wp:positionH>
-                <wp:positionV relativeFrom="paragraph">
-                  <wp:posOffset>151252</wp:posOffset>
-                </wp:positionV>
-                <wp:extent cx="1955800" cy="730250"/>
-                <wp:effectExtent l="0" t="0" r="12700" b="19050"/>
-                <wp:wrapNone/>
-                <wp:docPr id="1168101879" name="Rectangle 7"/>
-                <wp:cNvGraphicFramePr/>
-                <a:graphic xmlns:a="http://schemas.openxmlformats.org/drawingml/2006/main">
-                  <a:graphicData uri="http://schemas.microsoft.com/office/word/2010/wordprocessingShape">
-                    <wps:wsp>
-                      <wps:cNvSpPr/>
-                      <wps:spPr>
-                        <a:xfrm>
-                          <a:off x="0" y="0"/>
-                          <a:ext cx="1955800" cy="730250"/>
-                        </a:xfrm>
-                        <a:prstGeom prst="rect">
-                          <a:avLst/>
-                        </a:prstGeom>
-                      </wps:spPr>
-                      <wps:style>
-                        <a:lnRef idx="2">
-                          <a:schemeClr val="accent6"/>
-                        </a:lnRef>
-                        <a:fillRef idx="1">
-                          <a:schemeClr val="lt1"/>
-                        </a:fillRef>
-                        <a:effectRef idx="0">
-                          <a:schemeClr val="accent6"/>
-                        </a:effectRef>
-                        <a:fontRef idx="minor">
-                          <a:schemeClr val="dk1"/>
-                        </a:fontRef>
-                      </wps:style>
-                      <wps:txbx>
-                        <w:txbxContent>
-                          <w:p>
-                            <w:pPr>
-                              <w:jc w:val="center"/>
-                              <w:rPr>
-                                <w:lang w:val="tr-TR"/>
-                              </w:rPr>
-                            </w:pPr>
-                            <w:r>
-                              <w:rPr>
-                                <w:lang w:val="tr-TR"/>
-                              </w:rPr>
-                              <w:t>Karekod alanı: Öz Değerlendirme Formu</w:t>
-                            </w:r>
-                          </w:p>
-                        </w:txbxContent>
-                      </wps:txbx>
-                      <wps:bodyPr rot="0" spcFirstLastPara="0" vertOverflow="overflow" horzOverflow="overflow" vert="horz" wrap="square" lIns="91440" tIns="45720" rIns="91440" bIns="45720" numCol="1" spcCol="0" rtlCol="0" fromWordArt="0" anchor="ctr" anchorCtr="0" forceAA="0" compatLnSpc="1">
-                        <a:prstTxWarp prst="textNoShape">
-                          <a:avLst/>
-                        </a:prstTxWarp>
-                        <a:noAutofit/>
-                      </wps:bodyPr>
-                    </wps:wsp>
-                  </a:graphicData>
-                </a:graphic>
-                <wp14:sizeRelH relativeFrom="margin">
-                  <wp14:pctWidth>0</wp14:pctWidth>
-                </wp14:sizeRelH>
-                <wp14:sizeRelV relativeFrom="margin">
-                  <wp14:pctHeight>0</wp14:pctHeight>
-                </wp14:sizeRelV>
-              </wp:anchor>
-            </w:drawing>
-          </mc:Choice>
-          <mc:Fallback>
-            <w:pict>
-              <v:rect w14:anchorId="0656976B" id="_x0000_s1029" style="position:absolute;left:0;text-align:left;margin-left:285.75pt;margin-top:11.9pt;width:154pt;height:57.5pt;z-index:251850752;visibility:visible;mso-wrap-style:square;mso-width-percent:0;mso-height-percent:0;mso-wrap-distance-left:9pt;mso-wrap-distance-top:0;mso-wrap-distance-right:9pt;mso-wrap-distance-bottom:0;mso-position-horizontal:absolute;mso-position-horizontal-relative:text;mso-position-vertical:absolute;mso-position-vertical-relative:text;mso-width-percent:0;mso-height-percent:0;mso-width-relative:margin;mso-height-relative:margin;v-text-anchor:middle" o:gfxdata="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" fillcolor="white [3201]" strokecolor="#4ea72e [3209]" strokeweight="1pt">
-                <v:textbox>
-                  <w:txbxContent>
-                    <w:p>
-                      <w:pPr>
-                        <w:jc w:val="center"/>
-                        <w:rPr>
-                          <w:lang w:val="tr-TR"/>
-                        </w:rPr>
-                      </w:pPr>
-                      <w:r>
-                        <w:rPr>
-                          <w:lang w:val="tr-TR"/>
-                        </w:rPr>
-                        <w:t>Karekod alanı: Öz Değerlendirme Formu</w:t>
-                      </w:r>
-                    </w:p>
-                  </w:txbxContent>
-                </v:textbox>
-              </v:rect>
-            </w:pict>
-          </mc:Fallback>
-        </mc:AlternateContent>
-      </w:r>
-    </w:p>
-    <w:p>
-      <w:pPr>
-        <w:pStyle w:val="ListParagraph"/>
-        <w:ind w:left="1080"/>
-        <w:jc w:val="both"/>
-        <w:rPr>
-          <w:rFonts w:ascii="Times New Roman" w:hAnsi="Times New Roman" w:cs="Times New Roman"/>
-          <w:lang w:val="tr-TR"/>
-        </w:rPr>
-      </w:pPr>
-    </w:p>
-    <w:p>
-      <w:pPr>
-        <w:jc w:val="right"/>
         <w:rPr>
           <w:rFonts w:ascii="Times New Roman" w:hAnsi="Times New Roman" w:cs="Times New Roman"/>
           <w:lang w:val="tr-TR"/>
@@ -5534,13 +4688,289 @@
     </w:p>
     <w:p>
       <w:pPr>
-        <w:pStyle w:val="ListParagraph"/>
-        <w:jc w:val="both"/>
-        <w:rPr>
-          <w:rFonts w:ascii="Times New Roman" w:hAnsi="Times New Roman" w:cs="Times New Roman"/>
-          <w:lang w:val="tr-TR"/>
-        </w:rPr>
-      </w:pPr>
+        <w:jc w:val="both"/>
+        <w:rPr>
+          <w:rFonts w:ascii="Times New Roman" w:hAnsi="Times New Roman" w:cs="Times New Roman"/>
+          <w:lang w:val="tr-TR"/>
+        </w:rPr>
+      </w:pPr>
+      <w:r>
+        <w:rPr>
+          <w:rFonts w:ascii="Times New Roman" w:hAnsi="Times New Roman" w:cs="Times New Roman"/>
+          <w:lang w:val="tr-TR"/>
+        </w:rPr>
+        <w:lastRenderedPageBreak/>
+        <w:t xml:space="preserve">Günlük hayatta karşılaşılan </w:t>
+      </w:r>
+      <w:r>
+        <w:rPr>
+          <w:rFonts w:ascii="Times New Roman" w:hAnsi="Times New Roman" w:cs="Times New Roman"/>
+          <w:lang w:val="tr-TR"/>
+        </w:rPr>
+        <w:t xml:space="preserve">pek çok </w:t>
+      </w:r>
+      <w:r>
+        <w:rPr>
+          <w:rFonts w:ascii="Times New Roman" w:hAnsi="Times New Roman" w:cs="Times New Roman"/>
+          <w:lang w:val="tr-TR"/>
+        </w:rPr>
+        <w:t xml:space="preserve">olay dikkatle incelendiğinde, bu olayların enerji </w:t>
+      </w:r>
+      <w:r>
+        <w:rPr>
+          <w:rFonts w:ascii="Times New Roman" w:hAnsi="Times New Roman" w:cs="Times New Roman"/>
+          <w:lang w:val="tr-TR"/>
+        </w:rPr>
+        <w:t>değişimi ile</w:t>
+      </w:r>
+      <w:r>
+        <w:rPr>
+          <w:rFonts w:ascii="Times New Roman" w:hAnsi="Times New Roman" w:cs="Times New Roman"/>
+          <w:lang w:val="tr-TR"/>
+        </w:rPr>
+        <w:t xml:space="preserve"> ilişkili olduğu fark edilebilir. Fiziksel ve kimyasal değişimler sırasında maddelerin yapısında ya da hâlinde meydana gelen değişimlere enerji değişimler</w:t>
+      </w:r>
+      <w:r>
+        <w:rPr>
+          <w:rFonts w:ascii="Times New Roman" w:hAnsi="Times New Roman" w:cs="Times New Roman"/>
+          <w:lang w:val="tr-TR"/>
+        </w:rPr>
+        <w:t>i</w:t>
+      </w:r>
+      <w:r>
+        <w:rPr>
+          <w:rFonts w:ascii="Times New Roman" w:hAnsi="Times New Roman" w:cs="Times New Roman"/>
+          <w:lang w:val="tr-TR"/>
+        </w:rPr>
+        <w:t xml:space="preserve"> eşlik eder. Bu nedenle, bir olayın yalnızca ne tür bir değişim olduğu değil, aynı zamanda bu değişim sırasında enerji ile ilgili neler gerçekleştiği de incelenmelidir.</w:t>
+      </w:r>
+      <w:r>
+        <w:rPr>
+          <w:rFonts w:ascii="Times New Roman" w:hAnsi="Times New Roman" w:cs="Times New Roman"/>
+          <w:lang w:val="tr-TR"/>
+        </w:rPr>
+        <w:t xml:space="preserve"> Hem fiziksel hem de kimyasal değişimlerde</w:t>
+      </w:r>
+      <w:r>
+        <w:rPr>
+          <w:rFonts w:ascii="Times New Roman" w:hAnsi="Times New Roman" w:cs="Times New Roman"/>
+          <w:lang w:val="tr-TR"/>
+        </w:rPr>
+        <w:t xml:space="preserve"> sistem ile çevre arasında enerji alışverişi söz konusu olabilir. Burada </w:t>
+      </w:r>
+      <w:r>
+        <w:rPr>
+          <w:rFonts w:ascii="Times New Roman" w:hAnsi="Times New Roman" w:cs="Times New Roman"/>
+          <w:b/>
+          <w:bCs/>
+          <w:lang w:val="tr-TR"/>
+        </w:rPr>
+        <w:t>sistem</w:t>
+      </w:r>
+      <w:r>
+        <w:rPr>
+          <w:rFonts w:ascii="Times New Roman" w:hAnsi="Times New Roman" w:cs="Times New Roman"/>
+          <w:lang w:val="tr-TR"/>
+        </w:rPr>
+        <w:t xml:space="preserve">, evrenin incelenmek üzere seçilen bir parçasıdır; </w:t>
+      </w:r>
+      <w:r>
+        <w:rPr>
+          <w:rFonts w:ascii="Times New Roman" w:hAnsi="Times New Roman" w:cs="Times New Roman"/>
+          <w:b/>
+          <w:bCs/>
+          <w:lang w:val="tr-TR"/>
+        </w:rPr>
+        <w:t>çevre</w:t>
+      </w:r>
+      <w:r>
+        <w:rPr>
+          <w:rFonts w:ascii="Times New Roman" w:hAnsi="Times New Roman" w:cs="Times New Roman"/>
+          <w:lang w:val="tr-TR"/>
+        </w:rPr>
+        <w:t xml:space="preserve"> ise </w:t>
+      </w:r>
+      <w:r>
+        <w:rPr>
+          <w:rFonts w:ascii="Times New Roman" w:hAnsi="Times New Roman" w:cs="Times New Roman"/>
+          <w:lang w:val="tr-TR"/>
+        </w:rPr>
+        <w:t xml:space="preserve">sistemin dışında olan ve </w:t>
+      </w:r>
+      <w:r>
+        <w:rPr>
+          <w:rFonts w:ascii="Times New Roman" w:hAnsi="Times New Roman" w:cs="Times New Roman"/>
+          <w:lang w:val="tr-TR"/>
+        </w:rPr>
+        <w:t>sistemle etkileşen evren parçasıdır</w:t>
+      </w:r>
+      <w:r>
+        <w:rPr>
+          <w:rFonts w:ascii="Times New Roman" w:hAnsi="Times New Roman" w:cs="Times New Roman"/>
+          <w:lang w:val="tr-TR"/>
+        </w:rPr>
+        <w:t>. Örneğin bir bardaktaki suyun ısınması inceleniyorsa su sistem, bardak ve dış ortam ise çevre olarak düşünülebilir. Bu durum, enerji değişiminin yalnızca kimyasal tepkimelere özgü olmadığını, fiziksel değişimlerde de gözlemlenebileceğini gösterir.</w:t>
+      </w:r>
+      <w:r>
+        <w:rPr>
+          <w:rFonts w:ascii="Times New Roman" w:hAnsi="Times New Roman" w:cs="Times New Roman"/>
+          <w:lang w:val="tr-TR"/>
+        </w:rPr>
+        <w:t xml:space="preserve"> </w:t>
+      </w:r>
+      <w:r>
+        <w:rPr>
+          <w:rFonts w:ascii="Times New Roman" w:hAnsi="Times New Roman" w:cs="Times New Roman"/>
+          <w:lang w:val="tr-TR"/>
+        </w:rPr>
+        <w:t>Kimyasal tepkimelerde enerji değişimi, tepkimeye giren maddeler ile oluşan maddeler arasındaki enerji farkı ile ilişkilidir. Tepkime sırasında bazı bağlar koparken bazı yeni bağlar oluşur. Bu süreçte gerçekleşen bağ kırılması ve bağ oluşumu, enerji ile doğrudan ilişkilidir. Bu nedenle bir kimyasal tepkimenin gerçekleşmesi sırasında sistem ile çevre arasında bir enerji alışverişi meydana gelir.</w:t>
+      </w:r>
+      <w:r>
+        <w:rPr>
+          <w:rFonts w:ascii="Times New Roman" w:hAnsi="Times New Roman" w:cs="Times New Roman"/>
+          <w:lang w:val="tr-TR"/>
+        </w:rPr>
+        <w:t xml:space="preserve"> </w:t>
+      </w:r>
+      <w:r>
+        <w:rPr>
+          <w:rFonts w:ascii="Times New Roman" w:hAnsi="Times New Roman" w:cs="Times New Roman"/>
+          <w:lang w:val="tr-TR"/>
+        </w:rPr>
+        <w:t xml:space="preserve">Benzer şekilde fiziksel değişimlerde de enerji değişimi söz konusudur. Maddenin hâli, sıcaklığı </w:t>
+      </w:r>
+      <w:r>
+        <w:rPr>
+          <w:rFonts w:ascii="Times New Roman" w:hAnsi="Times New Roman" w:cs="Times New Roman"/>
+          <w:lang w:val="tr-TR"/>
+        </w:rPr>
+        <w:t>vb.</w:t>
+      </w:r>
+      <w:r>
+        <w:rPr>
+          <w:rFonts w:ascii="Times New Roman" w:hAnsi="Times New Roman" w:cs="Times New Roman"/>
+          <w:lang w:val="tr-TR"/>
+        </w:rPr>
+        <w:t xml:space="preserve"> fiziksel özellikleri değişirken taneciklerin hareketleri ve aralarındaki etkileşimler de değişir. Bu değişimler sırasında sistem ile çevre arasında enerji alışverişi gerçekleşir.</w:t>
+      </w:r>
+    </w:p>
+    <w:p>
+      <w:pPr>
+        <w:jc w:val="both"/>
+        <w:rPr>
+          <w:rFonts w:ascii="Times New Roman" w:hAnsi="Times New Roman" w:cs="Times New Roman"/>
+          <w:lang w:val="tr-TR"/>
+        </w:rPr>
+      </w:pPr>
+    </w:p>
+    <w:p>
+      <w:pPr>
+        <w:jc w:val="both"/>
+        <w:rPr>
+          <w:rFonts w:ascii="Times New Roman" w:hAnsi="Times New Roman" w:cs="Times New Roman"/>
+          <w:lang w:val="tr-TR"/>
+        </w:rPr>
+      </w:pPr>
+    </w:p>
+    <w:p>
+      <w:pPr>
+        <w:jc w:val="both"/>
+        <w:rPr>
+          <w:rFonts w:ascii="Times New Roman" w:hAnsi="Times New Roman" w:cs="Times New Roman"/>
+          <w:lang w:val="tr-TR"/>
+        </w:rPr>
+      </w:pPr>
+      <w:r>
+        <w:rPr>
+          <w:rFonts w:ascii="Times New Roman" w:hAnsi="Times New Roman" w:cs="Times New Roman"/>
+          <w:lang w:val="tr-TR"/>
+        </w:rPr>
+        <w:t>### **Kimyasal Tepkimelerde Enerji**</w:t>
+      </w:r>
+    </w:p>
+    <w:p>
+      <w:pPr>
+        <w:jc w:val="both"/>
+        <w:rPr>
+          <w:rFonts w:ascii="Times New Roman" w:hAnsi="Times New Roman" w:cs="Times New Roman"/>
+          <w:lang w:val="tr-TR"/>
+        </w:rPr>
+      </w:pPr>
+    </w:p>
+    <w:p>
+      <w:pPr>
+        <w:jc w:val="both"/>
+        <w:rPr>
+          <w:rFonts w:ascii="Times New Roman" w:hAnsi="Times New Roman" w:cs="Times New Roman"/>
+          <w:lang w:val="tr-TR"/>
+        </w:rPr>
+      </w:pPr>
+    </w:p>
+    <w:p>
+      <w:pPr>
+        <w:jc w:val="both"/>
+        <w:rPr>
+          <w:rFonts w:ascii="Times New Roman" w:hAnsi="Times New Roman" w:cs="Times New Roman"/>
+          <w:lang w:val="tr-TR"/>
+        </w:rPr>
+      </w:pPr>
+    </w:p>
+    <w:p>
+      <w:pPr>
+        <w:jc w:val="both"/>
+        <w:rPr>
+          <w:rFonts w:ascii="Times New Roman" w:hAnsi="Times New Roman" w:cs="Times New Roman"/>
+          <w:lang w:val="tr-TR"/>
+        </w:rPr>
+      </w:pPr>
+      <w:r>
+        <w:rPr>
+          <w:rFonts w:ascii="Times New Roman" w:hAnsi="Times New Roman" w:cs="Times New Roman"/>
+          <w:lang w:val="tr-TR"/>
+        </w:rPr>
+        <w:t>Kimyasal tepkimeler, enerji değişiminin yönüne göre iki temel grupta incelenir: ekzotermik ve endotermik tepkimeler. Ekzotermik tepkimelerde sistemden çevreye enerji aktarımı gerçekleşirken, endotermik tepkimelerde sistemin tepkimenin gerçekleşebilmesi için çevreden enerji alması gerekir. Bu sınıflandırma, tepkimelerin doğasını anlamada önemli bir rol oynar.</w:t>
+      </w:r>
+    </w:p>
+    <w:p>
+      <w:pPr>
+        <w:jc w:val="both"/>
+        <w:rPr>
+          <w:rFonts w:ascii="Times New Roman" w:hAnsi="Times New Roman" w:cs="Times New Roman"/>
+          <w:lang w:val="tr-TR"/>
+        </w:rPr>
+      </w:pPr>
+    </w:p>
+    <w:p>
+      <w:pPr>
+        <w:jc w:val="both"/>
+        <w:rPr>
+          <w:rFonts w:ascii="Times New Roman" w:hAnsi="Times New Roman" w:cs="Times New Roman"/>
+          <w:lang w:val="tr-TR"/>
+        </w:rPr>
+      </w:pPr>
+      <w:r>
+        <w:rPr>
+          <w:rFonts w:ascii="Times New Roman" w:hAnsi="Times New Roman" w:cs="Times New Roman"/>
+          <w:lang w:val="tr-TR"/>
+        </w:rPr>
+        <w:t xml:space="preserve">Enerji değişimlerinin incelenmesi, yalnızca laboratuvar ortamıyla sınırlı değildir. Günlük yaşamda karşılaşılan pek çok olay, bu kavramların somut örneklerini sunar. Bu nedenle, kimyasal tepkimelerde enerji konusunu </w:t>
+      </w:r>
+      <w:proofErr w:type="gramStart"/>
+      <w:r>
+        <w:rPr>
+          <w:rFonts w:ascii="Times New Roman" w:hAnsi="Times New Roman" w:cs="Times New Roman"/>
+          <w:lang w:val="tr-TR"/>
+        </w:rPr>
+        <w:t>anlamak,</w:t>
+      </w:r>
+      <w:proofErr w:type="gramEnd"/>
+      <w:r>
+        <w:rPr>
+          <w:rFonts w:ascii="Times New Roman" w:hAnsi="Times New Roman" w:cs="Times New Roman"/>
+          <w:lang w:val="tr-TR"/>
+        </w:rPr>
+        <w:t xml:space="preserve"> hem bilimsel süreçleri kavramak hem de günlük yaşam olaylarını açıklayabilmek açısından önem taşır.</w:t>
+      </w:r>
     </w:p>
     <w:p>
       <w:pPr>
@@ -5631,7 +5061,6 @@
           <w:bCs/>
           <w:lang w:val="tr-TR"/>
         </w:rPr>
-        <w:lastRenderedPageBreak/>
         <w:t>Köprü Kurma Atölyesi 1.1.</w:t>
       </w:r>
     </w:p>
@@ -6382,6 +5811,7 @@
           <w:noProof/>
           <w:lang w:val="tr-TR"/>
         </w:rPr>
+        <w:lastRenderedPageBreak/>
         <mc:AlternateContent>
           <mc:Choice Requires="wps">
             <w:drawing>
@@ -6582,7 +6012,6 @@
           <w:rFonts w:ascii="Times New Roman" w:hAnsi="Times New Roman" w:cs="Times New Roman"/>
           <w:lang w:val="tr-TR"/>
         </w:rPr>
-        <w:lastRenderedPageBreak/>
         <w:t>Sınıflandırma gerekçelerinizi açıklayınız.</w:t>
       </w:r>
       <w:r>
@@ -7210,119 +6639,819 @@
     </w:p>
     <w:p>
       <w:pPr>
-        <w:rPr>
-          <w:rFonts w:ascii="Times New Roman" w:hAnsi="Times New Roman" w:cs="Times New Roman"/>
-          <w:lang w:val="tr-TR"/>
-        </w:rPr>
-      </w:pPr>
-    </w:p>
-    <w:p>
-      <w:pPr>
-        <w:rPr>
-          <w:rFonts w:ascii="Times New Roman" w:hAnsi="Times New Roman" w:cs="Times New Roman"/>
-          <w:lang w:val="tr-TR"/>
-        </w:rPr>
-      </w:pPr>
-    </w:p>
-    <w:p>
-      <w:pPr>
-        <w:rPr>
-          <w:rFonts w:ascii="Times New Roman" w:hAnsi="Times New Roman" w:cs="Times New Roman"/>
-          <w:lang w:val="tr-TR"/>
-        </w:rPr>
-      </w:pPr>
-    </w:p>
-    <w:p>
-      <w:pPr>
-        <w:rPr>
-          <w:rFonts w:ascii="Times New Roman" w:hAnsi="Times New Roman" w:cs="Times New Roman"/>
-          <w:lang w:val="tr-TR"/>
-        </w:rPr>
-      </w:pPr>
-    </w:p>
-    <w:p>
-      <w:pPr>
-        <w:rPr>
-          <w:rFonts w:ascii="Times New Roman" w:hAnsi="Times New Roman" w:cs="Times New Roman"/>
-          <w:lang w:val="tr-TR"/>
-        </w:rPr>
-      </w:pPr>
-    </w:p>
-    <w:p>
-      <w:pPr>
-        <w:rPr>
-          <w:rFonts w:ascii="Times New Roman" w:hAnsi="Times New Roman" w:cs="Times New Roman"/>
-          <w:lang w:val="tr-TR"/>
-        </w:rPr>
-      </w:pPr>
-    </w:p>
-    <w:p>
-      <w:pPr>
-        <w:rPr>
-          <w:rFonts w:ascii="Times New Roman" w:hAnsi="Times New Roman" w:cs="Times New Roman"/>
-          <w:lang w:val="tr-TR"/>
-        </w:rPr>
-      </w:pPr>
-    </w:p>
-    <w:p>
-      <w:pPr>
-        <w:rPr>
-          <w:rFonts w:ascii="Times New Roman" w:hAnsi="Times New Roman" w:cs="Times New Roman"/>
-          <w:lang w:val="tr-TR"/>
-        </w:rPr>
-      </w:pPr>
-    </w:p>
-    <w:p>
-      <w:pPr>
-        <w:rPr>
-          <w:rFonts w:ascii="Times New Roman" w:hAnsi="Times New Roman" w:cs="Times New Roman"/>
-          <w:lang w:val="tr-TR"/>
-        </w:rPr>
-      </w:pPr>
-    </w:p>
-    <w:p>
-      <w:pPr>
-        <w:rPr>
-          <w:rFonts w:ascii="Times New Roman" w:hAnsi="Times New Roman" w:cs="Times New Roman"/>
-          <w:lang w:val="tr-TR"/>
-        </w:rPr>
-      </w:pPr>
-    </w:p>
-    <w:p>
-      <w:pPr>
-        <w:rPr>
-          <w:rFonts w:ascii="Times New Roman" w:hAnsi="Times New Roman" w:cs="Times New Roman"/>
-          <w:lang w:val="tr-TR"/>
-        </w:rPr>
-      </w:pPr>
-    </w:p>
-    <w:p>
-      <w:pPr>
-        <w:rPr>
-          <w:rFonts w:ascii="Times New Roman" w:hAnsi="Times New Roman" w:cs="Times New Roman"/>
-          <w:lang w:val="tr-TR"/>
-        </w:rPr>
-      </w:pPr>
-    </w:p>
-    <w:p>
-      <w:pPr>
-        <w:rPr>
-          <w:rFonts w:ascii="Times New Roman" w:hAnsi="Times New Roman" w:cs="Times New Roman"/>
-          <w:lang w:val="tr-TR"/>
-        </w:rPr>
-      </w:pPr>
-    </w:p>
-    <w:p>
-      <w:pPr>
-        <w:rPr>
-          <w:rFonts w:ascii="Times New Roman" w:hAnsi="Times New Roman" w:cs="Times New Roman"/>
-          <w:lang w:val="tr-TR"/>
-        </w:rPr>
-      </w:pPr>
-    </w:p>
-    <w:p>
-      <w:pPr>
-        <w:pStyle w:val="ListParagraph"/>
+        <w:shd w:val="clear" w:color="auto" w:fill="F1A983" w:themeFill="accent2" w:themeFillTint="99"/>
+        <w:rPr>
+          <w:rFonts w:ascii="Times New Roman" w:hAnsi="Times New Roman" w:cs="Times New Roman"/>
+          <w:b/>
+          <w:bCs/>
+          <w:lang w:val="tr-TR"/>
+        </w:rPr>
+      </w:pPr>
+      <w:r>
+        <w:rPr>
+          <w:rFonts w:ascii="Times New Roman" w:hAnsi="Times New Roman" w:cs="Times New Roman"/>
+          <w:b/>
+          <w:bCs/>
+          <w:lang w:val="tr-TR"/>
+        </w:rPr>
+        <w:t>Geri Dön ve Karşılaştır 1.1.</w:t>
+      </w:r>
+    </w:p>
+    <w:p>
+      <w:pPr>
+        <w:pStyle w:val="ListParagraph"/>
+        <w:jc w:val="both"/>
+        <w:rPr>
+          <w:rFonts w:ascii="Times New Roman" w:hAnsi="Times New Roman" w:cs="Times New Roman"/>
+          <w:lang w:val="tr-TR"/>
+        </w:rPr>
+      </w:pPr>
+    </w:p>
+    <w:p>
+      <w:pPr>
+        <w:pStyle w:val="ListParagraph"/>
+        <w:numPr>
+          <w:ilvl w:val="0"/>
+          <w:numId w:val="32"/>
+        </w:numPr>
+        <w:jc w:val="both"/>
+        <w:rPr>
+          <w:rFonts w:ascii="Times New Roman" w:hAnsi="Times New Roman" w:cs="Times New Roman"/>
+          <w:lang w:val="tr-TR"/>
+        </w:rPr>
+      </w:pPr>
+      <w:r>
+        <w:rPr>
+          <w:rFonts w:ascii="Times New Roman" w:hAnsi="Times New Roman" w:cs="Times New Roman"/>
+          <w:lang w:val="tr-TR"/>
+        </w:rPr>
+        <w:t>Analiz ve Keşif Atölyesi 1.1.’de yaptığınız d</w:t>
+      </w:r>
+      <w:r>
+        <w:rPr>
+          <w:rFonts w:ascii="Times New Roman" w:hAnsi="Times New Roman" w:cs="Times New Roman"/>
+          <w:lang w:val="tr-TR"/>
+        </w:rPr>
+        <w:t>eneyden elde etti</w:t>
+      </w:r>
+      <w:r>
+        <w:rPr>
+          <w:rFonts w:ascii="Times New Roman" w:hAnsi="Times New Roman" w:cs="Times New Roman"/>
+          <w:lang w:val="tr-TR"/>
+        </w:rPr>
+        <w:t>ğiniz</w:t>
+      </w:r>
+      <w:r>
+        <w:rPr>
+          <w:rFonts w:ascii="Times New Roman" w:hAnsi="Times New Roman" w:cs="Times New Roman"/>
+          <w:lang w:val="tr-TR"/>
+        </w:rPr>
+        <w:t xml:space="preserve"> çıktıları </w:t>
+      </w:r>
+      <w:r>
+        <w:rPr>
+          <w:rFonts w:ascii="Times New Roman" w:hAnsi="Times New Roman" w:cs="Times New Roman"/>
+          <w:lang w:val="tr-TR"/>
+        </w:rPr>
+        <w:t xml:space="preserve">öğrendiğiniz </w:t>
+      </w:r>
+      <w:r>
+        <w:rPr>
+          <w:rFonts w:ascii="Times New Roman" w:hAnsi="Times New Roman" w:cs="Times New Roman"/>
+          <w:lang w:val="tr-TR"/>
+        </w:rPr>
+        <w:t>bilimsel bilgilerle karşılaştır</w:t>
+      </w:r>
+      <w:r>
+        <w:rPr>
+          <w:rFonts w:ascii="Times New Roman" w:hAnsi="Times New Roman" w:cs="Times New Roman"/>
+          <w:lang w:val="tr-TR"/>
+        </w:rPr>
+        <w:t>ınız.</w:t>
+      </w:r>
+    </w:p>
+    <w:p>
+      <w:pPr>
+        <w:pStyle w:val="ListParagraph"/>
+        <w:jc w:val="both"/>
+        <w:rPr>
+          <w:rFonts w:ascii="Times New Roman" w:hAnsi="Times New Roman" w:cs="Times New Roman"/>
+          <w:lang w:val="tr-TR"/>
+        </w:rPr>
+      </w:pPr>
+    </w:p>
+    <w:p>
+      <w:pPr>
+        <w:pStyle w:val="ListParagraph"/>
+        <w:ind w:left="1440"/>
+        <w:jc w:val="both"/>
+        <w:rPr>
+          <w:rFonts w:ascii="Times New Roman" w:hAnsi="Times New Roman" w:cs="Times New Roman"/>
+          <w:lang w:val="tr-TR"/>
+        </w:rPr>
+      </w:pPr>
+      <w:r>
+        <w:rPr>
+          <w:rFonts w:ascii="Times New Roman" w:hAnsi="Times New Roman" w:cs="Times New Roman"/>
+          <w:lang w:val="tr-TR"/>
+        </w:rPr>
+        <w:t>………………………………………………………………………………………………………………………………………………………………………………………………………………………………………………………………………</w:t>
+      </w:r>
+    </w:p>
+    <w:p>
+      <w:pPr>
+        <w:pStyle w:val="ListParagraph"/>
+        <w:jc w:val="both"/>
+        <w:rPr>
+          <w:rFonts w:ascii="Times New Roman" w:hAnsi="Times New Roman" w:cs="Times New Roman"/>
+          <w:lang w:val="tr-TR"/>
+        </w:rPr>
+      </w:pPr>
+    </w:p>
+    <w:p>
+      <w:pPr>
+        <w:pStyle w:val="ListParagraph"/>
+        <w:ind w:left="1440"/>
+        <w:jc w:val="both"/>
+        <w:rPr>
+          <w:rFonts w:ascii="Times New Roman" w:hAnsi="Times New Roman" w:cs="Times New Roman"/>
+          <w:lang w:val="tr-TR"/>
+        </w:rPr>
+      </w:pPr>
+    </w:p>
+    <w:p>
+      <w:pPr>
+        <w:pStyle w:val="ListParagraph"/>
+        <w:numPr>
+          <w:ilvl w:val="0"/>
+          <w:numId w:val="32"/>
+        </w:numPr>
+        <w:jc w:val="both"/>
+        <w:rPr>
+          <w:rFonts w:ascii="Times New Roman" w:hAnsi="Times New Roman" w:cs="Times New Roman"/>
+          <w:lang w:val="tr-TR"/>
+        </w:rPr>
+      </w:pPr>
+      <w:r>
+        <w:rPr>
+          <w:rFonts w:ascii="Times New Roman" w:hAnsi="Times New Roman" w:cs="Times New Roman"/>
+          <w:lang w:val="tr-TR"/>
+        </w:rPr>
+        <w:t>Analiz ve Keşif Atölyesi 1.1.</w:t>
+      </w:r>
+      <w:r>
+        <w:rPr>
+          <w:rFonts w:ascii="Times New Roman" w:hAnsi="Times New Roman" w:cs="Times New Roman"/>
+          <w:lang w:val="tr-TR"/>
+        </w:rPr>
+        <w:t xml:space="preserve"> </w:t>
+      </w:r>
+      <w:r>
+        <w:rPr>
+          <w:rFonts w:ascii="Times New Roman" w:hAnsi="Times New Roman" w:cs="Times New Roman"/>
+          <w:lang w:val="tr-TR"/>
+        </w:rPr>
+        <w:t>e</w:t>
+      </w:r>
+      <w:r>
+        <w:rPr>
+          <w:rFonts w:ascii="Times New Roman" w:hAnsi="Times New Roman" w:cs="Times New Roman"/>
+          <w:lang w:val="tr-TR"/>
+        </w:rPr>
+        <w:t>tkinliğiniz, karekodda yer alan “Dereceli Puanlama Anahtarı” ile öğretmeniniz tarafından değerlendirilecektir.</w:t>
+      </w:r>
+    </w:p>
+    <w:p>
+      <w:pPr>
+        <w:pStyle w:val="ListParagraph"/>
+        <w:ind w:left="1080"/>
+        <w:jc w:val="both"/>
+        <w:rPr>
+          <w:rFonts w:ascii="Times New Roman" w:hAnsi="Times New Roman" w:cs="Times New Roman"/>
+          <w:lang w:val="tr-TR"/>
+        </w:rPr>
+      </w:pPr>
+      <w:r>
+        <w:rPr>
+          <w:noProof/>
+          <w:lang w:val="tr-TR"/>
+        </w:rPr>
+        <mc:AlternateContent>
+          <mc:Choice Requires="wps">
+            <w:drawing>
+              <wp:anchor distT="0" distB="0" distL="114300" distR="114300" simplePos="0" relativeHeight="251864064" behindDoc="0" locked="0" layoutInCell="1" allowOverlap="1" wp14:anchorId="63DFC512" wp14:editId="1A982C98">
+                <wp:simplePos x="0" y="0"/>
+                <wp:positionH relativeFrom="column">
+                  <wp:posOffset>3631998</wp:posOffset>
+                </wp:positionH>
+                <wp:positionV relativeFrom="paragraph">
+                  <wp:posOffset>39042</wp:posOffset>
+                </wp:positionV>
+                <wp:extent cx="1955800" cy="615950"/>
+                <wp:effectExtent l="0" t="0" r="12700" b="19050"/>
+                <wp:wrapNone/>
+                <wp:docPr id="1757319848" name="Rectangle 7"/>
+                <wp:cNvGraphicFramePr/>
+                <a:graphic xmlns:a="http://schemas.openxmlformats.org/drawingml/2006/main">
+                  <a:graphicData uri="http://schemas.microsoft.com/office/word/2010/wordprocessingShape">
+                    <wps:wsp>
+                      <wps:cNvSpPr/>
+                      <wps:spPr>
+                        <a:xfrm>
+                          <a:off x="0" y="0"/>
+                          <a:ext cx="1955800" cy="615950"/>
+                        </a:xfrm>
+                        <a:prstGeom prst="rect">
+                          <a:avLst/>
+                        </a:prstGeom>
+                      </wps:spPr>
+                      <wps:style>
+                        <a:lnRef idx="2">
+                          <a:schemeClr val="accent6"/>
+                        </a:lnRef>
+                        <a:fillRef idx="1">
+                          <a:schemeClr val="lt1"/>
+                        </a:fillRef>
+                        <a:effectRef idx="0">
+                          <a:schemeClr val="accent6"/>
+                        </a:effectRef>
+                        <a:fontRef idx="minor">
+                          <a:schemeClr val="dk1"/>
+                        </a:fontRef>
+                      </wps:style>
+                      <wps:txbx>
+                        <w:txbxContent>
+                          <w:p>
+                            <w:pPr>
+                              <w:jc w:val="center"/>
+                              <w:rPr>
+                                <w:lang w:val="tr-TR"/>
+                              </w:rPr>
+                            </w:pPr>
+                            <w:r>
+                              <w:rPr>
+                                <w:lang w:val="tr-TR"/>
+                              </w:rPr>
+                              <w:t>Karekod alanı: Dereceli Puanlama Anahtarı</w:t>
+                            </w:r>
+                          </w:p>
+                        </w:txbxContent>
+                      </wps:txbx>
+                      <wps:bodyPr rot="0" spcFirstLastPara="0" vertOverflow="overflow" horzOverflow="overflow" vert="horz" wrap="square" lIns="91440" tIns="45720" rIns="91440" bIns="45720" numCol="1" spcCol="0" rtlCol="0" fromWordArt="0" anchor="ctr" anchorCtr="0" forceAA="0" compatLnSpc="1">
+                        <a:prstTxWarp prst="textNoShape">
+                          <a:avLst/>
+                        </a:prstTxWarp>
+                        <a:noAutofit/>
+                      </wps:bodyPr>
+                    </wps:wsp>
+                  </a:graphicData>
+                </a:graphic>
+                <wp14:sizeRelH relativeFrom="margin">
+                  <wp14:pctWidth>0</wp14:pctWidth>
+                </wp14:sizeRelH>
+                <wp14:sizeRelV relativeFrom="margin">
+                  <wp14:pctHeight>0</wp14:pctHeight>
+                </wp14:sizeRelV>
+              </wp:anchor>
+            </w:drawing>
+          </mc:Choice>
+          <mc:Fallback>
+            <w:pict>
+              <v:rect w14:anchorId="63DFC512" id="_x0000_s1027" style="position:absolute;left:0;text-align:left;margin-left:286pt;margin-top:3.05pt;width:154pt;height:48.5pt;z-index:251864064;visibility:visible;mso-wrap-style:square;mso-width-percent:0;mso-height-percent:0;mso-wrap-distance-left:9pt;mso-wrap-distance-top:0;mso-wrap-distance-right:9pt;mso-wrap-distance-bottom:0;mso-position-horizontal:absolute;mso-position-horizontal-relative:text;mso-position-vertical:absolute;mso-position-vertical-relative:text;mso-width-percent:0;mso-height-percent:0;mso-width-relative:margin;mso-height-relative:margin;v-text-anchor:middle" o:gfxdata="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" fillcolor="white [3201]" strokecolor="#4ea72e [3209]" strokeweight="1pt">
+                <v:textbox>
+                  <w:txbxContent>
+                    <w:p>
+                      <w:pPr>
+                        <w:jc w:val="center"/>
+                        <w:rPr>
+                          <w:lang w:val="tr-TR"/>
+                        </w:rPr>
+                      </w:pPr>
+                      <w:r>
+                        <w:rPr>
+                          <w:lang w:val="tr-TR"/>
+                        </w:rPr>
+                        <w:t>Karekod alanı: Dereceli Puanlama Anahtarı</w:t>
+                      </w:r>
+                    </w:p>
+                  </w:txbxContent>
+                </v:textbox>
+              </v:rect>
+            </w:pict>
+          </mc:Fallback>
+        </mc:AlternateContent>
+      </w:r>
+    </w:p>
+    <w:p>
+      <w:pPr>
+        <w:pStyle w:val="ListParagraph"/>
+        <w:ind w:left="1080"/>
+        <w:jc w:val="both"/>
+        <w:rPr>
+          <w:rFonts w:ascii="Times New Roman" w:hAnsi="Times New Roman" w:cs="Times New Roman"/>
+          <w:lang w:val="tr-TR"/>
+        </w:rPr>
+      </w:pPr>
+    </w:p>
+    <w:p>
+      <w:pPr>
+        <w:jc w:val="both"/>
+        <w:rPr>
+          <w:rFonts w:ascii="Times New Roman" w:hAnsi="Times New Roman" w:cs="Times New Roman"/>
+          <w:lang w:val="tr-TR"/>
+        </w:rPr>
+      </w:pPr>
+    </w:p>
+    <w:p>
+      <w:pPr>
+        <w:pStyle w:val="ListParagraph"/>
+        <w:numPr>
+          <w:ilvl w:val="0"/>
+          <w:numId w:val="32"/>
+        </w:numPr>
+        <w:jc w:val="both"/>
+        <w:rPr>
+          <w:rFonts w:ascii="Times New Roman" w:hAnsi="Times New Roman" w:cs="Times New Roman"/>
+          <w:lang w:val="tr-TR"/>
+        </w:rPr>
+      </w:pPr>
+      <w:r>
+        <w:rPr>
+          <w:rFonts w:ascii="Times New Roman" w:hAnsi="Times New Roman" w:cs="Times New Roman"/>
+          <w:lang w:val="tr-TR"/>
+        </w:rPr>
+        <w:t>Analiz ve Keşif Atölyesi 1.1.</w:t>
+      </w:r>
+      <w:r>
+        <w:rPr>
+          <w:rFonts w:ascii="Times New Roman" w:hAnsi="Times New Roman" w:cs="Times New Roman"/>
+          <w:lang w:val="tr-TR"/>
+        </w:rPr>
+        <w:t xml:space="preserve"> </w:t>
+      </w:r>
+      <w:r>
+        <w:rPr>
+          <w:rFonts w:ascii="Times New Roman" w:hAnsi="Times New Roman" w:cs="Times New Roman"/>
+          <w:lang w:val="tr-TR"/>
+        </w:rPr>
+        <w:t>e</w:t>
+      </w:r>
+      <w:r>
+        <w:rPr>
+          <w:rFonts w:ascii="Times New Roman" w:hAnsi="Times New Roman" w:cs="Times New Roman"/>
+          <w:lang w:val="tr-TR"/>
+        </w:rPr>
+        <w:t>tkinliğiniz</w:t>
+      </w:r>
+      <w:r>
+        <w:rPr>
+          <w:rFonts w:ascii="Times New Roman" w:hAnsi="Times New Roman" w:cs="Times New Roman"/>
+          <w:lang w:val="tr-TR"/>
+        </w:rPr>
+        <w:t>i</w:t>
+      </w:r>
+      <w:r>
+        <w:rPr>
+          <w:rFonts w:ascii="Times New Roman" w:hAnsi="Times New Roman" w:cs="Times New Roman"/>
+          <w:lang w:val="tr-TR"/>
+        </w:rPr>
+        <w:t xml:space="preserve"> </w:t>
+      </w:r>
+      <w:r>
+        <w:rPr>
+          <w:rFonts w:ascii="Times New Roman" w:hAnsi="Times New Roman" w:cs="Times New Roman"/>
+          <w:lang w:val="tr-TR"/>
+        </w:rPr>
+        <w:t>k</w:t>
+      </w:r>
+      <w:r>
+        <w:rPr>
+          <w:rFonts w:ascii="Times New Roman" w:hAnsi="Times New Roman" w:cs="Times New Roman"/>
+          <w:lang w:val="tr-TR"/>
+        </w:rPr>
+        <w:t>arekodda verilen “Öz Değerlendirme Formu” ile kendinizi değerlendirebilirsiniz.</w:t>
+      </w:r>
+    </w:p>
+    <w:p>
+      <w:pPr>
+        <w:pStyle w:val="ListParagraph"/>
+        <w:ind w:left="1080"/>
+        <w:jc w:val="both"/>
+        <w:rPr>
+          <w:rFonts w:ascii="Times New Roman" w:hAnsi="Times New Roman" w:cs="Times New Roman"/>
+          <w:lang w:val="tr-TR"/>
+        </w:rPr>
+      </w:pPr>
+      <w:r>
+        <w:rPr>
+          <w:noProof/>
+          <w:lang w:val="tr-TR"/>
+        </w:rPr>
+        <mc:AlternateContent>
+          <mc:Choice Requires="wps">
+            <w:drawing>
+              <wp:anchor distT="0" distB="0" distL="114300" distR="114300" simplePos="0" relativeHeight="251865088" behindDoc="0" locked="0" layoutInCell="1" allowOverlap="1" wp14:anchorId="5AF380A9" wp14:editId="4A9BAB23">
+                <wp:simplePos x="0" y="0"/>
+                <wp:positionH relativeFrom="column">
+                  <wp:posOffset>3628844</wp:posOffset>
+                </wp:positionH>
+                <wp:positionV relativeFrom="paragraph">
+                  <wp:posOffset>151252</wp:posOffset>
+                </wp:positionV>
+                <wp:extent cx="1955800" cy="730250"/>
+                <wp:effectExtent l="0" t="0" r="12700" b="19050"/>
+                <wp:wrapNone/>
+                <wp:docPr id="1168101879" name="Rectangle 7"/>
+                <wp:cNvGraphicFramePr/>
+                <a:graphic xmlns:a="http://schemas.openxmlformats.org/drawingml/2006/main">
+                  <a:graphicData uri="http://schemas.microsoft.com/office/word/2010/wordprocessingShape">
+                    <wps:wsp>
+                      <wps:cNvSpPr/>
+                      <wps:spPr>
+                        <a:xfrm>
+                          <a:off x="0" y="0"/>
+                          <a:ext cx="1955800" cy="730250"/>
+                        </a:xfrm>
+                        <a:prstGeom prst="rect">
+                          <a:avLst/>
+                        </a:prstGeom>
+                      </wps:spPr>
+                      <wps:style>
+                        <a:lnRef idx="2">
+                          <a:schemeClr val="accent6"/>
+                        </a:lnRef>
+                        <a:fillRef idx="1">
+                          <a:schemeClr val="lt1"/>
+                        </a:fillRef>
+                        <a:effectRef idx="0">
+                          <a:schemeClr val="accent6"/>
+                        </a:effectRef>
+                        <a:fontRef idx="minor">
+                          <a:schemeClr val="dk1"/>
+                        </a:fontRef>
+                      </wps:style>
+                      <wps:txbx>
+                        <w:txbxContent>
+                          <w:p>
+                            <w:pPr>
+                              <w:jc w:val="center"/>
+                              <w:rPr>
+                                <w:lang w:val="tr-TR"/>
+                              </w:rPr>
+                            </w:pPr>
+                            <w:r>
+                              <w:rPr>
+                                <w:lang w:val="tr-TR"/>
+                              </w:rPr>
+                              <w:t>Karekod alanı: Öz Değerlendirme Formu</w:t>
+                            </w:r>
+                          </w:p>
+                        </w:txbxContent>
+                      </wps:txbx>
+                      <wps:bodyPr rot="0" spcFirstLastPara="0" vertOverflow="overflow" horzOverflow="overflow" vert="horz" wrap="square" lIns="91440" tIns="45720" rIns="91440" bIns="45720" numCol="1" spcCol="0" rtlCol="0" fromWordArt="0" anchor="ctr" anchorCtr="0" forceAA="0" compatLnSpc="1">
+                        <a:prstTxWarp prst="textNoShape">
+                          <a:avLst/>
+                        </a:prstTxWarp>
+                        <a:noAutofit/>
+                      </wps:bodyPr>
+                    </wps:wsp>
+                  </a:graphicData>
+                </a:graphic>
+                <wp14:sizeRelH relativeFrom="margin">
+                  <wp14:pctWidth>0</wp14:pctWidth>
+                </wp14:sizeRelH>
+                <wp14:sizeRelV relativeFrom="margin">
+                  <wp14:pctHeight>0</wp14:pctHeight>
+                </wp14:sizeRelV>
+              </wp:anchor>
+            </w:drawing>
+          </mc:Choice>
+          <mc:Fallback>
+            <w:pict>
+              <v:rect w14:anchorId="5AF380A9" id="_x0000_s1028" style="position:absolute;left:0;text-align:left;margin-left:285.75pt;margin-top:11.9pt;width:154pt;height:57.5pt;z-index:251865088;visibility:visible;mso-wrap-style:square;mso-width-percent:0;mso-height-percent:0;mso-wrap-distance-left:9pt;mso-wrap-distance-top:0;mso-wrap-distance-right:9pt;mso-wrap-distance-bottom:0;mso-position-horizontal:absolute;mso-position-horizontal-relative:text;mso-position-vertical:absolute;mso-position-vertical-relative:text;mso-width-percent:0;mso-height-percent:0;mso-width-relative:margin;mso-height-relative:margin;v-text-anchor:middle" o:gfxdata="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" fillcolor="white [3201]" strokecolor="#4ea72e [3209]" strokeweight="1pt">
+                <v:textbox>
+                  <w:txbxContent>
+                    <w:p>
+                      <w:pPr>
+                        <w:jc w:val="center"/>
+                        <w:rPr>
+                          <w:lang w:val="tr-TR"/>
+                        </w:rPr>
+                      </w:pPr>
+                      <w:r>
+                        <w:rPr>
+                          <w:lang w:val="tr-TR"/>
+                        </w:rPr>
+                        <w:t>Karekod alanı: Öz Değerlendirme Formu</w:t>
+                      </w:r>
+                    </w:p>
+                  </w:txbxContent>
+                </v:textbox>
+              </v:rect>
+            </w:pict>
+          </mc:Fallback>
+        </mc:AlternateContent>
+      </w:r>
+    </w:p>
+    <w:p>
+      <w:pPr>
+        <w:pStyle w:val="ListParagraph"/>
+        <w:ind w:left="1080"/>
+        <w:jc w:val="both"/>
+        <w:rPr>
+          <w:rFonts w:ascii="Times New Roman" w:hAnsi="Times New Roman" w:cs="Times New Roman"/>
+          <w:lang w:val="tr-TR"/>
+        </w:rPr>
+      </w:pPr>
+    </w:p>
+    <w:p>
+      <w:pPr>
+        <w:jc w:val="right"/>
+        <w:rPr>
+          <w:rFonts w:ascii="Times New Roman" w:hAnsi="Times New Roman" w:cs="Times New Roman"/>
+          <w:lang w:val="tr-TR"/>
+        </w:rPr>
+      </w:pPr>
+    </w:p>
+    <w:p>
+      <w:pPr>
+        <w:rPr>
+          <w:rFonts w:ascii="Times New Roman" w:hAnsi="Times New Roman" w:cs="Times New Roman"/>
+          <w:lang w:val="tr-TR"/>
+        </w:rPr>
+      </w:pPr>
+    </w:p>
+    <w:p>
+      <w:pPr>
+        <w:rPr>
+          <w:rFonts w:ascii="Times New Roman" w:hAnsi="Times New Roman" w:cs="Times New Roman"/>
+          <w:lang w:val="tr-TR"/>
+        </w:rPr>
+      </w:pPr>
+      <w:r>
+        <w:rPr>
+          <w:rFonts w:ascii="Times New Roman" w:hAnsi="Times New Roman" w:cs="Times New Roman"/>
+          <w:noProof/>
+          <w:lang w:val="tr-TR"/>
+        </w:rPr>
+        <mc:AlternateContent>
+          <mc:Choice Requires="wps">
+            <w:drawing>
+              <wp:anchor distT="0" distB="0" distL="114300" distR="114300" simplePos="0" relativeHeight="251862016" behindDoc="0" locked="0" layoutInCell="1" allowOverlap="1" wp14:anchorId="7BC2DE65" wp14:editId="13BF95E1">
+                <wp:simplePos x="0" y="0"/>
+                <wp:positionH relativeFrom="column">
+                  <wp:posOffset>0</wp:posOffset>
+                </wp:positionH>
+                <wp:positionV relativeFrom="paragraph">
+                  <wp:posOffset>12700</wp:posOffset>
+                </wp:positionV>
+                <wp:extent cx="5943600" cy="0"/>
+                <wp:effectExtent l="0" t="12700" r="12700" b="12700"/>
+                <wp:wrapNone/>
+                <wp:docPr id="218951099" name="Straight Connector 5"/>
+                <wp:cNvGraphicFramePr/>
+                <a:graphic xmlns:a="http://schemas.openxmlformats.org/drawingml/2006/main">
+                  <a:graphicData uri="http://schemas.microsoft.com/office/word/2010/wordprocessingShape">
+                    <wps:wsp>
+                      <wps:cNvCnPr/>
+                      <wps:spPr>
+                        <a:xfrm flipV="1">
+                          <a:off x="0" y="0"/>
+                          <a:ext cx="5943600" cy="0"/>
+                        </a:xfrm>
+                        <a:prstGeom prst="line">
+                          <a:avLst/>
+                        </a:prstGeom>
+                        <a:ln w="19050">
+                          <a:solidFill>
+                            <a:schemeClr val="accent2">
+                              <a:lumMod val="60000"/>
+                              <a:lumOff val="40000"/>
+                            </a:schemeClr>
+                          </a:solidFill>
+                        </a:ln>
+                      </wps:spPr>
+                      <wps:style>
+                        <a:lnRef idx="1">
+                          <a:schemeClr val="accent1"/>
+                        </a:lnRef>
+                        <a:fillRef idx="0">
+                          <a:schemeClr val="accent1"/>
+                        </a:fillRef>
+                        <a:effectRef idx="0">
+                          <a:schemeClr val="accent1"/>
+                        </a:effectRef>
+                        <a:fontRef idx="minor">
+                          <a:schemeClr val="tx1"/>
+                        </a:fontRef>
+                      </wps:style>
+                      <wps:bodyPr/>
+                    </wps:wsp>
+                  </a:graphicData>
+                </a:graphic>
+                <wp14:sizeRelH relativeFrom="margin">
+                  <wp14:pctWidth>0</wp14:pctWidth>
+                </wp14:sizeRelH>
+                <wp14:sizeRelV relativeFrom="margin">
+                  <wp14:pctHeight>0</wp14:pctHeight>
+                </wp14:sizeRelV>
+              </wp:anchor>
+            </w:drawing>
+          </mc:Choice>
+          <mc:Fallback>
+            <w:pict>
+              <v:line w14:anchorId="7C925A85" id="Straight Connector 5" o:spid="_x0000_s1026" style="position:absolute;flip:y;z-index:251862016;visibility:visible;mso-wrap-style:square;mso-width-percent:0;mso-height-percent:0;mso-wrap-distance-left:9pt;mso-wrap-distance-top:0;mso-wrap-distance-right:9pt;mso-wrap-distance-bottom:0;mso-position-horizontal:absolute;mso-position-horizontal-relative:text;mso-position-vertical:absolute;mso-position-vertical-relative:text;mso-width-percent:0;mso-height-percent:0;mso-width-relative:margin;mso-height-relative:margin" from="0,1pt" to="468pt,1pt" o:gfxdata="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" strokecolor="#f1a983 [1941]" strokeweight="1.5pt">
+                <v:stroke joinstyle="miter"/>
+              </v:line>
+            </w:pict>
+          </mc:Fallback>
+        </mc:AlternateContent>
+      </w:r>
+    </w:p>
+    <w:p>
+      <w:pPr>
+        <w:rPr>
+          <w:rFonts w:ascii="Times New Roman" w:hAnsi="Times New Roman" w:cs="Times New Roman"/>
+          <w:lang w:val="tr-TR"/>
+        </w:rPr>
+      </w:pPr>
+      <w:r>
+        <w:rPr>
+          <w:noProof/>
+          <w:lang w:val="tr-TR"/>
+        </w:rPr>
+        <mc:AlternateContent>
+          <mc:Choice Requires="wps">
+            <w:drawing>
+              <wp:anchor distT="0" distB="0" distL="114300" distR="114300" simplePos="0" relativeHeight="251867136" behindDoc="0" locked="0" layoutInCell="1" allowOverlap="1" wp14:anchorId="3DDABB08" wp14:editId="48828509">
+                <wp:simplePos x="0" y="0"/>
+                <wp:positionH relativeFrom="column">
+                  <wp:posOffset>3987800</wp:posOffset>
+                </wp:positionH>
+                <wp:positionV relativeFrom="paragraph">
+                  <wp:posOffset>76070</wp:posOffset>
+                </wp:positionV>
+                <wp:extent cx="1955800" cy="615950"/>
+                <wp:effectExtent l="0" t="0" r="12700" b="19050"/>
+                <wp:wrapNone/>
+                <wp:docPr id="1651774310" name="Rectangle 7"/>
+                <wp:cNvGraphicFramePr/>
+                <a:graphic xmlns:a="http://schemas.openxmlformats.org/drawingml/2006/main">
+                  <a:graphicData uri="http://schemas.microsoft.com/office/word/2010/wordprocessingShape">
+                    <wps:wsp>
+                      <wps:cNvSpPr/>
+                      <wps:spPr>
+                        <a:xfrm>
+                          <a:off x="0" y="0"/>
+                          <a:ext cx="1955800" cy="615950"/>
+                        </a:xfrm>
+                        <a:prstGeom prst="rect">
+                          <a:avLst/>
+                        </a:prstGeom>
+                      </wps:spPr>
+                      <wps:style>
+                        <a:lnRef idx="2">
+                          <a:schemeClr val="accent6"/>
+                        </a:lnRef>
+                        <a:fillRef idx="1">
+                          <a:schemeClr val="lt1"/>
+                        </a:fillRef>
+                        <a:effectRef idx="0">
+                          <a:schemeClr val="accent6"/>
+                        </a:effectRef>
+                        <a:fontRef idx="minor">
+                          <a:schemeClr val="dk1"/>
+                        </a:fontRef>
+                      </wps:style>
+                      <wps:txbx>
+                        <w:txbxContent>
+                          <w:p>
+                            <w:pPr>
+                              <w:jc w:val="center"/>
+                              <w:rPr>
+                                <w:lang w:val="tr-TR"/>
+                              </w:rPr>
+                            </w:pPr>
+                            <w:r>
+                              <w:rPr>
+                                <w:lang w:val="tr-TR"/>
+                              </w:rPr>
+                              <w:t>Karekod alanı: Etkileşimli içerik (Kim11.1.1)</w:t>
+                            </w:r>
+                          </w:p>
+                        </w:txbxContent>
+                      </wps:txbx>
+                      <wps:bodyPr rot="0" spcFirstLastPara="0" vertOverflow="overflow" horzOverflow="overflow" vert="horz" wrap="square" lIns="91440" tIns="45720" rIns="91440" bIns="45720" numCol="1" spcCol="0" rtlCol="0" fromWordArt="0" anchor="ctr" anchorCtr="0" forceAA="0" compatLnSpc="1">
+                        <a:prstTxWarp prst="textNoShape">
+                          <a:avLst/>
+                        </a:prstTxWarp>
+                        <a:noAutofit/>
+                      </wps:bodyPr>
+                    </wps:wsp>
+                  </a:graphicData>
+                </a:graphic>
+                <wp14:sizeRelH relativeFrom="margin">
+                  <wp14:pctWidth>0</wp14:pctWidth>
+                </wp14:sizeRelH>
+                <wp14:sizeRelV relativeFrom="margin">
+                  <wp14:pctHeight>0</wp14:pctHeight>
+                </wp14:sizeRelV>
+              </wp:anchor>
+            </w:drawing>
+          </mc:Choice>
+          <mc:Fallback>
+            <w:pict>
+              <v:rect w14:anchorId="3DDABB08" id="_x0000_s1029" style="position:absolute;margin-left:314pt;margin-top:6pt;width:154pt;height:48.5pt;z-index:251867136;visibility:visible;mso-wrap-style:square;mso-width-percent:0;mso-height-percent:0;mso-wrap-distance-left:9pt;mso-wrap-distance-top:0;mso-wrap-distance-right:9pt;mso-wrap-distance-bottom:0;mso-position-horizontal:absolute;mso-position-horizontal-relative:text;mso-position-vertical:absolute;mso-position-vertical-relative:text;mso-width-percent:0;mso-height-percent:0;mso-width-relative:margin;mso-height-relative:margin;v-text-anchor:middle" o:gfxdata="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" fillcolor="white [3201]" strokecolor="#4ea72e [3209]" strokeweight="1pt">
+                <v:textbox>
+                  <w:txbxContent>
+                    <w:p>
+                      <w:pPr>
+                        <w:jc w:val="center"/>
+                        <w:rPr>
+                          <w:lang w:val="tr-TR"/>
+                        </w:rPr>
+                      </w:pPr>
+                      <w:r>
+                        <w:rPr>
+                          <w:lang w:val="tr-TR"/>
+                        </w:rPr>
+                        <w:t>Karekod alanı: Etkileşimli içerik (Kim11.1.1)</w:t>
+                      </w:r>
+                    </w:p>
+                  </w:txbxContent>
+                </v:textbox>
+              </v:rect>
+            </w:pict>
+          </mc:Fallback>
+        </mc:AlternateContent>
+      </w:r>
+    </w:p>
+    <w:p>
+      <w:pPr>
+        <w:rPr>
+          <w:rFonts w:ascii="Times New Roman" w:hAnsi="Times New Roman" w:cs="Times New Roman"/>
+          <w:lang w:val="tr-TR"/>
+        </w:rPr>
+      </w:pPr>
+    </w:p>
+    <w:p>
+      <w:pPr>
+        <w:rPr>
+          <w:rFonts w:ascii="Times New Roman" w:hAnsi="Times New Roman" w:cs="Times New Roman"/>
+          <w:lang w:val="tr-TR"/>
+        </w:rPr>
+      </w:pPr>
+    </w:p>
+    <w:p>
+      <w:pPr>
+        <w:rPr>
+          <w:rFonts w:ascii="Times New Roman" w:hAnsi="Times New Roman" w:cs="Times New Roman"/>
+          <w:lang w:val="tr-TR"/>
+        </w:rPr>
+      </w:pPr>
+    </w:p>
+    <w:p>
+      <w:pPr>
+        <w:rPr>
+          <w:rFonts w:ascii="Times New Roman" w:hAnsi="Times New Roman" w:cs="Times New Roman"/>
+          <w:lang w:val="tr-TR"/>
+        </w:rPr>
+      </w:pPr>
+    </w:p>
+    <w:p>
+      <w:pPr>
+        <w:rPr>
+          <w:rFonts w:ascii="Times New Roman" w:hAnsi="Times New Roman" w:cs="Times New Roman"/>
+          <w:lang w:val="tr-TR"/>
+        </w:rPr>
+      </w:pPr>
+    </w:p>
+    <w:p>
+      <w:pPr>
+        <w:rPr>
+          <w:rFonts w:ascii="Times New Roman" w:hAnsi="Times New Roman" w:cs="Times New Roman"/>
+          <w:lang w:val="tr-TR"/>
+        </w:rPr>
+      </w:pPr>
+    </w:p>
+    <w:p>
+      <w:pPr>
+        <w:rPr>
+          <w:rFonts w:ascii="Times New Roman" w:hAnsi="Times New Roman" w:cs="Times New Roman"/>
+          <w:lang w:val="tr-TR"/>
+        </w:rPr>
+      </w:pPr>
+    </w:p>
+    <w:p>
+      <w:pPr>
+        <w:rPr>
+          <w:rFonts w:ascii="Times New Roman" w:hAnsi="Times New Roman" w:cs="Times New Roman"/>
+          <w:lang w:val="tr-TR"/>
+        </w:rPr>
+      </w:pPr>
+    </w:p>
+    <w:p>
+      <w:pPr>
         <w:shd w:val="clear" w:color="auto" w:fill="FFC000"/>
         <w:rPr>
           <w:rFonts w:ascii="Times New Roman" w:hAnsi="Times New Roman" w:cs="Times New Roman"/>
@@ -7354,7 +7483,6 @@
     </w:p>
     <w:p>
       <w:pPr>
-        <w:pStyle w:val="ListParagraph"/>
         <w:rPr>
           <w:rFonts w:ascii="Times New Roman" w:hAnsi="Times New Roman" w:cs="Times New Roman"/>
           <w:lang w:val="tr-TR"/>
@@ -7382,6 +7510,7 @@
         <w:pStyle w:val="ListParagraph"/>
       </w:pPr>
       <w:r>
+        <w:lastRenderedPageBreak/>
         <w:fldChar w:fldCharType="begin"/>
       </w:r>
       <w:r>
@@ -7921,136 +8050,14 @@
       </w:pPr>
       <w:r>
         <w:rPr>
+          <w:rFonts w:ascii="Times New Roman" w:hAnsi="Times New Roman" w:cs="Times New Roman"/>
           <w:noProof/>
           <w:lang w:val="tr-TR"/>
         </w:rPr>
         <mc:AlternateContent>
           <mc:Choice Requires="wps">
             <w:drawing>
-              <wp:anchor distT="0" distB="0" distL="114300" distR="114300" simplePos="0" relativeHeight="251855872" behindDoc="0" locked="0" layoutInCell="1" allowOverlap="1" wp14:anchorId="4F91D19F" wp14:editId="14682608">
-                <wp:simplePos x="0" y="0"/>
-                <wp:positionH relativeFrom="column">
-                  <wp:posOffset>3715532</wp:posOffset>
-                </wp:positionH>
-                <wp:positionV relativeFrom="paragraph">
-                  <wp:posOffset>134608</wp:posOffset>
-                </wp:positionV>
-                <wp:extent cx="1955800" cy="615950"/>
-                <wp:effectExtent l="0" t="0" r="12700" b="19050"/>
-                <wp:wrapNone/>
-                <wp:docPr id="35680073" name="Rectangle 7"/>
-                <wp:cNvGraphicFramePr/>
-                <a:graphic xmlns:a="http://schemas.openxmlformats.org/drawingml/2006/main">
-                  <a:graphicData uri="http://schemas.microsoft.com/office/word/2010/wordprocessingShape">
-                    <wps:wsp>
-                      <wps:cNvSpPr/>
-                      <wps:spPr>
-                        <a:xfrm>
-                          <a:off x="0" y="0"/>
-                          <a:ext cx="1955800" cy="615950"/>
-                        </a:xfrm>
-                        <a:prstGeom prst="rect">
-                          <a:avLst/>
-                        </a:prstGeom>
-                      </wps:spPr>
-                      <wps:style>
-                        <a:lnRef idx="2">
-                          <a:schemeClr val="accent6"/>
-                        </a:lnRef>
-                        <a:fillRef idx="1">
-                          <a:schemeClr val="lt1"/>
-                        </a:fillRef>
-                        <a:effectRef idx="0">
-                          <a:schemeClr val="accent6"/>
-                        </a:effectRef>
-                        <a:fontRef idx="minor">
-                          <a:schemeClr val="dk1"/>
-                        </a:fontRef>
-                      </wps:style>
-                      <wps:txbx>
-                        <w:txbxContent>
-                          <w:p>
-                            <w:pPr>
-                              <w:jc w:val="center"/>
-                              <w:rPr>
-                                <w:lang w:val="tr-TR"/>
-                              </w:rPr>
-                            </w:pPr>
-                            <w:r>
-                              <w:rPr>
-                                <w:lang w:val="tr-TR"/>
-                              </w:rPr>
-                              <w:t xml:space="preserve">Karekod alanı: </w:t>
-                            </w:r>
-                            <w:r>
-                              <w:rPr>
-                                <w:lang w:val="tr-TR"/>
-                              </w:rPr>
-                              <w:t>Etkileşimli içerik (Kim11.1.1)</w:t>
-                            </w:r>
-                          </w:p>
-                        </w:txbxContent>
-                      </wps:txbx>
-                      <wps:bodyPr rot="0" spcFirstLastPara="0" vertOverflow="overflow" horzOverflow="overflow" vert="horz" wrap="square" lIns="91440" tIns="45720" rIns="91440" bIns="45720" numCol="1" spcCol="0" rtlCol="0" fromWordArt="0" anchor="ctr" anchorCtr="0" forceAA="0" compatLnSpc="1">
-                        <a:prstTxWarp prst="textNoShape">
-                          <a:avLst/>
-                        </a:prstTxWarp>
-                        <a:noAutofit/>
-                      </wps:bodyPr>
-                    </wps:wsp>
-                  </a:graphicData>
-                </a:graphic>
-                <wp14:sizeRelH relativeFrom="margin">
-                  <wp14:pctWidth>0</wp14:pctWidth>
-                </wp14:sizeRelH>
-                <wp14:sizeRelV relativeFrom="margin">
-                  <wp14:pctHeight>0</wp14:pctHeight>
-                </wp14:sizeRelV>
-              </wp:anchor>
-            </w:drawing>
-          </mc:Choice>
-          <mc:Fallback>
-            <w:pict>
-              <v:rect w14:anchorId="4F91D19F" id="_x0000_s1030" style="position:absolute;left:0;text-align:left;margin-left:292.55pt;margin-top:10.6pt;width:154pt;height:48.5pt;z-index:251855872;visibility:visible;mso-wrap-style:square;mso-width-percent:0;mso-height-percent:0;mso-wrap-distance-left:9pt;mso-wrap-distance-top:0;mso-wrap-distance-right:9pt;mso-wrap-distance-bottom:0;mso-position-horizontal:absolute;mso-position-horizontal-relative:text;mso-position-vertical:absolute;mso-position-vertical-relative:text;mso-width-percent:0;mso-height-percent:0;mso-width-relative:margin;mso-height-relative:margin;v-text-anchor:middle" o:gfxdata="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" fillcolor="white [3201]" strokecolor="#4ea72e [3209]" strokeweight="1pt">
-                <v:textbox>
-                  <w:txbxContent>
-                    <w:p>
-                      <w:pPr>
-                        <w:jc w:val="center"/>
-                        <w:rPr>
-                          <w:lang w:val="tr-TR"/>
-                        </w:rPr>
-                      </w:pPr>
-                      <w:r>
-                        <w:rPr>
-                          <w:lang w:val="tr-TR"/>
-                        </w:rPr>
-                        <w:t xml:space="preserve">Karekod alanı: </w:t>
-                      </w:r>
-                      <w:r>
-                        <w:rPr>
-                          <w:lang w:val="tr-TR"/>
-                        </w:rPr>
-                        <w:t>Etkileşimli içerik (Kim11.1.1)</w:t>
-                      </w:r>
-                    </w:p>
-                  </w:txbxContent>
-                </v:textbox>
-              </v:rect>
-            </w:pict>
-          </mc:Fallback>
-        </mc:AlternateContent>
-      </w:r>
-      <w:r>
-        <w:rPr>
-          <w:rFonts w:ascii="Times New Roman" w:hAnsi="Times New Roman" w:cs="Times New Roman"/>
-          <w:noProof/>
-          <w:lang w:val="tr-TR"/>
-        </w:rPr>
-        <mc:AlternateContent>
-          <mc:Choice Requires="wps">
-            <w:drawing>
-              <wp:anchor distT="0" distB="0" distL="114300" distR="114300" simplePos="0" relativeHeight="251837440" behindDoc="0" locked="0" layoutInCell="1" allowOverlap="1" wp14:anchorId="4012B194" wp14:editId="42ADF138">
+              <wp:anchor distT="0" distB="0" distL="114300" distR="114300" simplePos="0" relativeHeight="251837440" behindDoc="0" locked="0" layoutInCell="1" allowOverlap="1" wp14:anchorId="4012B194" wp14:editId="6DB333F8">
                 <wp:simplePos x="0" y="0"/>
                 <wp:positionH relativeFrom="column">
                   <wp:posOffset>482600</wp:posOffset>
@@ -8110,7 +8117,7 @@
           </mc:Choice>
           <mc:Fallback>
             <w:pict>
-              <v:line w14:anchorId="195E456B" id="Straight Connector 5" o:spid="_x0000_s1026" style="position:absolute;flip:y;z-index:251837440;visibility:visible;mso-wrap-style:square;mso-width-percent:0;mso-height-percent:0;mso-wrap-distance-left:9pt;mso-wrap-distance-top:0;mso-wrap-distance-right:9pt;mso-wrap-distance-bottom:0;mso-position-horizontal:absolute;mso-position-horizontal-relative:text;mso-position-vertical:absolute;mso-position-vertical-relative:text;mso-width-percent:0;mso-height-percent:0;mso-width-relative:margin;mso-height-relative:margin" from="38pt,1pt" to="506pt,1pt" o:gfxdata="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" strokecolor="#ffc000" strokeweight="1.5pt">
+              <v:line w14:anchorId="09A11E32" id="Straight Connector 5" o:spid="_x0000_s1026" style="position:absolute;flip:y;z-index:251837440;visibility:visible;mso-wrap-style:square;mso-width-percent:0;mso-height-percent:0;mso-wrap-distance-left:9pt;mso-wrap-distance-top:0;mso-wrap-distance-right:9pt;mso-wrap-distance-bottom:0;mso-position-horizontal:absolute;mso-position-horizontal-relative:text;mso-position-vertical:absolute;mso-position-vertical-relative:text;mso-width-percent:0;mso-height-percent:0;mso-width-relative:margin;mso-height-relative:margin" from="38pt,1pt" to="506pt,1pt" o:gfxdata="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" strokecolor="#ffc000" strokeweight="1.5pt">
                 <v:stroke joinstyle="miter"/>
               </v:line>
             </w:pict>

--- a/Kim11-1-1-Enerji-Degisimi.docx
+++ b/Kim11-1-1-Enerji-Degisimi.docx
@@ -1022,7 +1022,7 @@
           <w:noProof/>
         </w:rPr>
         <w:drawing>
-          <wp:inline distT="0" distB="0" distL="0" distR="0" wp14:anchorId="5CCDC5E3" wp14:editId="7252FB2A">
+          <wp:inline distT="0" distB="0" distL="0" distR="0" wp14:anchorId="5CCDC5E3" wp14:editId="1038D680">
             <wp:extent cx="5943600" cy="4109085"/>
             <wp:effectExtent l="0" t="0" r="0" b="5715"/>
             <wp:docPr id="1283111962" name="Picture 7" descr="Petrol​ rafinerisi​​ Petrol​ ve​gaz​​ ​ ​ ​ ​ ​ ​endüstriyel"/>
@@ -4880,97 +4880,156 @@
           <w:lang w:val="tr-TR"/>
         </w:rPr>
       </w:pPr>
-      <w:r>
-        <w:rPr>
-          <w:rFonts w:ascii="Times New Roman" w:hAnsi="Times New Roman" w:cs="Times New Roman"/>
-          <w:lang w:val="tr-TR"/>
-        </w:rPr>
-        <w:t>### **Kimyasal Tepkimelerde Enerji**</w:t>
-      </w:r>
-    </w:p>
-    <w:p>
-      <w:pPr>
-        <w:jc w:val="both"/>
-        <w:rPr>
-          <w:rFonts w:ascii="Times New Roman" w:hAnsi="Times New Roman" w:cs="Times New Roman"/>
-          <w:lang w:val="tr-TR"/>
-        </w:rPr>
-      </w:pPr>
-    </w:p>
-    <w:p>
-      <w:pPr>
-        <w:jc w:val="both"/>
-        <w:rPr>
-          <w:rFonts w:ascii="Times New Roman" w:hAnsi="Times New Roman" w:cs="Times New Roman"/>
-          <w:lang w:val="tr-TR"/>
-        </w:rPr>
-      </w:pPr>
-    </w:p>
-    <w:p>
-      <w:pPr>
-        <w:jc w:val="both"/>
-        <w:rPr>
-          <w:rFonts w:ascii="Times New Roman" w:hAnsi="Times New Roman" w:cs="Times New Roman"/>
-          <w:lang w:val="tr-TR"/>
-        </w:rPr>
-      </w:pPr>
-    </w:p>
-    <w:p>
-      <w:pPr>
-        <w:jc w:val="both"/>
-        <w:rPr>
-          <w:rFonts w:ascii="Times New Roman" w:hAnsi="Times New Roman" w:cs="Times New Roman"/>
-          <w:lang w:val="tr-TR"/>
-        </w:rPr>
-      </w:pPr>
-      <w:r>
-        <w:rPr>
-          <w:rFonts w:ascii="Times New Roman" w:hAnsi="Times New Roman" w:cs="Times New Roman"/>
-          <w:lang w:val="tr-TR"/>
-        </w:rPr>
-        <w:t>Kimyasal tepkimeler, enerji değişiminin yönüne göre iki temel grupta incelenir: ekzotermik ve endotermik tepkimeler. Ekzotermik tepkimelerde sistemden çevreye enerji aktarımı gerçekleşirken, endotermik tepkimelerde sistemin tepkimenin gerçekleşebilmesi için çevreden enerji alması gerekir. Bu sınıflandırma, tepkimelerin doğasını anlamada önemli bir rol oynar.</w:t>
-      </w:r>
-    </w:p>
-    <w:p>
-      <w:pPr>
-        <w:jc w:val="both"/>
-        <w:rPr>
-          <w:rFonts w:ascii="Times New Roman" w:hAnsi="Times New Roman" w:cs="Times New Roman"/>
-          <w:lang w:val="tr-TR"/>
-        </w:rPr>
-      </w:pPr>
-    </w:p>
-    <w:p>
-      <w:pPr>
-        <w:jc w:val="both"/>
-        <w:rPr>
-          <w:rFonts w:ascii="Times New Roman" w:hAnsi="Times New Roman" w:cs="Times New Roman"/>
-          <w:lang w:val="tr-TR"/>
-        </w:rPr>
-      </w:pPr>
-      <w:r>
-        <w:rPr>
-          <w:rFonts w:ascii="Times New Roman" w:hAnsi="Times New Roman" w:cs="Times New Roman"/>
-          <w:lang w:val="tr-TR"/>
-        </w:rPr>
-        <w:t xml:space="preserve">Enerji değişimlerinin incelenmesi, yalnızca laboratuvar ortamıyla sınırlı değildir. Günlük yaşamda karşılaşılan pek çok olay, bu kavramların somut örneklerini sunar. Bu nedenle, kimyasal tepkimelerde enerji konusunu </w:t>
-      </w:r>
-      <w:proofErr w:type="gramStart"/>
-      <w:r>
-        <w:rPr>
-          <w:rFonts w:ascii="Times New Roman" w:hAnsi="Times New Roman" w:cs="Times New Roman"/>
-          <w:lang w:val="tr-TR"/>
-        </w:rPr>
-        <w:t>anlamak,</w:t>
-      </w:r>
-      <w:proofErr w:type="gramEnd"/>
-      <w:r>
-        <w:rPr>
-          <w:rFonts w:ascii="Times New Roman" w:hAnsi="Times New Roman" w:cs="Times New Roman"/>
-          <w:lang w:val="tr-TR"/>
-        </w:rPr>
-        <w:t xml:space="preserve"> hem bilimsel süreçleri kavramak hem de günlük yaşam olaylarını açıklayabilmek açısından önem taşır.</w:t>
-      </w:r>
+    </w:p>
+    <w:p>
+      <w:pPr>
+        <w:jc w:val="both"/>
+        <w:rPr>
+          <w:rFonts w:ascii="Times New Roman" w:hAnsi="Times New Roman" w:cs="Times New Roman"/>
+          <w:lang w:val="tr-TR"/>
+        </w:rPr>
+      </w:pPr>
+    </w:p>
+    <w:p>
+      <w:pPr>
+        <w:jc w:val="both"/>
+        <w:rPr>
+          <w:rFonts w:ascii="Times New Roman" w:hAnsi="Times New Roman" w:cs="Times New Roman"/>
+          <w:lang w:val="tr-TR"/>
+        </w:rPr>
+      </w:pPr>
+    </w:p>
+    <w:p>
+      <w:pPr>
+        <w:jc w:val="both"/>
+        <w:rPr>
+          <w:rFonts w:ascii="Times New Roman" w:hAnsi="Times New Roman" w:cs="Times New Roman"/>
+          <w:lang w:val="tr-TR"/>
+        </w:rPr>
+      </w:pPr>
+      <w:r>
+        <w:rPr>
+          <w:rFonts w:ascii="Times New Roman" w:hAnsi="Times New Roman" w:cs="Times New Roman"/>
+          <w:lang w:val="tr-TR"/>
+        </w:rPr>
+        <w:t xml:space="preserve">Gerçekleştirilen deneylerde elde edilen gözlemlerden hareketle, fiziksel ve kimyasal değişimler sırasında enerji değişimi gerçekleştiği anlaşılabilir. Bu gözlemler incelendiğinde, bazı değişimlerde çevrede sıcaklık artışı hissedilirken, bazılarında ise sıcaklıkta azalma olduğu fark edilir. Bu süreçlerde çevre ile sistem arasında ısı alışverişi gerçekleşebilir; bazı durumlarda sistem çevreye ısı verirken, bazı durumlarda sistem çevreden ısı alır. Çevreye ısı verilen değişimler </w:t>
+      </w:r>
+      <w:r>
+        <w:rPr>
+          <w:rFonts w:ascii="Times New Roman" w:hAnsi="Times New Roman" w:cs="Times New Roman"/>
+          <w:b/>
+          <w:bCs/>
+          <w:lang w:val="tr-TR"/>
+        </w:rPr>
+        <w:t>ısı veren (ekzotermik)</w:t>
+      </w:r>
+      <w:r>
+        <w:rPr>
+          <w:rFonts w:ascii="Times New Roman" w:hAnsi="Times New Roman" w:cs="Times New Roman"/>
+          <w:lang w:val="tr-TR"/>
+        </w:rPr>
+        <w:t xml:space="preserve">, çevreden ısı alınan değişimler ise </w:t>
+      </w:r>
+      <w:r>
+        <w:rPr>
+          <w:rFonts w:ascii="Times New Roman" w:hAnsi="Times New Roman" w:cs="Times New Roman"/>
+          <w:b/>
+          <w:bCs/>
+          <w:lang w:val="tr-TR"/>
+        </w:rPr>
+        <w:t>ısı alan (endotermik)</w:t>
+      </w:r>
+      <w:r>
+        <w:rPr>
+          <w:rFonts w:ascii="Times New Roman" w:hAnsi="Times New Roman" w:cs="Times New Roman"/>
+          <w:lang w:val="tr-TR"/>
+        </w:rPr>
+        <w:t xml:space="preserve"> olarak adlandırılır.</w:t>
+      </w:r>
+    </w:p>
+    <w:p>
+      <w:pPr>
+        <w:jc w:val="both"/>
+        <w:rPr>
+          <w:rFonts w:ascii="Times New Roman" w:hAnsi="Times New Roman" w:cs="Times New Roman"/>
+          <w:lang w:val="tr-TR"/>
+        </w:rPr>
+      </w:pPr>
+    </w:p>
+    <w:p>
+      <w:pPr>
+        <w:jc w:val="both"/>
+        <w:rPr>
+          <w:rFonts w:ascii="Times New Roman" w:hAnsi="Times New Roman" w:cs="Times New Roman"/>
+          <w:lang w:val="tr-TR"/>
+        </w:rPr>
+      </w:pPr>
+      <w:r>
+        <w:rPr>
+          <w:rFonts w:ascii="Times New Roman" w:hAnsi="Times New Roman" w:cs="Times New Roman"/>
+          <w:lang w:val="tr-TR"/>
+        </w:rPr>
+        <w:t>Enerji değişimleri</w:t>
+      </w:r>
+      <w:r>
+        <w:rPr>
+          <w:rFonts w:ascii="Times New Roman" w:hAnsi="Times New Roman" w:cs="Times New Roman"/>
+          <w:lang w:val="tr-TR"/>
+        </w:rPr>
+        <w:t xml:space="preserve"> sadece </w:t>
+      </w:r>
+      <w:r>
+        <w:rPr>
+          <w:rFonts w:ascii="Times New Roman" w:hAnsi="Times New Roman" w:cs="Times New Roman"/>
+          <w:lang w:val="tr-TR"/>
+        </w:rPr>
+        <w:t>laboratuvar ortamı</w:t>
+      </w:r>
+      <w:r>
+        <w:rPr>
+          <w:rFonts w:ascii="Times New Roman" w:hAnsi="Times New Roman" w:cs="Times New Roman"/>
+          <w:lang w:val="tr-TR"/>
+        </w:rPr>
+        <w:t>nda incelenen olaylarla</w:t>
+      </w:r>
+      <w:r>
+        <w:rPr>
+          <w:rFonts w:ascii="Times New Roman" w:hAnsi="Times New Roman" w:cs="Times New Roman"/>
+          <w:lang w:val="tr-TR"/>
+        </w:rPr>
+        <w:t xml:space="preserve"> sınırlı değildir. Günlük yaşamda karşılaşılan pek çok olay, bu kavramların somut örneklerini sunar. Örneğin bir yakıtın yanması sırasında açığa çıkan ısı ve ışık, kimyasal tepkimelerdeki enerji değişimine işaret eder. Soğuk bir içeceğe atılan buzun zamanla hâl değiştirmesi ya da kolonya gibi uçucu bir sıvının cilt üzerinde serinlik hissi oluşturması, fiziksel değişimler sırasında gerçekleşen enerji </w:t>
+      </w:r>
+      <w:r>
+        <w:rPr>
+          <w:rFonts w:ascii="Times New Roman" w:hAnsi="Times New Roman" w:cs="Times New Roman"/>
+          <w:lang w:val="tr-TR"/>
+        </w:rPr>
+        <w:t>değişimlerine</w:t>
+      </w:r>
+      <w:r>
+        <w:rPr>
+          <w:rFonts w:ascii="Times New Roman" w:hAnsi="Times New Roman" w:cs="Times New Roman"/>
+          <w:lang w:val="tr-TR"/>
+        </w:rPr>
+        <w:t xml:space="preserve"> örnek olarak düşünülebilir. Benzer şekilde, besinlerin vücutta parçalanmasıyla açığa çıkan enerji, canlıların yaşam faaliyetlerini sürdürebilmesi için temel bir rol oynar. Bu nedenle, kimyasal </w:t>
+      </w:r>
+      <w:r>
+        <w:rPr>
+          <w:rFonts w:ascii="Times New Roman" w:hAnsi="Times New Roman" w:cs="Times New Roman"/>
+          <w:lang w:val="tr-TR"/>
+        </w:rPr>
+        <w:lastRenderedPageBreak/>
+        <w:t>tepkimelerde enerji konusunu anlamak hem bilimsel süreçleri kavramak hem de günlük yaşam olaylarını açıklayabilmek açısından önem taşır.</w:t>
+      </w:r>
+    </w:p>
+    <w:p>
+      <w:pPr>
+        <w:jc w:val="both"/>
+        <w:rPr>
+          <w:rFonts w:ascii="Times New Roman" w:hAnsi="Times New Roman" w:cs="Times New Roman"/>
+          <w:lang w:val="tr-TR"/>
+        </w:rPr>
+      </w:pPr>
     </w:p>
     <w:p>
       <w:pPr>
@@ -5586,6 +5645,7 @@
         </w:rPr>
       </w:pPr>
       <w:r>
+        <w:lastRenderedPageBreak/>
         <w:fldChar w:fldCharType="begin"/>
       </w:r>
       <w:r>
@@ -5811,7 +5871,6 @@
           <w:noProof/>
           <w:lang w:val="tr-TR"/>
         </w:rPr>
-        <w:lastRenderedPageBreak/>
         <mc:AlternateContent>
           <mc:Choice Requires="wps">
             <w:drawing>
@@ -7467,6 +7526,7 @@
           <w:bCs/>
           <w:lang w:val="tr-TR"/>
         </w:rPr>
+        <w:lastRenderedPageBreak/>
         <w:t>Sıra Sizde 1.1.</w:t>
       </w:r>
     </w:p>
@@ -7510,7 +7570,6 @@
         <w:pStyle w:val="ListParagraph"/>
       </w:pPr>
       <w:r>
-        <w:lastRenderedPageBreak/>
         <w:fldChar w:fldCharType="begin"/>
       </w:r>
       <w:r>

--- a/Kim11-1-1-Enerji-Degisimi.docx
+++ b/Kim11-1-1-Enerji-Degisimi.docx
@@ -1022,7 +1022,7 @@
           <w:noProof/>
         </w:rPr>
         <w:drawing>
-          <wp:inline distT="0" distB="0" distL="0" distR="0" wp14:anchorId="5CCDC5E3" wp14:editId="1038D680">
+          <wp:inline distT="0" distB="0" distL="0" distR="0" wp14:anchorId="5CCDC5E3" wp14:editId="6AFA8EE9">
             <wp:extent cx="5943600" cy="4109085"/>
             <wp:effectExtent l="0" t="0" r="0" b="5715"/>
             <wp:docPr id="1283111962" name="Picture 7" descr="Petrol​ rafinerisi​​ Petrol​ ve​gaz​​ ​ ​ ​ ​ ​ ​endüstriyel"/>
@@ -4859,59 +4859,239 @@
         <w:jc w:val="both"/>
         <w:rPr>
           <w:rFonts w:ascii="Times New Roman" w:hAnsi="Times New Roman" w:cs="Times New Roman"/>
-          <w:lang w:val="tr-TR"/>
-        </w:rPr>
-      </w:pPr>
-    </w:p>
-    <w:p>
-      <w:pPr>
-        <w:jc w:val="both"/>
-        <w:rPr>
-          <w:rFonts w:ascii="Times New Roman" w:hAnsi="Times New Roman" w:cs="Times New Roman"/>
-          <w:lang w:val="tr-TR"/>
-        </w:rPr>
-      </w:pPr>
-    </w:p>
-    <w:p>
-      <w:pPr>
-        <w:jc w:val="both"/>
-        <w:rPr>
-          <w:rFonts w:ascii="Times New Roman" w:hAnsi="Times New Roman" w:cs="Times New Roman"/>
-          <w:lang w:val="tr-TR"/>
-        </w:rPr>
-      </w:pPr>
-    </w:p>
-    <w:p>
-      <w:pPr>
-        <w:jc w:val="both"/>
-        <w:rPr>
-          <w:rFonts w:ascii="Times New Roman" w:hAnsi="Times New Roman" w:cs="Times New Roman"/>
-          <w:lang w:val="tr-TR"/>
-        </w:rPr>
-      </w:pPr>
-    </w:p>
-    <w:p>
-      <w:pPr>
-        <w:jc w:val="both"/>
-        <w:rPr>
-          <w:rFonts w:ascii="Times New Roman" w:hAnsi="Times New Roman" w:cs="Times New Roman"/>
-          <w:lang w:val="tr-TR"/>
-        </w:rPr>
-      </w:pPr>
-    </w:p>
-    <w:p>
-      <w:pPr>
-        <w:jc w:val="both"/>
-        <w:rPr>
-          <w:rFonts w:ascii="Times New Roman" w:hAnsi="Times New Roman" w:cs="Times New Roman"/>
-          <w:lang w:val="tr-TR"/>
-        </w:rPr>
-      </w:pPr>
-      <w:r>
-        <w:rPr>
-          <w:rFonts w:ascii="Times New Roman" w:hAnsi="Times New Roman" w:cs="Times New Roman"/>
-          <w:lang w:val="tr-TR"/>
-        </w:rPr>
+          <w:b/>
+          <w:bCs/>
+          <w:lang w:val="tr-TR"/>
+        </w:rPr>
+      </w:pPr>
+    </w:p>
+    <w:p>
+      <w:pPr>
+        <w:jc w:val="both"/>
+        <w:rPr>
+          <w:rFonts w:ascii="Times New Roman" w:hAnsi="Times New Roman" w:cs="Times New Roman"/>
+          <w:b/>
+          <w:bCs/>
+          <w:lang w:val="tr-TR"/>
+        </w:rPr>
+      </w:pPr>
+    </w:p>
+    <w:p>
+      <w:pPr>
+        <w:jc w:val="both"/>
+        <w:rPr>
+          <w:rFonts w:ascii="Times New Roman" w:hAnsi="Times New Roman" w:cs="Times New Roman"/>
+          <w:b/>
+          <w:bCs/>
+          <w:lang w:val="tr-TR"/>
+        </w:rPr>
+      </w:pPr>
+    </w:p>
+    <w:p>
+      <w:pPr>
+        <w:jc w:val="both"/>
+        <w:rPr>
+          <w:rFonts w:ascii="Times New Roman" w:hAnsi="Times New Roman" w:cs="Times New Roman"/>
+          <w:b/>
+          <w:bCs/>
+          <w:lang w:val="tr-TR"/>
+        </w:rPr>
+      </w:pPr>
+    </w:p>
+    <w:p>
+      <w:pPr>
+        <w:jc w:val="both"/>
+        <w:rPr>
+          <w:rFonts w:ascii="Times New Roman" w:hAnsi="Times New Roman" w:cs="Times New Roman"/>
+          <w:b/>
+          <w:bCs/>
+          <w:lang w:val="tr-TR"/>
+        </w:rPr>
+      </w:pPr>
+    </w:p>
+    <w:p>
+      <w:pPr>
+        <w:jc w:val="both"/>
+        <w:rPr>
+          <w:rFonts w:ascii="Times New Roman" w:hAnsi="Times New Roman" w:cs="Times New Roman"/>
+          <w:b/>
+          <w:bCs/>
+          <w:lang w:val="tr-TR"/>
+        </w:rPr>
+      </w:pPr>
+    </w:p>
+    <w:p>
+      <w:pPr>
+        <w:jc w:val="both"/>
+        <w:rPr>
+          <w:rFonts w:ascii="Times New Roman" w:hAnsi="Times New Roman" w:cs="Times New Roman"/>
+          <w:b/>
+          <w:bCs/>
+          <w:lang w:val="tr-TR"/>
+        </w:rPr>
+      </w:pPr>
+    </w:p>
+    <w:p>
+      <w:pPr>
+        <w:jc w:val="both"/>
+        <w:rPr>
+          <w:rFonts w:ascii="Times New Roman" w:hAnsi="Times New Roman" w:cs="Times New Roman"/>
+          <w:lang w:val="tr-TR"/>
+        </w:rPr>
+      </w:pPr>
+      <w:r>
+        <w:rPr>
+          <w:rFonts w:ascii="Times New Roman" w:hAnsi="Times New Roman" w:cs="Times New Roman"/>
+          <w:b/>
+          <w:bCs/>
+          <w:lang w:val="tr-TR"/>
+        </w:rPr>
+        <w:t xml:space="preserve">Görsel </w:t>
+      </w:r>
+      <w:r>
+        <w:rPr>
+          <w:rFonts w:ascii="Times New Roman" w:hAnsi="Times New Roman" w:cs="Times New Roman"/>
+          <w:b/>
+          <w:bCs/>
+          <w:lang w:val="tr-TR"/>
+        </w:rPr>
+        <w:t>C</w:t>
+      </w:r>
+      <w:r>
+        <w:rPr>
+          <w:rFonts w:ascii="Times New Roman" w:hAnsi="Times New Roman" w:cs="Times New Roman"/>
+          <w:b/>
+          <w:bCs/>
+          <w:lang w:val="tr-TR"/>
+        </w:rPr>
+        <w:t>:</w:t>
+      </w:r>
+      <w:r>
+        <w:rPr>
+          <w:rFonts w:ascii="Times New Roman" w:hAnsi="Times New Roman" w:cs="Times New Roman"/>
+          <w:lang w:val="tr-TR"/>
+        </w:rPr>
+        <w:t xml:space="preserve"> Ocak ateşinde pişirilen yemek</w:t>
+      </w:r>
+      <w:r>
+        <w:rPr>
+          <w:rFonts w:ascii="Times New Roman" w:hAnsi="Times New Roman" w:cs="Times New Roman"/>
+          <w:lang w:val="tr-TR"/>
+        </w:rPr>
+        <w:t xml:space="preserve">                         </w:t>
+      </w:r>
+      <w:r>
+        <w:rPr>
+          <w:rFonts w:ascii="Times New Roman" w:hAnsi="Times New Roman" w:cs="Times New Roman"/>
+          <w:b/>
+          <w:bCs/>
+          <w:lang w:val="tr-TR"/>
+        </w:rPr>
+        <w:t xml:space="preserve">Görsel </w:t>
+      </w:r>
+      <w:r>
+        <w:rPr>
+          <w:rFonts w:ascii="Times New Roman" w:hAnsi="Times New Roman" w:cs="Times New Roman"/>
+          <w:b/>
+          <w:bCs/>
+          <w:lang w:val="tr-TR"/>
+        </w:rPr>
+        <w:t>D</w:t>
+      </w:r>
+      <w:r>
+        <w:rPr>
+          <w:rFonts w:ascii="Times New Roman" w:hAnsi="Times New Roman" w:cs="Times New Roman"/>
+          <w:b/>
+          <w:bCs/>
+          <w:lang w:val="tr-TR"/>
+        </w:rPr>
+        <w:t>:</w:t>
+      </w:r>
+      <w:r>
+        <w:rPr>
+          <w:rFonts w:ascii="Times New Roman" w:hAnsi="Times New Roman" w:cs="Times New Roman"/>
+          <w:lang w:val="tr-TR"/>
+        </w:rPr>
+        <w:t xml:space="preserve"> Ocak ateşinde pişirilen yemek</w:t>
+      </w:r>
+    </w:p>
+    <w:p>
+      <w:pPr>
+        <w:jc w:val="both"/>
+        <w:rPr>
+          <w:rFonts w:ascii="Times New Roman" w:hAnsi="Times New Roman" w:cs="Times New Roman"/>
+          <w:lang w:val="tr-TR"/>
+        </w:rPr>
+      </w:pPr>
+    </w:p>
+    <w:p>
+      <w:pPr>
+        <w:jc w:val="both"/>
+        <w:rPr>
+          <w:rFonts w:ascii="Times New Roman" w:hAnsi="Times New Roman" w:cs="Times New Roman"/>
+          <w:lang w:val="tr-TR"/>
+        </w:rPr>
+      </w:pPr>
+    </w:p>
+    <w:p>
+      <w:pPr>
+        <w:jc w:val="both"/>
+        <w:rPr>
+          <w:rFonts w:ascii="Times New Roman" w:hAnsi="Times New Roman" w:cs="Times New Roman"/>
+          <w:lang w:val="tr-TR"/>
+        </w:rPr>
+      </w:pPr>
+    </w:p>
+    <w:p>
+      <w:pPr>
+        <w:jc w:val="both"/>
+        <w:rPr>
+          <w:rFonts w:ascii="Times New Roman" w:hAnsi="Times New Roman" w:cs="Times New Roman"/>
+          <w:lang w:val="tr-TR"/>
+        </w:rPr>
+      </w:pPr>
+    </w:p>
+    <w:p>
+      <w:pPr>
+        <w:jc w:val="both"/>
+        <w:rPr>
+          <w:rFonts w:ascii="Times New Roman" w:hAnsi="Times New Roman" w:cs="Times New Roman"/>
+          <w:lang w:val="tr-TR"/>
+        </w:rPr>
+      </w:pPr>
+    </w:p>
+    <w:p>
+      <w:pPr>
+        <w:jc w:val="both"/>
+        <w:rPr>
+          <w:rFonts w:ascii="Times New Roman" w:hAnsi="Times New Roman" w:cs="Times New Roman"/>
+          <w:lang w:val="tr-TR"/>
+        </w:rPr>
+      </w:pPr>
+    </w:p>
+    <w:p>
+      <w:pPr>
+        <w:jc w:val="both"/>
+        <w:rPr>
+          <w:rFonts w:ascii="Times New Roman" w:hAnsi="Times New Roman" w:cs="Times New Roman"/>
+          <w:lang w:val="tr-TR"/>
+        </w:rPr>
+      </w:pPr>
+    </w:p>
+    <w:p>
+      <w:pPr>
+        <w:jc w:val="both"/>
+        <w:rPr>
+          <w:rFonts w:ascii="Times New Roman" w:hAnsi="Times New Roman" w:cs="Times New Roman"/>
+          <w:lang w:val="tr-TR"/>
+        </w:rPr>
+      </w:pPr>
+      <w:r>
+        <w:rPr>
+          <w:rFonts w:ascii="Times New Roman" w:hAnsi="Times New Roman" w:cs="Times New Roman"/>
+          <w:lang w:val="tr-TR"/>
+        </w:rPr>
+        <w:lastRenderedPageBreak/>
         <w:t xml:space="preserve">Gerçekleştirilen deneylerde elde edilen gözlemlerden hareketle, fiziksel ve kimyasal değişimler sırasında enerji değişimi gerçekleştiği anlaşılabilir. Bu gözlemler incelendiğinde, bazı değişimlerde çevrede sıcaklık artışı hissedilirken, bazılarında ise sıcaklıkta azalma olduğu fark edilir. Bu süreçlerde çevre ile sistem arasında ısı alışverişi gerçekleşebilir; bazı durumlarda sistem çevreye ısı verirken, bazı durumlarda sistem çevreden ısı alır. Çevreye ısı verilen değişimler </w:t>
       </w:r>
       <w:r>
@@ -4944,7 +5124,1248 @@
           <w:rFonts w:ascii="Times New Roman" w:hAnsi="Times New Roman" w:cs="Times New Roman"/>
           <w:lang w:val="tr-TR"/>
         </w:rPr>
-        <w:t xml:space="preserve"> olarak adlandırılır.</w:t>
+        <w:t xml:space="preserve"> olarak adlandırılır</w:t>
+      </w:r>
+      <w:r>
+        <w:rPr>
+          <w:rFonts w:ascii="Times New Roman" w:hAnsi="Times New Roman" w:cs="Times New Roman"/>
+          <w:lang w:val="tr-TR"/>
+        </w:rPr>
+        <w:t xml:space="preserve"> (Görsel E</w:t>
+      </w:r>
+      <w:r>
+        <w:rPr>
+          <w:rFonts w:ascii="Times New Roman" w:hAnsi="Times New Roman" w:cs="Times New Roman"/>
+          <w:lang w:val="tr-TR"/>
+        </w:rPr>
+        <w:t xml:space="preserve"> ve F</w:t>
+      </w:r>
+      <w:r>
+        <w:rPr>
+          <w:rFonts w:ascii="Times New Roman" w:hAnsi="Times New Roman" w:cs="Times New Roman"/>
+          <w:lang w:val="tr-TR"/>
+        </w:rPr>
+        <w:t>)</w:t>
+      </w:r>
+      <w:r>
+        <w:rPr>
+          <w:rFonts w:ascii="Times New Roman" w:hAnsi="Times New Roman" w:cs="Times New Roman"/>
+          <w:lang w:val="tr-TR"/>
+        </w:rPr>
+        <w:t>.</w:t>
+      </w:r>
+    </w:p>
+    <w:p>
+      <w:pPr>
+        <w:jc w:val="both"/>
+        <w:rPr>
+          <w:rFonts w:ascii="Times New Roman" w:hAnsi="Times New Roman" w:cs="Times New Roman"/>
+          <w:lang w:val="tr-TR"/>
+        </w:rPr>
+      </w:pPr>
+      <w:r>
+        <w:fldChar w:fldCharType="begin"/>
+      </w:r>
+      <w:r>
+        <w:instrText xml:space="preserve"> INCLUDEPICTURE "https://www.shutterstock.com/image-vector/exothermic-vs-endothermic-reaction-vector-600w-2341844345.jpg" \* MERGEFORMATINET </w:instrText>
+      </w:r>
+      <w:r>
+        <w:fldChar w:fldCharType="separate"/>
+      </w:r>
+      <w:r>
+        <w:rPr>
+          <w:noProof/>
+        </w:rPr>
+        <w:drawing>
+          <wp:inline distT="0" distB="0" distL="0" distR="0" wp14:anchorId="40556F60" wp14:editId="702DC2C9">
+            <wp:extent cx="5383454" cy="5439244"/>
+            <wp:effectExtent l="0" t="0" r="1905" b="0"/>
+            <wp:docPr id="1963401834" name="Picture 14" descr="Exothermic VS Endothermic Reaction Vector"/>
+            <wp:cNvGraphicFramePr>
+              <a:graphicFrameLocks xmlns:a="http://schemas.openxmlformats.org/drawingml/2006/main" noChangeAspect="1"/>
+            </wp:cNvGraphicFramePr>
+            <a:graphic xmlns:a="http://schemas.openxmlformats.org/drawingml/2006/main">
+              <a:graphicData uri="http://schemas.openxmlformats.org/drawingml/2006/picture">
+                <pic:pic xmlns:pic="http://schemas.openxmlformats.org/drawingml/2006/picture">
+                  <pic:nvPicPr>
+                    <pic:cNvPr id="0" name="Picture 1" descr="Exothermic VS Endothermic Reaction Vector"/>
+                    <pic:cNvPicPr>
+                      <a:picLocks noChangeAspect="1" noChangeArrowheads="1"/>
+                    </pic:cNvPicPr>
+                  </pic:nvPicPr>
+                  <pic:blipFill>
+                    <a:blip r:embed="rId16">
+                      <a:extLst>
+                        <a:ext uri="{28A0092B-C50C-407E-A947-70E740481C1C}">
+                          <a14:useLocalDpi xmlns:a14="http://schemas.microsoft.com/office/drawing/2010/main" val="0"/>
+                        </a:ext>
+                      </a:extLst>
+                    </a:blip>
+                    <a:srcRect/>
+                    <a:stretch>
+                      <a:fillRect/>
+                    </a:stretch>
+                  </pic:blipFill>
+                  <pic:spPr bwMode="auto">
+                    <a:xfrm>
+                      <a:off x="0" y="0"/>
+                      <a:ext cx="5383454" cy="5439244"/>
+                    </a:xfrm>
+                    <a:prstGeom prst="rect">
+                      <a:avLst/>
+                    </a:prstGeom>
+                    <a:noFill/>
+                    <a:ln>
+                      <a:noFill/>
+                    </a:ln>
+                  </pic:spPr>
+                </pic:pic>
+              </a:graphicData>
+            </a:graphic>
+          </wp:inline>
+        </w:drawing>
+      </w:r>
+      <w:r>
+        <w:fldChar w:fldCharType="end"/>
+      </w:r>
+    </w:p>
+    <w:p>
+      <w:pPr>
+        <w:jc w:val="both"/>
+        <w:rPr>
+          <w:rFonts w:ascii="Times New Roman" w:hAnsi="Times New Roman" w:cs="Times New Roman"/>
+          <w:b/>
+          <w:bCs/>
+          <w:lang w:val="tr-TR"/>
+        </w:rPr>
+      </w:pPr>
+      <w:r>
+        <w:rPr>
+          <w:rFonts w:ascii="Times New Roman" w:hAnsi="Times New Roman" w:cs="Times New Roman"/>
+          <w:b/>
+          <w:bCs/>
+          <w:highlight w:val="yellow"/>
+          <w:lang w:val="tr-TR"/>
+        </w:rPr>
+        <w:t xml:space="preserve">NOT: </w:t>
+      </w:r>
+      <w:proofErr w:type="spellStart"/>
+      <w:r>
+        <w:rPr>
+          <w:rFonts w:ascii="Times New Roman" w:hAnsi="Times New Roman" w:cs="Times New Roman"/>
+          <w:b/>
+          <w:bCs/>
+          <w:highlight w:val="yellow"/>
+          <w:lang w:val="tr-TR"/>
+        </w:rPr>
+        <w:t>Exothermic</w:t>
+      </w:r>
+      <w:proofErr w:type="spellEnd"/>
+      <w:r>
+        <w:rPr>
+          <w:rFonts w:ascii="Times New Roman" w:hAnsi="Times New Roman" w:cs="Times New Roman"/>
+          <w:b/>
+          <w:bCs/>
+          <w:highlight w:val="yellow"/>
+          <w:lang w:val="tr-TR"/>
+        </w:rPr>
+        <w:t xml:space="preserve"> VS </w:t>
+      </w:r>
+      <w:proofErr w:type="spellStart"/>
+      <w:r>
+        <w:rPr>
+          <w:rFonts w:ascii="Times New Roman" w:hAnsi="Times New Roman" w:cs="Times New Roman"/>
+          <w:b/>
+          <w:bCs/>
+          <w:highlight w:val="yellow"/>
+          <w:lang w:val="tr-TR"/>
+        </w:rPr>
+        <w:t>Endothermic</w:t>
+      </w:r>
+      <w:proofErr w:type="spellEnd"/>
+      <w:r>
+        <w:rPr>
+          <w:rFonts w:ascii="Times New Roman" w:hAnsi="Times New Roman" w:cs="Times New Roman"/>
+          <w:b/>
+          <w:bCs/>
+          <w:highlight w:val="yellow"/>
+          <w:lang w:val="tr-TR"/>
+        </w:rPr>
+        <w:t xml:space="preserve"> </w:t>
+      </w:r>
+      <w:proofErr w:type="spellStart"/>
+      <w:r>
+        <w:rPr>
+          <w:rFonts w:ascii="Times New Roman" w:hAnsi="Times New Roman" w:cs="Times New Roman"/>
+          <w:b/>
+          <w:bCs/>
+          <w:highlight w:val="yellow"/>
+          <w:lang w:val="tr-TR"/>
+        </w:rPr>
+        <w:t>Reaction</w:t>
+      </w:r>
+      <w:proofErr w:type="spellEnd"/>
+      <w:r>
+        <w:rPr>
+          <w:rFonts w:ascii="Times New Roman" w:hAnsi="Times New Roman" w:cs="Times New Roman"/>
+          <w:b/>
+          <w:bCs/>
+          <w:highlight w:val="yellow"/>
+          <w:lang w:val="tr-TR"/>
+        </w:rPr>
+        <w:t xml:space="preserve">: Ekzotermik ve Endotermik Olaylar, HEAT: ISI, </w:t>
+      </w:r>
+      <w:proofErr w:type="spellStart"/>
+      <w:r>
+        <w:rPr>
+          <w:rFonts w:ascii="Times New Roman" w:hAnsi="Times New Roman" w:cs="Times New Roman"/>
+          <w:b/>
+          <w:bCs/>
+          <w:highlight w:val="yellow"/>
+          <w:lang w:val="tr-TR"/>
+        </w:rPr>
+        <w:t>Exothermic</w:t>
+      </w:r>
+      <w:proofErr w:type="spellEnd"/>
+      <w:r>
+        <w:rPr>
+          <w:rFonts w:ascii="Times New Roman" w:hAnsi="Times New Roman" w:cs="Times New Roman"/>
+          <w:b/>
+          <w:bCs/>
+          <w:highlight w:val="yellow"/>
+          <w:lang w:val="tr-TR"/>
+        </w:rPr>
+        <w:t xml:space="preserve"> </w:t>
+      </w:r>
+      <w:proofErr w:type="spellStart"/>
+      <w:r>
+        <w:rPr>
+          <w:rFonts w:ascii="Times New Roman" w:hAnsi="Times New Roman" w:cs="Times New Roman"/>
+          <w:b/>
+          <w:bCs/>
+          <w:highlight w:val="yellow"/>
+          <w:lang w:val="tr-TR"/>
+        </w:rPr>
+        <w:t>reaction</w:t>
+      </w:r>
+      <w:proofErr w:type="spellEnd"/>
+      <w:r>
+        <w:rPr>
+          <w:rFonts w:ascii="Times New Roman" w:hAnsi="Times New Roman" w:cs="Times New Roman"/>
+          <w:b/>
+          <w:bCs/>
+          <w:highlight w:val="yellow"/>
+          <w:lang w:val="tr-TR"/>
+        </w:rPr>
+        <w:t xml:space="preserve">: Ekzotermik olay, </w:t>
+      </w:r>
+      <w:proofErr w:type="spellStart"/>
+      <w:r>
+        <w:rPr>
+          <w:rFonts w:ascii="Times New Roman" w:hAnsi="Times New Roman" w:cs="Times New Roman"/>
+          <w:b/>
+          <w:bCs/>
+          <w:highlight w:val="yellow"/>
+          <w:lang w:val="tr-TR"/>
+        </w:rPr>
+        <w:t>E</w:t>
+      </w:r>
+      <w:r>
+        <w:rPr>
+          <w:rFonts w:ascii="Times New Roman" w:hAnsi="Times New Roman" w:cs="Times New Roman"/>
+          <w:b/>
+          <w:bCs/>
+          <w:highlight w:val="yellow"/>
+          <w:lang w:val="tr-TR"/>
+        </w:rPr>
+        <w:t>nd</w:t>
+      </w:r>
+      <w:r>
+        <w:rPr>
+          <w:rFonts w:ascii="Times New Roman" w:hAnsi="Times New Roman" w:cs="Times New Roman"/>
+          <w:b/>
+          <w:bCs/>
+          <w:highlight w:val="yellow"/>
+          <w:lang w:val="tr-TR"/>
+        </w:rPr>
+        <w:t>ot</w:t>
+      </w:r>
+      <w:r>
+        <w:rPr>
+          <w:rFonts w:ascii="Times New Roman" w:hAnsi="Times New Roman" w:cs="Times New Roman"/>
+          <w:b/>
+          <w:bCs/>
+          <w:highlight w:val="yellow"/>
+          <w:lang w:val="tr-TR"/>
+        </w:rPr>
+        <w:t>h</w:t>
+      </w:r>
+      <w:r>
+        <w:rPr>
+          <w:rFonts w:ascii="Times New Roman" w:hAnsi="Times New Roman" w:cs="Times New Roman"/>
+          <w:b/>
+          <w:bCs/>
+          <w:highlight w:val="yellow"/>
+          <w:lang w:val="tr-TR"/>
+        </w:rPr>
+        <w:t>ermic</w:t>
+      </w:r>
+      <w:proofErr w:type="spellEnd"/>
+      <w:r>
+        <w:rPr>
+          <w:rFonts w:ascii="Times New Roman" w:hAnsi="Times New Roman" w:cs="Times New Roman"/>
+          <w:b/>
+          <w:bCs/>
+          <w:highlight w:val="yellow"/>
+          <w:lang w:val="tr-TR"/>
+        </w:rPr>
+        <w:t xml:space="preserve"> </w:t>
+      </w:r>
+      <w:proofErr w:type="spellStart"/>
+      <w:r>
+        <w:rPr>
+          <w:rFonts w:ascii="Times New Roman" w:hAnsi="Times New Roman" w:cs="Times New Roman"/>
+          <w:b/>
+          <w:bCs/>
+          <w:highlight w:val="yellow"/>
+          <w:lang w:val="tr-TR"/>
+        </w:rPr>
+        <w:t>reaction</w:t>
+      </w:r>
+      <w:proofErr w:type="spellEnd"/>
+      <w:r>
+        <w:rPr>
+          <w:rFonts w:ascii="Times New Roman" w:hAnsi="Times New Roman" w:cs="Times New Roman"/>
+          <w:b/>
+          <w:bCs/>
+          <w:highlight w:val="yellow"/>
+          <w:lang w:val="tr-TR"/>
+        </w:rPr>
+        <w:t>: E</w:t>
+      </w:r>
+      <w:r>
+        <w:rPr>
+          <w:rFonts w:ascii="Times New Roman" w:hAnsi="Times New Roman" w:cs="Times New Roman"/>
+          <w:b/>
+          <w:bCs/>
+          <w:highlight w:val="yellow"/>
+          <w:lang w:val="tr-TR"/>
+        </w:rPr>
+        <w:t>ndo</w:t>
+      </w:r>
+      <w:r>
+        <w:rPr>
+          <w:rFonts w:ascii="Times New Roman" w:hAnsi="Times New Roman" w:cs="Times New Roman"/>
+          <w:b/>
+          <w:bCs/>
+          <w:highlight w:val="yellow"/>
+          <w:lang w:val="tr-TR"/>
+        </w:rPr>
+        <w:t>termik olay</w:t>
+      </w:r>
+      <w:r>
+        <w:rPr>
+          <w:rFonts w:ascii="Times New Roman" w:hAnsi="Times New Roman" w:cs="Times New Roman"/>
+          <w:b/>
+          <w:bCs/>
+          <w:highlight w:val="yellow"/>
+          <w:lang w:val="tr-TR"/>
+        </w:rPr>
+        <w:t xml:space="preserve">, A </w:t>
+      </w:r>
+      <w:proofErr w:type="spellStart"/>
+      <w:r>
+        <w:rPr>
+          <w:rFonts w:ascii="Times New Roman" w:hAnsi="Times New Roman" w:cs="Times New Roman"/>
+          <w:b/>
+          <w:bCs/>
+          <w:highlight w:val="yellow"/>
+          <w:lang w:val="tr-TR"/>
+        </w:rPr>
+        <w:t>reaction</w:t>
+      </w:r>
+      <w:proofErr w:type="spellEnd"/>
+      <w:r>
+        <w:rPr>
+          <w:rFonts w:ascii="Times New Roman" w:hAnsi="Times New Roman" w:cs="Times New Roman"/>
+          <w:b/>
+          <w:bCs/>
+          <w:highlight w:val="yellow"/>
+          <w:lang w:val="tr-TR"/>
+        </w:rPr>
+        <w:t xml:space="preserve"> </w:t>
+      </w:r>
+      <w:proofErr w:type="spellStart"/>
+      <w:r>
+        <w:rPr>
+          <w:rFonts w:ascii="Times New Roman" w:hAnsi="Times New Roman" w:cs="Times New Roman"/>
+          <w:b/>
+          <w:bCs/>
+          <w:highlight w:val="yellow"/>
+          <w:lang w:val="tr-TR"/>
+        </w:rPr>
+        <w:t>that</w:t>
+      </w:r>
+      <w:proofErr w:type="spellEnd"/>
+      <w:r>
+        <w:rPr>
+          <w:rFonts w:ascii="Times New Roman" w:hAnsi="Times New Roman" w:cs="Times New Roman"/>
+          <w:b/>
+          <w:bCs/>
+          <w:highlight w:val="yellow"/>
+          <w:lang w:val="tr-TR"/>
+        </w:rPr>
+        <w:t xml:space="preserve"> </w:t>
+      </w:r>
+      <w:proofErr w:type="spellStart"/>
+      <w:r>
+        <w:rPr>
+          <w:rFonts w:ascii="Times New Roman" w:hAnsi="Times New Roman" w:cs="Times New Roman"/>
+          <w:b/>
+          <w:bCs/>
+          <w:highlight w:val="yellow"/>
+          <w:lang w:val="tr-TR"/>
+        </w:rPr>
+        <w:t>releases</w:t>
+      </w:r>
+      <w:proofErr w:type="spellEnd"/>
+      <w:r>
+        <w:rPr>
+          <w:rFonts w:ascii="Times New Roman" w:hAnsi="Times New Roman" w:cs="Times New Roman"/>
+          <w:b/>
+          <w:bCs/>
+          <w:highlight w:val="yellow"/>
+          <w:lang w:val="tr-TR"/>
+        </w:rPr>
+        <w:t xml:space="preserve"> </w:t>
+      </w:r>
+      <w:proofErr w:type="gramStart"/>
+      <w:r>
+        <w:rPr>
+          <w:rFonts w:ascii="Times New Roman" w:hAnsi="Times New Roman" w:cs="Times New Roman"/>
+          <w:b/>
+          <w:bCs/>
+          <w:highlight w:val="yellow"/>
+          <w:lang w:val="tr-TR"/>
+        </w:rPr>
+        <w:t>… :</w:t>
+      </w:r>
+      <w:proofErr w:type="gramEnd"/>
+      <w:r>
+        <w:rPr>
+          <w:rFonts w:ascii="Times New Roman" w:hAnsi="Times New Roman" w:cs="Times New Roman"/>
+          <w:b/>
+          <w:bCs/>
+          <w:highlight w:val="yellow"/>
+          <w:lang w:val="tr-TR"/>
+        </w:rPr>
+        <w:t xml:space="preserve"> Çevreye enerji verilir, A </w:t>
+      </w:r>
+      <w:proofErr w:type="spellStart"/>
+      <w:r>
+        <w:rPr>
+          <w:rFonts w:ascii="Times New Roman" w:hAnsi="Times New Roman" w:cs="Times New Roman"/>
+          <w:b/>
+          <w:bCs/>
+          <w:highlight w:val="yellow"/>
+          <w:lang w:val="tr-TR"/>
+        </w:rPr>
+        <w:t>reaction</w:t>
+      </w:r>
+      <w:proofErr w:type="spellEnd"/>
+      <w:r>
+        <w:rPr>
+          <w:rFonts w:ascii="Times New Roman" w:hAnsi="Times New Roman" w:cs="Times New Roman"/>
+          <w:b/>
+          <w:bCs/>
+          <w:highlight w:val="yellow"/>
+          <w:lang w:val="tr-TR"/>
+        </w:rPr>
+        <w:t xml:space="preserve"> </w:t>
+      </w:r>
+      <w:proofErr w:type="spellStart"/>
+      <w:r>
+        <w:rPr>
+          <w:rFonts w:ascii="Times New Roman" w:hAnsi="Times New Roman" w:cs="Times New Roman"/>
+          <w:b/>
+          <w:bCs/>
+          <w:highlight w:val="yellow"/>
+          <w:lang w:val="tr-TR"/>
+        </w:rPr>
+        <w:t>that</w:t>
+      </w:r>
+      <w:proofErr w:type="spellEnd"/>
+      <w:r>
+        <w:rPr>
+          <w:rFonts w:ascii="Times New Roman" w:hAnsi="Times New Roman" w:cs="Times New Roman"/>
+          <w:b/>
+          <w:bCs/>
+          <w:highlight w:val="yellow"/>
+          <w:lang w:val="tr-TR"/>
+        </w:rPr>
+        <w:t xml:space="preserve"> </w:t>
+      </w:r>
+      <w:proofErr w:type="spellStart"/>
+      <w:r>
+        <w:rPr>
+          <w:rFonts w:ascii="Times New Roman" w:hAnsi="Times New Roman" w:cs="Times New Roman"/>
+          <w:b/>
+          <w:bCs/>
+          <w:highlight w:val="yellow"/>
+          <w:lang w:val="tr-TR"/>
+        </w:rPr>
+        <w:t>absorbs</w:t>
+      </w:r>
+      <w:proofErr w:type="spellEnd"/>
+      <w:r>
+        <w:rPr>
+          <w:rFonts w:ascii="Times New Roman" w:hAnsi="Times New Roman" w:cs="Times New Roman"/>
+          <w:b/>
+          <w:bCs/>
+          <w:highlight w:val="yellow"/>
+          <w:lang w:val="tr-TR"/>
+        </w:rPr>
+        <w:t xml:space="preserve"> …: Çevreden enerji alınır.</w:t>
+      </w:r>
+    </w:p>
+    <w:p>
+      <w:pPr>
+        <w:jc w:val="both"/>
+        <w:rPr>
+          <w:rFonts w:ascii="Times New Roman" w:hAnsi="Times New Roman" w:cs="Times New Roman"/>
+          <w:lang w:val="tr-TR"/>
+        </w:rPr>
+      </w:pPr>
+      <w:r>
+        <w:rPr>
+          <w:rFonts w:ascii="Times New Roman" w:hAnsi="Times New Roman" w:cs="Times New Roman"/>
+          <w:b/>
+          <w:bCs/>
+          <w:lang w:val="tr-TR"/>
+        </w:rPr>
+        <w:t xml:space="preserve">Görsel </w:t>
+      </w:r>
+      <w:r>
+        <w:rPr>
+          <w:rFonts w:ascii="Times New Roman" w:hAnsi="Times New Roman" w:cs="Times New Roman"/>
+          <w:b/>
+          <w:bCs/>
+          <w:lang w:val="tr-TR"/>
+        </w:rPr>
+        <w:t>E</w:t>
+      </w:r>
+      <w:r>
+        <w:rPr>
+          <w:rFonts w:ascii="Times New Roman" w:hAnsi="Times New Roman" w:cs="Times New Roman"/>
+          <w:b/>
+          <w:bCs/>
+          <w:lang w:val="tr-TR"/>
+        </w:rPr>
+        <w:t>:</w:t>
+      </w:r>
+      <w:r>
+        <w:rPr>
+          <w:rFonts w:ascii="Times New Roman" w:hAnsi="Times New Roman" w:cs="Times New Roman"/>
+          <w:lang w:val="tr-TR"/>
+        </w:rPr>
+        <w:t xml:space="preserve"> </w:t>
+      </w:r>
+      <w:r>
+        <w:rPr>
+          <w:rFonts w:ascii="Times New Roman" w:hAnsi="Times New Roman" w:cs="Times New Roman"/>
+          <w:lang w:val="tr-TR"/>
+        </w:rPr>
+        <w:t>Ekzotermik ve endotermik olaylar</w:t>
+      </w:r>
+    </w:p>
+    <w:p>
+      <w:pPr>
+        <w:jc w:val="both"/>
+        <w:rPr>
+          <w:rFonts w:ascii="Times New Roman" w:hAnsi="Times New Roman" w:cs="Times New Roman"/>
+          <w:lang w:val="tr-TR"/>
+        </w:rPr>
+      </w:pPr>
+      <w:r>
+        <w:lastRenderedPageBreak/>
+        <w:fldChar w:fldCharType="begin"/>
+      </w:r>
+      <w:r>
+        <w:instrText xml:space="preserve"> INCLUDEPICTURE "https://www.shutterstock.com/image-vector/types-chemical-reactions-endothermic-exothermic-600w-2422240235.jpg" \* MERGEFORMATINET </w:instrText>
+      </w:r>
+      <w:r>
+        <w:fldChar w:fldCharType="separate"/>
+      </w:r>
+      <w:r>
+        <w:rPr>
+          <w:noProof/>
+        </w:rPr>
+        <w:drawing>
+          <wp:inline distT="0" distB="0" distL="0" distR="0" wp14:anchorId="1E0FA99D" wp14:editId="217A1C07">
+            <wp:extent cx="5943600" cy="3675380"/>
+            <wp:effectExtent l="0" t="0" r="0" b="0"/>
+            <wp:docPr id="1249794552" name="Picture 16" descr="Types of chemical reactions. Endothermic and Exothermic reaction diagram. Science education illustration"/>
+            <wp:cNvGraphicFramePr>
+              <a:graphicFrameLocks xmlns:a="http://schemas.openxmlformats.org/drawingml/2006/main" noChangeAspect="1"/>
+            </wp:cNvGraphicFramePr>
+            <a:graphic xmlns:a="http://schemas.openxmlformats.org/drawingml/2006/main">
+              <a:graphicData uri="http://schemas.openxmlformats.org/drawingml/2006/picture">
+                <pic:pic xmlns:pic="http://schemas.openxmlformats.org/drawingml/2006/picture">
+                  <pic:nvPicPr>
+                    <pic:cNvPr id="0" name="Picture 8" descr="Types of chemical reactions. Endothermic and Exothermic reaction diagram. Science education illustration"/>
+                    <pic:cNvPicPr>
+                      <a:picLocks noChangeAspect="1" noChangeArrowheads="1"/>
+                    </pic:cNvPicPr>
+                  </pic:nvPicPr>
+                  <pic:blipFill>
+                    <a:blip r:embed="rId17">
+                      <a:extLst>
+                        <a:ext uri="{28A0092B-C50C-407E-A947-70E740481C1C}">
+                          <a14:useLocalDpi xmlns:a14="http://schemas.microsoft.com/office/drawing/2010/main" val="0"/>
+                        </a:ext>
+                      </a:extLst>
+                    </a:blip>
+                    <a:srcRect/>
+                    <a:stretch>
+                      <a:fillRect/>
+                    </a:stretch>
+                  </pic:blipFill>
+                  <pic:spPr bwMode="auto">
+                    <a:xfrm>
+                      <a:off x="0" y="0"/>
+                      <a:ext cx="5943600" cy="3675380"/>
+                    </a:xfrm>
+                    <a:prstGeom prst="rect">
+                      <a:avLst/>
+                    </a:prstGeom>
+                    <a:noFill/>
+                    <a:ln>
+                      <a:noFill/>
+                    </a:ln>
+                  </pic:spPr>
+                </pic:pic>
+              </a:graphicData>
+            </a:graphic>
+          </wp:inline>
+        </w:drawing>
+      </w:r>
+      <w:r>
+        <w:fldChar w:fldCharType="end"/>
+      </w:r>
+    </w:p>
+    <w:p>
+      <w:pPr>
+        <w:jc w:val="both"/>
+        <w:rPr>
+          <w:rFonts w:ascii="Times New Roman" w:hAnsi="Times New Roman" w:cs="Times New Roman"/>
+          <w:b/>
+          <w:bCs/>
+          <w:lang w:val="tr-TR"/>
+        </w:rPr>
+      </w:pPr>
+      <w:r>
+        <w:rPr>
+          <w:rFonts w:ascii="Times New Roman" w:hAnsi="Times New Roman" w:cs="Times New Roman"/>
+          <w:b/>
+          <w:bCs/>
+          <w:highlight w:val="yellow"/>
+          <w:lang w:val="tr-TR"/>
+        </w:rPr>
+        <w:t xml:space="preserve">NOT: </w:t>
+      </w:r>
+      <w:proofErr w:type="spellStart"/>
+      <w:r>
+        <w:rPr>
+          <w:rFonts w:ascii="Times New Roman" w:hAnsi="Times New Roman" w:cs="Times New Roman"/>
+          <w:b/>
+          <w:bCs/>
+          <w:highlight w:val="yellow"/>
+          <w:lang w:val="tr-TR"/>
+        </w:rPr>
+        <w:t>Endothermic</w:t>
+      </w:r>
+      <w:proofErr w:type="spellEnd"/>
+      <w:r>
+        <w:rPr>
+          <w:rFonts w:ascii="Times New Roman" w:hAnsi="Times New Roman" w:cs="Times New Roman"/>
+          <w:b/>
+          <w:bCs/>
+          <w:highlight w:val="yellow"/>
+          <w:lang w:val="tr-TR"/>
+        </w:rPr>
+        <w:t xml:space="preserve"> </w:t>
+      </w:r>
+      <w:proofErr w:type="spellStart"/>
+      <w:r>
+        <w:rPr>
+          <w:rFonts w:ascii="Times New Roman" w:hAnsi="Times New Roman" w:cs="Times New Roman"/>
+          <w:b/>
+          <w:bCs/>
+          <w:highlight w:val="yellow"/>
+          <w:lang w:val="tr-TR"/>
+        </w:rPr>
+        <w:t>Reaction</w:t>
+      </w:r>
+      <w:proofErr w:type="spellEnd"/>
+      <w:r>
+        <w:rPr>
+          <w:rFonts w:ascii="Times New Roman" w:hAnsi="Times New Roman" w:cs="Times New Roman"/>
+          <w:b/>
+          <w:bCs/>
+          <w:highlight w:val="yellow"/>
+          <w:lang w:val="tr-TR"/>
+        </w:rPr>
+        <w:t xml:space="preserve">: </w:t>
+      </w:r>
+      <w:proofErr w:type="gramStart"/>
+      <w:r>
+        <w:rPr>
+          <w:rFonts w:ascii="Times New Roman" w:hAnsi="Times New Roman" w:cs="Times New Roman"/>
+          <w:b/>
+          <w:bCs/>
+          <w:highlight w:val="yellow"/>
+          <w:lang w:val="tr-TR"/>
+        </w:rPr>
+        <w:t>Endotermik</w:t>
+      </w:r>
+      <w:r>
+        <w:rPr>
+          <w:rFonts w:ascii="Times New Roman" w:hAnsi="Times New Roman" w:cs="Times New Roman"/>
+          <w:b/>
+          <w:bCs/>
+          <w:highlight w:val="yellow"/>
+          <w:lang w:val="tr-TR"/>
+        </w:rPr>
+        <w:t xml:space="preserve"> </w:t>
+      </w:r>
+      <w:r>
+        <w:rPr>
+          <w:rFonts w:ascii="Times New Roman" w:hAnsi="Times New Roman" w:cs="Times New Roman"/>
+          <w:b/>
+          <w:bCs/>
+          <w:highlight w:val="yellow"/>
+          <w:lang w:val="tr-TR"/>
+        </w:rPr>
+        <w:t xml:space="preserve"> Tepkime</w:t>
+      </w:r>
+      <w:proofErr w:type="gramEnd"/>
+      <w:r>
+        <w:rPr>
+          <w:rFonts w:ascii="Times New Roman" w:hAnsi="Times New Roman" w:cs="Times New Roman"/>
+          <w:b/>
+          <w:bCs/>
+          <w:highlight w:val="yellow"/>
+          <w:lang w:val="tr-TR"/>
+        </w:rPr>
+        <w:t xml:space="preserve">, </w:t>
+      </w:r>
+      <w:proofErr w:type="spellStart"/>
+      <w:r>
+        <w:rPr>
+          <w:rFonts w:ascii="Times New Roman" w:hAnsi="Times New Roman" w:cs="Times New Roman"/>
+          <w:b/>
+          <w:bCs/>
+          <w:highlight w:val="yellow"/>
+          <w:lang w:val="tr-TR"/>
+        </w:rPr>
+        <w:t>Electrolysis</w:t>
+      </w:r>
+      <w:proofErr w:type="spellEnd"/>
+      <w:r>
+        <w:rPr>
+          <w:rFonts w:ascii="Times New Roman" w:hAnsi="Times New Roman" w:cs="Times New Roman"/>
+          <w:b/>
+          <w:bCs/>
+          <w:highlight w:val="yellow"/>
+          <w:lang w:val="tr-TR"/>
+        </w:rPr>
+        <w:t xml:space="preserve"> of </w:t>
+      </w:r>
+      <w:proofErr w:type="spellStart"/>
+      <w:r>
+        <w:rPr>
+          <w:rFonts w:ascii="Times New Roman" w:hAnsi="Times New Roman" w:cs="Times New Roman"/>
+          <w:b/>
+          <w:bCs/>
+          <w:highlight w:val="yellow"/>
+          <w:lang w:val="tr-TR"/>
+        </w:rPr>
+        <w:t>water</w:t>
+      </w:r>
+      <w:proofErr w:type="spellEnd"/>
+      <w:r>
+        <w:rPr>
+          <w:rFonts w:ascii="Times New Roman" w:hAnsi="Times New Roman" w:cs="Times New Roman"/>
+          <w:b/>
+          <w:bCs/>
+          <w:highlight w:val="yellow"/>
+          <w:lang w:val="tr-TR"/>
+        </w:rPr>
+        <w:t xml:space="preserve">: Suyun Parçalanması, </w:t>
+      </w:r>
+      <w:proofErr w:type="spellStart"/>
+      <w:r>
+        <w:rPr>
+          <w:rFonts w:ascii="Times New Roman" w:hAnsi="Times New Roman" w:cs="Times New Roman"/>
+          <w:b/>
+          <w:bCs/>
+          <w:highlight w:val="yellow"/>
+          <w:lang w:val="tr-TR"/>
+        </w:rPr>
+        <w:t>Reactants</w:t>
+      </w:r>
+      <w:proofErr w:type="spellEnd"/>
+      <w:r>
+        <w:rPr>
+          <w:rFonts w:ascii="Times New Roman" w:hAnsi="Times New Roman" w:cs="Times New Roman"/>
+          <w:b/>
+          <w:bCs/>
+          <w:highlight w:val="yellow"/>
+          <w:lang w:val="tr-TR"/>
+        </w:rPr>
+        <w:t xml:space="preserve"> + </w:t>
+      </w:r>
+      <w:proofErr w:type="spellStart"/>
+      <w:proofErr w:type="gramStart"/>
+      <w:r>
+        <w:rPr>
+          <w:rFonts w:ascii="Times New Roman" w:hAnsi="Times New Roman" w:cs="Times New Roman"/>
+          <w:b/>
+          <w:bCs/>
+          <w:highlight w:val="yellow"/>
+          <w:lang w:val="tr-TR"/>
+        </w:rPr>
+        <w:t>Energy</w:t>
+      </w:r>
+      <w:proofErr w:type="spellEnd"/>
+      <w:r>
+        <w:rPr>
+          <w:rFonts w:ascii="Times New Roman" w:hAnsi="Times New Roman" w:cs="Times New Roman"/>
+          <w:b/>
+          <w:bCs/>
+          <w:highlight w:val="yellow"/>
+          <w:lang w:val="tr-TR"/>
+        </w:rPr>
+        <w:t xml:space="preserve"> -</w:t>
+      </w:r>
+      <w:proofErr w:type="gramEnd"/>
+      <w:r>
+        <w:rPr>
+          <w:rFonts w:ascii="Times New Roman" w:hAnsi="Times New Roman" w:cs="Times New Roman"/>
+          <w:b/>
+          <w:bCs/>
+          <w:highlight w:val="yellow"/>
+          <w:lang w:val="tr-TR"/>
+        </w:rPr>
+        <w:t xml:space="preserve">&gt; </w:t>
+      </w:r>
+      <w:proofErr w:type="spellStart"/>
+      <w:r>
+        <w:rPr>
+          <w:rFonts w:ascii="Times New Roman" w:hAnsi="Times New Roman" w:cs="Times New Roman"/>
+          <w:b/>
+          <w:bCs/>
+          <w:highlight w:val="yellow"/>
+          <w:lang w:val="tr-TR"/>
+        </w:rPr>
+        <w:t>Products</w:t>
+      </w:r>
+      <w:proofErr w:type="spellEnd"/>
+      <w:r>
+        <w:rPr>
+          <w:rFonts w:ascii="Times New Roman" w:hAnsi="Times New Roman" w:cs="Times New Roman"/>
+          <w:b/>
+          <w:bCs/>
+          <w:highlight w:val="yellow"/>
+          <w:lang w:val="tr-TR"/>
+        </w:rPr>
+        <w:t xml:space="preserve">: Girenler + </w:t>
+      </w:r>
+      <w:proofErr w:type="gramStart"/>
+      <w:r>
+        <w:rPr>
+          <w:rFonts w:ascii="Times New Roman" w:hAnsi="Times New Roman" w:cs="Times New Roman"/>
+          <w:b/>
+          <w:bCs/>
+          <w:highlight w:val="yellow"/>
+          <w:lang w:val="tr-TR"/>
+        </w:rPr>
+        <w:t>Enerji -</w:t>
+      </w:r>
+      <w:proofErr w:type="gramEnd"/>
+      <w:r>
+        <w:rPr>
+          <w:rFonts w:ascii="Times New Roman" w:hAnsi="Times New Roman" w:cs="Times New Roman"/>
+          <w:b/>
+          <w:bCs/>
+          <w:highlight w:val="yellow"/>
+          <w:lang w:val="tr-TR"/>
+        </w:rPr>
+        <w:t xml:space="preserve">&gt; Ürünler, </w:t>
+      </w:r>
+      <w:proofErr w:type="spellStart"/>
+      <w:r>
+        <w:rPr>
+          <w:rFonts w:ascii="Times New Roman" w:hAnsi="Times New Roman" w:cs="Times New Roman"/>
+          <w:b/>
+          <w:bCs/>
+          <w:highlight w:val="yellow"/>
+          <w:lang w:val="tr-TR"/>
+        </w:rPr>
+        <w:t>Heat</w:t>
+      </w:r>
+      <w:proofErr w:type="spellEnd"/>
+      <w:r>
+        <w:rPr>
+          <w:rFonts w:ascii="Times New Roman" w:hAnsi="Times New Roman" w:cs="Times New Roman"/>
+          <w:b/>
+          <w:bCs/>
+          <w:highlight w:val="yellow"/>
+          <w:lang w:val="tr-TR"/>
+        </w:rPr>
+        <w:t xml:space="preserve">: </w:t>
+      </w:r>
+      <w:proofErr w:type="gramStart"/>
+      <w:r>
+        <w:rPr>
+          <w:rFonts w:ascii="Times New Roman" w:hAnsi="Times New Roman" w:cs="Times New Roman"/>
+          <w:b/>
+          <w:bCs/>
+          <w:highlight w:val="yellow"/>
+          <w:lang w:val="tr-TR"/>
+        </w:rPr>
+        <w:t xml:space="preserve">ısı,  </w:t>
+      </w:r>
+      <w:proofErr w:type="spellStart"/>
+      <w:r>
+        <w:rPr>
+          <w:rFonts w:ascii="Times New Roman" w:hAnsi="Times New Roman" w:cs="Times New Roman"/>
+          <w:b/>
+          <w:bCs/>
+          <w:highlight w:val="yellow"/>
+          <w:lang w:val="tr-TR"/>
+        </w:rPr>
+        <w:t>Exothermic</w:t>
+      </w:r>
+      <w:proofErr w:type="spellEnd"/>
+      <w:proofErr w:type="gramEnd"/>
+      <w:r>
+        <w:rPr>
+          <w:rFonts w:ascii="Times New Roman" w:hAnsi="Times New Roman" w:cs="Times New Roman"/>
+          <w:b/>
+          <w:bCs/>
+          <w:highlight w:val="yellow"/>
+          <w:lang w:val="tr-TR"/>
+        </w:rPr>
+        <w:t xml:space="preserve"> </w:t>
+      </w:r>
+      <w:proofErr w:type="spellStart"/>
+      <w:r>
+        <w:rPr>
+          <w:rFonts w:ascii="Times New Roman" w:hAnsi="Times New Roman" w:cs="Times New Roman"/>
+          <w:b/>
+          <w:bCs/>
+          <w:highlight w:val="yellow"/>
+          <w:lang w:val="tr-TR"/>
+        </w:rPr>
+        <w:t>Reaction</w:t>
+      </w:r>
+      <w:proofErr w:type="spellEnd"/>
+      <w:r>
+        <w:rPr>
+          <w:rFonts w:ascii="Times New Roman" w:hAnsi="Times New Roman" w:cs="Times New Roman"/>
+          <w:b/>
+          <w:bCs/>
+          <w:highlight w:val="yellow"/>
+          <w:lang w:val="tr-TR"/>
+        </w:rPr>
+        <w:t xml:space="preserve">: </w:t>
+      </w:r>
+      <w:r>
+        <w:rPr>
+          <w:rFonts w:ascii="Times New Roman" w:hAnsi="Times New Roman" w:cs="Times New Roman"/>
+          <w:b/>
+          <w:bCs/>
+          <w:highlight w:val="yellow"/>
+          <w:lang w:val="tr-TR"/>
+        </w:rPr>
+        <w:t xml:space="preserve">Ekzotermik </w:t>
+      </w:r>
+      <w:r>
+        <w:rPr>
+          <w:rFonts w:ascii="Times New Roman" w:hAnsi="Times New Roman" w:cs="Times New Roman"/>
+          <w:b/>
+          <w:bCs/>
+          <w:highlight w:val="yellow"/>
+          <w:lang w:val="tr-TR"/>
+        </w:rPr>
+        <w:t>Tepkime</w:t>
+      </w:r>
+      <w:r>
+        <w:rPr>
+          <w:rFonts w:ascii="Times New Roman" w:hAnsi="Times New Roman" w:cs="Times New Roman"/>
+          <w:b/>
+          <w:bCs/>
+          <w:highlight w:val="yellow"/>
+          <w:lang w:val="tr-TR"/>
+        </w:rPr>
+        <w:t xml:space="preserve">, </w:t>
+      </w:r>
+      <w:proofErr w:type="spellStart"/>
+      <w:r>
+        <w:rPr>
+          <w:rFonts w:ascii="Times New Roman" w:hAnsi="Times New Roman" w:cs="Times New Roman"/>
+          <w:b/>
+          <w:bCs/>
+          <w:highlight w:val="yellow"/>
+          <w:lang w:val="tr-TR"/>
+        </w:rPr>
+        <w:t>Wood</w:t>
+      </w:r>
+      <w:proofErr w:type="spellEnd"/>
+      <w:r>
+        <w:rPr>
+          <w:rFonts w:ascii="Times New Roman" w:hAnsi="Times New Roman" w:cs="Times New Roman"/>
+          <w:b/>
+          <w:bCs/>
+          <w:highlight w:val="yellow"/>
+          <w:lang w:val="tr-TR"/>
+        </w:rPr>
+        <w:t xml:space="preserve"> </w:t>
+      </w:r>
+      <w:proofErr w:type="spellStart"/>
+      <w:r>
+        <w:rPr>
+          <w:rFonts w:ascii="Times New Roman" w:hAnsi="Times New Roman" w:cs="Times New Roman"/>
+          <w:b/>
+          <w:bCs/>
+          <w:highlight w:val="yellow"/>
+          <w:lang w:val="tr-TR"/>
+        </w:rPr>
+        <w:t>Combustion</w:t>
+      </w:r>
+      <w:proofErr w:type="spellEnd"/>
+      <w:r>
+        <w:rPr>
+          <w:rFonts w:ascii="Times New Roman" w:hAnsi="Times New Roman" w:cs="Times New Roman"/>
+          <w:b/>
+          <w:bCs/>
+          <w:highlight w:val="yellow"/>
+          <w:lang w:val="tr-TR"/>
+        </w:rPr>
+        <w:t xml:space="preserve">: Odunun Yanması, </w:t>
+      </w:r>
+      <w:proofErr w:type="spellStart"/>
+      <w:proofErr w:type="gramStart"/>
+      <w:r>
+        <w:rPr>
+          <w:rFonts w:ascii="Times New Roman" w:hAnsi="Times New Roman" w:cs="Times New Roman"/>
+          <w:b/>
+          <w:bCs/>
+          <w:highlight w:val="yellow"/>
+          <w:lang w:val="tr-TR"/>
+        </w:rPr>
+        <w:t>Reactants</w:t>
+      </w:r>
+      <w:proofErr w:type="spellEnd"/>
+      <w:r>
+        <w:rPr>
+          <w:rFonts w:ascii="Times New Roman" w:hAnsi="Times New Roman" w:cs="Times New Roman"/>
+          <w:b/>
+          <w:bCs/>
+          <w:highlight w:val="yellow"/>
+          <w:lang w:val="tr-TR"/>
+        </w:rPr>
+        <w:t xml:space="preserve"> -</w:t>
+      </w:r>
+      <w:proofErr w:type="gramEnd"/>
+      <w:r>
+        <w:rPr>
+          <w:rFonts w:ascii="Times New Roman" w:hAnsi="Times New Roman" w:cs="Times New Roman"/>
+          <w:b/>
+          <w:bCs/>
+          <w:highlight w:val="yellow"/>
+          <w:lang w:val="tr-TR"/>
+        </w:rPr>
+        <w:t xml:space="preserve">&gt; </w:t>
+      </w:r>
+      <w:proofErr w:type="spellStart"/>
+      <w:r>
+        <w:rPr>
+          <w:rFonts w:ascii="Times New Roman" w:hAnsi="Times New Roman" w:cs="Times New Roman"/>
+          <w:b/>
+          <w:bCs/>
+          <w:highlight w:val="yellow"/>
+          <w:lang w:val="tr-TR"/>
+        </w:rPr>
+        <w:t>Products</w:t>
+      </w:r>
+      <w:proofErr w:type="spellEnd"/>
+      <w:r>
+        <w:rPr>
+          <w:rFonts w:ascii="Times New Roman" w:hAnsi="Times New Roman" w:cs="Times New Roman"/>
+          <w:b/>
+          <w:bCs/>
+          <w:highlight w:val="yellow"/>
+          <w:lang w:val="tr-TR"/>
+        </w:rPr>
+        <w:t xml:space="preserve"> </w:t>
+      </w:r>
+      <w:r>
+        <w:rPr>
+          <w:rFonts w:ascii="Times New Roman" w:hAnsi="Times New Roman" w:cs="Times New Roman"/>
+          <w:b/>
+          <w:bCs/>
+          <w:highlight w:val="yellow"/>
+          <w:lang w:val="tr-TR"/>
+        </w:rPr>
+        <w:t xml:space="preserve">+ </w:t>
+      </w:r>
+      <w:proofErr w:type="spellStart"/>
+      <w:r>
+        <w:rPr>
+          <w:rFonts w:ascii="Times New Roman" w:hAnsi="Times New Roman" w:cs="Times New Roman"/>
+          <w:b/>
+          <w:bCs/>
+          <w:highlight w:val="yellow"/>
+          <w:lang w:val="tr-TR"/>
+        </w:rPr>
+        <w:t>Energy</w:t>
+      </w:r>
+      <w:proofErr w:type="spellEnd"/>
+      <w:r>
+        <w:rPr>
+          <w:rFonts w:ascii="Times New Roman" w:hAnsi="Times New Roman" w:cs="Times New Roman"/>
+          <w:b/>
+          <w:bCs/>
+          <w:highlight w:val="yellow"/>
+          <w:lang w:val="tr-TR"/>
+        </w:rPr>
+        <w:t xml:space="preserve">: </w:t>
+      </w:r>
+      <w:proofErr w:type="gramStart"/>
+      <w:r>
+        <w:rPr>
+          <w:rFonts w:ascii="Times New Roman" w:hAnsi="Times New Roman" w:cs="Times New Roman"/>
+          <w:b/>
+          <w:bCs/>
+          <w:highlight w:val="yellow"/>
+          <w:lang w:val="tr-TR"/>
+        </w:rPr>
+        <w:t>Girenler -</w:t>
+      </w:r>
+      <w:proofErr w:type="gramEnd"/>
+      <w:r>
+        <w:rPr>
+          <w:rFonts w:ascii="Times New Roman" w:hAnsi="Times New Roman" w:cs="Times New Roman"/>
+          <w:b/>
+          <w:bCs/>
+          <w:highlight w:val="yellow"/>
+          <w:lang w:val="tr-TR"/>
+        </w:rPr>
+        <w:t>&gt; Ürünler</w:t>
+      </w:r>
+      <w:r>
+        <w:rPr>
+          <w:rFonts w:ascii="Times New Roman" w:hAnsi="Times New Roman" w:cs="Times New Roman"/>
+          <w:b/>
+          <w:bCs/>
+          <w:highlight w:val="yellow"/>
+          <w:lang w:val="tr-TR"/>
+        </w:rPr>
+        <w:t xml:space="preserve"> </w:t>
+      </w:r>
+      <w:r>
+        <w:rPr>
+          <w:rFonts w:ascii="Times New Roman" w:hAnsi="Times New Roman" w:cs="Times New Roman"/>
+          <w:b/>
+          <w:bCs/>
+          <w:highlight w:val="yellow"/>
+          <w:lang w:val="tr-TR"/>
+        </w:rPr>
+        <w:t>+ Enerji</w:t>
+      </w:r>
+      <w:r>
+        <w:rPr>
+          <w:rFonts w:ascii="Times New Roman" w:hAnsi="Times New Roman" w:cs="Times New Roman"/>
+          <w:b/>
+          <w:bCs/>
+          <w:highlight w:val="yellow"/>
+          <w:lang w:val="tr-TR"/>
+        </w:rPr>
+        <w:t xml:space="preserve">, </w:t>
+      </w:r>
+      <w:proofErr w:type="spellStart"/>
+      <w:r>
+        <w:rPr>
+          <w:rFonts w:ascii="Times New Roman" w:hAnsi="Times New Roman" w:cs="Times New Roman"/>
+          <w:b/>
+          <w:bCs/>
+          <w:highlight w:val="yellow"/>
+          <w:lang w:val="tr-TR"/>
+        </w:rPr>
+        <w:t>Heat</w:t>
+      </w:r>
+      <w:proofErr w:type="spellEnd"/>
+      <w:r>
+        <w:rPr>
+          <w:rFonts w:ascii="Times New Roman" w:hAnsi="Times New Roman" w:cs="Times New Roman"/>
+          <w:b/>
+          <w:bCs/>
+          <w:highlight w:val="yellow"/>
+          <w:lang w:val="tr-TR"/>
+        </w:rPr>
+        <w:t>: Isı.</w:t>
+      </w:r>
+    </w:p>
+    <w:p>
+      <w:pPr>
+        <w:jc w:val="both"/>
+        <w:rPr>
+          <w:rFonts w:ascii="Times New Roman" w:hAnsi="Times New Roman" w:cs="Times New Roman"/>
+          <w:lang w:val="tr-TR"/>
+        </w:rPr>
+      </w:pPr>
+      <w:r>
+        <w:rPr>
+          <w:rFonts w:ascii="Times New Roman" w:hAnsi="Times New Roman" w:cs="Times New Roman"/>
+          <w:b/>
+          <w:bCs/>
+          <w:lang w:val="tr-TR"/>
+        </w:rPr>
+        <w:t xml:space="preserve">Görsel </w:t>
+      </w:r>
+      <w:r>
+        <w:rPr>
+          <w:rFonts w:ascii="Times New Roman" w:hAnsi="Times New Roman" w:cs="Times New Roman"/>
+          <w:b/>
+          <w:bCs/>
+          <w:lang w:val="tr-TR"/>
+        </w:rPr>
+        <w:t>F</w:t>
+      </w:r>
+      <w:r>
+        <w:rPr>
+          <w:rFonts w:ascii="Times New Roman" w:hAnsi="Times New Roman" w:cs="Times New Roman"/>
+          <w:b/>
+          <w:bCs/>
+          <w:lang w:val="tr-TR"/>
+        </w:rPr>
+        <w:t>:</w:t>
+      </w:r>
+      <w:r>
+        <w:rPr>
+          <w:rFonts w:ascii="Times New Roman" w:hAnsi="Times New Roman" w:cs="Times New Roman"/>
+          <w:lang w:val="tr-TR"/>
+        </w:rPr>
+        <w:t xml:space="preserve"> </w:t>
+      </w:r>
+      <w:r>
+        <w:rPr>
+          <w:rFonts w:ascii="Times New Roman" w:hAnsi="Times New Roman" w:cs="Times New Roman"/>
+          <w:lang w:val="tr-TR"/>
+        </w:rPr>
+        <w:t>Suyun parçalanması ve odunun yanması</w:t>
       </w:r>
     </w:p>
     <w:p>
@@ -5011,15 +6432,7 @@
           <w:rFonts w:ascii="Times New Roman" w:hAnsi="Times New Roman" w:cs="Times New Roman"/>
           <w:lang w:val="tr-TR"/>
         </w:rPr>
-        <w:t xml:space="preserve"> örnek olarak düşünülebilir. Benzer şekilde, besinlerin vücutta parçalanmasıyla açığa çıkan enerji, canlıların yaşam faaliyetlerini sürdürebilmesi için temel bir rol oynar. Bu nedenle, kimyasal </w:t>
-      </w:r>
-      <w:r>
-        <w:rPr>
-          <w:rFonts w:ascii="Times New Roman" w:hAnsi="Times New Roman" w:cs="Times New Roman"/>
-          <w:lang w:val="tr-TR"/>
-        </w:rPr>
-        <w:lastRenderedPageBreak/>
-        <w:t>tepkimelerde enerji konusunu anlamak hem bilimsel süreçleri kavramak hem de günlük yaşam olaylarını açıklayabilmek açısından önem taşır.</w:t>
+        <w:t xml:space="preserve"> örnek olarak düşünülebilir. Benzer şekilde, besinlerin vücutta parçalanmasıyla açığa çıkan enerji, canlıların yaşam faaliyetlerini sürdürebilmesi için temel bir rol oynar. Bu nedenle, kimyasal tepkimelerde enerji konusunu anlamak hem bilimsel süreçleri kavramak hem de günlük yaşam olaylarını açıklayabilmek açısından önem taşır.</w:t>
       </w:r>
     </w:p>
     <w:p>
@@ -5245,7 +6658,7 @@
                     </pic:cNvPicPr>
                   </pic:nvPicPr>
                   <pic:blipFill>
-                    <a:blip r:embed="rId16" cstate="print">
+                    <a:blip r:embed="rId18" cstate="print">
                       <a:extLst>
                         <a:ext uri="{28A0092B-C50C-407E-A947-70E740481C1C}">
                           <a14:useLocalDpi xmlns:a14="http://schemas.microsoft.com/office/drawing/2010/main" val="0"/>
@@ -5313,7 +6726,7 @@
                     </pic:cNvPicPr>
                   </pic:nvPicPr>
                   <pic:blipFill>
-                    <a:blip r:embed="rId17" cstate="print">
+                    <a:blip r:embed="rId19" cstate="print">
                       <a:extLst>
                         <a:ext uri="{28A0092B-C50C-407E-A947-70E740481C1C}">
                           <a14:useLocalDpi xmlns:a14="http://schemas.microsoft.com/office/drawing/2010/main" val="0"/>
@@ -5645,7 +7058,6 @@
         </w:rPr>
       </w:pPr>
       <w:r>
-        <w:lastRenderedPageBreak/>
         <w:fldChar w:fldCharType="begin"/>
       </w:r>
       <w:r>
@@ -5676,7 +7088,7 @@
                     </pic:cNvPicPr>
                   </pic:nvPicPr>
                   <pic:blipFill>
-                    <a:blip r:embed="rId18" cstate="print">
+                    <a:blip r:embed="rId20" cstate="print">
                       <a:extLst>
                         <a:ext uri="{28A0092B-C50C-407E-A947-70E740481C1C}">
                           <a14:useLocalDpi xmlns:a14="http://schemas.microsoft.com/office/drawing/2010/main" val="0"/>
@@ -5744,7 +7156,7 @@
                     </pic:cNvPicPr>
                   </pic:nvPicPr>
                   <pic:blipFill>
-                    <a:blip r:embed="rId19" cstate="print">
+                    <a:blip r:embed="rId21" cstate="print">
                       <a:extLst>
                         <a:ext uri="{28A0092B-C50C-407E-A947-70E740481C1C}">
                           <a14:useLocalDpi xmlns:a14="http://schemas.microsoft.com/office/drawing/2010/main" val="0"/>
@@ -5795,6 +7207,7 @@
           <w:highlight w:val="yellow"/>
           <w:lang w:val="tr-TR"/>
         </w:rPr>
+        <w:lastRenderedPageBreak/>
         <w:t>Shutter</w:t>
       </w:r>
       <w:proofErr w:type="spellEnd"/>
@@ -6814,6 +8227,7 @@
           <w:rFonts w:ascii="Times New Roman" w:hAnsi="Times New Roman" w:cs="Times New Roman"/>
           <w:lang w:val="tr-TR"/>
         </w:rPr>
+        <w:lastRenderedPageBreak/>
         <w:t>………………………………………………………………………………………………………………………………………………………………………………………………………………………………………………………………………</w:t>
       </w:r>
     </w:p>
@@ -7526,50 +8940,50 @@
           <w:bCs/>
           <w:lang w:val="tr-TR"/>
         </w:rPr>
+        <w:t>Sıra Sizde 1.1.</w:t>
+      </w:r>
+    </w:p>
+    <w:p>
+      <w:pPr>
+        <w:pStyle w:val="ListParagraph"/>
+        <w:rPr>
+          <w:rFonts w:ascii="Times New Roman" w:hAnsi="Times New Roman" w:cs="Times New Roman"/>
+          <w:b/>
+          <w:bCs/>
+          <w:lang w:val="tr-TR"/>
+        </w:rPr>
+      </w:pPr>
+    </w:p>
+    <w:p>
+      <w:pPr>
+        <w:rPr>
+          <w:rFonts w:ascii="Times New Roman" w:hAnsi="Times New Roman" w:cs="Times New Roman"/>
+          <w:lang w:val="tr-TR"/>
+        </w:rPr>
+      </w:pPr>
+      <w:r>
+        <w:rPr>
+          <w:rFonts w:ascii="Times New Roman" w:hAnsi="Times New Roman" w:cs="Times New Roman"/>
+          <w:lang w:val="tr-TR"/>
+        </w:rPr>
+        <w:t>Bazı değişimlerle ilgili çeşitli bilgiler verilmiştir. Bu bilgileri değerlendirerek hangilerinde gerçekleşen olayın bir kimyasal değişim olduğunu belirleyiniz.</w:t>
+      </w:r>
+    </w:p>
+    <w:p>
+      <w:pPr>
+        <w:pStyle w:val="ListParagraph"/>
+        <w:rPr>
+          <w:rFonts w:ascii="Times New Roman" w:hAnsi="Times New Roman" w:cs="Times New Roman"/>
+          <w:lang w:val="tr-TR"/>
+        </w:rPr>
+      </w:pPr>
+    </w:p>
+    <w:p>
+      <w:pPr>
+        <w:pStyle w:val="ListParagraph"/>
+      </w:pPr>
+      <w:r>
         <w:lastRenderedPageBreak/>
-        <w:t>Sıra Sizde 1.1.</w:t>
-      </w:r>
-    </w:p>
-    <w:p>
-      <w:pPr>
-        <w:pStyle w:val="ListParagraph"/>
-        <w:rPr>
-          <w:rFonts w:ascii="Times New Roman" w:hAnsi="Times New Roman" w:cs="Times New Roman"/>
-          <w:b/>
-          <w:bCs/>
-          <w:lang w:val="tr-TR"/>
-        </w:rPr>
-      </w:pPr>
-    </w:p>
-    <w:p>
-      <w:pPr>
-        <w:rPr>
-          <w:rFonts w:ascii="Times New Roman" w:hAnsi="Times New Roman" w:cs="Times New Roman"/>
-          <w:lang w:val="tr-TR"/>
-        </w:rPr>
-      </w:pPr>
-      <w:r>
-        <w:rPr>
-          <w:rFonts w:ascii="Times New Roman" w:hAnsi="Times New Roman" w:cs="Times New Roman"/>
-          <w:lang w:val="tr-TR"/>
-        </w:rPr>
-        <w:t>Bazı değişimlerle ilgili çeşitli bilgiler verilmiştir. Bu bilgileri değerlendirerek hangilerinde gerçekleşen olayın bir kimyasal değişim olduğunu belirleyiniz.</w:t>
-      </w:r>
-    </w:p>
-    <w:p>
-      <w:pPr>
-        <w:pStyle w:val="ListParagraph"/>
-        <w:rPr>
-          <w:rFonts w:ascii="Times New Roman" w:hAnsi="Times New Roman" w:cs="Times New Roman"/>
-          <w:lang w:val="tr-TR"/>
-        </w:rPr>
-      </w:pPr>
-    </w:p>
-    <w:p>
-      <w:pPr>
-        <w:pStyle w:val="ListParagraph"/>
-      </w:pPr>
-      <w:r>
         <w:fldChar w:fldCharType="begin"/>
       </w:r>
       <w:r>
@@ -7600,7 +9014,7 @@
                     </pic:cNvPicPr>
                   </pic:nvPicPr>
                   <pic:blipFill>
-                    <a:blip r:embed="rId20" cstate="print">
+                    <a:blip r:embed="rId22" cstate="print">
                       <a:extLst>
                         <a:ext uri="{28A0092B-C50C-407E-A947-70E740481C1C}">
                           <a14:useLocalDpi xmlns:a14="http://schemas.microsoft.com/office/drawing/2010/main" val="0"/>
@@ -7668,7 +9082,7 @@
                     </pic:cNvPicPr>
                   </pic:nvPicPr>
                   <pic:blipFill>
-                    <a:blip r:embed="rId21" cstate="print">
+                    <a:blip r:embed="rId23" cstate="print">
                       <a:extLst>
                         <a:ext uri="{28A0092B-C50C-407E-A947-70E740481C1C}">
                           <a14:useLocalDpi xmlns:a14="http://schemas.microsoft.com/office/drawing/2010/main" val="0"/>
@@ -7843,7 +9257,7 @@
                     </pic:cNvPicPr>
                   </pic:nvPicPr>
                   <pic:blipFill>
-                    <a:blip r:embed="rId22" cstate="print">
+                    <a:blip r:embed="rId24" cstate="print">
                       <a:extLst>
                         <a:ext uri="{28A0092B-C50C-407E-A947-70E740481C1C}">
                           <a14:useLocalDpi xmlns:a14="http://schemas.microsoft.com/office/drawing/2010/main" val="0"/>
@@ -7911,7 +9325,7 @@
                     </pic:cNvPicPr>
                   </pic:nvPicPr>
                   <pic:blipFill>
-                    <a:blip r:embed="rId23" cstate="print">
+                    <a:blip r:embed="rId25" cstate="print">
                       <a:extLst>
                         <a:ext uri="{28A0092B-C50C-407E-A947-70E740481C1C}">
                           <a14:useLocalDpi xmlns:a14="http://schemas.microsoft.com/office/drawing/2010/main" val="0"/>
@@ -8210,8 +9624,8 @@
       </w:pPr>
     </w:p>
     <w:sectPr>
-      <w:footerReference w:type="even" r:id="rId24"/>
-      <w:footerReference w:type="default" r:id="rId25"/>
+      <w:footerReference w:type="even" r:id="rId26"/>
+      <w:footerReference w:type="default" r:id="rId27"/>
       <w:pgSz w:w="12240" w:h="15840"/>
       <w:pgMar w:top="1440" w:right="1440" w:bottom="1440" w:left="1440" w:header="708" w:footer="708" w:gutter="0"/>
       <w:cols w:space="708"/>

--- a/Kim11-1-1-Enerji-Degisimi.docx
+++ b/Kim11-1-1-Enerji-Degisimi.docx
@@ -1022,7 +1022,7 @@
           <w:noProof/>
         </w:rPr>
         <w:drawing>
-          <wp:inline distT="0" distB="0" distL="0" distR="0" wp14:anchorId="5CCDC5E3" wp14:editId="6AFA8EE9">
+          <wp:inline distT="0" distB="0" distL="0" distR="0" wp14:anchorId="5CCDC5E3" wp14:editId="4A5E5C2E">
             <wp:extent cx="5943600" cy="4109085"/>
             <wp:effectExtent l="0" t="0" r="0" b="5715"/>
             <wp:docPr id="1283111962" name="Picture 7" descr="Petrol​ rafinerisi​​ Petrol​ ve​gaz​​ ​ ​ ​ ​ ​ ​endüstriyel"/>
@@ -4809,7 +4809,21 @@
           <w:rFonts w:ascii="Times New Roman" w:hAnsi="Times New Roman" w:cs="Times New Roman"/>
           <w:lang w:val="tr-TR"/>
         </w:rPr>
-        <w:t>. Örneğin bir bardaktaki suyun ısınması inceleniyorsa su sistem, bardak ve dış ortam ise çevre olarak düşünülebilir. Bu durum, enerji değişiminin yalnızca kimyasal tepkimelere özgü olmadığını, fiziksel değişimlerde de gözlemlenebileceğini gösterir.</w:t>
+        <w:t>. Örneğin bir bardaktaki suyun ısınması inceleniyorsa su sistem, bardak ve dış ortam ise çevre olarak düşünülebilir. Bu durum, enerji değişiminin yalnızca kimyasal tepkimelere özgü olmadığını, fiziksel değişimlerde de gözlemlenebileceğini gösterir</w:t>
+      </w:r>
+      <w:r>
+        <w:rPr>
+          <w:rFonts w:ascii="Times New Roman" w:hAnsi="Times New Roman" w:cs="Times New Roman"/>
+          <w:lang w:val="tr-TR"/>
+        </w:rPr>
+        <w:t xml:space="preserve"> (Görsel C)</w:t>
+      </w:r>
+      <w:r>
+        <w:rPr>
+          <w:rFonts w:ascii="Times New Roman" w:hAnsi="Times New Roman" w:cs="Times New Roman"/>
+          <w:lang w:val="tr-TR"/>
+        </w:rPr>
+        <w:t>.</w:t>
       </w:r>
       <w:r>
         <w:rPr>
@@ -4875,61 +4889,345 @@
           <w:lang w:val="tr-TR"/>
         </w:rPr>
       </w:pPr>
-    </w:p>
-    <w:p>
-      <w:pPr>
-        <w:jc w:val="both"/>
-        <w:rPr>
-          <w:rFonts w:ascii="Times New Roman" w:hAnsi="Times New Roman" w:cs="Times New Roman"/>
-          <w:b/>
-          <w:bCs/>
-          <w:lang w:val="tr-TR"/>
-        </w:rPr>
-      </w:pPr>
-    </w:p>
-    <w:p>
-      <w:pPr>
-        <w:jc w:val="both"/>
-        <w:rPr>
-          <w:rFonts w:ascii="Times New Roman" w:hAnsi="Times New Roman" w:cs="Times New Roman"/>
-          <w:b/>
-          <w:bCs/>
-          <w:lang w:val="tr-TR"/>
-        </w:rPr>
-      </w:pPr>
-    </w:p>
-    <w:p>
-      <w:pPr>
-        <w:jc w:val="both"/>
-        <w:rPr>
-          <w:rFonts w:ascii="Times New Roman" w:hAnsi="Times New Roman" w:cs="Times New Roman"/>
-          <w:b/>
-          <w:bCs/>
-          <w:lang w:val="tr-TR"/>
-        </w:rPr>
-      </w:pPr>
-    </w:p>
-    <w:p>
-      <w:pPr>
-        <w:jc w:val="both"/>
-        <w:rPr>
-          <w:rFonts w:ascii="Times New Roman" w:hAnsi="Times New Roman" w:cs="Times New Roman"/>
-          <w:b/>
-          <w:bCs/>
-          <w:lang w:val="tr-TR"/>
-        </w:rPr>
-      </w:pPr>
-    </w:p>
-    <w:p>
-      <w:pPr>
-        <w:jc w:val="both"/>
-        <w:rPr>
-          <w:rFonts w:ascii="Times New Roman" w:hAnsi="Times New Roman" w:cs="Times New Roman"/>
-          <w:b/>
-          <w:bCs/>
-          <w:lang w:val="tr-TR"/>
-        </w:rPr>
-      </w:pPr>
+      <w:r>
+        <w:rPr>
+          <w:noProof/>
+        </w:rPr>
+        <mc:AlternateContent>
+          <mc:Choice Requires="wpi">
+            <w:drawing>
+              <wp:anchor distT="0" distB="0" distL="114300" distR="114300" simplePos="0" relativeHeight="251870208" behindDoc="0" locked="0" layoutInCell="1" allowOverlap="1" wp14:anchorId="1F76C6DF" wp14:editId="3A86BA86">
+                <wp:simplePos x="0" y="0"/>
+                <wp:positionH relativeFrom="column">
+                  <wp:posOffset>805701</wp:posOffset>
+                </wp:positionH>
+                <wp:positionV relativeFrom="paragraph">
+                  <wp:posOffset>2869009</wp:posOffset>
+                </wp:positionV>
+                <wp:extent cx="877320" cy="10440"/>
+                <wp:effectExtent l="38100" t="38100" r="37465" b="40640"/>
+                <wp:wrapNone/>
+                <wp:docPr id="1336971638" name="Ink 25"/>
+                <wp:cNvGraphicFramePr/>
+                <a:graphic xmlns:a="http://schemas.openxmlformats.org/drawingml/2006/main">
+                  <a:graphicData uri="http://schemas.microsoft.com/office/word/2010/wordprocessingInk">
+                    <w14:contentPart bwMode="auto" r:id="rId16">
+                      <w14:nvContentPartPr>
+                        <w14:cNvContentPartPr/>
+                      </w14:nvContentPartPr>
+                      <w14:xfrm>
+                        <a:off x="0" y="0"/>
+                        <a:ext cx="877320" cy="10440"/>
+                      </w14:xfrm>
+                    </w14:contentPart>
+                  </a:graphicData>
+                </a:graphic>
+              </wp:anchor>
+            </w:drawing>
+          </mc:Choice>
+          <mc:Fallback>
+            <w:pict>
+              <v:shapetype w14:anchorId="7B55DD21" id="_x0000_t75" coordsize="21600,21600" o:spt="75" o:preferrelative="t" path="m@4@5l@4@11@9@11@9@5xe" filled="f" stroked="f">
+                <v:stroke joinstyle="miter"/>
+                <v:formulas>
+                  <v:f eqn="if lineDrawn pixelLineWidth 0"/>
+                  <v:f eqn="sum @0 1 0"/>
+                  <v:f eqn="sum 0 0 @1"/>
+                  <v:f eqn="prod @2 1 2"/>
+                  <v:f eqn="prod @3 21600 pixelWidth"/>
+                  <v:f eqn="prod @3 21600 pixelHeight"/>
+                  <v:f eqn="sum @0 0 1"/>
+                  <v:f eqn="prod @6 1 2"/>
+                  <v:f eqn="prod @7 21600 pixelWidth"/>
+                  <v:f eqn="sum @8 21600 0"/>
+                  <v:f eqn="prod @7 21600 pixelHeight"/>
+                  <v:f eqn="sum @10 21600 0"/>
+                </v:formulas>
+                <v:path o:extrusionok="f" gradientshapeok="t" o:connecttype="rect"/>
+                <o:lock v:ext="edit" aspectratio="t"/>
+              </v:shapetype>
+              <v:shape id="Ink 25" o:spid="_x0000_s1026" type="#_x0000_t75" style="position:absolute;margin-left:62.95pt;margin-top:225.4pt;width:70.1pt;height:1.8pt;z-index:251870208;visibility:visible;mso-wrap-style:square;mso-wrap-distance-left:9pt;mso-wrap-distance-top:0;mso-wrap-distance-right:9pt;mso-wrap-distance-bottom:0;mso-position-horizontal:absolute;mso-position-horizontal-relative:text;mso-position-vertical:absolute;mso-position-vertical-relative:text" o:gfxdata="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">
+                <v:imagedata r:id="rId17" o:title=""/>
+              </v:shape>
+            </w:pict>
+          </mc:Fallback>
+        </mc:AlternateContent>
+      </w:r>
+      <w:r>
+        <w:rPr>
+          <w:noProof/>
+        </w:rPr>
+        <mc:AlternateContent>
+          <mc:Choice Requires="wpi">
+            <w:drawing>
+              <wp:anchor distT="0" distB="0" distL="114300" distR="114300" simplePos="0" relativeHeight="251869184" behindDoc="0" locked="0" layoutInCell="1" allowOverlap="1" wp14:anchorId="00537618" wp14:editId="414A9C6B">
+                <wp:simplePos x="0" y="0"/>
+                <wp:positionH relativeFrom="column">
+                  <wp:posOffset>3118341</wp:posOffset>
+                </wp:positionH>
+                <wp:positionV relativeFrom="paragraph">
+                  <wp:posOffset>2849929</wp:posOffset>
+                </wp:positionV>
+                <wp:extent cx="783000" cy="360"/>
+                <wp:effectExtent l="38100" t="38100" r="42545" b="38100"/>
+                <wp:wrapNone/>
+                <wp:docPr id="2058524748" name="Ink 24"/>
+                <wp:cNvGraphicFramePr/>
+                <a:graphic xmlns:a="http://schemas.openxmlformats.org/drawingml/2006/main">
+                  <a:graphicData uri="http://schemas.microsoft.com/office/word/2010/wordprocessingInk">
+                    <w14:contentPart bwMode="auto" r:id="rId18">
+                      <w14:nvContentPartPr>
+                        <w14:cNvContentPartPr/>
+                      </w14:nvContentPartPr>
+                      <w14:xfrm>
+                        <a:off x="0" y="0"/>
+                        <a:ext cx="783000" cy="360"/>
+                      </w14:xfrm>
+                    </w14:contentPart>
+                  </a:graphicData>
+                </a:graphic>
+              </wp:anchor>
+            </w:drawing>
+          </mc:Choice>
+          <mc:Fallback>
+            <w:pict>
+              <v:shape w14:anchorId="2F95F5A0" id="Ink 24" o:spid="_x0000_s1026" type="#_x0000_t75" style="position:absolute;margin-left:245.05pt;margin-top:223.9pt;width:62.6pt;height:1.05pt;z-index:251869184;visibility:visible;mso-wrap-style:square;mso-wrap-distance-left:9pt;mso-wrap-distance-top:0;mso-wrap-distance-right:9pt;mso-wrap-distance-bottom:0;mso-position-horizontal:absolute;mso-position-horizontal-relative:text;mso-position-vertical:absolute;mso-position-vertical-relative:text" o:gfxdata="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">
+                <v:imagedata r:id="rId19" o:title=""/>
+              </v:shape>
+            </w:pict>
+          </mc:Fallback>
+        </mc:AlternateContent>
+      </w:r>
+      <w:r>
+        <w:rPr>
+          <w:noProof/>
+        </w:rPr>
+        <mc:AlternateContent>
+          <mc:Choice Requires="wpi">
+            <w:drawing>
+              <wp:anchor distT="0" distB="0" distL="114300" distR="114300" simplePos="0" relativeHeight="251868160" behindDoc="0" locked="0" layoutInCell="1" allowOverlap="1" wp14:anchorId="0D39F519" wp14:editId="2749A6CC">
+                <wp:simplePos x="0" y="0"/>
+                <wp:positionH relativeFrom="column">
+                  <wp:posOffset>1167141</wp:posOffset>
+                </wp:positionH>
+                <wp:positionV relativeFrom="paragraph">
+                  <wp:posOffset>399049</wp:posOffset>
+                </wp:positionV>
+                <wp:extent cx="2353320" cy="33840"/>
+                <wp:effectExtent l="38100" t="38100" r="34290" b="42545"/>
+                <wp:wrapNone/>
+                <wp:docPr id="878576206" name="Ink 23"/>
+                <wp:cNvGraphicFramePr/>
+                <a:graphic xmlns:a="http://schemas.openxmlformats.org/drawingml/2006/main">
+                  <a:graphicData uri="http://schemas.microsoft.com/office/word/2010/wordprocessingInk">
+                    <w14:contentPart bwMode="auto" r:id="rId20">
+                      <w14:nvContentPartPr>
+                        <w14:cNvContentPartPr/>
+                      </w14:nvContentPartPr>
+                      <w14:xfrm>
+                        <a:off x="0" y="0"/>
+                        <a:ext cx="2353320" cy="33840"/>
+                      </w14:xfrm>
+                    </w14:contentPart>
+                  </a:graphicData>
+                </a:graphic>
+              </wp:anchor>
+            </w:drawing>
+          </mc:Choice>
+          <mc:Fallback>
+            <w:pict>
+              <v:shape w14:anchorId="6B9448DA" id="Ink 23" o:spid="_x0000_s1026" type="#_x0000_t75" style="position:absolute;margin-left:91.4pt;margin-top:30.9pt;width:186.25pt;height:3.65pt;z-index:251868160;visibility:visible;mso-wrap-style:square;mso-wrap-distance-left:9pt;mso-wrap-distance-top:0;mso-wrap-distance-right:9pt;mso-wrap-distance-bottom:0;mso-position-horizontal:absolute;mso-position-horizontal-relative:text;mso-position-vertical:absolute;mso-position-vertical-relative:text" o:gfxdata="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">
+                <v:imagedata r:id="rId21" o:title=""/>
+              </v:shape>
+            </w:pict>
+          </mc:Fallback>
+        </mc:AlternateContent>
+      </w:r>
+      <w:r>
+        <w:fldChar w:fldCharType="begin"/>
+      </w:r>
+      <w:r>
+        <w:instrText xml:space="preserve"> INCLUDEPICTURE "https://www.shutterstock.com/image-vector/endothermic-exothermic-chemical-reactions-cold-600w-2000465120.jpg" \* MERGEFORMATINET </w:instrText>
+      </w:r>
+      <w:r>
+        <w:fldChar w:fldCharType="separate"/>
+      </w:r>
+      <w:r>
+        <w:rPr>
+          <w:noProof/>
+        </w:rPr>
+        <w:drawing>
+          <wp:inline distT="0" distB="0" distL="0" distR="0" wp14:anchorId="0D33BA54" wp14:editId="4419E87C">
+            <wp:extent cx="4523555" cy="3333222"/>
+            <wp:effectExtent l="0" t="0" r="0" b="0"/>
+            <wp:docPr id="1192945412" name="Picture 19" descr="Endothermic and Exothermic chemical reactions. Cold cubes of ice Absorb energy, and hot fire releases energy. Poster for Distance Learning of chemistry and physics"/>
+            <wp:cNvGraphicFramePr>
+              <a:graphicFrameLocks xmlns:a="http://schemas.openxmlformats.org/drawingml/2006/main" noChangeAspect="1"/>
+            </wp:cNvGraphicFramePr>
+            <a:graphic xmlns:a="http://schemas.openxmlformats.org/drawingml/2006/main">
+              <a:graphicData uri="http://schemas.openxmlformats.org/drawingml/2006/picture">
+                <pic:pic xmlns:pic="http://schemas.openxmlformats.org/drawingml/2006/picture">
+                  <pic:nvPicPr>
+                    <pic:cNvPr id="0" name="Picture 11" descr="Endothermic and Exothermic chemical reactions. Cold cubes of ice Absorb energy, and hot fire releases energy. Poster for Distance Learning of chemistry and physics"/>
+                    <pic:cNvPicPr>
+                      <a:picLocks noChangeAspect="1" noChangeArrowheads="1"/>
+                    </pic:cNvPicPr>
+                  </pic:nvPicPr>
+                  <pic:blipFill>
+                    <a:blip r:embed="rId22">
+                      <a:extLst>
+                        <a:ext uri="{28A0092B-C50C-407E-A947-70E740481C1C}">
+                          <a14:useLocalDpi xmlns:a14="http://schemas.microsoft.com/office/drawing/2010/main" val="0"/>
+                        </a:ext>
+                      </a:extLst>
+                    </a:blip>
+                    <a:srcRect/>
+                    <a:stretch>
+                      <a:fillRect/>
+                    </a:stretch>
+                  </pic:blipFill>
+                  <pic:spPr bwMode="auto">
+                    <a:xfrm>
+                      <a:off x="0" y="0"/>
+                      <a:ext cx="4563241" cy="3362465"/>
+                    </a:xfrm>
+                    <a:prstGeom prst="rect">
+                      <a:avLst/>
+                    </a:prstGeom>
+                    <a:noFill/>
+                    <a:ln>
+                      <a:noFill/>
+                    </a:ln>
+                  </pic:spPr>
+                </pic:pic>
+              </a:graphicData>
+            </a:graphic>
+          </wp:inline>
+        </w:drawing>
+      </w:r>
+      <w:r>
+        <w:fldChar w:fldCharType="end"/>
+      </w:r>
+    </w:p>
+    <w:p>
+      <w:pPr>
+        <w:jc w:val="both"/>
+        <w:rPr>
+          <w:rFonts w:ascii="Times New Roman" w:hAnsi="Times New Roman" w:cs="Times New Roman"/>
+          <w:b/>
+          <w:bCs/>
+          <w:lang w:val="tr-TR"/>
+        </w:rPr>
+      </w:pPr>
+    </w:p>
+    <w:p>
+      <w:pPr>
+        <w:jc w:val="both"/>
+        <w:rPr>
+          <w:rFonts w:ascii="Times New Roman" w:hAnsi="Times New Roman" w:cs="Times New Roman"/>
+          <w:b/>
+          <w:bCs/>
+          <w:lang w:val="tr-TR"/>
+        </w:rPr>
+      </w:pPr>
+      <w:r>
+        <w:rPr>
+          <w:rFonts w:ascii="Times New Roman" w:hAnsi="Times New Roman" w:cs="Times New Roman"/>
+          <w:b/>
+          <w:bCs/>
+          <w:highlight w:val="yellow"/>
+          <w:lang w:val="tr-TR"/>
+        </w:rPr>
+        <w:t xml:space="preserve">NOT: </w:t>
+      </w:r>
+      <w:proofErr w:type="spellStart"/>
+      <w:r>
+        <w:rPr>
+          <w:rFonts w:ascii="Times New Roman" w:hAnsi="Times New Roman" w:cs="Times New Roman"/>
+          <w:b/>
+          <w:bCs/>
+          <w:highlight w:val="yellow"/>
+          <w:lang w:val="tr-TR"/>
+        </w:rPr>
+        <w:t>Absorb</w:t>
+      </w:r>
+      <w:proofErr w:type="spellEnd"/>
+      <w:r>
+        <w:rPr>
+          <w:rFonts w:ascii="Times New Roman" w:hAnsi="Times New Roman" w:cs="Times New Roman"/>
+          <w:b/>
+          <w:bCs/>
+          <w:highlight w:val="yellow"/>
+          <w:lang w:val="tr-TR"/>
+        </w:rPr>
+        <w:t xml:space="preserve"> </w:t>
+      </w:r>
+      <w:proofErr w:type="spellStart"/>
+      <w:r>
+        <w:rPr>
+          <w:rFonts w:ascii="Times New Roman" w:hAnsi="Times New Roman" w:cs="Times New Roman"/>
+          <w:b/>
+          <w:bCs/>
+          <w:highlight w:val="yellow"/>
+          <w:lang w:val="tr-TR"/>
+        </w:rPr>
+        <w:t>energy</w:t>
+      </w:r>
+      <w:proofErr w:type="spellEnd"/>
+      <w:r>
+        <w:rPr>
+          <w:rFonts w:ascii="Times New Roman" w:hAnsi="Times New Roman" w:cs="Times New Roman"/>
+          <w:b/>
+          <w:bCs/>
+          <w:highlight w:val="yellow"/>
+          <w:lang w:val="tr-TR"/>
+        </w:rPr>
+        <w:t xml:space="preserve">: Çevreden enerji alır, </w:t>
+      </w:r>
+      <w:proofErr w:type="spellStart"/>
+      <w:r>
+        <w:rPr>
+          <w:rFonts w:ascii="Times New Roman" w:hAnsi="Times New Roman" w:cs="Times New Roman"/>
+          <w:b/>
+          <w:bCs/>
+          <w:highlight w:val="yellow"/>
+          <w:lang w:val="tr-TR"/>
+        </w:rPr>
+        <w:t>release</w:t>
+      </w:r>
+      <w:proofErr w:type="spellEnd"/>
+      <w:r>
+        <w:rPr>
+          <w:rFonts w:ascii="Times New Roman" w:hAnsi="Times New Roman" w:cs="Times New Roman"/>
+          <w:b/>
+          <w:bCs/>
+          <w:highlight w:val="yellow"/>
+          <w:lang w:val="tr-TR"/>
+        </w:rPr>
+        <w:t xml:space="preserve"> </w:t>
+      </w:r>
+      <w:proofErr w:type="spellStart"/>
+      <w:r>
+        <w:rPr>
+          <w:rFonts w:ascii="Times New Roman" w:hAnsi="Times New Roman" w:cs="Times New Roman"/>
+          <w:b/>
+          <w:bCs/>
+          <w:highlight w:val="yellow"/>
+          <w:lang w:val="tr-TR"/>
+        </w:rPr>
+        <w:t>energy</w:t>
+      </w:r>
+      <w:proofErr w:type="spellEnd"/>
+      <w:r>
+        <w:rPr>
+          <w:rFonts w:ascii="Times New Roman" w:hAnsi="Times New Roman" w:cs="Times New Roman"/>
+          <w:b/>
+          <w:bCs/>
+          <w:highlight w:val="yellow"/>
+          <w:lang w:val="tr-TR"/>
+        </w:rPr>
+        <w:t>: Çevreye enerji verir.</w:t>
+      </w:r>
     </w:p>
     <w:p>
       <w:pPr>
@@ -4971,112 +5269,15 @@
           <w:rFonts w:ascii="Times New Roman" w:hAnsi="Times New Roman" w:cs="Times New Roman"/>
           <w:lang w:val="tr-TR"/>
         </w:rPr>
-        <w:t xml:space="preserve"> Ocak ateşinde pişirilen yemek</w:t>
-      </w:r>
-      <w:r>
-        <w:rPr>
-          <w:rFonts w:ascii="Times New Roman" w:hAnsi="Times New Roman" w:cs="Times New Roman"/>
-          <w:lang w:val="tr-TR"/>
-        </w:rPr>
-        <w:t xml:space="preserve">                         </w:t>
-      </w:r>
-      <w:r>
-        <w:rPr>
-          <w:rFonts w:ascii="Times New Roman" w:hAnsi="Times New Roman" w:cs="Times New Roman"/>
-          <w:b/>
-          <w:bCs/>
-          <w:lang w:val="tr-TR"/>
-        </w:rPr>
-        <w:t xml:space="preserve">Görsel </w:t>
-      </w:r>
-      <w:r>
-        <w:rPr>
-          <w:rFonts w:ascii="Times New Roman" w:hAnsi="Times New Roman" w:cs="Times New Roman"/>
-          <w:b/>
-          <w:bCs/>
-          <w:lang w:val="tr-TR"/>
-        </w:rPr>
-        <w:t>D</w:t>
-      </w:r>
-      <w:r>
-        <w:rPr>
-          <w:rFonts w:ascii="Times New Roman" w:hAnsi="Times New Roman" w:cs="Times New Roman"/>
-          <w:b/>
-          <w:bCs/>
-          <w:lang w:val="tr-TR"/>
-        </w:rPr>
-        <w:t>:</w:t>
-      </w:r>
-      <w:r>
-        <w:rPr>
-          <w:rFonts w:ascii="Times New Roman" w:hAnsi="Times New Roman" w:cs="Times New Roman"/>
-          <w:lang w:val="tr-TR"/>
-        </w:rPr>
-        <w:t xml:space="preserve"> Ocak ateşinde pişirilen yemek</w:t>
-      </w:r>
-    </w:p>
-    <w:p>
-      <w:pPr>
-        <w:jc w:val="both"/>
-        <w:rPr>
-          <w:rFonts w:ascii="Times New Roman" w:hAnsi="Times New Roman" w:cs="Times New Roman"/>
-          <w:lang w:val="tr-TR"/>
-        </w:rPr>
-      </w:pPr>
-    </w:p>
-    <w:p>
-      <w:pPr>
-        <w:jc w:val="both"/>
-        <w:rPr>
-          <w:rFonts w:ascii="Times New Roman" w:hAnsi="Times New Roman" w:cs="Times New Roman"/>
-          <w:lang w:val="tr-TR"/>
-        </w:rPr>
-      </w:pPr>
-    </w:p>
-    <w:p>
-      <w:pPr>
-        <w:jc w:val="both"/>
-        <w:rPr>
-          <w:rFonts w:ascii="Times New Roman" w:hAnsi="Times New Roman" w:cs="Times New Roman"/>
-          <w:lang w:val="tr-TR"/>
-        </w:rPr>
-      </w:pPr>
-    </w:p>
-    <w:p>
-      <w:pPr>
-        <w:jc w:val="both"/>
-        <w:rPr>
-          <w:rFonts w:ascii="Times New Roman" w:hAnsi="Times New Roman" w:cs="Times New Roman"/>
-          <w:lang w:val="tr-TR"/>
-        </w:rPr>
-      </w:pPr>
-    </w:p>
-    <w:p>
-      <w:pPr>
-        <w:jc w:val="both"/>
-        <w:rPr>
-          <w:rFonts w:ascii="Times New Roman" w:hAnsi="Times New Roman" w:cs="Times New Roman"/>
-          <w:lang w:val="tr-TR"/>
-        </w:rPr>
-      </w:pPr>
-    </w:p>
-    <w:p>
-      <w:pPr>
-        <w:jc w:val="both"/>
-        <w:rPr>
-          <w:rFonts w:ascii="Times New Roman" w:hAnsi="Times New Roman" w:cs="Times New Roman"/>
-          <w:lang w:val="tr-TR"/>
-        </w:rPr>
-      </w:pPr>
-    </w:p>
-    <w:p>
-      <w:pPr>
-        <w:jc w:val="both"/>
-        <w:rPr>
-          <w:rFonts w:ascii="Times New Roman" w:hAnsi="Times New Roman" w:cs="Times New Roman"/>
-          <w:lang w:val="tr-TR"/>
-        </w:rPr>
-      </w:pPr>
+        <w:t xml:space="preserve"> </w:t>
+      </w:r>
+      <w:r>
+        <w:rPr>
+          <w:rFonts w:ascii="Times New Roman" w:hAnsi="Times New Roman" w:cs="Times New Roman"/>
+          <w:lang w:val="tr-TR"/>
+        </w:rPr>
+        <w:t>Erime ve yanma olayları sırasındaki enerji değişimi</w:t>
+      </w:r>
     </w:p>
     <w:p>
       <w:pPr>
@@ -5131,14 +5332,28 @@
           <w:rFonts w:ascii="Times New Roman" w:hAnsi="Times New Roman" w:cs="Times New Roman"/>
           <w:lang w:val="tr-TR"/>
         </w:rPr>
-        <w:t xml:space="preserve"> (Görsel E</w:t>
-      </w:r>
-      <w:r>
-        <w:rPr>
-          <w:rFonts w:ascii="Times New Roman" w:hAnsi="Times New Roman" w:cs="Times New Roman"/>
-          <w:lang w:val="tr-TR"/>
-        </w:rPr>
-        <w:t xml:space="preserve"> ve F</w:t>
+        <w:t xml:space="preserve"> (Görsel </w:t>
+      </w:r>
+      <w:r>
+        <w:rPr>
+          <w:rFonts w:ascii="Times New Roman" w:hAnsi="Times New Roman" w:cs="Times New Roman"/>
+          <w:lang w:val="tr-TR"/>
+        </w:rPr>
+        <w:t>D</w:t>
+      </w:r>
+      <w:r>
+        <w:rPr>
+          <w:rFonts w:ascii="Times New Roman" w:hAnsi="Times New Roman" w:cs="Times New Roman"/>
+          <w:lang w:val="tr-TR"/>
+        </w:rPr>
+        <w:t xml:space="preserve"> ve </w:t>
+      </w:r>
+      <w:r>
+        <w:rPr>
+          <w:rFonts w:ascii="Times New Roman" w:hAnsi="Times New Roman" w:cs="Times New Roman"/>
+          <w:lang w:val="tr-TR"/>
+        </w:rPr>
+        <w:t>E</w:t>
       </w:r>
       <w:r>
         <w:rPr>
@@ -5154,6 +5369,13 @@
         </w:rPr>
         <w:t>.</w:t>
       </w:r>
+      <w:r>
+        <w:rPr>
+          <w:rFonts w:ascii="Times New Roman" w:hAnsi="Times New Roman" w:cs="Times New Roman"/>
+          <w:lang w:val="tr-TR"/>
+        </w:rPr>
+        <w:t xml:space="preserve"> Isı alışverişi sırasında sıcaklık değişimi her zaman gözlenmez. Saf maddelerin erimesi ve kaynaması gibi hâl değişim olaylarında ısı alışverişi sabit sıcaklıkta gerçekleşir.</w:t>
+      </w:r>
     </w:p>
     <w:p>
       <w:pPr>
@@ -5177,9 +5399,9 @@
           <w:noProof/>
         </w:rPr>
         <w:drawing>
-          <wp:inline distT="0" distB="0" distL="0" distR="0" wp14:anchorId="40556F60" wp14:editId="702DC2C9">
-            <wp:extent cx="5383454" cy="5439244"/>
-            <wp:effectExtent l="0" t="0" r="1905" b="0"/>
+          <wp:inline distT="0" distB="0" distL="0" distR="0" wp14:anchorId="40556F60" wp14:editId="3C14DC09">
+            <wp:extent cx="5092784" cy="5145562"/>
+            <wp:effectExtent l="0" t="0" r="0" b="0"/>
             <wp:docPr id="1963401834" name="Picture 14" descr="Exothermic VS Endothermic Reaction Vector"/>
             <wp:cNvGraphicFramePr>
               <a:graphicFrameLocks xmlns:a="http://schemas.openxmlformats.org/drawingml/2006/main" noChangeAspect="1"/>
@@ -5194,7 +5416,7 @@
                     </pic:cNvPicPr>
                   </pic:nvPicPr>
                   <pic:blipFill>
-                    <a:blip r:embed="rId16">
+                    <a:blip r:embed="rId23">
                       <a:extLst>
                         <a:ext uri="{28A0092B-C50C-407E-A947-70E740481C1C}">
                           <a14:useLocalDpi xmlns:a14="http://schemas.microsoft.com/office/drawing/2010/main" val="0"/>
@@ -5209,7 +5431,7 @@
                   <pic:spPr bwMode="auto">
                     <a:xfrm>
                       <a:off x="0" y="0"/>
-                      <a:ext cx="5383454" cy="5439244"/>
+                      <a:ext cx="5102243" cy="5155119"/>
                     </a:xfrm>
                     <a:prstGeom prst="rect">
                       <a:avLst/>
@@ -5368,8 +5590,9 @@
           <w:highlight w:val="yellow"/>
           <w:lang w:val="tr-TR"/>
         </w:rPr>
-        <w:t>E</w:t>
-      </w:r>
+        <w:t>Endothermic</w:t>
+      </w:r>
+      <w:proofErr w:type="spellEnd"/>
       <w:r>
         <w:rPr>
           <w:rFonts w:ascii="Times New Roman" w:hAnsi="Times New Roman" w:cs="Times New Roman"/>
@@ -5378,8 +5601,9 @@
           <w:highlight w:val="yellow"/>
           <w:lang w:val="tr-TR"/>
         </w:rPr>
-        <w:t>nd</w:t>
-      </w:r>
+        <w:t xml:space="preserve"> </w:t>
+      </w:r>
+      <w:proofErr w:type="spellStart"/>
       <w:r>
         <w:rPr>
           <w:rFonts w:ascii="Times New Roman" w:hAnsi="Times New Roman" w:cs="Times New Roman"/>
@@ -5388,8 +5612,9 @@
           <w:highlight w:val="yellow"/>
           <w:lang w:val="tr-TR"/>
         </w:rPr>
-        <w:t>ot</w:t>
-      </w:r>
+        <w:t>reaction</w:t>
+      </w:r>
+      <w:proofErr w:type="spellEnd"/>
       <w:r>
         <w:rPr>
           <w:rFonts w:ascii="Times New Roman" w:hAnsi="Times New Roman" w:cs="Times New Roman"/>
@@ -5398,8 +5623,9 @@
           <w:highlight w:val="yellow"/>
           <w:lang w:val="tr-TR"/>
         </w:rPr>
-        <w:t>h</w:t>
-      </w:r>
+        <w:t xml:space="preserve">: Endotermik olay, A </w:t>
+      </w:r>
+      <w:proofErr w:type="spellStart"/>
       <w:r>
         <w:rPr>
           <w:rFonts w:ascii="Times New Roman" w:hAnsi="Times New Roman" w:cs="Times New Roman"/>
@@ -5408,7 +5634,7 @@
           <w:highlight w:val="yellow"/>
           <w:lang w:val="tr-TR"/>
         </w:rPr>
-        <w:t>ermic</w:t>
+        <w:t>reaction</w:t>
       </w:r>
       <w:proofErr w:type="spellEnd"/>
       <w:r>
@@ -5430,6 +5656,72 @@
           <w:highlight w:val="yellow"/>
           <w:lang w:val="tr-TR"/>
         </w:rPr>
+        <w:t>that</w:t>
+      </w:r>
+      <w:proofErr w:type="spellEnd"/>
+      <w:r>
+        <w:rPr>
+          <w:rFonts w:ascii="Times New Roman" w:hAnsi="Times New Roman" w:cs="Times New Roman"/>
+          <w:b/>
+          <w:bCs/>
+          <w:highlight w:val="yellow"/>
+          <w:lang w:val="tr-TR"/>
+        </w:rPr>
+        <w:t xml:space="preserve"> </w:t>
+      </w:r>
+      <w:proofErr w:type="spellStart"/>
+      <w:r>
+        <w:rPr>
+          <w:rFonts w:ascii="Times New Roman" w:hAnsi="Times New Roman" w:cs="Times New Roman"/>
+          <w:b/>
+          <w:bCs/>
+          <w:highlight w:val="yellow"/>
+          <w:lang w:val="tr-TR"/>
+        </w:rPr>
+        <w:t>releases</w:t>
+      </w:r>
+      <w:proofErr w:type="spellEnd"/>
+      <w:r>
+        <w:rPr>
+          <w:rFonts w:ascii="Times New Roman" w:hAnsi="Times New Roman" w:cs="Times New Roman"/>
+          <w:b/>
+          <w:bCs/>
+          <w:highlight w:val="yellow"/>
+          <w:lang w:val="tr-TR"/>
+        </w:rPr>
+        <w:t xml:space="preserve"> </w:t>
+      </w:r>
+      <w:proofErr w:type="gramStart"/>
+      <w:r>
+        <w:rPr>
+          <w:rFonts w:ascii="Times New Roman" w:hAnsi="Times New Roman" w:cs="Times New Roman"/>
+          <w:b/>
+          <w:bCs/>
+          <w:highlight w:val="yellow"/>
+          <w:lang w:val="tr-TR"/>
+        </w:rPr>
+        <w:t>… :</w:t>
+      </w:r>
+      <w:proofErr w:type="gramEnd"/>
+      <w:r>
+        <w:rPr>
+          <w:rFonts w:ascii="Times New Roman" w:hAnsi="Times New Roman" w:cs="Times New Roman"/>
+          <w:b/>
+          <w:bCs/>
+          <w:highlight w:val="yellow"/>
+          <w:lang w:val="tr-TR"/>
+        </w:rPr>
+        <w:t xml:space="preserve"> Çevreye enerji verilir, A </w:t>
+      </w:r>
+      <w:proofErr w:type="spellStart"/>
+      <w:r>
+        <w:rPr>
+          <w:rFonts w:ascii="Times New Roman" w:hAnsi="Times New Roman" w:cs="Times New Roman"/>
+          <w:b/>
+          <w:bCs/>
+          <w:highlight w:val="yellow"/>
+          <w:lang w:val="tr-TR"/>
+        </w:rPr>
         <w:t>reaction</w:t>
       </w:r>
       <w:proofErr w:type="spellEnd"/>
@@ -5441,8 +5733,9 @@
           <w:highlight w:val="yellow"/>
           <w:lang w:val="tr-TR"/>
         </w:rPr>
-        <w:t>: E</w:t>
-      </w:r>
+        <w:t xml:space="preserve"> </w:t>
+      </w:r>
+      <w:proofErr w:type="spellStart"/>
       <w:r>
         <w:rPr>
           <w:rFonts w:ascii="Times New Roman" w:hAnsi="Times New Roman" w:cs="Times New Roman"/>
@@ -5451,8 +5744,9 @@
           <w:highlight w:val="yellow"/>
           <w:lang w:val="tr-TR"/>
         </w:rPr>
-        <w:t>ndo</w:t>
-      </w:r>
+        <w:t>that</w:t>
+      </w:r>
+      <w:proofErr w:type="spellEnd"/>
       <w:r>
         <w:rPr>
           <w:rFonts w:ascii="Times New Roman" w:hAnsi="Times New Roman" w:cs="Times New Roman"/>
@@ -5461,8 +5755,9 @@
           <w:highlight w:val="yellow"/>
           <w:lang w:val="tr-TR"/>
         </w:rPr>
-        <w:t>termik olay</w:t>
-      </w:r>
+        <w:t xml:space="preserve"> </w:t>
+      </w:r>
+      <w:proofErr w:type="spellStart"/>
       <w:r>
         <w:rPr>
           <w:rFonts w:ascii="Times New Roman" w:hAnsi="Times New Roman" w:cs="Times New Roman"/>
@@ -5471,9 +5766,9 @@
           <w:highlight w:val="yellow"/>
           <w:lang w:val="tr-TR"/>
         </w:rPr>
-        <w:t xml:space="preserve">, A </w:t>
-      </w:r>
-      <w:proofErr w:type="spellStart"/>
+        <w:t>absorbs</w:t>
+      </w:r>
+      <w:proofErr w:type="spellEnd"/>
       <w:r>
         <w:rPr>
           <w:rFonts w:ascii="Times New Roman" w:hAnsi="Times New Roman" w:cs="Times New Roman"/>
@@ -5482,149 +5777,6 @@
           <w:highlight w:val="yellow"/>
           <w:lang w:val="tr-TR"/>
         </w:rPr>
-        <w:t>reaction</w:t>
-      </w:r>
-      <w:proofErr w:type="spellEnd"/>
-      <w:r>
-        <w:rPr>
-          <w:rFonts w:ascii="Times New Roman" w:hAnsi="Times New Roman" w:cs="Times New Roman"/>
-          <w:b/>
-          <w:bCs/>
-          <w:highlight w:val="yellow"/>
-          <w:lang w:val="tr-TR"/>
-        </w:rPr>
-        <w:t xml:space="preserve"> </w:t>
-      </w:r>
-      <w:proofErr w:type="spellStart"/>
-      <w:r>
-        <w:rPr>
-          <w:rFonts w:ascii="Times New Roman" w:hAnsi="Times New Roman" w:cs="Times New Roman"/>
-          <w:b/>
-          <w:bCs/>
-          <w:highlight w:val="yellow"/>
-          <w:lang w:val="tr-TR"/>
-        </w:rPr>
-        <w:t>that</w:t>
-      </w:r>
-      <w:proofErr w:type="spellEnd"/>
-      <w:r>
-        <w:rPr>
-          <w:rFonts w:ascii="Times New Roman" w:hAnsi="Times New Roman" w:cs="Times New Roman"/>
-          <w:b/>
-          <w:bCs/>
-          <w:highlight w:val="yellow"/>
-          <w:lang w:val="tr-TR"/>
-        </w:rPr>
-        <w:t xml:space="preserve"> </w:t>
-      </w:r>
-      <w:proofErr w:type="spellStart"/>
-      <w:r>
-        <w:rPr>
-          <w:rFonts w:ascii="Times New Roman" w:hAnsi="Times New Roman" w:cs="Times New Roman"/>
-          <w:b/>
-          <w:bCs/>
-          <w:highlight w:val="yellow"/>
-          <w:lang w:val="tr-TR"/>
-        </w:rPr>
-        <w:t>releases</w:t>
-      </w:r>
-      <w:proofErr w:type="spellEnd"/>
-      <w:r>
-        <w:rPr>
-          <w:rFonts w:ascii="Times New Roman" w:hAnsi="Times New Roman" w:cs="Times New Roman"/>
-          <w:b/>
-          <w:bCs/>
-          <w:highlight w:val="yellow"/>
-          <w:lang w:val="tr-TR"/>
-        </w:rPr>
-        <w:t xml:space="preserve"> </w:t>
-      </w:r>
-      <w:proofErr w:type="gramStart"/>
-      <w:r>
-        <w:rPr>
-          <w:rFonts w:ascii="Times New Roman" w:hAnsi="Times New Roman" w:cs="Times New Roman"/>
-          <w:b/>
-          <w:bCs/>
-          <w:highlight w:val="yellow"/>
-          <w:lang w:val="tr-TR"/>
-        </w:rPr>
-        <w:t>… :</w:t>
-      </w:r>
-      <w:proofErr w:type="gramEnd"/>
-      <w:r>
-        <w:rPr>
-          <w:rFonts w:ascii="Times New Roman" w:hAnsi="Times New Roman" w:cs="Times New Roman"/>
-          <w:b/>
-          <w:bCs/>
-          <w:highlight w:val="yellow"/>
-          <w:lang w:val="tr-TR"/>
-        </w:rPr>
-        <w:t xml:space="preserve"> Çevreye enerji verilir, A </w:t>
-      </w:r>
-      <w:proofErr w:type="spellStart"/>
-      <w:r>
-        <w:rPr>
-          <w:rFonts w:ascii="Times New Roman" w:hAnsi="Times New Roman" w:cs="Times New Roman"/>
-          <w:b/>
-          <w:bCs/>
-          <w:highlight w:val="yellow"/>
-          <w:lang w:val="tr-TR"/>
-        </w:rPr>
-        <w:t>reaction</w:t>
-      </w:r>
-      <w:proofErr w:type="spellEnd"/>
-      <w:r>
-        <w:rPr>
-          <w:rFonts w:ascii="Times New Roman" w:hAnsi="Times New Roman" w:cs="Times New Roman"/>
-          <w:b/>
-          <w:bCs/>
-          <w:highlight w:val="yellow"/>
-          <w:lang w:val="tr-TR"/>
-        </w:rPr>
-        <w:t xml:space="preserve"> </w:t>
-      </w:r>
-      <w:proofErr w:type="spellStart"/>
-      <w:r>
-        <w:rPr>
-          <w:rFonts w:ascii="Times New Roman" w:hAnsi="Times New Roman" w:cs="Times New Roman"/>
-          <w:b/>
-          <w:bCs/>
-          <w:highlight w:val="yellow"/>
-          <w:lang w:val="tr-TR"/>
-        </w:rPr>
-        <w:t>that</w:t>
-      </w:r>
-      <w:proofErr w:type="spellEnd"/>
-      <w:r>
-        <w:rPr>
-          <w:rFonts w:ascii="Times New Roman" w:hAnsi="Times New Roman" w:cs="Times New Roman"/>
-          <w:b/>
-          <w:bCs/>
-          <w:highlight w:val="yellow"/>
-          <w:lang w:val="tr-TR"/>
-        </w:rPr>
-        <w:t xml:space="preserve"> </w:t>
-      </w:r>
-      <w:proofErr w:type="spellStart"/>
-      <w:r>
-        <w:rPr>
-          <w:rFonts w:ascii="Times New Roman" w:hAnsi="Times New Roman" w:cs="Times New Roman"/>
-          <w:b/>
-          <w:bCs/>
-          <w:highlight w:val="yellow"/>
-          <w:lang w:val="tr-TR"/>
-        </w:rPr>
-        <w:t>absorbs</w:t>
-      </w:r>
-      <w:proofErr w:type="spellEnd"/>
-      <w:r>
-        <w:rPr>
-          <w:rFonts w:ascii="Times New Roman" w:hAnsi="Times New Roman" w:cs="Times New Roman"/>
-          <w:b/>
-          <w:bCs/>
-          <w:highlight w:val="yellow"/>
-          <w:lang w:val="tr-TR"/>
-        </w:rPr>
         <w:t xml:space="preserve"> …: Çevreden enerji alınır.</w:t>
       </w:r>
     </w:p>
@@ -5652,7 +5804,7 @@
           <w:bCs/>
           <w:lang w:val="tr-TR"/>
         </w:rPr>
-        <w:t>E</w:t>
+        <w:t>D</w:t>
       </w:r>
       <w:r>
         <w:rPr>
@@ -5668,14 +5820,7 @@
           <w:rFonts w:ascii="Times New Roman" w:hAnsi="Times New Roman" w:cs="Times New Roman"/>
           <w:lang w:val="tr-TR"/>
         </w:rPr>
-        <w:t xml:space="preserve"> </w:t>
-      </w:r>
-      <w:r>
-        <w:rPr>
-          <w:rFonts w:ascii="Times New Roman" w:hAnsi="Times New Roman" w:cs="Times New Roman"/>
-          <w:lang w:val="tr-TR"/>
-        </w:rPr>
-        <w:t>Ekzotermik ve endotermik olaylar</w:t>
+        <w:t xml:space="preserve"> Ekzotermik ve endotermik olaylar</w:t>
       </w:r>
     </w:p>
     <w:p>
@@ -5718,7 +5863,7 @@
                     </pic:cNvPicPr>
                   </pic:nvPicPr>
                   <pic:blipFill>
-                    <a:blip r:embed="rId17">
+                    <a:blip r:embed="rId24">
                       <a:extLst>
                         <a:ext uri="{28A0092B-C50C-407E-A947-70E740481C1C}">
                           <a14:useLocalDpi xmlns:a14="http://schemas.microsoft.com/office/drawing/2010/main" val="0"/>
@@ -5826,17 +5971,7 @@
           <w:highlight w:val="yellow"/>
           <w:lang w:val="tr-TR"/>
         </w:rPr>
-        <w:t>Endotermik</w:t>
-      </w:r>
-      <w:r>
-        <w:rPr>
-          <w:rFonts w:ascii="Times New Roman" w:hAnsi="Times New Roman" w:cs="Times New Roman"/>
-          <w:b/>
-          <w:bCs/>
-          <w:highlight w:val="yellow"/>
-          <w:lang w:val="tr-TR"/>
-        </w:rPr>
-        <w:t xml:space="preserve"> </w:t>
+        <w:t xml:space="preserve">Endotermik </w:t>
       </w:r>
       <w:r>
         <w:rPr>
@@ -6209,8 +6344,9 @@
           <w:highlight w:val="yellow"/>
           <w:lang w:val="tr-TR"/>
         </w:rPr>
-        <w:t xml:space="preserve"> </w:t>
-      </w:r>
+        <w:t xml:space="preserve"> + </w:t>
+      </w:r>
+      <w:proofErr w:type="spellStart"/>
       <w:r>
         <w:rPr>
           <w:rFonts w:ascii="Times New Roman" w:hAnsi="Times New Roman" w:cs="Times New Roman"/>
@@ -6219,7 +6355,40 @@
           <w:highlight w:val="yellow"/>
           <w:lang w:val="tr-TR"/>
         </w:rPr>
-        <w:t xml:space="preserve">+ </w:t>
+        <w:t>Energy</w:t>
+      </w:r>
+      <w:proofErr w:type="spellEnd"/>
+      <w:r>
+        <w:rPr>
+          <w:rFonts w:ascii="Times New Roman" w:hAnsi="Times New Roman" w:cs="Times New Roman"/>
+          <w:b/>
+          <w:bCs/>
+          <w:highlight w:val="yellow"/>
+          <w:lang w:val="tr-TR"/>
+        </w:rPr>
+        <w:t xml:space="preserve">: </w:t>
+      </w:r>
+      <w:proofErr w:type="gramStart"/>
+      <w:r>
+        <w:rPr>
+          <w:rFonts w:ascii="Times New Roman" w:hAnsi="Times New Roman" w:cs="Times New Roman"/>
+          <w:b/>
+          <w:bCs/>
+          <w:highlight w:val="yellow"/>
+          <w:lang w:val="tr-TR"/>
+        </w:rPr>
+        <w:t>Girenler -</w:t>
+      </w:r>
+      <w:proofErr w:type="gramEnd"/>
+      <w:r>
+        <w:rPr>
+          <w:rFonts w:ascii="Times New Roman" w:hAnsi="Times New Roman" w:cs="Times New Roman"/>
+          <w:b/>
+          <w:bCs/>
+          <w:highlight w:val="yellow"/>
+          <w:lang w:val="tr-TR"/>
+        </w:rPr>
+        <w:t xml:space="preserve">&gt; Ürünler + Enerji, </w:t>
       </w:r>
       <w:proofErr w:type="spellStart"/>
       <w:r>
@@ -6230,7 +6399,7 @@
           <w:highlight w:val="yellow"/>
           <w:lang w:val="tr-TR"/>
         </w:rPr>
-        <w:t>Energy</w:t>
+        <w:t>Heat</w:t>
       </w:r>
       <w:proofErr w:type="spellEnd"/>
       <w:r>
@@ -6241,262 +6410,383 @@
           <w:highlight w:val="yellow"/>
           <w:lang w:val="tr-TR"/>
         </w:rPr>
+        <w:t>: Isı.</w:t>
+      </w:r>
+    </w:p>
+    <w:p>
+      <w:pPr>
+        <w:jc w:val="both"/>
+        <w:rPr>
+          <w:rFonts w:ascii="Times New Roman" w:hAnsi="Times New Roman" w:cs="Times New Roman"/>
+          <w:lang w:val="tr-TR"/>
+        </w:rPr>
+      </w:pPr>
+      <w:r>
+        <w:rPr>
+          <w:rFonts w:ascii="Times New Roman" w:hAnsi="Times New Roman" w:cs="Times New Roman"/>
+          <w:b/>
+          <w:bCs/>
+          <w:lang w:val="tr-TR"/>
+        </w:rPr>
+        <w:t xml:space="preserve">Görsel </w:t>
+      </w:r>
+      <w:r>
+        <w:rPr>
+          <w:rFonts w:ascii="Times New Roman" w:hAnsi="Times New Roman" w:cs="Times New Roman"/>
+          <w:b/>
+          <w:bCs/>
+          <w:lang w:val="tr-TR"/>
+        </w:rPr>
+        <w:t>E</w:t>
+      </w:r>
+      <w:r>
+        <w:rPr>
+          <w:rFonts w:ascii="Times New Roman" w:hAnsi="Times New Roman" w:cs="Times New Roman"/>
+          <w:b/>
+          <w:bCs/>
+          <w:lang w:val="tr-TR"/>
+        </w:rPr>
+        <w:t>:</w:t>
+      </w:r>
+      <w:r>
+        <w:rPr>
+          <w:rFonts w:ascii="Times New Roman" w:hAnsi="Times New Roman" w:cs="Times New Roman"/>
+          <w:lang w:val="tr-TR"/>
+        </w:rPr>
+        <w:t xml:space="preserve"> Suyun parçalanması ve odunun yanması</w:t>
+      </w:r>
+    </w:p>
+    <w:p>
+      <w:pPr>
+        <w:jc w:val="both"/>
+        <w:rPr>
+          <w:rFonts w:ascii="Times New Roman" w:hAnsi="Times New Roman" w:cs="Times New Roman"/>
+          <w:lang w:val="tr-TR"/>
+        </w:rPr>
+      </w:pPr>
+    </w:p>
+    <w:p>
+      <w:pPr>
+        <w:jc w:val="both"/>
+        <w:rPr>
+          <w:rFonts w:ascii="Times New Roman" w:hAnsi="Times New Roman" w:cs="Times New Roman"/>
+          <w:lang w:val="tr-TR"/>
+        </w:rPr>
+      </w:pPr>
+      <w:r>
+        <w:rPr>
+          <w:rFonts w:ascii="Times New Roman" w:hAnsi="Times New Roman" w:cs="Times New Roman"/>
+          <w:lang w:val="tr-TR"/>
+        </w:rPr>
+        <w:t>Enerji değişimleri</w:t>
+      </w:r>
+      <w:r>
+        <w:rPr>
+          <w:rFonts w:ascii="Times New Roman" w:hAnsi="Times New Roman" w:cs="Times New Roman"/>
+          <w:lang w:val="tr-TR"/>
+        </w:rPr>
+        <w:t xml:space="preserve"> sadece </w:t>
+      </w:r>
+      <w:r>
+        <w:rPr>
+          <w:rFonts w:ascii="Times New Roman" w:hAnsi="Times New Roman" w:cs="Times New Roman"/>
+          <w:lang w:val="tr-TR"/>
+        </w:rPr>
+        <w:t>laboratuvar ortamı</w:t>
+      </w:r>
+      <w:r>
+        <w:rPr>
+          <w:rFonts w:ascii="Times New Roman" w:hAnsi="Times New Roman" w:cs="Times New Roman"/>
+          <w:lang w:val="tr-TR"/>
+        </w:rPr>
+        <w:t>nda incelenen olaylarla</w:t>
+      </w:r>
+      <w:r>
+        <w:rPr>
+          <w:rFonts w:ascii="Times New Roman" w:hAnsi="Times New Roman" w:cs="Times New Roman"/>
+          <w:lang w:val="tr-TR"/>
+        </w:rPr>
+        <w:t xml:space="preserve"> sınırlı değildir. Günlük yaşamda karşılaşılan pek çok olay, bu kavramların somut örneklerini sunar. Örneğin bir yakıtın yanması sırasında açığa çıkan ısı ve ışık</w:t>
+      </w:r>
+      <w:r>
+        <w:rPr>
+          <w:rFonts w:ascii="Times New Roman" w:hAnsi="Times New Roman" w:cs="Times New Roman"/>
+          <w:lang w:val="tr-TR"/>
+        </w:rPr>
+        <w:t xml:space="preserve"> (Görsel </w:t>
+      </w:r>
+      <w:r>
+        <w:rPr>
+          <w:rFonts w:ascii="Times New Roman" w:hAnsi="Times New Roman" w:cs="Times New Roman"/>
+          <w:lang w:val="tr-TR"/>
+        </w:rPr>
+        <w:t>F</w:t>
+      </w:r>
+      <w:r>
+        <w:rPr>
+          <w:rFonts w:ascii="Times New Roman" w:hAnsi="Times New Roman" w:cs="Times New Roman"/>
+          <w:lang w:val="tr-TR"/>
+        </w:rPr>
+        <w:t>)</w:t>
+      </w:r>
+      <w:r>
+        <w:rPr>
+          <w:rFonts w:ascii="Times New Roman" w:hAnsi="Times New Roman" w:cs="Times New Roman"/>
+          <w:lang w:val="tr-TR"/>
+        </w:rPr>
+        <w:t>, kimyasal tepkimelerdeki enerji değişimine işaret eder. Soğuk bir içeceğe atılan buzun zamanla hâl değiştirmesi</w:t>
+      </w:r>
+      <w:r>
+        <w:rPr>
+          <w:rFonts w:ascii="Times New Roman" w:hAnsi="Times New Roman" w:cs="Times New Roman"/>
+          <w:lang w:val="tr-TR"/>
+        </w:rPr>
+        <w:t xml:space="preserve"> (Görsel </w:t>
+      </w:r>
+      <w:r>
+        <w:rPr>
+          <w:rFonts w:ascii="Times New Roman" w:hAnsi="Times New Roman" w:cs="Times New Roman"/>
+          <w:lang w:val="tr-TR"/>
+        </w:rPr>
+        <w:t>G</w:t>
+      </w:r>
+      <w:r>
+        <w:rPr>
+          <w:rFonts w:ascii="Times New Roman" w:hAnsi="Times New Roman" w:cs="Times New Roman"/>
+          <w:lang w:val="tr-TR"/>
+        </w:rPr>
+        <w:t>)</w:t>
+      </w:r>
+      <w:r>
+        <w:rPr>
+          <w:rFonts w:ascii="Times New Roman" w:hAnsi="Times New Roman" w:cs="Times New Roman"/>
+          <w:lang w:val="tr-TR"/>
+        </w:rPr>
+        <w:t xml:space="preserve"> ya da kolonya gibi uçucu bir sıvının cilt üzerinde serinlik hissi oluşturması, fiziksel değişimler sırasında gerçekleşen enerji </w:t>
+      </w:r>
+      <w:r>
+        <w:rPr>
+          <w:rFonts w:ascii="Times New Roman" w:hAnsi="Times New Roman" w:cs="Times New Roman"/>
+          <w:lang w:val="tr-TR"/>
+        </w:rPr>
+        <w:t>değişimlerine</w:t>
+      </w:r>
+      <w:r>
+        <w:rPr>
+          <w:rFonts w:ascii="Times New Roman" w:hAnsi="Times New Roman" w:cs="Times New Roman"/>
+          <w:lang w:val="tr-TR"/>
+        </w:rPr>
+        <w:t xml:space="preserve"> örnek olarak düşünülebilir. Benzer şekilde, besinlerin vücutta parçalanmasıyla açığa çıkan enerji, canlıların yaşam faaliyetlerini sürdürebilmesi için temel bir rol oynar. Bu nedenle, kimyasal tepkimelerde enerji konusunu anlamak hem bilimsel süreçleri kavramak hem de günlük yaşam olaylarını açıklayabilmek açısından önem taşır.</w:t>
+      </w:r>
+    </w:p>
+    <w:p>
+      <w:pPr>
+        <w:jc w:val="both"/>
+        <w:rPr>
+          <w:rFonts w:ascii="Times New Roman" w:hAnsi="Times New Roman" w:cs="Times New Roman"/>
+          <w:lang w:val="tr-TR"/>
+        </w:rPr>
+      </w:pPr>
+      <w:r>
+        <w:lastRenderedPageBreak/>
+        <w:fldChar w:fldCharType="begin"/>
+      </w:r>
+      <w:r>
+        <w:instrText xml:space="preserve"> INCLUDEPICTURE "https://www.shutterstock.com/image-photo/background-burning-glowing-hot-coalsflicker-600w-2501893211.jpg" \* MERGEFORMATINET </w:instrText>
+      </w:r>
+      <w:r>
+        <w:fldChar w:fldCharType="separate"/>
+      </w:r>
+      <w:r>
+        <w:rPr>
+          <w:noProof/>
+        </w:rPr>
+        <w:drawing>
+          <wp:inline distT="0" distB="0" distL="0" distR="0" wp14:anchorId="1155388B" wp14:editId="7F9AA265">
+            <wp:extent cx="2931312" cy="2052858"/>
+            <wp:effectExtent l="0" t="0" r="2540" b="5080"/>
+            <wp:docPr id="465869698" name="Picture 14" descr="Background of burning and glowing hot coals.Flicker of burning coals at night.The texture of flaming burning firewood.Smoldering embers of fire. "/>
+            <wp:cNvGraphicFramePr>
+              <a:graphicFrameLocks xmlns:a="http://schemas.openxmlformats.org/drawingml/2006/main" noChangeAspect="1"/>
+            </wp:cNvGraphicFramePr>
+            <a:graphic xmlns:a="http://schemas.openxmlformats.org/drawingml/2006/main">
+              <a:graphicData uri="http://schemas.openxmlformats.org/drawingml/2006/picture">
+                <pic:pic xmlns:pic="http://schemas.openxmlformats.org/drawingml/2006/picture">
+                  <pic:nvPicPr>
+                    <pic:cNvPr id="0" name="Picture 1" descr="Background of burning and glowing hot coals.Flicker of burning coals at night.The texture of flaming burning firewood.Smoldering embers of fire. "/>
+                    <pic:cNvPicPr>
+                      <a:picLocks noChangeAspect="1" noChangeArrowheads="1"/>
+                    </pic:cNvPicPr>
+                  </pic:nvPicPr>
+                  <pic:blipFill>
+                    <a:blip r:embed="rId25">
+                      <a:extLst>
+                        <a:ext uri="{28A0092B-C50C-407E-A947-70E740481C1C}">
+                          <a14:useLocalDpi xmlns:a14="http://schemas.microsoft.com/office/drawing/2010/main" val="0"/>
+                        </a:ext>
+                      </a:extLst>
+                    </a:blip>
+                    <a:srcRect/>
+                    <a:stretch>
+                      <a:fillRect/>
+                    </a:stretch>
+                  </pic:blipFill>
+                  <pic:spPr bwMode="auto">
+                    <a:xfrm>
+                      <a:off x="0" y="0"/>
+                      <a:ext cx="2964160" cy="2075862"/>
+                    </a:xfrm>
+                    <a:prstGeom prst="rect">
+                      <a:avLst/>
+                    </a:prstGeom>
+                    <a:noFill/>
+                    <a:ln>
+                      <a:noFill/>
+                    </a:ln>
+                  </pic:spPr>
+                </pic:pic>
+              </a:graphicData>
+            </a:graphic>
+          </wp:inline>
+        </w:drawing>
+      </w:r>
+      <w:r>
+        <w:fldChar w:fldCharType="end"/>
+      </w:r>
+      <w:r>
+        <w:t xml:space="preserve">    </w:t>
+      </w:r>
+      <w:r>
+        <w:fldChar w:fldCharType="begin"/>
+      </w:r>
+      <w:r>
+        <w:instrText xml:space="preserve"> INCLUDEPICTURE "https://www.shutterstock.com/image-photo/iced-pineapple-juice-clear-plastic-600w-2627915687.jpg" \* MERGEFORMATINET </w:instrText>
+      </w:r>
+      <w:r>
+        <w:fldChar w:fldCharType="separate"/>
+      </w:r>
+      <w:r>
+        <w:rPr>
+          <w:noProof/>
+        </w:rPr>
+        <w:drawing>
+          <wp:inline distT="0" distB="0" distL="0" distR="0" wp14:anchorId="77A6AD6D" wp14:editId="19059163">
+            <wp:extent cx="2834034" cy="1984732"/>
+            <wp:effectExtent l="0" t="0" r="0" b="0"/>
+            <wp:docPr id="1347690537" name="Picture 17" descr="Ezilmiş buzlu ve beyaz zemin üzerinde kahverengi bir samanla berrak bir plastik bardakta buzlu ananas suyu. Tropik yaz içeceği, yakın çekim, minimal stil, soğuk ve sulu içecek konsepti."/>
+            <wp:cNvGraphicFramePr>
+              <a:graphicFrameLocks xmlns:a="http://schemas.openxmlformats.org/drawingml/2006/main" noChangeAspect="1"/>
+            </wp:cNvGraphicFramePr>
+            <a:graphic xmlns:a="http://schemas.openxmlformats.org/drawingml/2006/main">
+              <a:graphicData uri="http://schemas.openxmlformats.org/drawingml/2006/picture">
+                <pic:pic xmlns:pic="http://schemas.openxmlformats.org/drawingml/2006/picture">
+                  <pic:nvPicPr>
+                    <pic:cNvPr id="0" name="Picture 7" descr="Ezilmiş buzlu ve beyaz zemin üzerinde kahverengi bir samanla berrak bir plastik bardakta buzlu ananas suyu. Tropik yaz içeceği, yakın çekim, minimal stil, soğuk ve sulu içecek konsepti."/>
+                    <pic:cNvPicPr>
+                      <a:picLocks noChangeAspect="1" noChangeArrowheads="1"/>
+                    </pic:cNvPicPr>
+                  </pic:nvPicPr>
+                  <pic:blipFill>
+                    <a:blip r:embed="rId26">
+                      <a:extLst>
+                        <a:ext uri="{28A0092B-C50C-407E-A947-70E740481C1C}">
+                          <a14:useLocalDpi xmlns:a14="http://schemas.microsoft.com/office/drawing/2010/main" val="0"/>
+                        </a:ext>
+                      </a:extLst>
+                    </a:blip>
+                    <a:srcRect/>
+                    <a:stretch>
+                      <a:fillRect/>
+                    </a:stretch>
+                  </pic:blipFill>
+                  <pic:spPr bwMode="auto">
+                    <a:xfrm>
+                      <a:off x="0" y="0"/>
+                      <a:ext cx="2852043" cy="1997344"/>
+                    </a:xfrm>
+                    <a:prstGeom prst="rect">
+                      <a:avLst/>
+                    </a:prstGeom>
+                    <a:noFill/>
+                    <a:ln>
+                      <a:noFill/>
+                    </a:ln>
+                  </pic:spPr>
+                </pic:pic>
+              </a:graphicData>
+            </a:graphic>
+          </wp:inline>
+        </w:drawing>
+      </w:r>
+      <w:r>
+        <w:fldChar w:fldCharType="end"/>
+      </w:r>
+    </w:p>
+    <w:p>
+      <w:pPr>
+        <w:jc w:val="both"/>
+        <w:rPr>
+          <w:rFonts w:ascii="Times New Roman" w:hAnsi="Times New Roman" w:cs="Times New Roman"/>
+          <w:lang w:val="tr-TR"/>
+        </w:rPr>
+      </w:pPr>
+      <w:r>
+        <w:rPr>
+          <w:rFonts w:ascii="Times New Roman" w:hAnsi="Times New Roman" w:cs="Times New Roman"/>
+          <w:b/>
+          <w:bCs/>
+          <w:lang w:val="tr-TR"/>
+        </w:rPr>
+        <w:t xml:space="preserve">Görsel </w:t>
+      </w:r>
+      <w:r>
+        <w:rPr>
+          <w:rFonts w:ascii="Times New Roman" w:hAnsi="Times New Roman" w:cs="Times New Roman"/>
+          <w:b/>
+          <w:bCs/>
+          <w:lang w:val="tr-TR"/>
+        </w:rPr>
+        <w:t>F</w:t>
+      </w:r>
+      <w:r>
+        <w:rPr>
+          <w:rFonts w:ascii="Times New Roman" w:hAnsi="Times New Roman" w:cs="Times New Roman"/>
+          <w:lang w:val="tr-TR"/>
+        </w:rPr>
+        <w:t xml:space="preserve">: Kömürün yanması                                   </w:t>
+      </w:r>
+      <w:r>
+        <w:rPr>
+          <w:rFonts w:ascii="Times New Roman" w:hAnsi="Times New Roman" w:cs="Times New Roman"/>
+          <w:b/>
+          <w:bCs/>
+          <w:lang w:val="tr-TR"/>
+        </w:rPr>
+        <w:t xml:space="preserve">Görsel </w:t>
+      </w:r>
+      <w:r>
+        <w:rPr>
+          <w:rFonts w:ascii="Times New Roman" w:hAnsi="Times New Roman" w:cs="Times New Roman"/>
+          <w:b/>
+          <w:bCs/>
+          <w:lang w:val="tr-TR"/>
+        </w:rPr>
+        <w:t>G</w:t>
+      </w:r>
+      <w:r>
+        <w:rPr>
+          <w:rFonts w:ascii="Times New Roman" w:hAnsi="Times New Roman" w:cs="Times New Roman"/>
+          <w:lang w:val="tr-TR"/>
+        </w:rPr>
         <w:t xml:space="preserve">: </w:t>
       </w:r>
-      <w:proofErr w:type="gramStart"/>
-      <w:r>
-        <w:rPr>
-          <w:rFonts w:ascii="Times New Roman" w:hAnsi="Times New Roman" w:cs="Times New Roman"/>
-          <w:b/>
-          <w:bCs/>
-          <w:highlight w:val="yellow"/>
-          <w:lang w:val="tr-TR"/>
-        </w:rPr>
-        <w:t>Girenler -</w:t>
-      </w:r>
-      <w:proofErr w:type="gramEnd"/>
-      <w:r>
-        <w:rPr>
-          <w:rFonts w:ascii="Times New Roman" w:hAnsi="Times New Roman" w:cs="Times New Roman"/>
-          <w:b/>
-          <w:bCs/>
-          <w:highlight w:val="yellow"/>
-          <w:lang w:val="tr-TR"/>
-        </w:rPr>
-        <w:t>&gt; Ürünler</w:t>
-      </w:r>
-      <w:r>
-        <w:rPr>
-          <w:rFonts w:ascii="Times New Roman" w:hAnsi="Times New Roman" w:cs="Times New Roman"/>
-          <w:b/>
-          <w:bCs/>
-          <w:highlight w:val="yellow"/>
-          <w:lang w:val="tr-TR"/>
-        </w:rPr>
-        <w:t xml:space="preserve"> </w:t>
-      </w:r>
-      <w:r>
-        <w:rPr>
-          <w:rFonts w:ascii="Times New Roman" w:hAnsi="Times New Roman" w:cs="Times New Roman"/>
-          <w:b/>
-          <w:bCs/>
-          <w:highlight w:val="yellow"/>
-          <w:lang w:val="tr-TR"/>
-        </w:rPr>
-        <w:t>+ Enerji</w:t>
-      </w:r>
-      <w:r>
-        <w:rPr>
-          <w:rFonts w:ascii="Times New Roman" w:hAnsi="Times New Roman" w:cs="Times New Roman"/>
-          <w:b/>
-          <w:bCs/>
-          <w:highlight w:val="yellow"/>
-          <w:lang w:val="tr-TR"/>
-        </w:rPr>
-        <w:t xml:space="preserve">, </w:t>
-      </w:r>
-      <w:proofErr w:type="spellStart"/>
-      <w:r>
-        <w:rPr>
-          <w:rFonts w:ascii="Times New Roman" w:hAnsi="Times New Roman" w:cs="Times New Roman"/>
-          <w:b/>
-          <w:bCs/>
-          <w:highlight w:val="yellow"/>
-          <w:lang w:val="tr-TR"/>
-        </w:rPr>
-        <w:t>Heat</w:t>
-      </w:r>
-      <w:proofErr w:type="spellEnd"/>
-      <w:r>
-        <w:rPr>
-          <w:rFonts w:ascii="Times New Roman" w:hAnsi="Times New Roman" w:cs="Times New Roman"/>
-          <w:b/>
-          <w:bCs/>
-          <w:highlight w:val="yellow"/>
-          <w:lang w:val="tr-TR"/>
-        </w:rPr>
-        <w:t>: Isı.</w:t>
-      </w:r>
-    </w:p>
-    <w:p>
-      <w:pPr>
-        <w:jc w:val="both"/>
-        <w:rPr>
-          <w:rFonts w:ascii="Times New Roman" w:hAnsi="Times New Roman" w:cs="Times New Roman"/>
-          <w:lang w:val="tr-TR"/>
-        </w:rPr>
-      </w:pPr>
-      <w:r>
-        <w:rPr>
-          <w:rFonts w:ascii="Times New Roman" w:hAnsi="Times New Roman" w:cs="Times New Roman"/>
-          <w:b/>
-          <w:bCs/>
-          <w:lang w:val="tr-TR"/>
-        </w:rPr>
-        <w:t xml:space="preserve">Görsel </w:t>
-      </w:r>
-      <w:r>
-        <w:rPr>
-          <w:rFonts w:ascii="Times New Roman" w:hAnsi="Times New Roman" w:cs="Times New Roman"/>
-          <w:b/>
-          <w:bCs/>
-          <w:lang w:val="tr-TR"/>
-        </w:rPr>
-        <w:t>F</w:t>
-      </w:r>
-      <w:r>
-        <w:rPr>
-          <w:rFonts w:ascii="Times New Roman" w:hAnsi="Times New Roman" w:cs="Times New Roman"/>
-          <w:b/>
-          <w:bCs/>
-          <w:lang w:val="tr-TR"/>
-        </w:rPr>
-        <w:t>:</w:t>
-      </w:r>
-      <w:r>
-        <w:rPr>
-          <w:rFonts w:ascii="Times New Roman" w:hAnsi="Times New Roman" w:cs="Times New Roman"/>
-          <w:lang w:val="tr-TR"/>
-        </w:rPr>
-        <w:t xml:space="preserve"> </w:t>
-      </w:r>
-      <w:r>
-        <w:rPr>
-          <w:rFonts w:ascii="Times New Roman" w:hAnsi="Times New Roman" w:cs="Times New Roman"/>
-          <w:lang w:val="tr-TR"/>
-        </w:rPr>
-        <w:t>Suyun parçalanması ve odunun yanması</w:t>
-      </w:r>
-    </w:p>
-    <w:p>
-      <w:pPr>
-        <w:jc w:val="both"/>
-        <w:rPr>
-          <w:rFonts w:ascii="Times New Roman" w:hAnsi="Times New Roman" w:cs="Times New Roman"/>
-          <w:lang w:val="tr-TR"/>
-        </w:rPr>
-      </w:pPr>
-    </w:p>
-    <w:p>
-      <w:pPr>
-        <w:jc w:val="both"/>
-        <w:rPr>
-          <w:rFonts w:ascii="Times New Roman" w:hAnsi="Times New Roman" w:cs="Times New Roman"/>
-          <w:lang w:val="tr-TR"/>
-        </w:rPr>
-      </w:pPr>
-      <w:r>
-        <w:rPr>
-          <w:rFonts w:ascii="Times New Roman" w:hAnsi="Times New Roman" w:cs="Times New Roman"/>
-          <w:lang w:val="tr-TR"/>
-        </w:rPr>
-        <w:t>Enerji değişimleri</w:t>
-      </w:r>
-      <w:r>
-        <w:rPr>
-          <w:rFonts w:ascii="Times New Roman" w:hAnsi="Times New Roman" w:cs="Times New Roman"/>
-          <w:lang w:val="tr-TR"/>
-        </w:rPr>
-        <w:t xml:space="preserve"> sadece </w:t>
-      </w:r>
-      <w:r>
-        <w:rPr>
-          <w:rFonts w:ascii="Times New Roman" w:hAnsi="Times New Roman" w:cs="Times New Roman"/>
-          <w:lang w:val="tr-TR"/>
-        </w:rPr>
-        <w:t>laboratuvar ortamı</w:t>
-      </w:r>
-      <w:r>
-        <w:rPr>
-          <w:rFonts w:ascii="Times New Roman" w:hAnsi="Times New Roman" w:cs="Times New Roman"/>
-          <w:lang w:val="tr-TR"/>
-        </w:rPr>
-        <w:t>nda incelenen olaylarla</w:t>
-      </w:r>
-      <w:r>
-        <w:rPr>
-          <w:rFonts w:ascii="Times New Roman" w:hAnsi="Times New Roman" w:cs="Times New Roman"/>
-          <w:lang w:val="tr-TR"/>
-        </w:rPr>
-        <w:t xml:space="preserve"> sınırlı değildir. Günlük yaşamda karşılaşılan pek çok olay, bu kavramların somut örneklerini sunar. Örneğin bir yakıtın yanması sırasında açığa çıkan ısı ve ışık, kimyasal tepkimelerdeki enerji değişimine işaret eder. Soğuk bir içeceğe atılan buzun zamanla hâl değiştirmesi ya da kolonya gibi uçucu bir sıvının cilt üzerinde serinlik hissi oluşturması, fiziksel değişimler sırasında gerçekleşen enerji </w:t>
-      </w:r>
-      <w:r>
-        <w:rPr>
-          <w:rFonts w:ascii="Times New Roman" w:hAnsi="Times New Roman" w:cs="Times New Roman"/>
-          <w:lang w:val="tr-TR"/>
-        </w:rPr>
-        <w:t>değişimlerine</w:t>
-      </w:r>
-      <w:r>
-        <w:rPr>
-          <w:rFonts w:ascii="Times New Roman" w:hAnsi="Times New Roman" w:cs="Times New Roman"/>
-          <w:lang w:val="tr-TR"/>
-        </w:rPr>
-        <w:t xml:space="preserve"> örnek olarak düşünülebilir. Benzer şekilde, besinlerin vücutta parçalanmasıyla açığa çıkan enerji, canlıların yaşam faaliyetlerini sürdürebilmesi için temel bir rol oynar. Bu nedenle, kimyasal tepkimelerde enerji konusunu anlamak hem bilimsel süreçleri kavramak hem de günlük yaşam olaylarını açıklayabilmek açısından önem taşır.</w:t>
-      </w:r>
-    </w:p>
-    <w:p>
-      <w:pPr>
-        <w:jc w:val="both"/>
-        <w:rPr>
-          <w:rFonts w:ascii="Times New Roman" w:hAnsi="Times New Roman" w:cs="Times New Roman"/>
-          <w:lang w:val="tr-TR"/>
-        </w:rPr>
-      </w:pPr>
-    </w:p>
-    <w:p>
-      <w:pPr>
-        <w:jc w:val="both"/>
-        <w:rPr>
-          <w:rFonts w:ascii="Times New Roman" w:hAnsi="Times New Roman" w:cs="Times New Roman"/>
-          <w:lang w:val="tr-TR"/>
-        </w:rPr>
-      </w:pPr>
-    </w:p>
-    <w:p>
-      <w:pPr>
-        <w:pStyle w:val="ListParagraph"/>
-        <w:rPr>
-          <w:rFonts w:ascii="Times New Roman" w:hAnsi="Times New Roman" w:cs="Times New Roman"/>
-          <w:lang w:val="tr-TR"/>
-        </w:rPr>
-      </w:pPr>
-    </w:p>
-    <w:p>
-      <w:pPr>
-        <w:pStyle w:val="ListParagraph"/>
-        <w:rPr>
-          <w:rFonts w:ascii="Times New Roman" w:hAnsi="Times New Roman" w:cs="Times New Roman"/>
-          <w:lang w:val="tr-TR"/>
-        </w:rPr>
-      </w:pPr>
-    </w:p>
-    <w:p>
-      <w:pPr>
-        <w:pStyle w:val="ListParagraph"/>
-        <w:rPr>
-          <w:rFonts w:ascii="Times New Roman" w:hAnsi="Times New Roman" w:cs="Times New Roman"/>
-          <w:lang w:val="tr-TR"/>
-        </w:rPr>
-      </w:pPr>
-    </w:p>
-    <w:p>
-      <w:pPr>
-        <w:pStyle w:val="ListParagraph"/>
-        <w:rPr>
-          <w:rFonts w:ascii="Times New Roman" w:hAnsi="Times New Roman" w:cs="Times New Roman"/>
-          <w:lang w:val="tr-TR"/>
-        </w:rPr>
-      </w:pPr>
-    </w:p>
-    <w:p>
-      <w:pPr>
-        <w:pStyle w:val="ListParagraph"/>
-        <w:rPr>
-          <w:rFonts w:ascii="Times New Roman" w:hAnsi="Times New Roman" w:cs="Times New Roman"/>
-          <w:lang w:val="tr-TR"/>
-        </w:rPr>
-      </w:pPr>
+      <w:r>
+        <w:rPr>
+          <w:rFonts w:ascii="Times New Roman" w:hAnsi="Times New Roman" w:cs="Times New Roman"/>
+          <w:lang w:val="tr-TR"/>
+        </w:rPr>
+        <w:t>Buzlu meyve suyu</w:t>
+      </w:r>
     </w:p>
     <w:p>
       <w:pPr>
@@ -6658,7 +6948,7 @@
                     </pic:cNvPicPr>
                   </pic:nvPicPr>
                   <pic:blipFill>
-                    <a:blip r:embed="rId18" cstate="print">
+                    <a:blip r:embed="rId27" cstate="print">
                       <a:extLst>
                         <a:ext uri="{28A0092B-C50C-407E-A947-70E740481C1C}">
                           <a14:useLocalDpi xmlns:a14="http://schemas.microsoft.com/office/drawing/2010/main" val="0"/>
@@ -6726,7 +7016,7 @@
                     </pic:cNvPicPr>
                   </pic:nvPicPr>
                   <pic:blipFill>
-                    <a:blip r:embed="rId19" cstate="print">
+                    <a:blip r:embed="rId28" cstate="print">
                       <a:extLst>
                         <a:ext uri="{28A0092B-C50C-407E-A947-70E740481C1C}">
                           <a14:useLocalDpi xmlns:a14="http://schemas.microsoft.com/office/drawing/2010/main" val="0"/>
@@ -7058,6 +7348,7 @@
         </w:rPr>
       </w:pPr>
       <w:r>
+        <w:lastRenderedPageBreak/>
         <w:fldChar w:fldCharType="begin"/>
       </w:r>
       <w:r>
@@ -7088,7 +7379,7 @@
                     </pic:cNvPicPr>
                   </pic:nvPicPr>
                   <pic:blipFill>
-                    <a:blip r:embed="rId20" cstate="print">
+                    <a:blip r:embed="rId29" cstate="print">
                       <a:extLst>
                         <a:ext uri="{28A0092B-C50C-407E-A947-70E740481C1C}">
                           <a14:useLocalDpi xmlns:a14="http://schemas.microsoft.com/office/drawing/2010/main" val="0"/>
@@ -7156,7 +7447,7 @@
                     </pic:cNvPicPr>
                   </pic:nvPicPr>
                   <pic:blipFill>
-                    <a:blip r:embed="rId21" cstate="print">
+                    <a:blip r:embed="rId30" cstate="print">
                       <a:extLst>
                         <a:ext uri="{28A0092B-C50C-407E-A947-70E740481C1C}">
                           <a14:useLocalDpi xmlns:a14="http://schemas.microsoft.com/office/drawing/2010/main" val="0"/>
@@ -7207,7 +7498,6 @@
           <w:highlight w:val="yellow"/>
           <w:lang w:val="tr-TR"/>
         </w:rPr>
-        <w:lastRenderedPageBreak/>
         <w:t>Shutter</w:t>
       </w:r>
       <w:proofErr w:type="spellEnd"/>
@@ -8103,14 +8393,6 @@
     </w:p>
     <w:p>
       <w:pPr>
-        <w:rPr>
-          <w:rFonts w:ascii="Times New Roman" w:hAnsi="Times New Roman" w:cs="Times New Roman"/>
-          <w:lang w:val="tr-TR"/>
-        </w:rPr>
-      </w:pPr>
-    </w:p>
-    <w:p>
-      <w:pPr>
         <w:shd w:val="clear" w:color="auto" w:fill="F1A983" w:themeFill="accent2" w:themeFillTint="99"/>
         <w:rPr>
           <w:rFonts w:ascii="Times New Roman" w:hAnsi="Times New Roman" w:cs="Times New Roman"/>
@@ -8126,6 +8408,7 @@
           <w:bCs/>
           <w:lang w:val="tr-TR"/>
         </w:rPr>
+        <w:lastRenderedPageBreak/>
         <w:t>Geri Dön ve Karşılaştır 1.1.</w:t>
       </w:r>
     </w:p>
@@ -8227,7 +8510,6 @@
           <w:rFonts w:ascii="Times New Roman" w:hAnsi="Times New Roman" w:cs="Times New Roman"/>
           <w:lang w:val="tr-TR"/>
         </w:rPr>
-        <w:lastRenderedPageBreak/>
         <w:t>………………………………………………………………………………………………………………………………………………………………………………………………………………………………………………………………………</w:t>
       </w:r>
     </w:p>
@@ -8925,6 +9207,14 @@
     </w:p>
     <w:p>
       <w:pPr>
+        <w:rPr>
+          <w:rFonts w:ascii="Times New Roman" w:hAnsi="Times New Roman" w:cs="Times New Roman"/>
+          <w:lang w:val="tr-TR"/>
+        </w:rPr>
+      </w:pPr>
+    </w:p>
+    <w:p>
+      <w:pPr>
         <w:shd w:val="clear" w:color="auto" w:fill="FFC000"/>
         <w:rPr>
           <w:rFonts w:ascii="Times New Roman" w:hAnsi="Times New Roman" w:cs="Times New Roman"/>
@@ -8940,6 +9230,7 @@
           <w:bCs/>
           <w:lang w:val="tr-TR"/>
         </w:rPr>
+        <w:lastRenderedPageBreak/>
         <w:t>Sıra Sizde 1.1.</w:t>
       </w:r>
     </w:p>
@@ -8983,7 +9274,6 @@
         <w:pStyle w:val="ListParagraph"/>
       </w:pPr>
       <w:r>
-        <w:lastRenderedPageBreak/>
         <w:fldChar w:fldCharType="begin"/>
       </w:r>
       <w:r>
@@ -9014,7 +9304,7 @@
                     </pic:cNvPicPr>
                   </pic:nvPicPr>
                   <pic:blipFill>
-                    <a:blip r:embed="rId22" cstate="print">
+                    <a:blip r:embed="rId31" cstate="print">
                       <a:extLst>
                         <a:ext uri="{28A0092B-C50C-407E-A947-70E740481C1C}">
                           <a14:useLocalDpi xmlns:a14="http://schemas.microsoft.com/office/drawing/2010/main" val="0"/>
@@ -9082,7 +9372,7 @@
                     </pic:cNvPicPr>
                   </pic:nvPicPr>
                   <pic:blipFill>
-                    <a:blip r:embed="rId23" cstate="print">
+                    <a:blip r:embed="rId32" cstate="print">
                       <a:extLst>
                         <a:ext uri="{28A0092B-C50C-407E-A947-70E740481C1C}">
                           <a14:useLocalDpi xmlns:a14="http://schemas.microsoft.com/office/drawing/2010/main" val="0"/>
@@ -9257,7 +9547,7 @@
                     </pic:cNvPicPr>
                   </pic:nvPicPr>
                   <pic:blipFill>
-                    <a:blip r:embed="rId24" cstate="print">
+                    <a:blip r:embed="rId33" cstate="print">
                       <a:extLst>
                         <a:ext uri="{28A0092B-C50C-407E-A947-70E740481C1C}">
                           <a14:useLocalDpi xmlns:a14="http://schemas.microsoft.com/office/drawing/2010/main" val="0"/>
@@ -9325,7 +9615,7 @@
                     </pic:cNvPicPr>
                   </pic:nvPicPr>
                   <pic:blipFill>
-                    <a:blip r:embed="rId25" cstate="print">
+                    <a:blip r:embed="rId34" cstate="print">
                       <a:extLst>
                         <a:ext uri="{28A0092B-C50C-407E-A947-70E740481C1C}">
                           <a14:useLocalDpi xmlns:a14="http://schemas.microsoft.com/office/drawing/2010/main" val="0"/>
@@ -9624,8 +9914,8 @@
       </w:pPr>
     </w:p>
     <w:sectPr>
-      <w:footerReference w:type="even" r:id="rId26"/>
-      <w:footerReference w:type="default" r:id="rId27"/>
+      <w:footerReference w:type="even" r:id="rId35"/>
+      <w:footerReference w:type="default" r:id="rId36"/>
       <w:pgSz w:w="12240" w:h="15840"/>
       <w:pgMar w:top="1440" w:right="1440" w:bottom="1440" w:left="1440" w:header="708" w:footer="708" w:gutter="0"/>
       <w:cols w:space="708"/>
@@ -14418,6 +14708,90 @@
 </w:styles>
 </file>
 
+<file path=word/ink/ink1.xml><?xml version="1.0" encoding="utf-8"?>
+<inkml:ink xmlns:inkml="http://www.w3.org/2003/InkML">
+  <inkml:definitions>
+    <inkml:context xml:id="ctx0">
+      <inkml:inkSource xml:id="inkSrc0">
+        <inkml:traceFormat>
+          <inkml:channel name="X" type="integer" min="-2.14748E9" max="2.14748E9" units="cm"/>
+          <inkml:channel name="Y" type="integer" min="-2.14748E9" max="2.14748E9" units="cm"/>
+          <inkml:channel name="F" type="integer" max="32767" units="dev"/>
+        </inkml:traceFormat>
+        <inkml:channelProperties>
+          <inkml:channelProperty channel="X" name="resolution" value="1000" units="1/cm"/>
+          <inkml:channelProperty channel="Y" name="resolution" value="1000" units="1/cm"/>
+          <inkml:channelProperty channel="F" name="resolution" value="0" units="1/dev"/>
+        </inkml:channelProperties>
+      </inkml:inkSource>
+      <inkml:timestamp xml:id="ts0" timeString="2026-04-11T11:37:57.826"/>
+    </inkml:context>
+    <inkml:brush xml:id="br0">
+      <inkml:brushProperty name="width" value="0.035" units="cm"/>
+      <inkml:brushProperty name="height" value="0.035" units="cm"/>
+      <inkml:brushProperty name="color" value="#E71224"/>
+    </inkml:brush>
+  </inkml:definitions>
+  <inkml:trace contextRef="#ctx0" brushRef="#br0">0 29 24575,'77'0'0,"5"0"0,-21 0 0,11 0 0,14 0-1405,-9 0 1,14 0 0,8 0-1,5 0 1,-1 0 0,-6 0-1,-10 0 1032,8 0 1,-10 0-1,1 0 1,9 0 372,-7 0 0,13 0 0,5 0 0,1 0 0,-7 0 0,-11 0 0,-19 0 1116,7 0 1,-16 0-1117,-5 0 0,-5 0 1799,6 0-1799,-21 0 0,-15 0 0,-8 0 6534,-8-2-6534,-3 0 755,-2-3-755,0-4 0,0 5 0,0-3 0</inkml:trace>
+</inkml:ink>
+</file>
+
+<file path=word/ink/ink2.xml><?xml version="1.0" encoding="utf-8"?>
+<inkml:ink xmlns:inkml="http://www.w3.org/2003/InkML">
+  <inkml:definitions>
+    <inkml:context xml:id="ctx0">
+      <inkml:inkSource xml:id="inkSrc0">
+        <inkml:traceFormat>
+          <inkml:channel name="X" type="integer" min="-2.14748E9" max="2.14748E9" units="cm"/>
+          <inkml:channel name="Y" type="integer" min="-2.14748E9" max="2.14748E9" units="cm"/>
+          <inkml:channel name="F" type="integer" max="32767" units="dev"/>
+        </inkml:traceFormat>
+        <inkml:channelProperties>
+          <inkml:channelProperty channel="X" name="resolution" value="1000" units="1/cm"/>
+          <inkml:channelProperty channel="Y" name="resolution" value="1000" units="1/cm"/>
+          <inkml:channelProperty channel="F" name="resolution" value="0" units="1/dev"/>
+        </inkml:channelProperties>
+      </inkml:inkSource>
+      <inkml:timestamp xml:id="ts0" timeString="2026-04-11T11:37:55.520"/>
+    </inkml:context>
+    <inkml:brush xml:id="br0">
+      <inkml:brushProperty name="width" value="0.035" units="cm"/>
+      <inkml:brushProperty name="height" value="0.035" units="cm"/>
+      <inkml:brushProperty name="color" value="#E71224"/>
+    </inkml:brush>
+  </inkml:definitions>
+  <inkml:trace contextRef="#ctx0" brushRef="#br0">1 1 24575,'36'0'0,"18"0"0,22 0 0,6 0 0,20 0 0,-10 0-3029,-21 0 1,3 0 3028,6 0 0,15 0 0,1 0 0,-12 0 0,9 0 0,-4 0 0,-6 0 0,5 0 0,-6 0-103,6 0 0,-3 0 103,16 0 0,-12 0 988,-19 0-988,-9 0 0,-1 0 0,2 0 0,10 0 0,-16 0 2914,-30 0-2914,-10 0 468,-9 0 1,-5 0-1,0 0 1</inkml:trace>
+</inkml:ink>
+</file>
+
+<file path=word/ink/ink3.xml><?xml version="1.0" encoding="utf-8"?>
+<inkml:ink xmlns:inkml="http://www.w3.org/2003/InkML">
+  <inkml:definitions>
+    <inkml:context xml:id="ctx0">
+      <inkml:inkSource xml:id="inkSrc0">
+        <inkml:traceFormat>
+          <inkml:channel name="X" type="integer" min="-2.14748E9" max="2.14748E9" units="cm"/>
+          <inkml:channel name="Y" type="integer" min="-2.14748E9" max="2.14748E9" units="cm"/>
+          <inkml:channel name="F" type="integer" max="32767" units="dev"/>
+        </inkml:traceFormat>
+        <inkml:channelProperties>
+          <inkml:channelProperty channel="X" name="resolution" value="1000" units="1/cm"/>
+          <inkml:channelProperty channel="Y" name="resolution" value="1000" units="1/cm"/>
+          <inkml:channelProperty channel="F" name="resolution" value="0" units="1/dev"/>
+        </inkml:channelProperties>
+      </inkml:inkSource>
+      <inkml:timestamp xml:id="ts0" timeString="2026-04-11T11:37:53.935"/>
+    </inkml:context>
+    <inkml:brush xml:id="br0">
+      <inkml:brushProperty name="width" value="0.035" units="cm"/>
+      <inkml:brushProperty name="height" value="0.035" units="cm"/>
+      <inkml:brushProperty name="color" value="#E71224"/>
+    </inkml:brush>
+  </inkml:definitions>
+  <inkml:trace contextRef="#ctx0" brushRef="#br0">1 3 24575,'87'0'0,"1"0"0,0 0 0,0 0 0,0 0 0,3 0 0,-6 0 0,13 0-858,-20 0 0,8 0 0,5 0 0,7 0 0,4 0 1,6 0-1,3 0 858,-27 0 0,6 0 0,6 0 0,4 0 0,4 0 0,1 0 0,2 0 0,-1 0 0,-2 0 0,-2 0 0,-3 0 0,-6 0 0,-5 0 0,-8 0 0,26 0 0,-14 0 0,-7 0 0,1 0 0,9 0 0,17 0 0,-38 0 0,8 0 0,9 0 0,6 0 0,5 0 0,5 0 0,3 0 0,2 0 0,1 0 0,0 0 0,-1 0 0,-2 0 0,-4 0 0,-5 0 0,-5 0 0,-7 0 0,-7 0 0,-10 0 0,-10 0-1243,34 0 0,-23 0 0,-4 0 0,13 0 1243,9-1 0,16 1 0,8-1 0,0 1 0,-8 0 0,-14 0 0,-24 2 0,-11 1 0,-15 1 2011,10 4-2011,4 4 0,-7 1 0,-21-6 2182,-3 2-2182,-13-4 6784,-3 0-6784,-3-1 0,-3-1 0,1-1 0,-1 0 0,0-2 0,-2 4 0,0-2 0,-2 2 0,-2-2 0,2 0 0,-2-2 0</inkml:trace>
+</inkml:ink>
+</file>
+
 <file path=word/theme/theme1.xml><?xml version="1.0" encoding="utf-8"?>
 <a:theme xmlns:a="http://schemas.openxmlformats.org/drawingml/2006/main" name="Office Theme">
   <a:themeElements>

--- a/Kim11-1-1-Enerji-Degisimi.docx
+++ b/Kim11-1-1-Enerji-Degisimi.docx
@@ -1022,7 +1022,7 @@
           <w:noProof/>
         </w:rPr>
         <w:drawing>
-          <wp:inline distT="0" distB="0" distL="0" distR="0" wp14:anchorId="5CCDC5E3" wp14:editId="4A5E5C2E">
+          <wp:inline distT="0" distB="0" distL="0" distR="0" wp14:anchorId="5CCDC5E3" wp14:editId="30F8180D">
             <wp:extent cx="5943600" cy="4109085"/>
             <wp:effectExtent l="0" t="0" r="0" b="5715"/>
             <wp:docPr id="1283111962" name="Picture 7" descr="Petrol​ rafinerisi​​ Petrol​ ve​gaz​​ ​ ​ ​ ​ ​ ​endüstriyel"/>
@@ -6778,14 +6778,7 @@
           <w:rFonts w:ascii="Times New Roman" w:hAnsi="Times New Roman" w:cs="Times New Roman"/>
           <w:lang w:val="tr-TR"/>
         </w:rPr>
-        <w:t xml:space="preserve">: </w:t>
-      </w:r>
-      <w:r>
-        <w:rPr>
-          <w:rFonts w:ascii="Times New Roman" w:hAnsi="Times New Roman" w:cs="Times New Roman"/>
-          <w:lang w:val="tr-TR"/>
-        </w:rPr>
-        <w:t>Buzlu meyve suyu</w:t>
+        <w:t>: Buzlu meyve suyu</w:t>
       </w:r>
     </w:p>
     <w:p>
@@ -9257,7 +9250,28 @@
           <w:rFonts w:ascii="Times New Roman" w:hAnsi="Times New Roman" w:cs="Times New Roman"/>
           <w:lang w:val="tr-TR"/>
         </w:rPr>
-        <w:t>Bazı değişimlerle ilgili çeşitli bilgiler verilmiştir. Bu bilgileri değerlendirerek hangilerinde gerçekleşen olayın bir kimyasal değişim olduğunu belirleyiniz.</w:t>
+        <w:t>Aşağıda bazı</w:t>
+      </w:r>
+      <w:r>
+        <w:rPr>
+          <w:rFonts w:ascii="Times New Roman" w:hAnsi="Times New Roman" w:cs="Times New Roman"/>
+          <w:lang w:val="tr-TR"/>
+        </w:rPr>
+        <w:t xml:space="preserve"> değişimlerle ilgili çeşitli bilgiler verilmiştir. Bu bilgileri değerlendirerek gerçekleşen olay</w:t>
+      </w:r>
+      <w:r>
+        <w:rPr>
+          <w:rFonts w:ascii="Times New Roman" w:hAnsi="Times New Roman" w:cs="Times New Roman"/>
+          <w:lang w:val="tr-TR"/>
+        </w:rPr>
+        <w:t>ları endotermik ve ekzotermik olarak sınıflandırınız</w:t>
+      </w:r>
+      <w:r>
+        <w:rPr>
+          <w:rFonts w:ascii="Times New Roman" w:hAnsi="Times New Roman" w:cs="Times New Roman"/>
+          <w:lang w:val="tr-TR"/>
+        </w:rPr>
+        <w:t>.</w:t>
       </w:r>
     </w:p>
     <w:p>
@@ -9345,6 +9359,230 @@
         <w:fldChar w:fldCharType="begin"/>
       </w:r>
       <w:r>
+        <w:instrText xml:space="preserve"> INCLUDEPICTURE "https://www.shutterstock.com/image-photo/stainless-steel-pot-boiling-water-600w-2687988091.jpg" \* MERGEFORMATINET </w:instrText>
+      </w:r>
+      <w:r>
+        <w:fldChar w:fldCharType="separate"/>
+      </w:r>
+      <w:r>
+        <w:rPr>
+          <w:noProof/>
+        </w:rPr>
+        <w:drawing>
+          <wp:inline distT="0" distB="0" distL="0" distR="0" wp14:anchorId="1CA68598" wp14:editId="3D91CF30">
+            <wp:extent cx="2725033" cy="1908396"/>
+            <wp:effectExtent l="0" t="0" r="5715" b="0"/>
+            <wp:docPr id="81498317" name="Picture 14" descr="Mutfakta mini sobada kaynar su ile paslanmaz çelik tencere, kapa"/>
+            <wp:cNvGraphicFramePr>
+              <a:graphicFrameLocks xmlns:a="http://schemas.openxmlformats.org/drawingml/2006/main" noChangeAspect="1"/>
+            </wp:cNvGraphicFramePr>
+            <a:graphic xmlns:a="http://schemas.openxmlformats.org/drawingml/2006/main">
+              <a:graphicData uri="http://schemas.openxmlformats.org/drawingml/2006/picture">
+                <pic:pic xmlns:pic="http://schemas.openxmlformats.org/drawingml/2006/picture">
+                  <pic:nvPicPr>
+                    <pic:cNvPr id="0" name="Picture 1" descr="Mutfakta mini sobada kaynar su ile paslanmaz çelik tencere, kapa"/>
+                    <pic:cNvPicPr>
+                      <a:picLocks noChangeAspect="1" noChangeArrowheads="1"/>
+                    </pic:cNvPicPr>
+                  </pic:nvPicPr>
+                  <pic:blipFill>
+                    <a:blip r:embed="rId32">
+                      <a:extLst>
+                        <a:ext uri="{28A0092B-C50C-407E-A947-70E740481C1C}">
+                          <a14:useLocalDpi xmlns:a14="http://schemas.microsoft.com/office/drawing/2010/main" val="0"/>
+                        </a:ext>
+                      </a:extLst>
+                    </a:blip>
+                    <a:srcRect/>
+                    <a:stretch>
+                      <a:fillRect/>
+                    </a:stretch>
+                  </pic:blipFill>
+                  <pic:spPr bwMode="auto">
+                    <a:xfrm>
+                      <a:off x="0" y="0"/>
+                      <a:ext cx="2735062" cy="1915420"/>
+                    </a:xfrm>
+                    <a:prstGeom prst="rect">
+                      <a:avLst/>
+                    </a:prstGeom>
+                    <a:noFill/>
+                    <a:ln>
+                      <a:noFill/>
+                    </a:ln>
+                  </pic:spPr>
+                </pic:pic>
+              </a:graphicData>
+            </a:graphic>
+          </wp:inline>
+        </w:drawing>
+      </w:r>
+      <w:r>
+        <w:fldChar w:fldCharType="end"/>
+      </w:r>
+    </w:p>
+    <w:p>
+      <w:pPr>
+        <w:pStyle w:val="ListParagraph"/>
+        <w:rPr>
+          <w:rFonts w:ascii="Times New Roman" w:hAnsi="Times New Roman" w:cs="Times New Roman"/>
+          <w:b/>
+          <w:bCs/>
+          <w:lang w:val="tr-TR"/>
+        </w:rPr>
+      </w:pPr>
+      <w:r>
+        <w:rPr>
+          <w:rFonts w:ascii="Times New Roman" w:hAnsi="Times New Roman" w:cs="Times New Roman"/>
+          <w:b/>
+          <w:bCs/>
+          <w:highlight w:val="yellow"/>
+        </w:rPr>
+        <w:t>Shutter ID: 2458789177</w:t>
+      </w:r>
+      <w:r>
+        <w:rPr>
+          <w:rFonts w:ascii="Times New Roman" w:hAnsi="Times New Roman" w:cs="Times New Roman"/>
+          <w:b/>
+          <w:bCs/>
+        </w:rPr>
+        <w:t xml:space="preserve">                                 </w:t>
+      </w:r>
+      <w:r>
+        <w:rPr>
+          <w:rFonts w:ascii="Times New Roman" w:hAnsi="Times New Roman" w:cs="Times New Roman"/>
+          <w:b/>
+          <w:bCs/>
+          <w:highlight w:val="yellow"/>
+        </w:rPr>
+        <w:t xml:space="preserve">Shutter ID: </w:t>
+      </w:r>
+      <w:r>
+        <w:rPr>
+          <w:rFonts w:ascii="Times New Roman" w:hAnsi="Times New Roman" w:cs="Times New Roman"/>
+          <w:b/>
+          <w:bCs/>
+          <w:highlight w:val="yellow"/>
+        </w:rPr>
+        <w:t>2687988091</w:t>
+      </w:r>
+    </w:p>
+    <w:p>
+      <w:pPr>
+        <w:ind w:left="720"/>
+        <w:rPr>
+          <w:rFonts w:ascii="Times New Roman" w:hAnsi="Times New Roman" w:cs="Times New Roman"/>
+          <w:lang w:val="tr-TR"/>
+        </w:rPr>
+      </w:pPr>
+      <w:r>
+        <w:rPr>
+          <w:rFonts w:ascii="Times New Roman" w:hAnsi="Times New Roman" w:cs="Times New Roman"/>
+          <w:b/>
+          <w:bCs/>
+          <w:lang w:val="tr-TR"/>
+        </w:rPr>
+        <w:t>1.</w:t>
+      </w:r>
+      <w:r>
+        <w:rPr>
+          <w:rFonts w:ascii="Times New Roman" w:hAnsi="Times New Roman" w:cs="Times New Roman"/>
+          <w:lang w:val="tr-TR"/>
+        </w:rPr>
+        <w:t>Buz</w:t>
+      </w:r>
+      <w:r>
+        <w:rPr>
+          <w:rFonts w:ascii="Times New Roman" w:hAnsi="Times New Roman" w:cs="Times New Roman"/>
+          <w:lang w:val="tr-TR"/>
+        </w:rPr>
+        <w:t>un erimesi</w:t>
+      </w:r>
+      <w:r>
+        <w:rPr>
+          <w:rFonts w:ascii="Times New Roman" w:hAnsi="Times New Roman" w:cs="Times New Roman"/>
+          <w:lang w:val="tr-TR"/>
+        </w:rPr>
+        <w:t xml:space="preserve">                           </w:t>
+      </w:r>
+      <w:r>
+        <w:rPr>
+          <w:rFonts w:ascii="Times New Roman" w:hAnsi="Times New Roman" w:cs="Times New Roman"/>
+          <w:lang w:val="tr-TR"/>
+        </w:rPr>
+        <w:t xml:space="preserve">                   </w:t>
+      </w:r>
+      <w:r>
+        <w:rPr>
+          <w:rFonts w:ascii="Times New Roman" w:hAnsi="Times New Roman" w:cs="Times New Roman"/>
+          <w:lang w:val="tr-TR"/>
+        </w:rPr>
+        <w:t xml:space="preserve"> </w:t>
+      </w:r>
+      <w:r>
+        <w:rPr>
+          <w:rFonts w:ascii="Times New Roman" w:hAnsi="Times New Roman" w:cs="Times New Roman"/>
+          <w:b/>
+          <w:bCs/>
+          <w:lang w:val="tr-TR"/>
+        </w:rPr>
+        <w:t>2.</w:t>
+      </w:r>
+      <w:r>
+        <w:rPr>
+          <w:rFonts w:ascii="Times New Roman" w:hAnsi="Times New Roman" w:cs="Times New Roman"/>
+          <w:lang w:val="tr-TR"/>
+        </w:rPr>
+        <w:t xml:space="preserve"> </w:t>
+      </w:r>
+      <w:r>
+        <w:rPr>
+          <w:rFonts w:ascii="Times New Roman" w:hAnsi="Times New Roman" w:cs="Times New Roman"/>
+          <w:lang w:val="tr-TR"/>
+        </w:rPr>
+        <w:t>Suyun kaynaması</w:t>
+      </w:r>
+    </w:p>
+    <w:p>
+      <w:pPr>
+        <w:ind w:left="720"/>
+        <w:rPr>
+          <w:rFonts w:ascii="Times New Roman" w:hAnsi="Times New Roman" w:cs="Times New Roman"/>
+          <w:lang w:val="tr-TR"/>
+        </w:rPr>
+      </w:pPr>
+      <w:r>
+        <w:rPr>
+          <w:rFonts w:ascii="Times New Roman" w:hAnsi="Times New Roman" w:cs="Times New Roman"/>
+          <w:lang w:val="tr-TR"/>
+        </w:rPr>
+        <w:t>………………………………………….        …………………………………………</w:t>
+      </w:r>
+    </w:p>
+    <w:p>
+      <w:pPr>
+        <w:ind w:left="720"/>
+        <w:rPr>
+          <w:rFonts w:ascii="Times New Roman" w:hAnsi="Times New Roman" w:cs="Times New Roman"/>
+          <w:lang w:val="tr-TR"/>
+        </w:rPr>
+      </w:pPr>
+    </w:p>
+    <w:p>
+      <w:pPr>
+        <w:ind w:left="720"/>
+        <w:rPr>
+          <w:rFonts w:ascii="Times New Roman" w:hAnsi="Times New Roman" w:cs="Times New Roman"/>
+          <w:lang w:val="tr-TR"/>
+        </w:rPr>
+      </w:pPr>
+      <w:r>
+        <w:t xml:space="preserve"> </w:t>
+      </w:r>
+      <w:r>
+        <w:fldChar w:fldCharType="begin"/>
+      </w:r>
+      <w:r>
         <w:instrText xml:space="preserve"> INCLUDEPICTURE "https://www.shutterstock.com/shutterstock/photos/242268304/display_1500/stock-photo-candle-lights-bokeh-background-candlelight-service-242268304.jpg" \* MERGEFORMATINET </w:instrText>
       </w:r>
       <w:r>
@@ -9355,10 +9593,10 @@
           <w:noProof/>
         </w:rPr>
         <w:drawing>
-          <wp:inline distT="0" distB="0" distL="0" distR="0" wp14:anchorId="123AE5D1" wp14:editId="788F4802">
+          <wp:inline distT="0" distB="0" distL="0" distR="0" wp14:anchorId="53D2FA66" wp14:editId="5FDCF4E4">
             <wp:extent cx="2474336" cy="1816100"/>
             <wp:effectExtent l="0" t="0" r="2540" b="0"/>
-            <wp:docPr id="1559515328" name="Picture 14" descr="Candle Lights Bokeh Background, Candlelight Service"/>
+            <wp:docPr id="1371713591" name="Picture 14" descr="Candle Lights Bokeh Background, Candlelight Service"/>
             <wp:cNvGraphicFramePr>
               <a:graphicFrameLocks xmlns:a="http://schemas.openxmlformats.org/drawingml/2006/main" noChangeAspect="1"/>
             </wp:cNvGraphicFramePr>
@@ -9372,7 +9610,7 @@
                     </pic:cNvPicPr>
                   </pic:nvPicPr>
                   <pic:blipFill>
-                    <a:blip r:embed="rId32" cstate="print">
+                    <a:blip r:embed="rId33" cstate="print">
                       <a:extLst>
                         <a:ext uri="{28A0092B-C50C-407E-A947-70E740481C1C}">
                           <a14:useLocalDpi xmlns:a14="http://schemas.microsoft.com/office/drawing/2010/main" val="0"/>
@@ -9406,121 +9644,14 @@
       <w:r>
         <w:fldChar w:fldCharType="end"/>
       </w:r>
-    </w:p>
-    <w:p>
-      <w:pPr>
-        <w:pStyle w:val="ListParagraph"/>
-        <w:rPr>
-          <w:rFonts w:ascii="Times New Roman" w:hAnsi="Times New Roman" w:cs="Times New Roman"/>
-          <w:b/>
-          <w:bCs/>
-          <w:lang w:val="tr-TR"/>
-        </w:rPr>
-      </w:pPr>
-      <w:r>
-        <w:rPr>
-          <w:rFonts w:ascii="Times New Roman" w:hAnsi="Times New Roman" w:cs="Times New Roman"/>
-          <w:b/>
-          <w:bCs/>
-          <w:highlight w:val="yellow"/>
-        </w:rPr>
-        <w:t>Shutter ID: 2458789177</w:t>
-      </w:r>
-      <w:r>
-        <w:rPr>
-          <w:rFonts w:ascii="Times New Roman" w:hAnsi="Times New Roman" w:cs="Times New Roman"/>
-          <w:b/>
-          <w:bCs/>
-        </w:rPr>
-        <w:t xml:space="preserve">                                 </w:t>
-      </w:r>
-      <w:r>
-        <w:rPr>
-          <w:rFonts w:ascii="Times New Roman" w:hAnsi="Times New Roman" w:cs="Times New Roman"/>
-          <w:b/>
-          <w:bCs/>
-          <w:highlight w:val="yellow"/>
-        </w:rPr>
-        <w:t>Shutter ID: 242268304</w:t>
-      </w:r>
-    </w:p>
-    <w:p>
-      <w:pPr>
-        <w:ind w:left="720"/>
-        <w:rPr>
-          <w:rFonts w:ascii="Times New Roman" w:hAnsi="Times New Roman" w:cs="Times New Roman"/>
-          <w:lang w:val="tr-TR"/>
-        </w:rPr>
-      </w:pPr>
-      <w:r>
-        <w:rPr>
-          <w:rFonts w:ascii="Times New Roman" w:hAnsi="Times New Roman" w:cs="Times New Roman"/>
-          <w:b/>
-          <w:bCs/>
-          <w:lang w:val="tr-TR"/>
-        </w:rPr>
-        <w:t>1.</w:t>
-      </w:r>
-      <w:r>
-        <w:rPr>
-          <w:rFonts w:ascii="Times New Roman" w:hAnsi="Times New Roman" w:cs="Times New Roman"/>
-          <w:lang w:val="tr-TR"/>
-        </w:rPr>
-        <w:t>Buz eridiğinde sıvılaşıyor.</w:t>
-      </w:r>
-      <w:r>
-        <w:rPr>
-          <w:rFonts w:ascii="Times New Roman" w:hAnsi="Times New Roman" w:cs="Times New Roman"/>
-          <w:lang w:val="tr-TR"/>
-        </w:rPr>
-        <w:t xml:space="preserve">                            </w:t>
-      </w:r>
-      <w:r>
-        <w:rPr>
-          <w:rFonts w:ascii="Times New Roman" w:hAnsi="Times New Roman" w:cs="Times New Roman"/>
-          <w:b/>
-          <w:bCs/>
-          <w:lang w:val="tr-TR"/>
-        </w:rPr>
-        <w:t>2.</w:t>
-      </w:r>
-      <w:r>
-        <w:rPr>
-          <w:rFonts w:ascii="Times New Roman" w:hAnsi="Times New Roman" w:cs="Times New Roman"/>
-          <w:lang w:val="tr-TR"/>
-        </w:rPr>
-        <w:t xml:space="preserve"> Mum yandığında ısı açığa çıkıyor.</w:t>
-      </w:r>
-    </w:p>
-    <w:p>
-      <w:pPr>
-        <w:ind w:left="720"/>
-        <w:rPr>
-          <w:rFonts w:ascii="Times New Roman" w:hAnsi="Times New Roman" w:cs="Times New Roman"/>
-          <w:lang w:val="tr-TR"/>
-        </w:rPr>
-      </w:pPr>
-      <w:r>
-        <w:rPr>
-          <w:rFonts w:ascii="Times New Roman" w:hAnsi="Times New Roman" w:cs="Times New Roman"/>
-          <w:lang w:val="tr-TR"/>
-        </w:rPr>
-        <w:t>………………………………………….        …………………………………………</w:t>
-      </w:r>
-    </w:p>
-    <w:p>
-      <w:pPr>
-        <w:ind w:left="720"/>
-        <w:rPr>
-          <w:rFonts w:ascii="Times New Roman" w:hAnsi="Times New Roman" w:cs="Times New Roman"/>
-          <w:lang w:val="tr-TR"/>
-        </w:rPr>
-      </w:pPr>
+      <w:r>
+        <w:t xml:space="preserve">        </w:t>
+      </w:r>
       <w:r>
         <w:fldChar w:fldCharType="begin"/>
       </w:r>
       <w:r>
-        <w:instrText xml:space="preserve"> INCLUDEPICTURE "https://www.shutterstock.com/shutterstock/photos/2119166258/display_1500/stock-photo-vintage-russian-table-silver-found-with-metal-detector-cleaning-silver-with-ammonia-and-soda-2119166258.jpg" \* MERGEFORMATINET </w:instrText>
+        <w:instrText xml:space="preserve"> INCLUDEPICTURE "https://www.shutterstock.com/image-photo/chemist-conducts-acidbase-titration-adding-600w-2304295029.jpg" \* MERGEFORMATINET </w:instrText>
       </w:r>
       <w:r>
         <w:fldChar w:fldCharType="separate"/>
@@ -9530,10 +9661,10 @@
           <w:noProof/>
         </w:rPr>
         <w:drawing>
-          <wp:inline distT="0" distB="0" distL="0" distR="0" wp14:anchorId="2BCA60B3" wp14:editId="0DEC8321">
-            <wp:extent cx="2484274" cy="1606550"/>
-            <wp:effectExtent l="0" t="0" r="5080" b="0"/>
-            <wp:docPr id="1495405304" name="Picture 15" descr="Vintage Russian table silver.Found with metal detector.Cleaning silver with ammonia and soda. 10 April 2021 Kiev ,Ukraine"/>
+          <wp:inline distT="0" distB="0" distL="0" distR="0" wp14:anchorId="7C309EBB" wp14:editId="05BBE9E7">
+            <wp:extent cx="2689199" cy="1883301"/>
+            <wp:effectExtent l="0" t="0" r="3810" b="0"/>
+            <wp:docPr id="20998232" name="Picture 15" descr="A person in a lab coat and gloves holding a pipette&#10;&#10;AI-generated content may be incorrect."/>
             <wp:cNvGraphicFramePr>
               <a:graphicFrameLocks xmlns:a="http://schemas.openxmlformats.org/drawingml/2006/main" noChangeAspect="1"/>
             </wp:cNvGraphicFramePr>
@@ -9541,13 +9672,13 @@
               <a:graphicData uri="http://schemas.openxmlformats.org/drawingml/2006/picture">
                 <pic:pic xmlns:pic="http://schemas.openxmlformats.org/drawingml/2006/picture">
                   <pic:nvPicPr>
-                    <pic:cNvPr id="0" name="Picture 5" descr="Vintage Russian table silver.Found with metal detector.Cleaning silver with ammonia and soda. 10 April 2021 Kiev ,Ukraine"/>
+                    <pic:cNvPr id="20998232" name="Picture 15" descr="A person in a lab coat and gloves holding a pipette&#10;&#10;AI-generated content may be incorrect."/>
                     <pic:cNvPicPr>
                       <a:picLocks noChangeAspect="1" noChangeArrowheads="1"/>
                     </pic:cNvPicPr>
                   </pic:nvPicPr>
                   <pic:blipFill>
-                    <a:blip r:embed="rId33" cstate="print">
+                    <a:blip r:embed="rId34">
                       <a:extLst>
                         <a:ext uri="{28A0092B-C50C-407E-A947-70E740481C1C}">
                           <a14:useLocalDpi xmlns:a14="http://schemas.microsoft.com/office/drawing/2010/main" val="0"/>
@@ -9562,7 +9693,7 @@
                   <pic:spPr bwMode="auto">
                     <a:xfrm>
                       <a:off x="0" y="0"/>
-                      <a:ext cx="2525614" cy="1633284"/>
+                      <a:ext cx="2714642" cy="1901119"/>
                     </a:xfrm>
                     <a:prstGeom prst="rect">
                       <a:avLst/>
@@ -9581,74 +9712,6 @@
       <w:r>
         <w:fldChar w:fldCharType="end"/>
       </w:r>
-      <w:r>
-        <w:t xml:space="preserve">         </w:t>
-      </w:r>
-      <w:r>
-        <w:fldChar w:fldCharType="begin"/>
-      </w:r>
-      <w:r>
-        <w:instrText xml:space="preserve"> INCLUDEPICTURE "https://www.shutterstock.com/shutterstock/photos/2422660563/display_1500/stock-photo-wood-chips-or-shavings-small-pieces-of-wood-produced-as-a-byproduct-shaved-or-chopped-from-larger-2422660563.jpg" \* MERGEFORMATINET </w:instrText>
-      </w:r>
-      <w:r>
-        <w:fldChar w:fldCharType="separate"/>
-      </w:r>
-      <w:r>
-        <w:rPr>
-          <w:noProof/>
-        </w:rPr>
-        <w:drawing>
-          <wp:inline distT="0" distB="0" distL="0" distR="0" wp14:anchorId="456F4322" wp14:editId="586F4764">
-            <wp:extent cx="2216150" cy="1623756"/>
-            <wp:effectExtent l="0" t="0" r="0" b="1905"/>
-            <wp:docPr id="344533941" name="Picture 16" descr="wood chips or shavings, small pieces of wood produced as a byproduct, shaved or chopped from larger pieces of wood, renewable and environmentally friendly resources, full frame background"/>
-            <wp:cNvGraphicFramePr>
-              <a:graphicFrameLocks xmlns:a="http://schemas.openxmlformats.org/drawingml/2006/main" noChangeAspect="1"/>
-            </wp:cNvGraphicFramePr>
-            <a:graphic xmlns:a="http://schemas.openxmlformats.org/drawingml/2006/main">
-              <a:graphicData uri="http://schemas.openxmlformats.org/drawingml/2006/picture">
-                <pic:pic xmlns:pic="http://schemas.openxmlformats.org/drawingml/2006/picture">
-                  <pic:nvPicPr>
-                    <pic:cNvPr id="0" name="Picture 7" descr="wood chips or shavings, small pieces of wood produced as a byproduct, shaved or chopped from larger pieces of wood, renewable and environmentally friendly resources, full frame background"/>
-                    <pic:cNvPicPr>
-                      <a:picLocks noChangeAspect="1" noChangeArrowheads="1"/>
-                    </pic:cNvPicPr>
-                  </pic:nvPicPr>
-                  <pic:blipFill>
-                    <a:blip r:embed="rId34" cstate="print">
-                      <a:extLst>
-                        <a:ext uri="{28A0092B-C50C-407E-A947-70E740481C1C}">
-                          <a14:useLocalDpi xmlns:a14="http://schemas.microsoft.com/office/drawing/2010/main" val="0"/>
-                        </a:ext>
-                      </a:extLst>
-                    </a:blip>
-                    <a:srcRect/>
-                    <a:stretch>
-                      <a:fillRect/>
-                    </a:stretch>
-                  </pic:blipFill>
-                  <pic:spPr bwMode="auto">
-                    <a:xfrm>
-                      <a:off x="0" y="0"/>
-                      <a:ext cx="2234419" cy="1637142"/>
-                    </a:xfrm>
-                    <a:prstGeom prst="rect">
-                      <a:avLst/>
-                    </a:prstGeom>
-                    <a:noFill/>
-                    <a:ln>
-                      <a:noFill/>
-                    </a:ln>
-                  </pic:spPr>
-                </pic:pic>
-              </a:graphicData>
-            </a:graphic>
-          </wp:inline>
-        </w:drawing>
-      </w:r>
-      <w:r>
-        <w:fldChar w:fldCharType="end"/>
-      </w:r>
     </w:p>
     <w:p>
       <w:pPr>
@@ -9680,7 +9743,25 @@
           <w:highlight w:val="yellow"/>
           <w:lang w:val="tr-TR"/>
         </w:rPr>
-        <w:t xml:space="preserve"> ID: 2119166258</w:t>
+        <w:t xml:space="preserve"> ID:</w:t>
+      </w:r>
+      <w:r>
+        <w:rPr>
+          <w:rFonts w:ascii="Times New Roman" w:hAnsi="Times New Roman" w:cs="Times New Roman"/>
+          <w:b/>
+          <w:bCs/>
+          <w:highlight w:val="yellow"/>
+        </w:rPr>
+        <w:t xml:space="preserve"> </w:t>
+      </w:r>
+      <w:r>
+        <w:rPr>
+          <w:rFonts w:ascii="Times New Roman" w:hAnsi="Times New Roman" w:cs="Times New Roman"/>
+          <w:b/>
+          <w:bCs/>
+          <w:highlight w:val="yellow"/>
+        </w:rPr>
+        <w:t>242268304</w:t>
       </w:r>
       <w:r>
         <w:rPr>
@@ -9711,7 +9792,27 @@
           <w:highlight w:val="yellow"/>
           <w:lang w:val="tr-TR"/>
         </w:rPr>
-        <w:t xml:space="preserve"> ID: 2422660563</w:t>
+        <w:t xml:space="preserve"> ID</w:t>
+      </w:r>
+      <w:r>
+        <w:rPr>
+          <w:rFonts w:ascii="Times New Roman" w:hAnsi="Times New Roman" w:cs="Times New Roman"/>
+          <w:b/>
+          <w:bCs/>
+          <w:highlight w:val="yellow"/>
+          <w:lang w:val="tr-TR"/>
+        </w:rPr>
+        <w:t xml:space="preserve">: </w:t>
+      </w:r>
+      <w:r>
+        <w:rPr>
+          <w:rFonts w:ascii="Times New Roman" w:hAnsi="Times New Roman" w:cs="Times New Roman"/>
+          <w:b/>
+          <w:bCs/>
+          <w:highlight w:val="yellow"/>
+          <w:lang w:val="tr-TR"/>
+        </w:rPr>
+        <w:t>2304295029</w:t>
       </w:r>
     </w:p>
     <w:p>
@@ -9745,11 +9846,43 @@
           <w:rFonts w:ascii="Times New Roman" w:hAnsi="Times New Roman" w:cs="Times New Roman"/>
           <w:lang w:val="tr-TR"/>
         </w:rPr>
-        <w:t>Gümüş kaşıklar ve çatallar zamanla kararıyor</w:t>
-      </w:r>
-      <w:r>
-        <w:rPr>
-          <w:rFonts w:ascii="Times New Roman" w:hAnsi="Times New Roman" w:cs="Times New Roman"/>
+        <w:t xml:space="preserve"> </w:t>
+      </w:r>
+      <w:r>
+        <w:rPr>
+          <w:rFonts w:ascii="Times New Roman" w:hAnsi="Times New Roman" w:cs="Times New Roman"/>
+          <w:lang w:val="tr-TR"/>
+        </w:rPr>
+        <w:t>Mumun yanması</w:t>
+      </w:r>
+      <w:r>
+        <w:rPr>
+          <w:rFonts w:ascii="Times New Roman" w:hAnsi="Times New Roman" w:cs="Times New Roman"/>
+          <w:lang w:val="tr-TR"/>
+        </w:rPr>
+        <w:t xml:space="preserve">       </w:t>
+      </w:r>
+      <w:r>
+        <w:rPr>
+          <w:rFonts w:ascii="Times New Roman" w:hAnsi="Times New Roman" w:cs="Times New Roman"/>
+          <w:lang w:val="tr-TR"/>
+        </w:rPr>
+        <w:t xml:space="preserve">                               </w:t>
+      </w:r>
+      <w:r>
+        <w:rPr>
+          <w:rFonts w:ascii="Times New Roman" w:hAnsi="Times New Roman" w:cs="Times New Roman"/>
+          <w:b/>
+          <w:bCs/>
+          <w:lang w:val="tr-TR"/>
+        </w:rPr>
+        <w:t>4</w:t>
+      </w:r>
+      <w:r>
+        <w:rPr>
+          <w:rFonts w:ascii="Times New Roman" w:hAnsi="Times New Roman" w:cs="Times New Roman"/>
+          <w:b/>
+          <w:bCs/>
           <w:lang w:val="tr-TR"/>
         </w:rPr>
         <w:t>.</w:t>
@@ -9759,32 +9892,14 @@
           <w:rFonts w:ascii="Times New Roman" w:hAnsi="Times New Roman" w:cs="Times New Roman"/>
           <w:lang w:val="tr-TR"/>
         </w:rPr>
-        <w:t xml:space="preserve">       </w:t>
-      </w:r>
-      <w:r>
-        <w:rPr>
-          <w:rFonts w:ascii="Times New Roman" w:hAnsi="Times New Roman" w:cs="Times New Roman"/>
-          <w:b/>
-          <w:bCs/>
-          <w:lang w:val="tr-TR"/>
-        </w:rPr>
-        <w:t>4</w:t>
-      </w:r>
-      <w:r>
-        <w:rPr>
-          <w:rFonts w:ascii="Times New Roman" w:hAnsi="Times New Roman" w:cs="Times New Roman"/>
-          <w:b/>
-          <w:bCs/>
-          <w:lang w:val="tr-TR"/>
-        </w:rPr>
-        <w:t>.</w:t>
-      </w:r>
-      <w:r>
-        <w:rPr>
-          <w:rFonts w:ascii="Times New Roman" w:hAnsi="Times New Roman" w:cs="Times New Roman"/>
-          <w:lang w:val="tr-TR"/>
-        </w:rPr>
-        <w:t xml:space="preserve"> Odun ufak parçalar haline getirilerek talaş elde ediliyor.</w:t>
+        <w:t xml:space="preserve"> </w:t>
+      </w:r>
+      <w:r>
+        <w:rPr>
+          <w:rFonts w:ascii="Times New Roman" w:hAnsi="Times New Roman" w:cs="Times New Roman"/>
+          <w:lang w:val="tr-TR"/>
+        </w:rPr>
+        <w:t>Asit baz tepkimesi</w:t>
       </w:r>
     </w:p>
     <w:p>
@@ -9887,14 +10002,6 @@
           </mc:Fallback>
         </mc:AlternateContent>
       </w:r>
-    </w:p>
-    <w:p>
-      <w:pPr>
-        <w:rPr>
-          <w:rFonts w:ascii="Times New Roman" w:hAnsi="Times New Roman" w:cs="Times New Roman"/>
-          <w:lang w:val="tr-TR"/>
-        </w:rPr>
-      </w:pPr>
     </w:p>
     <w:p>
       <w:pPr>
